--- a/TỔNG HỢP NGỮ PHÁP JPD316.docx
+++ b/TỔNG HỢP NGỮ PHÁP JPD316.docx
@@ -465,7 +465,17 @@
           <w:szCs w:val="21"/>
           <w:lang w:val="en-US"/>
         </w:rPr>
-        <w:t>ウエルカムパーティーはさくら公園</w:t>
+        <w:t>ウエルカムパーティーはさくら</w:t>
+      </w:r>
+      <w:r>
+        <w:rPr>
+          <w:rFonts w:hint="eastAsia"/>
+          <w:color w:val="00B050"/>
+          <w:sz w:val="24"/>
+          <w:szCs w:val="21"/>
+          <w:lang w:val="en-US"/>
+        </w:rPr>
+        <w:t>公園</w:t>
       </w:r>
       <w:r>
         <w:rPr>
@@ -507,6 +517,7 @@
       <w:r>
         <w:rPr>
           <w:rFonts w:hint="eastAsia"/>
+          <w:color w:val="00B050"/>
           <w:sz w:val="24"/>
           <w:szCs w:val="21"/>
           <w:lang w:val="en-US"/>
@@ -526,11 +537,21 @@
       <w:r>
         <w:rPr>
           <w:rFonts w:hint="eastAsia"/>
-          <w:sz w:val="24"/>
-          <w:szCs w:val="21"/>
-          <w:lang w:val="en-US"/>
-        </w:rPr>
-        <w:t>日本のアニメの評価は年々高まっている。</w:t>
+          <w:color w:val="00B050"/>
+          <w:sz w:val="24"/>
+          <w:szCs w:val="21"/>
+          <w:lang w:val="en-US"/>
+        </w:rPr>
+        <w:t>日本</w:t>
+      </w:r>
+      <w:r>
+        <w:rPr>
+          <w:rFonts w:hint="eastAsia"/>
+          <w:sz w:val="24"/>
+          <w:szCs w:val="21"/>
+          <w:lang w:val="en-US"/>
+        </w:rPr>
+        <w:t>のアニメの評価は年々高まっている。</w:t>
       </w:r>
     </w:p>
     <w:p>
@@ -6978,7 +6999,7 @@
           <w:szCs w:val="21"/>
           <w:lang w:val="en-US"/>
         </w:rPr>
-        <w:t>Diễn tả hễ vế trước xảy ra thì vế sau sẽ xảy ra, thường dùng để nói về cơ chế hoạt động của máy móc hoặc sự thật hiển nhiên</w:t>
+        <w:t>Bắt nguồn từ sự việc tình cờ, ngẫu nhiên và thường diễn tả sự việc mang tính cá nhân.</w:t>
       </w:r>
     </w:p>
     <w:p>
@@ -7094,74 +7115,74 @@
           <w:szCs w:val="21"/>
           <w:lang w:val="en-US"/>
         </w:rPr>
+        <w:t xml:space="preserve">2. </w:t>
+      </w:r>
+      <w:r>
+        <w:rPr>
+          <w:rFonts w:hint="eastAsia"/>
+          <w:sz w:val="24"/>
+          <w:szCs w:val="21"/>
+          <w:lang w:val="en-US"/>
+        </w:rPr>
+        <w:t>彼女は卒業</w:t>
+      </w:r>
+      <w:r>
+        <w:rPr>
+          <w:rFonts w:hint="eastAsia"/>
+          <w:color w:val="D86DCB" w:themeColor="accent5" w:themeTint="99"/>
+          <w:sz w:val="24"/>
+          <w:szCs w:val="21"/>
+          <w:lang w:val="en-US"/>
+        </w:rPr>
+        <w:t>を</w:t>
+      </w:r>
+      <w:r>
+        <w:rPr>
+          <w:rFonts w:hint="eastAsia"/>
+          <w:color w:val="00B050"/>
+          <w:sz w:val="24"/>
+          <w:szCs w:val="21"/>
+          <w:lang w:val="en-US"/>
+        </w:rPr>
+        <w:t>きっかけ</w:t>
+      </w:r>
+      <w:r>
+        <w:rPr>
+          <w:rFonts w:hint="eastAsia"/>
+          <w:color w:val="D86DCB" w:themeColor="accent5" w:themeTint="99"/>
+          <w:sz w:val="24"/>
+          <w:szCs w:val="21"/>
+          <w:lang w:val="en-US"/>
+        </w:rPr>
+        <w:t>に</w:t>
+      </w:r>
+      <w:r>
+        <w:rPr>
+          <w:rFonts w:hint="eastAsia"/>
+          <w:sz w:val="24"/>
+          <w:szCs w:val="21"/>
+          <w:lang w:val="en-US"/>
+        </w:rPr>
+        <w:t>、髪を切った。</w:t>
+      </w:r>
+    </w:p>
+    <w:p>
+      <w:pPr>
+        <w:ind w:firstLine="720"/>
+        <w:rPr>
+          <w:sz w:val="24"/>
+          <w:szCs w:val="21"/>
+          <w:lang w:val="en-US"/>
+        </w:rPr>
+      </w:pPr>
+      <w:r>
+        <w:rPr>
+          <w:rFonts w:hint="eastAsia"/>
+          <w:sz w:val="24"/>
+          <w:szCs w:val="21"/>
+          <w:lang w:val="en-US"/>
+        </w:rPr>
         <w:lastRenderedPageBreak/>
-        <w:t xml:space="preserve">2. </w:t>
-      </w:r>
-      <w:r>
-        <w:rPr>
-          <w:rFonts w:hint="eastAsia"/>
-          <w:sz w:val="24"/>
-          <w:szCs w:val="21"/>
-          <w:lang w:val="en-US"/>
-        </w:rPr>
-        <w:t>彼女は卒業</w:t>
-      </w:r>
-      <w:r>
-        <w:rPr>
-          <w:rFonts w:hint="eastAsia"/>
-          <w:color w:val="D86DCB" w:themeColor="accent5" w:themeTint="99"/>
-          <w:sz w:val="24"/>
-          <w:szCs w:val="21"/>
-          <w:lang w:val="en-US"/>
-        </w:rPr>
-        <w:t>を</w:t>
-      </w:r>
-      <w:r>
-        <w:rPr>
-          <w:rFonts w:hint="eastAsia"/>
-          <w:color w:val="00B050"/>
-          <w:sz w:val="24"/>
-          <w:szCs w:val="21"/>
-          <w:lang w:val="en-US"/>
-        </w:rPr>
-        <w:t>きっかけ</w:t>
-      </w:r>
-      <w:r>
-        <w:rPr>
-          <w:rFonts w:hint="eastAsia"/>
-          <w:color w:val="D86DCB" w:themeColor="accent5" w:themeTint="99"/>
-          <w:sz w:val="24"/>
-          <w:szCs w:val="21"/>
-          <w:lang w:val="en-US"/>
-        </w:rPr>
-        <w:t>に</w:t>
-      </w:r>
-      <w:r>
-        <w:rPr>
-          <w:rFonts w:hint="eastAsia"/>
-          <w:sz w:val="24"/>
-          <w:szCs w:val="21"/>
-          <w:lang w:val="en-US"/>
-        </w:rPr>
-        <w:t>、髪を切った。</w:t>
-      </w:r>
-    </w:p>
-    <w:p>
-      <w:pPr>
-        <w:ind w:firstLine="720"/>
-        <w:rPr>
-          <w:sz w:val="24"/>
-          <w:szCs w:val="21"/>
-          <w:lang w:val="en-US"/>
-        </w:rPr>
-      </w:pPr>
-      <w:r>
-        <w:rPr>
-          <w:rFonts w:hint="eastAsia"/>
-          <w:sz w:val="24"/>
-          <w:szCs w:val="21"/>
-          <w:lang w:val="en-US"/>
-        </w:rPr>
         <w:t xml:space="preserve">3. </w:t>
       </w:r>
       <w:r>
@@ -13619,7 +13640,6 @@
     <w:p>
       <w:pPr>
         <w:rPr>
-          <w:rFonts w:hint="eastAsia"/>
           <w:sz w:val="24"/>
           <w:szCs w:val="21"/>
           <w:lang w:val="en-US"/>
@@ -13709,7 +13729,6 @@
                             <w:pPr>
                               <w:spacing w:after="0"/>
                               <w:rPr>
-                                <w:rFonts w:hint="eastAsia"/>
                                 <w:b/>
                                 <w:bCs/>
                                 <w:color w:val="00B0F0"/>
@@ -14102,7 +14121,6 @@
     <w:p>
       <w:pPr>
         <w:rPr>
-          <w:rFonts w:hint="eastAsia"/>
           <w:sz w:val="24"/>
           <w:szCs w:val="21"/>
           <w:lang w:val="en-US"/>
@@ -14280,20 +14298,29 @@
                             <w:pPr>
                               <w:spacing w:after="0"/>
                               <w:jc w:val="center"/>
+                            </w:pPr>
+                            <w:r>
+                              <w:rPr>
+                                <w:b/>
+                                <w:bCs/>
+                                <w:color w:val="00B0F0"/>
+                                <w:sz w:val="26"/>
+                                <w:szCs w:val="26"/>
+                                <w:lang w:val="en-US"/>
+                              </w:rPr>
+                              <w:t>V</w:t>
+                            </w:r>
+                            <w:r>
                               <w:rPr>
                                 <w:rFonts w:hint="eastAsia"/>
-                              </w:rPr>
-                            </w:pPr>
-                            <w:r>
-                              <w:rPr>
-                                <w:b/>
-                                <w:bCs/>
-                                <w:color w:val="00B0F0"/>
-                                <w:sz w:val="26"/>
-                                <w:szCs w:val="26"/>
-                                <w:lang w:val="en-US"/>
-                              </w:rPr>
-                              <w:t>V</w:t>
+                                <w:b/>
+                                <w:bCs/>
+                                <w:color w:val="00B0F0"/>
+                                <w:sz w:val="26"/>
+                                <w:szCs w:val="26"/>
+                                <w:lang w:val="en-US"/>
+                              </w:rPr>
+                              <w:t>る</w:t>
                             </w:r>
                             <w:r>
                               <w:rPr>
@@ -14305,7 +14332,7 @@
                                 <w:szCs w:val="26"/>
                                 <w:lang w:val="en-US"/>
                               </w:rPr>
-                              <w:t>る</w:t>
+                              <w:t xml:space="preserve"> / V</w:t>
                             </w:r>
                             <w:r>
                               <w:rPr>
@@ -14317,55 +14344,7 @@
                                 <w:szCs w:val="26"/>
                                 <w:lang w:val="en-US"/>
                               </w:rPr>
-                              <w:t xml:space="preserve"> /</w:t>
-                            </w:r>
-                            <w:r>
-                              <w:rPr>
-                                <w:rFonts w:hint="eastAsia"/>
-                                <w:b/>
-                                <w:bCs/>
-                                <w:color w:val="00B0F0"/>
-                                <w:sz w:val="26"/>
-                                <w:szCs w:val="26"/>
-                                <w:lang w:val="en-US"/>
-                              </w:rPr>
-                              <w:t xml:space="preserve"> </w:t>
-                            </w:r>
-                            <w:r>
-                              <w:rPr>
-                                <w:rFonts w:hint="eastAsia"/>
-                                <w:b/>
-                                <w:bCs/>
-                                <w:color w:val="00B0F0"/>
-                                <w:sz w:val="26"/>
-                                <w:szCs w:val="26"/>
-                                <w:lang w:val="en-US"/>
-                              </w:rPr>
-                              <w:t>V</w:t>
-                            </w:r>
-                            <w:r>
-                              <w:rPr>
-                                <w:rFonts w:hint="eastAsia"/>
-                                <w:b/>
-                                <w:bCs/>
-                                <w:color w:val="00B0F0"/>
-                                <w:sz w:val="26"/>
-                                <w:szCs w:val="26"/>
-                                <w:lang w:val="en-US"/>
-                              </w:rPr>
-                              <w:t>ない</w:t>
-                            </w:r>
-                            <w:r>
-                              <w:rPr>
-                                <w:rFonts w:hint="eastAsia"/>
-                                <w:b/>
-                                <w:bCs/>
-                                <w:color w:val="00B0F0"/>
-                                <w:sz w:val="26"/>
-                                <w:szCs w:val="26"/>
-                                <w:lang w:val="en-US"/>
-                              </w:rPr>
-                              <w:t>＋</w:t>
+                              <w:t>ない＋</w:t>
                             </w:r>
                             <w:r>
                               <w:rPr>
@@ -14691,7 +14670,6 @@
     <w:p>
       <w:pPr>
         <w:rPr>
-          <w:rFonts w:hint="eastAsia"/>
           <w:sz w:val="24"/>
           <w:szCs w:val="21"/>
           <w:lang w:val="en-US"/>
@@ -14756,7 +14734,7 @@
     <w:p>
       <w:pPr>
         <w:rPr>
-          <w:rFonts w:asciiTheme="majorHAnsi" w:hAnsiTheme="majorHAnsi" w:cstheme="majorHAnsi" w:hint="eastAsia"/>
+          <w:rFonts w:asciiTheme="majorHAnsi" w:hAnsiTheme="majorHAnsi" w:cstheme="majorHAnsi"/>
           <w:b/>
           <w:bCs/>
           <w:sz w:val="24"/>

--- a/TỔNG HỢP NGỮ PHÁP JPD316.docx
+++ b/TỔNG HỢP NGỮ PHÁP JPD316.docx
@@ -13818,7 +13818,6 @@
                       <w:pPr>
                         <w:spacing w:after="0"/>
                         <w:rPr>
-                          <w:rFonts w:hint="eastAsia"/>
                           <w:b/>
                           <w:bCs/>
                           <w:color w:val="00B0F0"/>
@@ -14251,7 +14250,7 @@
         <mc:AlternateContent>
           <mc:Choice Requires="wps">
             <w:drawing>
-              <wp:anchor distT="45720" distB="45720" distL="114300" distR="114300" simplePos="0" relativeHeight="251696128" behindDoc="0" locked="0" layoutInCell="1" allowOverlap="1" wp14:anchorId="4A031C9D" wp14:editId="7B20193A">
+              <wp:anchor distT="45720" distB="45720" distL="114300" distR="114300" simplePos="0" relativeHeight="251696128" behindDoc="0" locked="0" layoutInCell="1" allowOverlap="1" wp14:anchorId="4A031C9D" wp14:editId="693B0340">
                 <wp:simplePos x="0" y="0"/>
                 <wp:positionH relativeFrom="column">
                   <wp:posOffset>1837055</wp:posOffset>
@@ -14397,20 +14396,29 @@
                       <w:pPr>
                         <w:spacing w:after="0"/>
                         <w:jc w:val="center"/>
+                      </w:pPr>
+                      <w:r>
+                        <w:rPr>
+                          <w:b/>
+                          <w:bCs/>
+                          <w:color w:val="00B0F0"/>
+                          <w:sz w:val="26"/>
+                          <w:szCs w:val="26"/>
+                          <w:lang w:val="en-US"/>
+                        </w:rPr>
+                        <w:t>V</w:t>
+                      </w:r>
+                      <w:r>
                         <w:rPr>
                           <w:rFonts w:hint="eastAsia"/>
-                        </w:rPr>
-                      </w:pPr>
-                      <w:r>
-                        <w:rPr>
-                          <w:b/>
-                          <w:bCs/>
-                          <w:color w:val="00B0F0"/>
-                          <w:sz w:val="26"/>
-                          <w:szCs w:val="26"/>
-                          <w:lang w:val="en-US"/>
-                        </w:rPr>
-                        <w:t>V</w:t>
+                          <w:b/>
+                          <w:bCs/>
+                          <w:color w:val="00B0F0"/>
+                          <w:sz w:val="26"/>
+                          <w:szCs w:val="26"/>
+                          <w:lang w:val="en-US"/>
+                        </w:rPr>
+                        <w:t>る</w:t>
                       </w:r>
                       <w:r>
                         <w:rPr>
@@ -14422,7 +14430,7 @@
                           <w:szCs w:val="26"/>
                           <w:lang w:val="en-US"/>
                         </w:rPr>
-                        <w:t>る</w:t>
+                        <w:t xml:space="preserve"> / V</w:t>
                       </w:r>
                       <w:r>
                         <w:rPr>
@@ -14434,55 +14442,7 @@
                           <w:szCs w:val="26"/>
                           <w:lang w:val="en-US"/>
                         </w:rPr>
-                        <w:t xml:space="preserve"> /</w:t>
-                      </w:r>
-                      <w:r>
-                        <w:rPr>
-                          <w:rFonts w:hint="eastAsia"/>
-                          <w:b/>
-                          <w:bCs/>
-                          <w:color w:val="00B0F0"/>
-                          <w:sz w:val="26"/>
-                          <w:szCs w:val="26"/>
-                          <w:lang w:val="en-US"/>
-                        </w:rPr>
-                        <w:t xml:space="preserve"> </w:t>
-                      </w:r>
-                      <w:r>
-                        <w:rPr>
-                          <w:rFonts w:hint="eastAsia"/>
-                          <w:b/>
-                          <w:bCs/>
-                          <w:color w:val="00B0F0"/>
-                          <w:sz w:val="26"/>
-                          <w:szCs w:val="26"/>
-                          <w:lang w:val="en-US"/>
-                        </w:rPr>
-                        <w:t>V</w:t>
-                      </w:r>
-                      <w:r>
-                        <w:rPr>
-                          <w:rFonts w:hint="eastAsia"/>
-                          <w:b/>
-                          <w:bCs/>
-                          <w:color w:val="00B0F0"/>
-                          <w:sz w:val="26"/>
-                          <w:szCs w:val="26"/>
-                          <w:lang w:val="en-US"/>
-                        </w:rPr>
-                        <w:t>ない</w:t>
-                      </w:r>
-                      <w:r>
-                        <w:rPr>
-                          <w:rFonts w:hint="eastAsia"/>
-                          <w:b/>
-                          <w:bCs/>
-                          <w:color w:val="00B0F0"/>
-                          <w:sz w:val="26"/>
-                          <w:szCs w:val="26"/>
-                          <w:lang w:val="en-US"/>
-                        </w:rPr>
-                        <w:t>＋</w:t>
+                        <w:t>ない＋</w:t>
                       </w:r>
                       <w:r>
                         <w:rPr>
@@ -14729,6 +14689,6397 @@
           <w:lang w:val="en-US"/>
         </w:rPr>
         <w:t>。</w:t>
+      </w:r>
+    </w:p>
+    <w:p>
+      <w:pPr>
+        <w:rPr>
+          <w:rFonts w:asciiTheme="majorHAnsi" w:hAnsiTheme="majorHAnsi" w:cstheme="majorHAnsi"/>
+          <w:b/>
+          <w:bCs/>
+          <w:sz w:val="24"/>
+          <w:szCs w:val="21"/>
+          <w:lang w:val="en-US"/>
+        </w:rPr>
+      </w:pPr>
+      <w:r>
+        <w:rPr>
+          <w:rFonts w:asciiTheme="majorHAnsi" w:hAnsiTheme="majorHAnsi" w:cstheme="majorHAnsi"/>
+          <w:b/>
+          <w:bCs/>
+          <w:sz w:val="24"/>
+          <w:szCs w:val="21"/>
+          <w:lang w:val="en-US"/>
+        </w:rPr>
+        <w:t xml:space="preserve">7. </w:t>
+      </w:r>
+      <w:r>
+        <w:rPr>
+          <w:rFonts w:asciiTheme="majorHAnsi" w:hAnsiTheme="majorHAnsi" w:cstheme="majorHAnsi" w:hint="eastAsia"/>
+          <w:b/>
+          <w:bCs/>
+          <w:sz w:val="24"/>
+          <w:szCs w:val="21"/>
+          <w:u w:val="single"/>
+          <w:lang w:val="en-US"/>
+        </w:rPr>
+        <w:t>～</w:t>
+      </w:r>
+      <w:r>
+        <w:rPr>
+          <w:rFonts w:asciiTheme="majorHAnsi" w:hAnsiTheme="majorHAnsi" w:cstheme="majorHAnsi" w:hint="eastAsia"/>
+          <w:b/>
+          <w:bCs/>
+          <w:sz w:val="24"/>
+          <w:szCs w:val="21"/>
+          <w:u w:val="single"/>
+          <w:lang w:val="en-US"/>
+        </w:rPr>
+        <w:t>に</w:t>
+      </w:r>
+      <w:r>
+        <w:rPr>
+          <w:rFonts w:asciiTheme="majorHAnsi" w:hAnsiTheme="majorHAnsi" w:cstheme="majorHAnsi"/>
+          <w:b/>
+          <w:bCs/>
+          <w:sz w:val="24"/>
+          <w:szCs w:val="21"/>
+          <w:u w:val="single"/>
+          <w:lang w:val="en-US"/>
+        </w:rPr>
+        <w:ruby>
+          <w:rubyPr>
+            <w:rubyAlign w:val="distributeSpace"/>
+            <w:hps w:val="12"/>
+            <w:hpsRaise w:val="26"/>
+            <w:hpsBaseText w:val="24"/>
+            <w:lid w:val="ja-JP"/>
+          </w:rubyPr>
+          <w:rt>
+            <w:r>
+              <w:rPr>
+                <w:rFonts w:ascii="Yu Gothic" w:eastAsia="Yu Gothic" w:hAnsi="Yu Gothic" w:cstheme="majorHAnsi" w:hint="eastAsia"/>
+                <w:b/>
+                <w:bCs/>
+                <w:sz w:val="12"/>
+                <w:szCs w:val="21"/>
+                <w:u w:val="single"/>
+                <w:lang w:val="en-US"/>
+              </w:rPr>
+              <w:t>かぎ</w:t>
+            </w:r>
+          </w:rt>
+          <w:rubyBase>
+            <w:r>
+              <w:rPr>
+                <w:rFonts w:asciiTheme="majorHAnsi" w:hAnsiTheme="majorHAnsi" w:cstheme="majorHAnsi" w:hint="eastAsia"/>
+                <w:b/>
+                <w:bCs/>
+                <w:sz w:val="24"/>
+                <w:szCs w:val="21"/>
+                <w:u w:val="single"/>
+                <w:lang w:val="en-US"/>
+              </w:rPr>
+              <w:t>限</w:t>
+            </w:r>
+          </w:rubyBase>
+        </w:ruby>
+      </w:r>
+      <w:r>
+        <w:rPr>
+          <w:rFonts w:asciiTheme="majorHAnsi" w:hAnsiTheme="majorHAnsi" w:cstheme="majorHAnsi" w:hint="eastAsia"/>
+          <w:b/>
+          <w:bCs/>
+          <w:sz w:val="24"/>
+          <w:szCs w:val="21"/>
+          <w:u w:val="single"/>
+          <w:lang w:val="en-US"/>
+        </w:rPr>
+        <w:t>り</w:t>
+      </w:r>
+      <w:r>
+        <w:rPr>
+          <w:rFonts w:asciiTheme="majorHAnsi" w:hAnsiTheme="majorHAnsi" w:cstheme="majorHAnsi" w:hint="eastAsia"/>
+          <w:b/>
+          <w:bCs/>
+          <w:sz w:val="24"/>
+          <w:szCs w:val="21"/>
+          <w:lang w:val="en-US"/>
+        </w:rPr>
+        <w:t>:</w:t>
+      </w:r>
+    </w:p>
+    <w:p>
+      <w:pPr>
+        <w:rPr>
+          <w:sz w:val="24"/>
+          <w:szCs w:val="21"/>
+          <w:lang w:val="en-US"/>
+        </w:rPr>
+      </w:pPr>
+      <w:r>
+        <w:rPr>
+          <w:b/>
+          <w:bCs/>
+          <w:noProof/>
+          <w:sz w:val="24"/>
+          <w:szCs w:val="21"/>
+          <w:lang w:val="en-US"/>
+        </w:rPr>
+        <mc:AlternateContent>
+          <mc:Choice Requires="wps">
+            <w:drawing>
+              <wp:anchor distT="45720" distB="45720" distL="114300" distR="114300" simplePos="0" relativeHeight="251698176" behindDoc="0" locked="0" layoutInCell="1" allowOverlap="1" wp14:anchorId="07F977EC" wp14:editId="38899B59">
+                <wp:simplePos x="0" y="0"/>
+                <wp:positionH relativeFrom="column">
+                  <wp:posOffset>1528423</wp:posOffset>
+                </wp:positionH>
+                <wp:positionV relativeFrom="paragraph">
+                  <wp:posOffset>32385</wp:posOffset>
+                </wp:positionV>
+                <wp:extent cx="3275965" cy="960120"/>
+                <wp:effectExtent l="0" t="0" r="19685" b="11430"/>
+                <wp:wrapSquare wrapText="bothSides"/>
+                <wp:docPr id="2108924909" name="Text Box 2"/>
+                <wp:cNvGraphicFramePr>
+                  <a:graphicFrameLocks xmlns:a="http://schemas.openxmlformats.org/drawingml/2006/main"/>
+                </wp:cNvGraphicFramePr>
+                <a:graphic xmlns:a="http://schemas.openxmlformats.org/drawingml/2006/main">
+                  <a:graphicData uri="http://schemas.microsoft.com/office/word/2010/wordprocessingShape">
+                    <wps:wsp>
+                      <wps:cNvSpPr txBox="1">
+                        <a:spLocks noChangeArrowheads="1"/>
+                      </wps:cNvSpPr>
+                      <wps:spPr bwMode="auto">
+                        <a:xfrm>
+                          <a:off x="0" y="0"/>
+                          <a:ext cx="3275965" cy="960120"/>
+                        </a:xfrm>
+                        <a:prstGeom prst="rect">
+                          <a:avLst/>
+                        </a:prstGeom>
+                        <a:solidFill>
+                          <a:srgbClr val="FFFFFF"/>
+                        </a:solidFill>
+                        <a:ln w="9525">
+                          <a:solidFill>
+                            <a:srgbClr val="00B0F0"/>
+                          </a:solidFill>
+                          <a:miter lim="800000"/>
+                          <a:headEnd/>
+                          <a:tailEnd/>
+                        </a:ln>
+                      </wps:spPr>
+                      <wps:txbx>
+                        <w:txbxContent>
+                          <w:p>
+                            <w:pPr>
+                              <w:spacing w:after="0"/>
+                              <w:rPr>
+                                <w:color w:val="00B0F0"/>
+                                <w:sz w:val="26"/>
+                                <w:szCs w:val="26"/>
+                                <w:lang w:val="en-US"/>
+                              </w:rPr>
+                            </w:pPr>
+                            <w:r>
+                              <w:rPr>
+                                <w:rFonts w:hint="eastAsia"/>
+                                <w:b/>
+                                <w:bCs/>
+                                <w:color w:val="00B0F0"/>
+                                <w:sz w:val="26"/>
+                                <w:szCs w:val="26"/>
+                                <w:lang w:val="en-US"/>
+                              </w:rPr>
+                              <w:t xml:space="preserve">~ N + </w:t>
+                            </w:r>
+                            <w:r>
+                              <w:rPr>
+                                <w:rFonts w:hint="eastAsia"/>
+                                <w:b/>
+                                <w:bCs/>
+                                <w:color w:val="00B0F0"/>
+                                <w:sz w:val="26"/>
+                                <w:szCs w:val="26"/>
+                                <w:lang w:val="en-US"/>
+                              </w:rPr>
+                              <w:t>に限り</w:t>
+                            </w:r>
+                            <w:r>
+                              <w:rPr>
+                                <w:sz w:val="26"/>
+                                <w:szCs w:val="26"/>
+                                <w:lang w:val="en-US"/>
+                              </w:rPr>
+                              <w:t>(chỉ trong giới hạn)</w:t>
+                            </w:r>
+                          </w:p>
+                          <w:p>
+                            <w:pPr>
+                              <w:spacing w:after="0"/>
+                            </w:pPr>
+                            <w:r>
+                              <w:rPr>
+                                <w:rFonts w:hint="eastAsia"/>
+                                <w:b/>
+                                <w:bCs/>
+                                <w:color w:val="00B0F0"/>
+                                <w:sz w:val="26"/>
+                                <w:szCs w:val="26"/>
+                                <w:lang w:val="en-US"/>
+                              </w:rPr>
+                              <w:t xml:space="preserve">~ N + </w:t>
+                            </w:r>
+                            <w:r>
+                              <w:rPr>
+                                <w:rFonts w:hint="eastAsia"/>
+                                <w:b/>
+                                <w:bCs/>
+                                <w:color w:val="00B0F0"/>
+                                <w:sz w:val="26"/>
+                                <w:szCs w:val="26"/>
+                                <w:lang w:val="en-US"/>
+                              </w:rPr>
+                              <w:t>に限って</w:t>
+                            </w:r>
+                            <w:r>
+                              <w:rPr>
+                                <w:b/>
+                                <w:bCs/>
+                                <w:color w:val="00B0F0"/>
+                                <w:sz w:val="26"/>
+                                <w:szCs w:val="26"/>
+                                <w:lang w:val="en-US"/>
+                              </w:rPr>
+                              <w:t xml:space="preserve"> </w:t>
+                            </w:r>
+                            <w:r>
+                              <w:rPr>
+                                <w:sz w:val="26"/>
+                                <w:szCs w:val="26"/>
+                                <w:lang w:val="en-US"/>
+                              </w:rPr>
+                              <w:t>(chỉ riêng N)</w:t>
+                            </w:r>
+                          </w:p>
+                          <w:p>
+                            <w:pPr>
+                              <w:spacing w:after="0"/>
+                            </w:pPr>
+                            <w:r>
+                              <w:rPr>
+                                <w:rFonts w:hint="eastAsia"/>
+                                <w:b/>
+                                <w:bCs/>
+                                <w:color w:val="00B0F0"/>
+                                <w:sz w:val="26"/>
+                                <w:szCs w:val="26"/>
+                                <w:lang w:val="en-US"/>
+                              </w:rPr>
+                              <w:t xml:space="preserve">~ </w:t>
+                            </w:r>
+                            <w:r>
+                              <w:rPr>
+                                <w:rFonts w:hint="eastAsia"/>
+                                <w:b/>
+                                <w:bCs/>
+                                <w:color w:val="00B0F0"/>
+                                <w:sz w:val="26"/>
+                                <w:szCs w:val="26"/>
+                                <w:lang w:val="en-US"/>
+                              </w:rPr>
+                              <w:t>普通形</w:t>
+                            </w:r>
+                            <w:r>
+                              <w:rPr>
+                                <w:rFonts w:hint="eastAsia"/>
+                                <w:b/>
+                                <w:bCs/>
+                                <w:color w:val="00B0F0"/>
+                                <w:sz w:val="26"/>
+                                <w:szCs w:val="26"/>
+                                <w:lang w:val="en-US"/>
+                              </w:rPr>
+                              <w:t xml:space="preserve"> + </w:t>
+                            </w:r>
+                            <w:r>
+                              <w:rPr>
+                                <w:rFonts w:hint="eastAsia"/>
+                                <w:b/>
+                                <w:bCs/>
+                                <w:color w:val="00B0F0"/>
+                                <w:sz w:val="26"/>
+                                <w:szCs w:val="26"/>
+                                <w:lang w:val="en-US"/>
+                              </w:rPr>
+                              <w:t>に限</w:t>
+                            </w:r>
+                            <w:r>
+                              <w:rPr>
+                                <w:rFonts w:hint="eastAsia"/>
+                                <w:b/>
+                                <w:bCs/>
+                                <w:color w:val="00B0F0"/>
+                                <w:sz w:val="26"/>
+                                <w:szCs w:val="26"/>
+                                <w:lang w:val="en-US"/>
+                              </w:rPr>
+                              <w:t>る</w:t>
+                            </w:r>
+                            <w:r>
+                              <w:rPr>
+                                <w:b/>
+                                <w:bCs/>
+                                <w:color w:val="00B0F0"/>
+                                <w:sz w:val="26"/>
+                                <w:szCs w:val="26"/>
+                                <w:lang w:val="en-US"/>
+                              </w:rPr>
+                              <w:t xml:space="preserve"> </w:t>
+                            </w:r>
+                            <w:r>
+                              <w:rPr>
+                                <w:sz w:val="26"/>
+                                <w:szCs w:val="26"/>
+                                <w:lang w:val="en-US"/>
+                              </w:rPr>
+                              <w:t>(là nhất (ý kiến chủ quan))</w:t>
+                            </w:r>
+                          </w:p>
+                          <w:p>
+                            <w:pPr>
+                              <w:spacing w:after="0"/>
+                              <w:rPr>
+                                <w:lang w:val="en-US"/>
+                              </w:rPr>
+                            </w:pPr>
+                          </w:p>
+                          <w:p>
+                            <w:pPr>
+                              <w:spacing w:after="0"/>
+                              <w:jc w:val="center"/>
+                            </w:pPr>
+                          </w:p>
+                        </w:txbxContent>
+                      </wps:txbx>
+                      <wps:bodyPr rot="0" vert="horz" wrap="square" lIns="91440" tIns="45720" rIns="91440" bIns="45720" anchor="t" anchorCtr="0">
+                        <a:noAutofit/>
+                      </wps:bodyPr>
+                    </wps:wsp>
+                  </a:graphicData>
+                </a:graphic>
+                <wp14:sizeRelH relativeFrom="margin">
+                  <wp14:pctWidth>0</wp14:pctWidth>
+                </wp14:sizeRelH>
+                <wp14:sizeRelV relativeFrom="margin">
+                  <wp14:pctHeight>0</wp14:pctHeight>
+                </wp14:sizeRelV>
+              </wp:anchor>
+            </w:drawing>
+          </mc:Choice>
+          <mc:Fallback>
+            <w:pict>
+              <v:shape w14:anchorId="07F977EC" id="_x0000_s1045" type="#_x0000_t202" style="position:absolute;left:0;text-align:left;margin-left:120.35pt;margin-top:2.55pt;width:257.95pt;height:75.6pt;z-index:251698176;visibility:visible;mso-wrap-style:square;mso-width-percent:0;mso-height-percent:0;mso-wrap-distance-left:9pt;mso-wrap-distance-top:3.6pt;mso-wrap-distance-right:9pt;mso-wrap-distance-bottom:3.6pt;mso-position-horizontal:absolute;mso-position-horizontal-relative:text;mso-position-vertical:absolute;mso-position-vertical-relative:text;mso-width-percent:0;mso-height-percent:0;mso-width-relative:margin;mso-height-relative:margin;v-text-anchor:top" o:gfxdata="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" strokecolor="#00b0f0">
+                <v:textbox>
+                  <w:txbxContent>
+                    <w:p>
+                      <w:pPr>
+                        <w:spacing w:after="0"/>
+                        <w:rPr>
+                          <w:color w:val="00B0F0"/>
+                          <w:sz w:val="26"/>
+                          <w:szCs w:val="26"/>
+                          <w:lang w:val="en-US"/>
+                        </w:rPr>
+                      </w:pPr>
+                      <w:r>
+                        <w:rPr>
+                          <w:rFonts w:hint="eastAsia"/>
+                          <w:b/>
+                          <w:bCs/>
+                          <w:color w:val="00B0F0"/>
+                          <w:sz w:val="26"/>
+                          <w:szCs w:val="26"/>
+                          <w:lang w:val="en-US"/>
+                        </w:rPr>
+                        <w:t xml:space="preserve">~ N + </w:t>
+                      </w:r>
+                      <w:r>
+                        <w:rPr>
+                          <w:rFonts w:hint="eastAsia"/>
+                          <w:b/>
+                          <w:bCs/>
+                          <w:color w:val="00B0F0"/>
+                          <w:sz w:val="26"/>
+                          <w:szCs w:val="26"/>
+                          <w:lang w:val="en-US"/>
+                        </w:rPr>
+                        <w:t>に限り</w:t>
+                      </w:r>
+                      <w:r>
+                        <w:rPr>
+                          <w:sz w:val="26"/>
+                          <w:szCs w:val="26"/>
+                          <w:lang w:val="en-US"/>
+                        </w:rPr>
+                        <w:t>(chỉ trong giới hạn)</w:t>
+                      </w:r>
+                    </w:p>
+                    <w:p>
+                      <w:pPr>
+                        <w:spacing w:after="0"/>
+                      </w:pPr>
+                      <w:r>
+                        <w:rPr>
+                          <w:rFonts w:hint="eastAsia"/>
+                          <w:b/>
+                          <w:bCs/>
+                          <w:color w:val="00B0F0"/>
+                          <w:sz w:val="26"/>
+                          <w:szCs w:val="26"/>
+                          <w:lang w:val="en-US"/>
+                        </w:rPr>
+                        <w:t xml:space="preserve">~ N + </w:t>
+                      </w:r>
+                      <w:r>
+                        <w:rPr>
+                          <w:rFonts w:hint="eastAsia"/>
+                          <w:b/>
+                          <w:bCs/>
+                          <w:color w:val="00B0F0"/>
+                          <w:sz w:val="26"/>
+                          <w:szCs w:val="26"/>
+                          <w:lang w:val="en-US"/>
+                        </w:rPr>
+                        <w:t>に限って</w:t>
+                      </w:r>
+                      <w:r>
+                        <w:rPr>
+                          <w:b/>
+                          <w:bCs/>
+                          <w:color w:val="00B0F0"/>
+                          <w:sz w:val="26"/>
+                          <w:szCs w:val="26"/>
+                          <w:lang w:val="en-US"/>
+                        </w:rPr>
+                        <w:t xml:space="preserve"> </w:t>
+                      </w:r>
+                      <w:r>
+                        <w:rPr>
+                          <w:sz w:val="26"/>
+                          <w:szCs w:val="26"/>
+                          <w:lang w:val="en-US"/>
+                        </w:rPr>
+                        <w:t>(chỉ riêng N)</w:t>
+                      </w:r>
+                    </w:p>
+                    <w:p>
+                      <w:pPr>
+                        <w:spacing w:after="0"/>
+                      </w:pPr>
+                      <w:r>
+                        <w:rPr>
+                          <w:rFonts w:hint="eastAsia"/>
+                          <w:b/>
+                          <w:bCs/>
+                          <w:color w:val="00B0F0"/>
+                          <w:sz w:val="26"/>
+                          <w:szCs w:val="26"/>
+                          <w:lang w:val="en-US"/>
+                        </w:rPr>
+                        <w:t xml:space="preserve">~ </w:t>
+                      </w:r>
+                      <w:r>
+                        <w:rPr>
+                          <w:rFonts w:hint="eastAsia"/>
+                          <w:b/>
+                          <w:bCs/>
+                          <w:color w:val="00B0F0"/>
+                          <w:sz w:val="26"/>
+                          <w:szCs w:val="26"/>
+                          <w:lang w:val="en-US"/>
+                        </w:rPr>
+                        <w:t>普通形</w:t>
+                      </w:r>
+                      <w:r>
+                        <w:rPr>
+                          <w:rFonts w:hint="eastAsia"/>
+                          <w:b/>
+                          <w:bCs/>
+                          <w:color w:val="00B0F0"/>
+                          <w:sz w:val="26"/>
+                          <w:szCs w:val="26"/>
+                          <w:lang w:val="en-US"/>
+                        </w:rPr>
+                        <w:t xml:space="preserve"> + </w:t>
+                      </w:r>
+                      <w:r>
+                        <w:rPr>
+                          <w:rFonts w:hint="eastAsia"/>
+                          <w:b/>
+                          <w:bCs/>
+                          <w:color w:val="00B0F0"/>
+                          <w:sz w:val="26"/>
+                          <w:szCs w:val="26"/>
+                          <w:lang w:val="en-US"/>
+                        </w:rPr>
+                        <w:t>に限</w:t>
+                      </w:r>
+                      <w:r>
+                        <w:rPr>
+                          <w:rFonts w:hint="eastAsia"/>
+                          <w:b/>
+                          <w:bCs/>
+                          <w:color w:val="00B0F0"/>
+                          <w:sz w:val="26"/>
+                          <w:szCs w:val="26"/>
+                          <w:lang w:val="en-US"/>
+                        </w:rPr>
+                        <w:t>る</w:t>
+                      </w:r>
+                      <w:r>
+                        <w:rPr>
+                          <w:b/>
+                          <w:bCs/>
+                          <w:color w:val="00B0F0"/>
+                          <w:sz w:val="26"/>
+                          <w:szCs w:val="26"/>
+                          <w:lang w:val="en-US"/>
+                        </w:rPr>
+                        <w:t xml:space="preserve"> </w:t>
+                      </w:r>
+                      <w:r>
+                        <w:rPr>
+                          <w:sz w:val="26"/>
+                          <w:szCs w:val="26"/>
+                          <w:lang w:val="en-US"/>
+                        </w:rPr>
+                        <w:t>(là nhất (ý kiến chủ quan))</w:t>
+                      </w:r>
+                    </w:p>
+                    <w:p>
+                      <w:pPr>
+                        <w:spacing w:after="0"/>
+                        <w:rPr>
+                          <w:lang w:val="en-US"/>
+                        </w:rPr>
+                      </w:pPr>
+                    </w:p>
+                    <w:p>
+                      <w:pPr>
+                        <w:spacing w:after="0"/>
+                        <w:jc w:val="center"/>
+                      </w:pPr>
+                    </w:p>
+                  </w:txbxContent>
+                </v:textbox>
+                <w10:wrap type="square"/>
+              </v:shape>
+            </w:pict>
+          </mc:Fallback>
+        </mc:AlternateContent>
+      </w:r>
+    </w:p>
+    <w:p>
+      <w:pPr>
+        <w:rPr>
+          <w:rFonts w:asciiTheme="majorHAnsi" w:hAnsiTheme="majorHAnsi" w:cstheme="majorHAnsi"/>
+          <w:b/>
+          <w:bCs/>
+          <w:sz w:val="24"/>
+          <w:szCs w:val="21"/>
+          <w:lang w:val="en-US"/>
+        </w:rPr>
+      </w:pPr>
+    </w:p>
+    <w:p>
+      <w:pPr>
+        <w:rPr>
+          <w:rFonts w:asciiTheme="majorHAnsi" w:hAnsiTheme="majorHAnsi" w:cstheme="majorHAnsi"/>
+          <w:b/>
+          <w:bCs/>
+          <w:sz w:val="24"/>
+          <w:szCs w:val="21"/>
+          <w:lang w:val="en-US"/>
+        </w:rPr>
+      </w:pPr>
+    </w:p>
+    <w:p>
+      <w:pPr>
+        <w:rPr>
+          <w:rFonts w:asciiTheme="majorHAnsi" w:hAnsiTheme="majorHAnsi" w:cstheme="majorHAnsi"/>
+          <w:b/>
+          <w:bCs/>
+          <w:sz w:val="24"/>
+          <w:szCs w:val="21"/>
+          <w:lang w:val="en-US"/>
+        </w:rPr>
+      </w:pPr>
+    </w:p>
+    <w:p>
+      <w:pPr>
+        <w:rPr>
+          <w:sz w:val="24"/>
+          <w:szCs w:val="21"/>
+          <w:lang w:val="en-US"/>
+        </w:rPr>
+      </w:pPr>
+      <w:r>
+        <w:rPr>
+          <w:rFonts w:hint="eastAsia"/>
+          <w:b/>
+          <w:bCs/>
+          <w:color w:val="00B0F0"/>
+          <w:sz w:val="24"/>
+          <w:szCs w:val="21"/>
+          <w:lang w:val="en-US"/>
+        </w:rPr>
+        <w:lastRenderedPageBreak/>
+        <w:t>ポイント</w:t>
+      </w:r>
+      <w:r>
+        <w:rPr>
+          <w:b/>
+          <w:bCs/>
+          <w:color w:val="00B0F0"/>
+          <w:sz w:val="24"/>
+          <w:szCs w:val="21"/>
+          <w:lang w:val="en-US"/>
+        </w:rPr>
+        <w:t>:</w:t>
+      </w:r>
+      <w:r>
+        <w:rPr>
+          <w:b/>
+          <w:bCs/>
+          <w:sz w:val="24"/>
+          <w:szCs w:val="21"/>
+          <w:lang w:val="en-US"/>
+        </w:rPr>
+        <w:t xml:space="preserve"> </w:t>
+      </w:r>
+      <w:r>
+        <w:rPr>
+          <w:sz w:val="24"/>
+          <w:szCs w:val="21"/>
+          <w:lang w:val="en-US"/>
+        </w:rPr>
+        <w:t>Diễn tả 1 giới hạn, rằng đãi ngộ, quyền lợi,… được nói đến ở phía sau chỉ dành riêng cho 1 đối tượng nhất định.</w:t>
+      </w:r>
+    </w:p>
+    <w:p>
+      <w:pPr>
+        <w:rPr>
+          <w:sz w:val="24"/>
+          <w:szCs w:val="21"/>
+          <w:lang w:val="en-US"/>
+        </w:rPr>
+      </w:pPr>
+      <w:r>
+        <w:rPr>
+          <w:rFonts w:hint="eastAsia"/>
+          <w:b/>
+          <w:bCs/>
+          <w:sz w:val="24"/>
+          <w:szCs w:val="21"/>
+          <w:lang w:val="en-US"/>
+        </w:rPr>
+        <w:t>例</w:t>
+      </w:r>
+      <w:r>
+        <w:rPr>
+          <w:rFonts w:hint="eastAsia"/>
+          <w:b/>
+          <w:bCs/>
+          <w:sz w:val="24"/>
+          <w:szCs w:val="21"/>
+          <w:lang w:val="en-US"/>
+        </w:rPr>
+        <w:t xml:space="preserve">: </w:t>
+      </w:r>
+      <w:r>
+        <w:rPr>
+          <w:b/>
+          <w:bCs/>
+          <w:sz w:val="24"/>
+          <w:szCs w:val="21"/>
+          <w:lang w:val="en-US"/>
+        </w:rPr>
+        <w:tab/>
+      </w:r>
+      <w:r>
+        <w:rPr>
+          <w:sz w:val="24"/>
+          <w:szCs w:val="21"/>
+          <w:lang w:val="en-US"/>
+        </w:rPr>
+        <w:t xml:space="preserve">1. </w:t>
+      </w:r>
+      <w:r>
+        <w:rPr>
+          <w:rFonts w:hint="eastAsia"/>
+          <w:sz w:val="24"/>
+          <w:szCs w:val="21"/>
+          <w:lang w:val="en-US"/>
+        </w:rPr>
+        <w:t>3000</w:t>
+      </w:r>
+      <w:r>
+        <w:rPr>
+          <w:rFonts w:hint="eastAsia"/>
+          <w:sz w:val="24"/>
+          <w:szCs w:val="21"/>
+          <w:lang w:val="en-US"/>
+        </w:rPr>
+        <w:t>円以上お買い上げの</w:t>
+      </w:r>
+      <w:r>
+        <w:rPr>
+          <w:rFonts w:hint="eastAsia"/>
+          <w:color w:val="00B050"/>
+          <w:sz w:val="24"/>
+          <w:szCs w:val="21"/>
+          <w:lang w:val="en-US"/>
+        </w:rPr>
+        <w:t>お客様</w:t>
+      </w:r>
+      <w:r>
+        <w:rPr>
+          <w:rFonts w:hint="eastAsia"/>
+          <w:color w:val="D86DCB" w:themeColor="accent5" w:themeTint="99"/>
+          <w:sz w:val="24"/>
+          <w:szCs w:val="21"/>
+          <w:lang w:val="en-US"/>
+        </w:rPr>
+        <w:t>に限り</w:t>
+      </w:r>
+      <w:r>
+        <w:rPr>
+          <w:rFonts w:hint="eastAsia"/>
+          <w:sz w:val="24"/>
+          <w:szCs w:val="21"/>
+          <w:lang w:val="en-US"/>
+        </w:rPr>
+        <w:t>、</w:t>
+      </w:r>
+      <w:r>
+        <w:rPr>
+          <w:sz w:val="24"/>
+          <w:szCs w:val="21"/>
+          <w:lang w:val="en-US"/>
+        </w:rPr>
+        <w:ruby>
+          <w:rubyPr>
+            <w:rubyAlign w:val="distributeSpace"/>
+            <w:hps w:val="12"/>
+            <w:hpsRaise w:val="26"/>
+            <w:hpsBaseText w:val="24"/>
+            <w:lid w:val="ja-JP"/>
+          </w:rubyPr>
+          <w:rt>
+            <w:r>
+              <w:rPr>
+                <w:rFonts w:ascii="Yu Gothic" w:eastAsia="Yu Gothic" w:hAnsi="Yu Gothic" w:hint="eastAsia"/>
+                <w:sz w:val="12"/>
+                <w:szCs w:val="21"/>
+                <w:lang w:val="en-US"/>
+              </w:rPr>
+              <w:t>じかい</w:t>
+            </w:r>
+          </w:rt>
+          <w:rubyBase>
+            <w:r>
+              <w:rPr>
+                <w:rFonts w:hint="eastAsia"/>
+                <w:sz w:val="24"/>
+                <w:szCs w:val="21"/>
+                <w:lang w:val="en-US"/>
+              </w:rPr>
+              <w:t>次回</w:t>
+            </w:r>
+          </w:rubyBase>
+        </w:ruby>
+      </w:r>
+      <w:r>
+        <w:rPr>
+          <w:rFonts w:hint="eastAsia"/>
+          <w:sz w:val="24"/>
+          <w:szCs w:val="21"/>
+          <w:lang w:val="en-US"/>
+        </w:rPr>
+        <w:t>のセール</w:t>
+      </w:r>
+      <w:r>
+        <w:rPr>
+          <w:sz w:val="24"/>
+          <w:szCs w:val="21"/>
+          <w:lang w:val="en-US"/>
+        </w:rPr>
+        <w:ruby>
+          <w:rubyPr>
+            <w:rubyAlign w:val="distributeSpace"/>
+            <w:hps w:val="12"/>
+            <w:hpsRaise w:val="26"/>
+            <w:hpsBaseText w:val="24"/>
+            <w:lid w:val="ja-JP"/>
+          </w:rubyPr>
+          <w:rt>
+            <w:r>
+              <w:rPr>
+                <w:rFonts w:ascii="Yu Gothic" w:eastAsia="Yu Gothic" w:hAnsi="Yu Gothic" w:hint="eastAsia"/>
+                <w:sz w:val="12"/>
+                <w:szCs w:val="21"/>
+                <w:lang w:val="en-US"/>
+              </w:rPr>
+              <w:t>わりびきけん</w:t>
+            </w:r>
+          </w:rt>
+          <w:rubyBase>
+            <w:r>
+              <w:rPr>
+                <w:rFonts w:hint="eastAsia"/>
+                <w:sz w:val="24"/>
+                <w:szCs w:val="21"/>
+                <w:lang w:val="en-US"/>
+              </w:rPr>
+              <w:t>割引券</w:t>
+            </w:r>
+          </w:rubyBase>
+        </w:ruby>
+      </w:r>
+      <w:r>
+        <w:rPr>
+          <w:rFonts w:hint="eastAsia"/>
+          <w:sz w:val="24"/>
+          <w:szCs w:val="21"/>
+          <w:lang w:val="en-US"/>
+        </w:rPr>
+        <w:t>をプレゼント！</w:t>
+      </w:r>
+    </w:p>
+    <w:p>
+      <w:pPr>
+        <w:rPr>
+          <w:sz w:val="24"/>
+          <w:szCs w:val="21"/>
+          <w:lang w:val="en-US"/>
+        </w:rPr>
+      </w:pPr>
+      <w:r>
+        <w:rPr>
+          <w:sz w:val="24"/>
+          <w:szCs w:val="21"/>
+          <w:lang w:val="en-US"/>
+        </w:rPr>
+        <w:tab/>
+      </w:r>
+      <w:r>
+        <w:rPr>
+          <w:rFonts w:hint="eastAsia"/>
+          <w:sz w:val="24"/>
+          <w:szCs w:val="21"/>
+          <w:lang w:val="en-US"/>
+        </w:rPr>
+        <w:t>2</w:t>
+      </w:r>
+      <w:r>
+        <w:rPr>
+          <w:rFonts w:hint="eastAsia"/>
+          <w:sz w:val="24"/>
+          <w:szCs w:val="21"/>
+          <w:lang w:val="en-US"/>
+        </w:rPr>
+        <w:t xml:space="preserve">. </w:t>
+      </w:r>
+      <w:r>
+        <w:rPr>
+          <w:rFonts w:hint="eastAsia"/>
+          <w:sz w:val="24"/>
+          <w:szCs w:val="21"/>
+          <w:lang w:val="en-US"/>
+        </w:rPr>
+        <w:t>こちらへの</w:t>
+      </w:r>
+      <w:r>
+        <w:rPr>
+          <w:sz w:val="24"/>
+          <w:szCs w:val="21"/>
+          <w:lang w:val="en-US"/>
+        </w:rPr>
+        <w:ruby>
+          <w:rubyPr>
+            <w:rubyAlign w:val="distributeSpace"/>
+            <w:hps w:val="12"/>
+            <w:hpsRaise w:val="26"/>
+            <w:hpsBaseText w:val="24"/>
+            <w:lid w:val="ja-JP"/>
+          </w:rubyPr>
+          <w:rt>
+            <w:r>
+              <w:rPr>
+                <w:rFonts w:ascii="Yu Gothic" w:eastAsia="Yu Gothic" w:hAnsi="Yu Gothic" w:hint="eastAsia"/>
+                <w:sz w:val="12"/>
+                <w:szCs w:val="21"/>
+                <w:lang w:val="en-US"/>
+              </w:rPr>
+              <w:t>おうぼ</w:t>
+            </w:r>
+          </w:rt>
+          <w:rubyBase>
+            <w:r>
+              <w:rPr>
+                <w:rFonts w:hint="eastAsia"/>
+                <w:sz w:val="24"/>
+                <w:szCs w:val="21"/>
+                <w:lang w:val="en-US"/>
+              </w:rPr>
+              <w:t>応募</w:t>
+            </w:r>
+          </w:rubyBase>
+        </w:ruby>
+      </w:r>
+      <w:r>
+        <w:rPr>
+          <w:rFonts w:hint="eastAsia"/>
+          <w:sz w:val="24"/>
+          <w:szCs w:val="21"/>
+          <w:lang w:val="en-US"/>
+        </w:rPr>
+        <w:t>は、</w:t>
+      </w:r>
+      <w:r>
+        <w:rPr>
+          <w:rFonts w:hint="eastAsia"/>
+          <w:color w:val="00B050"/>
+          <w:sz w:val="24"/>
+          <w:szCs w:val="21"/>
+          <w:lang w:val="en-US"/>
+        </w:rPr>
+        <w:t>国内在住の方</w:t>
+      </w:r>
+      <w:r>
+        <w:rPr>
+          <w:rFonts w:hint="eastAsia"/>
+          <w:color w:val="D86DCB" w:themeColor="accent5" w:themeTint="99"/>
+          <w:sz w:val="24"/>
+          <w:szCs w:val="21"/>
+          <w:lang w:val="en-US"/>
+        </w:rPr>
+        <w:t>に限ります</w:t>
+      </w:r>
+      <w:r>
+        <w:rPr>
+          <w:rFonts w:hint="eastAsia"/>
+          <w:sz w:val="24"/>
+          <w:szCs w:val="21"/>
+          <w:lang w:val="en-US"/>
+        </w:rPr>
+        <w:t>。</w:t>
+      </w:r>
+    </w:p>
+    <w:p>
+      <w:pPr>
+        <w:rPr>
+          <w:sz w:val="24"/>
+          <w:szCs w:val="21"/>
+          <w:lang w:val="en-US"/>
+        </w:rPr>
+      </w:pPr>
+      <w:r>
+        <w:rPr>
+          <w:sz w:val="24"/>
+          <w:szCs w:val="21"/>
+          <w:lang w:val="en-US"/>
+        </w:rPr>
+        <w:tab/>
+      </w:r>
+      <w:r>
+        <w:rPr>
+          <w:rFonts w:hint="eastAsia"/>
+          <w:sz w:val="24"/>
+          <w:szCs w:val="21"/>
+          <w:lang w:val="en-US"/>
+        </w:rPr>
+        <w:t xml:space="preserve">3. </w:t>
+      </w:r>
+      <w:r>
+        <w:rPr>
+          <w:rFonts w:hint="eastAsia"/>
+          <w:sz w:val="24"/>
+          <w:szCs w:val="21"/>
+          <w:lang w:val="en-US"/>
+        </w:rPr>
+        <w:t>僕が早く</w:t>
+      </w:r>
+      <w:r>
+        <w:rPr>
+          <w:rFonts w:hint="eastAsia"/>
+          <w:color w:val="00B050"/>
+          <w:sz w:val="24"/>
+          <w:szCs w:val="21"/>
+          <w:lang w:val="en-US"/>
+        </w:rPr>
+        <w:t>帰る日</w:t>
+      </w:r>
+      <w:r>
+        <w:rPr>
+          <w:rFonts w:hint="eastAsia"/>
+          <w:color w:val="D86DCB" w:themeColor="accent5" w:themeTint="99"/>
+          <w:sz w:val="24"/>
+          <w:szCs w:val="21"/>
+          <w:lang w:val="en-US"/>
+        </w:rPr>
+        <w:t>に限って</w:t>
+      </w:r>
+      <w:r>
+        <w:rPr>
+          <w:rFonts w:hint="eastAsia"/>
+          <w:sz w:val="24"/>
+          <w:szCs w:val="21"/>
+          <w:lang w:val="en-US"/>
+        </w:rPr>
+        <w:t>、妻の方は残業で帰りが遅い。</w:t>
+      </w:r>
+    </w:p>
+    <w:p>
+      <w:pPr>
+        <w:rPr>
+          <w:sz w:val="24"/>
+          <w:szCs w:val="21"/>
+          <w:lang w:val="en-US"/>
+        </w:rPr>
+      </w:pPr>
+      <w:r>
+        <w:rPr>
+          <w:sz w:val="24"/>
+          <w:szCs w:val="21"/>
+          <w:lang w:val="en-US"/>
+        </w:rPr>
+        <w:tab/>
+        <w:t xml:space="preserve">4. </w:t>
+      </w:r>
+      <w:r>
+        <w:rPr>
+          <w:rFonts w:hint="eastAsia"/>
+          <w:sz w:val="24"/>
+          <w:szCs w:val="21"/>
+          <w:lang w:val="en-US"/>
+        </w:rPr>
+        <w:t>暑いなあ。やっぱり夏は</w:t>
+      </w:r>
+      <w:r>
+        <w:rPr>
+          <w:rFonts w:hint="eastAsia"/>
+          <w:color w:val="00B050"/>
+          <w:sz w:val="24"/>
+          <w:szCs w:val="21"/>
+          <w:lang w:val="en-US"/>
+        </w:rPr>
+        <w:t>冷たいビール</w:t>
+      </w:r>
+      <w:r>
+        <w:rPr>
+          <w:rFonts w:hint="eastAsia"/>
+          <w:color w:val="D86DCB" w:themeColor="accent5" w:themeTint="99"/>
+          <w:sz w:val="24"/>
+          <w:szCs w:val="21"/>
+          <w:lang w:val="en-US"/>
+        </w:rPr>
+        <w:t>に限る</w:t>
+      </w:r>
+      <w:r>
+        <w:rPr>
+          <w:rFonts w:hint="eastAsia"/>
+          <w:sz w:val="24"/>
+          <w:szCs w:val="21"/>
+          <w:lang w:val="en-US"/>
+        </w:rPr>
+        <w:t>。</w:t>
+      </w:r>
+    </w:p>
+    <w:p>
+      <w:pPr>
+        <w:rPr>
+          <w:rFonts w:asciiTheme="majorHAnsi" w:hAnsiTheme="majorHAnsi" w:cstheme="majorHAnsi"/>
+          <w:b/>
+          <w:bCs/>
+          <w:sz w:val="24"/>
+          <w:szCs w:val="21"/>
+          <w:lang w:val="en-US"/>
+        </w:rPr>
+      </w:pPr>
+      <w:r>
+        <w:rPr>
+          <w:rFonts w:asciiTheme="majorHAnsi" w:hAnsiTheme="majorHAnsi" w:cstheme="majorHAnsi"/>
+          <w:b/>
+          <w:bCs/>
+          <w:sz w:val="24"/>
+          <w:szCs w:val="21"/>
+          <w:lang w:val="en-US"/>
+        </w:rPr>
+        <w:t>8</w:t>
+      </w:r>
+      <w:r>
+        <w:rPr>
+          <w:rFonts w:asciiTheme="majorHAnsi" w:hAnsiTheme="majorHAnsi" w:cstheme="majorHAnsi"/>
+          <w:b/>
+          <w:bCs/>
+          <w:sz w:val="24"/>
+          <w:szCs w:val="21"/>
+          <w:lang w:val="en-US"/>
+        </w:rPr>
+        <w:t xml:space="preserve">. </w:t>
+      </w:r>
+      <w:r>
+        <w:rPr>
+          <w:rFonts w:asciiTheme="majorHAnsi" w:hAnsiTheme="majorHAnsi" w:cstheme="majorHAnsi"/>
+          <w:b/>
+          <w:bCs/>
+          <w:sz w:val="24"/>
+          <w:szCs w:val="21"/>
+          <w:u w:val="single"/>
+          <w:lang w:val="en-US"/>
+        </w:rPr>
+        <w:t>Nhất định là… / Chính là…</w:t>
+      </w:r>
+      <w:r>
+        <w:rPr>
+          <w:rFonts w:asciiTheme="majorHAnsi" w:hAnsiTheme="majorHAnsi" w:cstheme="majorHAnsi" w:hint="eastAsia"/>
+          <w:b/>
+          <w:bCs/>
+          <w:sz w:val="24"/>
+          <w:szCs w:val="21"/>
+          <w:lang w:val="en-US"/>
+        </w:rPr>
+        <w:t>:</w:t>
+      </w:r>
+    </w:p>
+    <w:p>
+      <w:pPr>
+        <w:rPr>
+          <w:rFonts w:asciiTheme="majorHAnsi" w:hAnsiTheme="majorHAnsi" w:cstheme="majorHAnsi"/>
+          <w:b/>
+          <w:bCs/>
+          <w:sz w:val="24"/>
+          <w:szCs w:val="21"/>
+          <w:lang w:val="en-US"/>
+        </w:rPr>
+      </w:pPr>
+      <w:r>
+        <w:rPr>
+          <w:b/>
+          <w:bCs/>
+          <w:noProof/>
+          <w:sz w:val="24"/>
+          <w:szCs w:val="21"/>
+          <w:lang w:val="en-US"/>
+        </w:rPr>
+        <mc:AlternateContent>
+          <mc:Choice Requires="wps">
+            <w:drawing>
+              <wp:anchor distT="45720" distB="45720" distL="114300" distR="114300" simplePos="0" relativeHeight="251700224" behindDoc="0" locked="0" layoutInCell="1" allowOverlap="1" wp14:anchorId="045E237D" wp14:editId="724B7FCB">
+                <wp:simplePos x="0" y="0"/>
+                <wp:positionH relativeFrom="column">
+                  <wp:posOffset>1960880</wp:posOffset>
+                </wp:positionH>
+                <wp:positionV relativeFrom="paragraph">
+                  <wp:posOffset>48895</wp:posOffset>
+                </wp:positionV>
+                <wp:extent cx="2501900" cy="960120"/>
+                <wp:effectExtent l="0" t="0" r="12700" b="11430"/>
+                <wp:wrapSquare wrapText="bothSides"/>
+                <wp:docPr id="1658876232" name="Text Box 2"/>
+                <wp:cNvGraphicFramePr>
+                  <a:graphicFrameLocks xmlns:a="http://schemas.openxmlformats.org/drawingml/2006/main"/>
+                </wp:cNvGraphicFramePr>
+                <a:graphic xmlns:a="http://schemas.openxmlformats.org/drawingml/2006/main">
+                  <a:graphicData uri="http://schemas.microsoft.com/office/word/2010/wordprocessingShape">
+                    <wps:wsp>
+                      <wps:cNvSpPr txBox="1">
+                        <a:spLocks noChangeArrowheads="1"/>
+                      </wps:cNvSpPr>
+                      <wps:spPr bwMode="auto">
+                        <a:xfrm>
+                          <a:off x="0" y="0"/>
+                          <a:ext cx="2501900" cy="960120"/>
+                        </a:xfrm>
+                        <a:prstGeom prst="rect">
+                          <a:avLst/>
+                        </a:prstGeom>
+                        <a:solidFill>
+                          <a:srgbClr val="FFFFFF"/>
+                        </a:solidFill>
+                        <a:ln w="9525">
+                          <a:solidFill>
+                            <a:srgbClr val="00B0F0"/>
+                          </a:solidFill>
+                          <a:miter lim="800000"/>
+                          <a:headEnd/>
+                          <a:tailEnd/>
+                        </a:ln>
+                      </wps:spPr>
+                      <wps:txbx>
+                        <w:txbxContent>
+                          <w:p>
+                            <w:pPr>
+                              <w:spacing w:after="0"/>
+                              <w:rPr>
+                                <w:color w:val="00B0F0"/>
+                                <w:sz w:val="26"/>
+                                <w:szCs w:val="26"/>
+                                <w:lang w:val="en-US"/>
+                              </w:rPr>
+                            </w:pPr>
+                            <w:r>
+                              <w:rPr>
+                                <w:rFonts w:hint="eastAsia"/>
+                                <w:b/>
+                                <w:bCs/>
+                                <w:color w:val="00B0F0"/>
+                                <w:sz w:val="26"/>
+                                <w:szCs w:val="26"/>
+                                <w:lang w:val="en-US"/>
+                              </w:rPr>
+                              <w:t xml:space="preserve">~ N </w:t>
+                            </w:r>
+                            <w:r>
+                              <w:rPr>
+                                <w:rFonts w:hint="eastAsia"/>
+                                <w:b/>
+                                <w:bCs/>
+                                <w:color w:val="00B0F0"/>
+                                <w:sz w:val="26"/>
+                                <w:szCs w:val="26"/>
+                                <w:lang w:val="en-US"/>
+                              </w:rPr>
+                              <w:t xml:space="preserve">(+ </w:t>
+                            </w:r>
+                            <w:r>
+                              <w:rPr>
+                                <w:rFonts w:hint="eastAsia"/>
+                                <w:b/>
+                                <w:bCs/>
+                                <w:color w:val="00B0F0"/>
+                                <w:sz w:val="26"/>
+                                <w:szCs w:val="26"/>
+                                <w:lang w:val="en-US"/>
+                              </w:rPr>
+                              <w:t>助詞</w:t>
+                            </w:r>
+                            <w:r>
+                              <w:rPr>
+                                <w:rFonts w:hint="eastAsia"/>
+                                <w:b/>
+                                <w:bCs/>
+                                <w:color w:val="00B0F0"/>
+                                <w:sz w:val="26"/>
+                                <w:szCs w:val="26"/>
+                                <w:lang w:val="en-US"/>
+                              </w:rPr>
+                              <w:t xml:space="preserve">) </w:t>
+                            </w:r>
+                            <w:r>
+                              <w:rPr>
+                                <w:sz w:val="26"/>
+                                <w:szCs w:val="26"/>
+                                <w:lang w:val="en-US"/>
+                              </w:rPr>
+                              <w:t>(</w:t>
+                            </w:r>
+                            <w:r>
+                              <w:rPr>
+                                <w:rFonts w:hint="eastAsia"/>
+                                <w:sz w:val="26"/>
+                                <w:szCs w:val="26"/>
+                                <w:lang w:val="en-US"/>
+                              </w:rPr>
+                              <w:t>Chính là</w:t>
+                            </w:r>
+                            <w:r>
+                              <w:rPr>
+                                <w:sz w:val="26"/>
+                                <w:szCs w:val="26"/>
+                                <w:lang w:val="en-US"/>
+                              </w:rPr>
+                              <w:t>…</w:t>
+                            </w:r>
+                            <w:r>
+                              <w:rPr>
+                                <w:sz w:val="26"/>
+                                <w:szCs w:val="26"/>
+                                <w:lang w:val="en-US"/>
+                              </w:rPr>
+                              <w:t>)</w:t>
+                            </w:r>
+                          </w:p>
+                          <w:p>
+                            <w:pPr>
+                              <w:spacing w:after="0"/>
+                            </w:pPr>
+                            <w:r>
+                              <w:rPr>
+                                <w:rFonts w:hint="eastAsia"/>
+                                <w:b/>
+                                <w:bCs/>
+                                <w:color w:val="00B0F0"/>
+                                <w:sz w:val="26"/>
+                                <w:szCs w:val="26"/>
+                                <w:lang w:val="en-US"/>
+                              </w:rPr>
+                              <w:t xml:space="preserve">~ </w:t>
+                            </w:r>
+                            <w:r>
+                              <w:rPr>
+                                <w:rFonts w:hint="eastAsia"/>
+                                <w:b/>
+                                <w:bCs/>
+                                <w:color w:val="00B0F0"/>
+                                <w:sz w:val="26"/>
+                                <w:szCs w:val="26"/>
+                                <w:lang w:val="en-US"/>
+                              </w:rPr>
+                              <w:t>普通形</w:t>
+                            </w:r>
+                            <w:r>
+                              <w:rPr>
+                                <w:rFonts w:hint="eastAsia"/>
+                                <w:b/>
+                                <w:bCs/>
+                                <w:color w:val="00B0F0"/>
+                                <w:sz w:val="26"/>
+                                <w:szCs w:val="26"/>
+                                <w:lang w:val="en-US"/>
+                              </w:rPr>
+                              <w:t xml:space="preserve"> </w:t>
+                            </w:r>
+                            <w:r>
+                              <w:rPr>
+                                <w:sz w:val="26"/>
+                                <w:szCs w:val="26"/>
+                                <w:lang w:val="en-US"/>
+                              </w:rPr>
+                              <w:t>(</w:t>
+                            </w:r>
+                            <w:r>
+                              <w:rPr>
+                                <w:rFonts w:hint="eastAsia"/>
+                                <w:sz w:val="26"/>
+                                <w:szCs w:val="26"/>
+                                <w:lang w:val="en-US"/>
+                              </w:rPr>
+                              <w:t>Chính vì</w:t>
+                            </w:r>
+                            <w:r>
+                              <w:rPr>
+                                <w:sz w:val="26"/>
+                                <w:szCs w:val="26"/>
+                                <w:lang w:val="en-US"/>
+                              </w:rPr>
+                              <w:t>…</w:t>
+                            </w:r>
+                            <w:r>
+                              <w:rPr>
+                                <w:sz w:val="26"/>
+                                <w:szCs w:val="26"/>
+                                <w:lang w:val="en-US"/>
+                              </w:rPr>
+                              <w:t>)</w:t>
+                            </w:r>
+                          </w:p>
+                          <w:p>
+                            <w:pPr>
+                              <w:spacing w:after="0"/>
+                            </w:pPr>
+                            <w:r>
+                              <w:rPr>
+                                <w:rFonts w:hint="eastAsia"/>
+                                <w:b/>
+                                <w:bCs/>
+                                <w:color w:val="00B0F0"/>
+                                <w:sz w:val="26"/>
+                                <w:szCs w:val="26"/>
+                                <w:lang w:val="en-US"/>
+                              </w:rPr>
+                              <w:t xml:space="preserve">~ </w:t>
+                            </w:r>
+                            <w:r>
+                              <w:rPr>
+                                <w:rFonts w:hint="eastAsia"/>
+                                <w:b/>
+                                <w:bCs/>
+                                <w:color w:val="00B0F0"/>
+                                <w:sz w:val="26"/>
+                                <w:szCs w:val="26"/>
+                                <w:lang w:val="en-US"/>
+                              </w:rPr>
+                              <w:t xml:space="preserve">A </w:t>
+                            </w:r>
+                            <w:r>
+                              <w:rPr>
+                                <w:rFonts w:hint="eastAsia"/>
+                                <w:b/>
+                                <w:bCs/>
+                                <w:color w:val="00B0F0"/>
+                                <w:sz w:val="26"/>
+                                <w:szCs w:val="26"/>
+                                <w:lang w:val="en-US"/>
+                              </w:rPr>
+                              <w:t>い・</w:t>
+                            </w:r>
+                            <w:r>
+                              <w:rPr>
+                                <w:rFonts w:hint="eastAsia"/>
+                                <w:b/>
+                                <w:bCs/>
+                                <w:color w:val="00B0F0"/>
+                                <w:sz w:val="26"/>
+                                <w:szCs w:val="26"/>
+                                <w:lang w:val="en-US"/>
+                              </w:rPr>
+                              <w:t xml:space="preserve">A </w:t>
+                            </w:r>
+                            <w:r>
+                              <w:rPr>
+                                <w:rFonts w:hint="eastAsia"/>
+                                <w:b/>
+                                <w:bCs/>
+                                <w:strike/>
+                                <w:sz w:val="26"/>
+                                <w:szCs w:val="26"/>
+                                <w:lang w:val="en-US"/>
+                              </w:rPr>
+                              <w:t>な</w:t>
+                            </w:r>
+                            <w:r>
+                              <w:rPr>
+                                <w:rFonts w:hint="eastAsia"/>
+                                <w:b/>
+                                <w:bCs/>
+                                <w:color w:val="00B0F0"/>
+                                <w:sz w:val="26"/>
+                                <w:szCs w:val="26"/>
+                                <w:lang w:val="en-US"/>
+                              </w:rPr>
+                              <w:t xml:space="preserve"> </w:t>
+                            </w:r>
+                            <w:r>
+                              <w:rPr>
+                                <w:rFonts w:hint="eastAsia"/>
+                                <w:b/>
+                                <w:bCs/>
+                                <w:color w:val="00B0F0"/>
+                                <w:sz w:val="26"/>
+                                <w:szCs w:val="26"/>
+                                <w:lang w:val="en-US"/>
+                              </w:rPr>
+                              <w:t>だ・</w:t>
+                            </w:r>
+                            <w:r>
+                              <w:rPr>
+                                <w:rFonts w:hint="eastAsia"/>
+                                <w:b/>
+                                <w:bCs/>
+                                <w:color w:val="00B0F0"/>
+                                <w:sz w:val="26"/>
+                                <w:szCs w:val="26"/>
+                                <w:lang w:val="en-US"/>
+                              </w:rPr>
+                              <w:t xml:space="preserve">N + </w:t>
+                            </w:r>
+                            <w:r>
+                              <w:rPr>
+                                <w:rFonts w:hint="eastAsia"/>
+                                <w:b/>
+                                <w:bCs/>
+                                <w:color w:val="00B0F0"/>
+                                <w:sz w:val="26"/>
+                                <w:szCs w:val="26"/>
+                                <w:lang w:val="en-US"/>
+                              </w:rPr>
+                              <w:t>だ</w:t>
+                            </w:r>
+                            <w:r>
+                              <w:rPr>
+                                <w:rFonts w:hint="eastAsia"/>
+                                <w:b/>
+                                <w:bCs/>
+                                <w:color w:val="00B0F0"/>
+                                <w:sz w:val="26"/>
+                                <w:szCs w:val="26"/>
+                                <w:lang w:val="en-US"/>
+                              </w:rPr>
+                              <w:t xml:space="preserve"> </w:t>
+                            </w:r>
+                            <w:r>
+                              <w:rPr>
+                                <w:sz w:val="26"/>
+                                <w:szCs w:val="26"/>
+                                <w:lang w:val="en-US"/>
+                              </w:rPr>
+                              <w:t>(</w:t>
+                            </w:r>
+                            <w:r>
+                              <w:rPr>
+                                <w:rFonts w:hint="eastAsia"/>
+                                <w:sz w:val="26"/>
+                                <w:szCs w:val="26"/>
+                                <w:lang w:val="en-US"/>
+                              </w:rPr>
+                              <w:t>nên</w:t>
+                            </w:r>
+                            <w:r>
+                              <w:rPr>
+                                <w:sz w:val="26"/>
+                                <w:szCs w:val="26"/>
+                                <w:lang w:val="en-US"/>
+                              </w:rPr>
+                              <w:t>…</w:t>
+                            </w:r>
+                            <w:r>
+                              <w:rPr>
+                                <w:sz w:val="26"/>
+                                <w:szCs w:val="26"/>
+                                <w:lang w:val="en-US"/>
+                              </w:rPr>
+                              <w:t>)</w:t>
+                            </w:r>
+                          </w:p>
+                          <w:p>
+                            <w:pPr>
+                              <w:spacing w:after="0"/>
+                              <w:rPr>
+                                <w:lang w:val="en-US"/>
+                              </w:rPr>
+                            </w:pPr>
+                          </w:p>
+                          <w:p>
+                            <w:pPr>
+                              <w:spacing w:after="0"/>
+                              <w:jc w:val="center"/>
+                            </w:pPr>
+                          </w:p>
+                        </w:txbxContent>
+                      </wps:txbx>
+                      <wps:bodyPr rot="0" vert="horz" wrap="square" lIns="91440" tIns="45720" rIns="91440" bIns="45720" anchor="t" anchorCtr="0">
+                        <a:noAutofit/>
+                      </wps:bodyPr>
+                    </wps:wsp>
+                  </a:graphicData>
+                </a:graphic>
+                <wp14:sizeRelH relativeFrom="margin">
+                  <wp14:pctWidth>0</wp14:pctWidth>
+                </wp14:sizeRelH>
+                <wp14:sizeRelV relativeFrom="margin">
+                  <wp14:pctHeight>0</wp14:pctHeight>
+                </wp14:sizeRelV>
+              </wp:anchor>
+            </w:drawing>
+          </mc:Choice>
+          <mc:Fallback>
+            <w:pict>
+              <v:shape w14:anchorId="045E237D" id="_x0000_s1046" type="#_x0000_t202" style="position:absolute;left:0;text-align:left;margin-left:154.4pt;margin-top:3.85pt;width:197pt;height:75.6pt;z-index:251700224;visibility:visible;mso-wrap-style:square;mso-width-percent:0;mso-height-percent:0;mso-wrap-distance-left:9pt;mso-wrap-distance-top:3.6pt;mso-wrap-distance-right:9pt;mso-wrap-distance-bottom:3.6pt;mso-position-horizontal:absolute;mso-position-horizontal-relative:text;mso-position-vertical:absolute;mso-position-vertical-relative:text;mso-width-percent:0;mso-height-percent:0;mso-width-relative:margin;mso-height-relative:margin;v-text-anchor:top" o:gfxdata="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" strokecolor="#00b0f0">
+                <v:textbox>
+                  <w:txbxContent>
+                    <w:p>
+                      <w:pPr>
+                        <w:spacing w:after="0"/>
+                        <w:rPr>
+                          <w:color w:val="00B0F0"/>
+                          <w:sz w:val="26"/>
+                          <w:szCs w:val="26"/>
+                          <w:lang w:val="en-US"/>
+                        </w:rPr>
+                      </w:pPr>
+                      <w:r>
+                        <w:rPr>
+                          <w:rFonts w:hint="eastAsia"/>
+                          <w:b/>
+                          <w:bCs/>
+                          <w:color w:val="00B0F0"/>
+                          <w:sz w:val="26"/>
+                          <w:szCs w:val="26"/>
+                          <w:lang w:val="en-US"/>
+                        </w:rPr>
+                        <w:t xml:space="preserve">~ N </w:t>
+                      </w:r>
+                      <w:r>
+                        <w:rPr>
+                          <w:rFonts w:hint="eastAsia"/>
+                          <w:b/>
+                          <w:bCs/>
+                          <w:color w:val="00B0F0"/>
+                          <w:sz w:val="26"/>
+                          <w:szCs w:val="26"/>
+                          <w:lang w:val="en-US"/>
+                        </w:rPr>
+                        <w:t xml:space="preserve">(+ </w:t>
+                      </w:r>
+                      <w:r>
+                        <w:rPr>
+                          <w:rFonts w:hint="eastAsia"/>
+                          <w:b/>
+                          <w:bCs/>
+                          <w:color w:val="00B0F0"/>
+                          <w:sz w:val="26"/>
+                          <w:szCs w:val="26"/>
+                          <w:lang w:val="en-US"/>
+                        </w:rPr>
+                        <w:t>助詞</w:t>
+                      </w:r>
+                      <w:r>
+                        <w:rPr>
+                          <w:rFonts w:hint="eastAsia"/>
+                          <w:b/>
+                          <w:bCs/>
+                          <w:color w:val="00B0F0"/>
+                          <w:sz w:val="26"/>
+                          <w:szCs w:val="26"/>
+                          <w:lang w:val="en-US"/>
+                        </w:rPr>
+                        <w:t xml:space="preserve">) </w:t>
+                      </w:r>
+                      <w:r>
+                        <w:rPr>
+                          <w:sz w:val="26"/>
+                          <w:szCs w:val="26"/>
+                          <w:lang w:val="en-US"/>
+                        </w:rPr>
+                        <w:t>(</w:t>
+                      </w:r>
+                      <w:r>
+                        <w:rPr>
+                          <w:rFonts w:hint="eastAsia"/>
+                          <w:sz w:val="26"/>
+                          <w:szCs w:val="26"/>
+                          <w:lang w:val="en-US"/>
+                        </w:rPr>
+                        <w:t>Chính là</w:t>
+                      </w:r>
+                      <w:r>
+                        <w:rPr>
+                          <w:sz w:val="26"/>
+                          <w:szCs w:val="26"/>
+                          <w:lang w:val="en-US"/>
+                        </w:rPr>
+                        <w:t>…</w:t>
+                      </w:r>
+                      <w:r>
+                        <w:rPr>
+                          <w:sz w:val="26"/>
+                          <w:szCs w:val="26"/>
+                          <w:lang w:val="en-US"/>
+                        </w:rPr>
+                        <w:t>)</w:t>
+                      </w:r>
+                    </w:p>
+                    <w:p>
+                      <w:pPr>
+                        <w:spacing w:after="0"/>
+                      </w:pPr>
+                      <w:r>
+                        <w:rPr>
+                          <w:rFonts w:hint="eastAsia"/>
+                          <w:b/>
+                          <w:bCs/>
+                          <w:color w:val="00B0F0"/>
+                          <w:sz w:val="26"/>
+                          <w:szCs w:val="26"/>
+                          <w:lang w:val="en-US"/>
+                        </w:rPr>
+                        <w:t xml:space="preserve">~ </w:t>
+                      </w:r>
+                      <w:r>
+                        <w:rPr>
+                          <w:rFonts w:hint="eastAsia"/>
+                          <w:b/>
+                          <w:bCs/>
+                          <w:color w:val="00B0F0"/>
+                          <w:sz w:val="26"/>
+                          <w:szCs w:val="26"/>
+                          <w:lang w:val="en-US"/>
+                        </w:rPr>
+                        <w:t>普通形</w:t>
+                      </w:r>
+                      <w:r>
+                        <w:rPr>
+                          <w:rFonts w:hint="eastAsia"/>
+                          <w:b/>
+                          <w:bCs/>
+                          <w:color w:val="00B0F0"/>
+                          <w:sz w:val="26"/>
+                          <w:szCs w:val="26"/>
+                          <w:lang w:val="en-US"/>
+                        </w:rPr>
+                        <w:t xml:space="preserve"> </w:t>
+                      </w:r>
+                      <w:r>
+                        <w:rPr>
+                          <w:sz w:val="26"/>
+                          <w:szCs w:val="26"/>
+                          <w:lang w:val="en-US"/>
+                        </w:rPr>
+                        <w:t>(</w:t>
+                      </w:r>
+                      <w:r>
+                        <w:rPr>
+                          <w:rFonts w:hint="eastAsia"/>
+                          <w:sz w:val="26"/>
+                          <w:szCs w:val="26"/>
+                          <w:lang w:val="en-US"/>
+                        </w:rPr>
+                        <w:t>Chính vì</w:t>
+                      </w:r>
+                      <w:r>
+                        <w:rPr>
+                          <w:sz w:val="26"/>
+                          <w:szCs w:val="26"/>
+                          <w:lang w:val="en-US"/>
+                        </w:rPr>
+                        <w:t>…</w:t>
+                      </w:r>
+                      <w:r>
+                        <w:rPr>
+                          <w:sz w:val="26"/>
+                          <w:szCs w:val="26"/>
+                          <w:lang w:val="en-US"/>
+                        </w:rPr>
+                        <w:t>)</w:t>
+                      </w:r>
+                    </w:p>
+                    <w:p>
+                      <w:pPr>
+                        <w:spacing w:after="0"/>
+                      </w:pPr>
+                      <w:r>
+                        <w:rPr>
+                          <w:rFonts w:hint="eastAsia"/>
+                          <w:b/>
+                          <w:bCs/>
+                          <w:color w:val="00B0F0"/>
+                          <w:sz w:val="26"/>
+                          <w:szCs w:val="26"/>
+                          <w:lang w:val="en-US"/>
+                        </w:rPr>
+                        <w:t xml:space="preserve">~ </w:t>
+                      </w:r>
+                      <w:r>
+                        <w:rPr>
+                          <w:rFonts w:hint="eastAsia"/>
+                          <w:b/>
+                          <w:bCs/>
+                          <w:color w:val="00B0F0"/>
+                          <w:sz w:val="26"/>
+                          <w:szCs w:val="26"/>
+                          <w:lang w:val="en-US"/>
+                        </w:rPr>
+                        <w:t xml:space="preserve">A </w:t>
+                      </w:r>
+                      <w:r>
+                        <w:rPr>
+                          <w:rFonts w:hint="eastAsia"/>
+                          <w:b/>
+                          <w:bCs/>
+                          <w:color w:val="00B0F0"/>
+                          <w:sz w:val="26"/>
+                          <w:szCs w:val="26"/>
+                          <w:lang w:val="en-US"/>
+                        </w:rPr>
+                        <w:t>い・</w:t>
+                      </w:r>
+                      <w:r>
+                        <w:rPr>
+                          <w:rFonts w:hint="eastAsia"/>
+                          <w:b/>
+                          <w:bCs/>
+                          <w:color w:val="00B0F0"/>
+                          <w:sz w:val="26"/>
+                          <w:szCs w:val="26"/>
+                          <w:lang w:val="en-US"/>
+                        </w:rPr>
+                        <w:t xml:space="preserve">A </w:t>
+                      </w:r>
+                      <w:r>
+                        <w:rPr>
+                          <w:rFonts w:hint="eastAsia"/>
+                          <w:b/>
+                          <w:bCs/>
+                          <w:strike/>
+                          <w:sz w:val="26"/>
+                          <w:szCs w:val="26"/>
+                          <w:lang w:val="en-US"/>
+                        </w:rPr>
+                        <w:t>な</w:t>
+                      </w:r>
+                      <w:r>
+                        <w:rPr>
+                          <w:rFonts w:hint="eastAsia"/>
+                          <w:b/>
+                          <w:bCs/>
+                          <w:color w:val="00B0F0"/>
+                          <w:sz w:val="26"/>
+                          <w:szCs w:val="26"/>
+                          <w:lang w:val="en-US"/>
+                        </w:rPr>
+                        <w:t xml:space="preserve"> </w:t>
+                      </w:r>
+                      <w:r>
+                        <w:rPr>
+                          <w:rFonts w:hint="eastAsia"/>
+                          <w:b/>
+                          <w:bCs/>
+                          <w:color w:val="00B0F0"/>
+                          <w:sz w:val="26"/>
+                          <w:szCs w:val="26"/>
+                          <w:lang w:val="en-US"/>
+                        </w:rPr>
+                        <w:t>だ・</w:t>
+                      </w:r>
+                      <w:r>
+                        <w:rPr>
+                          <w:rFonts w:hint="eastAsia"/>
+                          <w:b/>
+                          <w:bCs/>
+                          <w:color w:val="00B0F0"/>
+                          <w:sz w:val="26"/>
+                          <w:szCs w:val="26"/>
+                          <w:lang w:val="en-US"/>
+                        </w:rPr>
+                        <w:t xml:space="preserve">N + </w:t>
+                      </w:r>
+                      <w:r>
+                        <w:rPr>
+                          <w:rFonts w:hint="eastAsia"/>
+                          <w:b/>
+                          <w:bCs/>
+                          <w:color w:val="00B0F0"/>
+                          <w:sz w:val="26"/>
+                          <w:szCs w:val="26"/>
+                          <w:lang w:val="en-US"/>
+                        </w:rPr>
+                        <w:t>だ</w:t>
+                      </w:r>
+                      <w:r>
+                        <w:rPr>
+                          <w:rFonts w:hint="eastAsia"/>
+                          <w:b/>
+                          <w:bCs/>
+                          <w:color w:val="00B0F0"/>
+                          <w:sz w:val="26"/>
+                          <w:szCs w:val="26"/>
+                          <w:lang w:val="en-US"/>
+                        </w:rPr>
+                        <w:t xml:space="preserve"> </w:t>
+                      </w:r>
+                      <w:r>
+                        <w:rPr>
+                          <w:sz w:val="26"/>
+                          <w:szCs w:val="26"/>
+                          <w:lang w:val="en-US"/>
+                        </w:rPr>
+                        <w:t>(</w:t>
+                      </w:r>
+                      <w:r>
+                        <w:rPr>
+                          <w:rFonts w:hint="eastAsia"/>
+                          <w:sz w:val="26"/>
+                          <w:szCs w:val="26"/>
+                          <w:lang w:val="en-US"/>
+                        </w:rPr>
+                        <w:t>nên</w:t>
+                      </w:r>
+                      <w:r>
+                        <w:rPr>
+                          <w:sz w:val="26"/>
+                          <w:szCs w:val="26"/>
+                          <w:lang w:val="en-US"/>
+                        </w:rPr>
+                        <w:t>…</w:t>
+                      </w:r>
+                      <w:r>
+                        <w:rPr>
+                          <w:sz w:val="26"/>
+                          <w:szCs w:val="26"/>
+                          <w:lang w:val="en-US"/>
+                        </w:rPr>
+                        <w:t>)</w:t>
+                      </w:r>
+                    </w:p>
+                    <w:p>
+                      <w:pPr>
+                        <w:spacing w:after="0"/>
+                        <w:rPr>
+                          <w:lang w:val="en-US"/>
+                        </w:rPr>
+                      </w:pPr>
+                    </w:p>
+                    <w:p>
+                      <w:pPr>
+                        <w:spacing w:after="0"/>
+                        <w:jc w:val="center"/>
+                      </w:pPr>
+                    </w:p>
+                  </w:txbxContent>
+                </v:textbox>
+                <w10:wrap type="square"/>
+              </v:shape>
+            </w:pict>
+          </mc:Fallback>
+        </mc:AlternateContent>
+      </w:r>
+    </w:p>
+    <w:p>
+      <w:pPr>
+        <w:rPr>
+          <w:rFonts w:asciiTheme="majorHAnsi" w:hAnsiTheme="majorHAnsi" w:cstheme="majorHAnsi"/>
+          <w:b/>
+          <w:bCs/>
+          <w:sz w:val="24"/>
+          <w:szCs w:val="21"/>
+          <w:lang w:val="en-US"/>
+        </w:rPr>
+      </w:pPr>
+    </w:p>
+    <w:p>
+      <w:pPr>
+        <w:rPr>
+          <w:rFonts w:asciiTheme="majorHAnsi" w:hAnsiTheme="majorHAnsi" w:cstheme="majorHAnsi"/>
+          <w:b/>
+          <w:bCs/>
+          <w:sz w:val="24"/>
+          <w:szCs w:val="21"/>
+          <w:lang w:val="en-US"/>
+        </w:rPr>
+      </w:pPr>
+    </w:p>
+    <w:p>
+      <w:pPr>
+        <w:rPr>
+          <w:rFonts w:asciiTheme="majorHAnsi" w:hAnsiTheme="majorHAnsi" w:cstheme="majorHAnsi"/>
+          <w:b/>
+          <w:bCs/>
+          <w:sz w:val="24"/>
+          <w:szCs w:val="21"/>
+          <w:lang w:val="en-US"/>
+        </w:rPr>
+      </w:pPr>
+    </w:p>
+    <w:p>
+      <w:pPr>
+        <w:rPr>
+          <w:sz w:val="24"/>
+          <w:szCs w:val="21"/>
+          <w:lang w:val="en-US"/>
+        </w:rPr>
+      </w:pPr>
+      <w:r>
+        <w:rPr>
+          <w:rFonts w:hint="eastAsia"/>
+          <w:b/>
+          <w:bCs/>
+          <w:sz w:val="24"/>
+          <w:szCs w:val="21"/>
+          <w:lang w:val="en-US"/>
+        </w:rPr>
+        <w:t>例</w:t>
+      </w:r>
+      <w:r>
+        <w:rPr>
+          <w:rFonts w:hint="eastAsia"/>
+          <w:b/>
+          <w:bCs/>
+          <w:sz w:val="24"/>
+          <w:szCs w:val="21"/>
+          <w:lang w:val="en-US"/>
+        </w:rPr>
+        <w:t xml:space="preserve">: </w:t>
+      </w:r>
+      <w:r>
+        <w:rPr>
+          <w:b/>
+          <w:bCs/>
+          <w:sz w:val="24"/>
+          <w:szCs w:val="21"/>
+          <w:lang w:val="en-US"/>
+        </w:rPr>
+        <w:tab/>
+      </w:r>
+      <w:r>
+        <w:rPr>
+          <w:sz w:val="24"/>
+          <w:szCs w:val="21"/>
+          <w:lang w:val="en-US"/>
+        </w:rPr>
+        <w:t xml:space="preserve">1. </w:t>
+      </w:r>
+      <w:r>
+        <w:rPr>
+          <w:rFonts w:hint="eastAsia"/>
+          <w:color w:val="00B050"/>
+          <w:sz w:val="24"/>
+          <w:szCs w:val="21"/>
+          <w:lang w:val="en-US"/>
+        </w:rPr>
+        <w:t>こちら</w:t>
+      </w:r>
+      <w:r>
+        <w:rPr>
+          <w:rFonts w:hint="eastAsia"/>
+          <w:color w:val="D86DCB" w:themeColor="accent5" w:themeTint="99"/>
+          <w:sz w:val="24"/>
+          <w:szCs w:val="21"/>
+          <w:lang w:val="en-US"/>
+        </w:rPr>
+        <w:t>こそ</w:t>
+      </w:r>
+      <w:r>
+        <w:rPr>
+          <w:rFonts w:hint="eastAsia"/>
+          <w:sz w:val="24"/>
+          <w:szCs w:val="21"/>
+          <w:lang w:val="en-US"/>
+        </w:rPr>
+        <w:t>よろしくお願いします。</w:t>
+      </w:r>
+    </w:p>
+    <w:p>
+      <w:pPr>
+        <w:rPr>
+          <w:sz w:val="24"/>
+          <w:szCs w:val="21"/>
+          <w:lang w:val="en-US"/>
+        </w:rPr>
+      </w:pPr>
+      <w:r>
+        <w:rPr>
+          <w:sz w:val="24"/>
+          <w:szCs w:val="21"/>
+          <w:lang w:val="en-US"/>
+        </w:rPr>
+        <w:tab/>
+      </w:r>
+      <w:r>
+        <w:rPr>
+          <w:rFonts w:hint="eastAsia"/>
+          <w:sz w:val="24"/>
+          <w:szCs w:val="21"/>
+          <w:lang w:val="en-US"/>
+        </w:rPr>
+        <w:t xml:space="preserve">2. </w:t>
+      </w:r>
+      <w:r>
+        <w:rPr>
+          <w:rFonts w:hint="eastAsia"/>
+          <w:color w:val="00B050"/>
+          <w:sz w:val="24"/>
+          <w:szCs w:val="21"/>
+          <w:lang w:val="en-US"/>
+        </w:rPr>
+        <w:t>私</w:t>
+      </w:r>
+      <w:r>
+        <w:rPr>
+          <w:rFonts w:hint="eastAsia"/>
+          <w:color w:val="D86DCB" w:themeColor="accent5" w:themeTint="99"/>
+          <w:sz w:val="24"/>
+          <w:szCs w:val="21"/>
+          <w:lang w:val="en-US"/>
+        </w:rPr>
+        <w:t>こそ</w:t>
+      </w:r>
+      <w:r>
+        <w:rPr>
+          <w:rFonts w:hint="eastAsia"/>
+          <w:sz w:val="24"/>
+          <w:szCs w:val="21"/>
+          <w:lang w:val="en-US"/>
+        </w:rPr>
+        <w:t>失敗いたしました。</w:t>
+      </w:r>
+    </w:p>
+    <w:p>
+      <w:pPr>
+        <w:rPr>
+          <w:sz w:val="24"/>
+          <w:szCs w:val="21"/>
+          <w:lang w:val="en-US"/>
+        </w:rPr>
+      </w:pPr>
+      <w:r>
+        <w:rPr>
+          <w:sz w:val="24"/>
+          <w:szCs w:val="21"/>
+          <w:lang w:val="en-US"/>
+        </w:rPr>
+        <w:tab/>
+      </w:r>
+      <w:r>
+        <w:rPr>
+          <w:rFonts w:hint="eastAsia"/>
+          <w:sz w:val="24"/>
+          <w:szCs w:val="21"/>
+          <w:lang w:val="en-US"/>
+        </w:rPr>
+        <w:t xml:space="preserve">3. </w:t>
+      </w:r>
+      <w:r>
+        <w:rPr>
+          <w:rFonts w:hint="eastAsia"/>
+          <w:sz w:val="24"/>
+          <w:szCs w:val="21"/>
+          <w:lang w:val="en-US"/>
+        </w:rPr>
+        <w:t>今年の</w:t>
+      </w:r>
+      <w:r>
+        <w:rPr>
+          <w:rFonts w:hint="eastAsia"/>
+          <w:color w:val="00B050"/>
+          <w:sz w:val="24"/>
+          <w:szCs w:val="21"/>
+          <w:lang w:val="en-US"/>
+        </w:rPr>
+        <w:t>夏</w:t>
+      </w:r>
+      <w:r>
+        <w:rPr>
+          <w:rFonts w:hint="eastAsia"/>
+          <w:color w:val="D86DCB" w:themeColor="accent5" w:themeTint="99"/>
+          <w:sz w:val="24"/>
+          <w:szCs w:val="21"/>
+          <w:lang w:val="en-US"/>
+        </w:rPr>
+        <w:t>こそ</w:t>
+      </w:r>
+      <w:r>
+        <w:rPr>
+          <w:rFonts w:hint="eastAsia"/>
+          <w:sz w:val="24"/>
+          <w:szCs w:val="21"/>
+          <w:lang w:val="en-US"/>
+        </w:rPr>
+        <w:t>海に行こう！</w:t>
+      </w:r>
+    </w:p>
+    <w:p>
+      <w:pPr>
+        <w:rPr>
+          <w:b/>
+          <w:bCs/>
+          <w:sz w:val="24"/>
+          <w:szCs w:val="21"/>
+          <w:lang w:val="en-US"/>
+        </w:rPr>
+      </w:pPr>
+      <w:r>
+        <w:rPr>
+          <w:b/>
+          <w:bCs/>
+          <w:noProof/>
+          <w:sz w:val="24"/>
+          <w:szCs w:val="21"/>
+          <w:lang w:val="en-US"/>
+        </w:rPr>
+        <mc:AlternateContent>
+          <mc:Choice Requires="wps">
+            <w:drawing>
+              <wp:anchor distT="45720" distB="45720" distL="114300" distR="114300" simplePos="0" relativeHeight="251702272" behindDoc="0" locked="0" layoutInCell="1" allowOverlap="1" wp14:anchorId="2C9AA00C" wp14:editId="1D85758F">
+                <wp:simplePos x="0" y="0"/>
+                <wp:positionH relativeFrom="column">
+                  <wp:posOffset>2646680</wp:posOffset>
+                </wp:positionH>
+                <wp:positionV relativeFrom="paragraph">
+                  <wp:posOffset>126423</wp:posOffset>
+                </wp:positionV>
+                <wp:extent cx="1098550" cy="372110"/>
+                <wp:effectExtent l="0" t="0" r="25400" b="27940"/>
+                <wp:wrapSquare wrapText="bothSides"/>
+                <wp:docPr id="1289664123" name="Text Box 2"/>
+                <wp:cNvGraphicFramePr>
+                  <a:graphicFrameLocks xmlns:a="http://schemas.openxmlformats.org/drawingml/2006/main"/>
+                </wp:cNvGraphicFramePr>
+                <a:graphic xmlns:a="http://schemas.openxmlformats.org/drawingml/2006/main">
+                  <a:graphicData uri="http://schemas.microsoft.com/office/word/2010/wordprocessingShape">
+                    <wps:wsp>
+                      <wps:cNvSpPr txBox="1">
+                        <a:spLocks noChangeArrowheads="1"/>
+                      </wps:cNvSpPr>
+                      <wps:spPr bwMode="auto">
+                        <a:xfrm>
+                          <a:off x="0" y="0"/>
+                          <a:ext cx="1098550" cy="372110"/>
+                        </a:xfrm>
+                        <a:prstGeom prst="rect">
+                          <a:avLst/>
+                        </a:prstGeom>
+                        <a:solidFill>
+                          <a:srgbClr val="FFFFFF"/>
+                        </a:solidFill>
+                        <a:ln w="9525">
+                          <a:solidFill>
+                            <a:srgbClr val="00B0F0"/>
+                          </a:solidFill>
+                          <a:miter lim="800000"/>
+                          <a:headEnd/>
+                          <a:tailEnd/>
+                        </a:ln>
+                      </wps:spPr>
+                      <wps:txbx>
+                        <w:txbxContent>
+                          <w:p>
+                            <w:pPr>
+                              <w:spacing w:after="0"/>
+                              <w:rPr>
+                                <w:rFonts w:hint="eastAsia"/>
+                              </w:rPr>
+                            </w:pPr>
+                            <w:r>
+                              <w:rPr>
+                                <w:rFonts w:hint="eastAsia"/>
+                                <w:b/>
+                                <w:bCs/>
+                                <w:color w:val="00B0F0"/>
+                                <w:sz w:val="26"/>
+                                <w:szCs w:val="26"/>
+                                <w:lang w:val="en-US"/>
+                              </w:rPr>
+                              <w:t xml:space="preserve">~ N </w:t>
+                            </w:r>
+                            <w:r>
+                              <w:rPr>
+                                <w:b/>
+                                <w:bCs/>
+                                <w:color w:val="00B0F0"/>
+                                <w:sz w:val="26"/>
+                                <w:szCs w:val="26"/>
+                                <w:lang w:val="en-US"/>
+                              </w:rPr>
+                              <w:t>+</w:t>
+                            </w:r>
+                            <w:r>
+                              <w:rPr>
+                                <w:rFonts w:hint="eastAsia"/>
+                                <w:b/>
+                                <w:bCs/>
+                                <w:color w:val="00B0F0"/>
+                                <w:sz w:val="26"/>
+                                <w:szCs w:val="26"/>
+                                <w:lang w:val="en-US"/>
+                              </w:rPr>
+                              <w:t xml:space="preserve"> </w:t>
+                            </w:r>
+                            <w:r>
+                              <w:rPr>
+                                <w:rFonts w:hint="eastAsia"/>
+                                <w:b/>
+                                <w:bCs/>
+                                <w:color w:val="00B0F0"/>
+                                <w:sz w:val="26"/>
+                                <w:szCs w:val="26"/>
+                                <w:lang w:val="en-US"/>
+                              </w:rPr>
+                              <w:t>につき</w:t>
+                            </w:r>
+                          </w:p>
+                          <w:p>
+                            <w:pPr>
+                              <w:spacing w:after="0"/>
+                              <w:rPr>
+                                <w:lang w:val="en-US"/>
+                              </w:rPr>
+                            </w:pPr>
+                          </w:p>
+                          <w:p>
+                            <w:pPr>
+                              <w:spacing w:after="0"/>
+                              <w:jc w:val="center"/>
+                            </w:pPr>
+                          </w:p>
+                        </w:txbxContent>
+                      </wps:txbx>
+                      <wps:bodyPr rot="0" vert="horz" wrap="square" lIns="91440" tIns="45720" rIns="91440" bIns="45720" anchor="t" anchorCtr="0">
+                        <a:noAutofit/>
+                      </wps:bodyPr>
+                    </wps:wsp>
+                  </a:graphicData>
+                </a:graphic>
+                <wp14:sizeRelH relativeFrom="margin">
+                  <wp14:pctWidth>0</wp14:pctWidth>
+                </wp14:sizeRelH>
+                <wp14:sizeRelV relativeFrom="margin">
+                  <wp14:pctHeight>0</wp14:pctHeight>
+                </wp14:sizeRelV>
+              </wp:anchor>
+            </w:drawing>
+          </mc:Choice>
+          <mc:Fallback>
+            <w:pict>
+              <v:shape w14:anchorId="2C9AA00C" id="_x0000_s1047" type="#_x0000_t202" style="position:absolute;left:0;text-align:left;margin-left:208.4pt;margin-top:9.95pt;width:86.5pt;height:29.3pt;z-index:251702272;visibility:visible;mso-wrap-style:square;mso-width-percent:0;mso-height-percent:0;mso-wrap-distance-left:9pt;mso-wrap-distance-top:3.6pt;mso-wrap-distance-right:9pt;mso-wrap-distance-bottom:3.6pt;mso-position-horizontal:absolute;mso-position-horizontal-relative:text;mso-position-vertical:absolute;mso-position-vertical-relative:text;mso-width-percent:0;mso-height-percent:0;mso-width-relative:margin;mso-height-relative:margin;v-text-anchor:top" o:gfxdata="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" strokecolor="#00b0f0">
+                <v:textbox>
+                  <w:txbxContent>
+                    <w:p>
+                      <w:pPr>
+                        <w:spacing w:after="0"/>
+                        <w:rPr>
+                          <w:rFonts w:hint="eastAsia"/>
+                        </w:rPr>
+                      </w:pPr>
+                      <w:r>
+                        <w:rPr>
+                          <w:rFonts w:hint="eastAsia"/>
+                          <w:b/>
+                          <w:bCs/>
+                          <w:color w:val="00B0F0"/>
+                          <w:sz w:val="26"/>
+                          <w:szCs w:val="26"/>
+                          <w:lang w:val="en-US"/>
+                        </w:rPr>
+                        <w:t xml:space="preserve">~ N </w:t>
+                      </w:r>
+                      <w:r>
+                        <w:rPr>
+                          <w:b/>
+                          <w:bCs/>
+                          <w:color w:val="00B0F0"/>
+                          <w:sz w:val="26"/>
+                          <w:szCs w:val="26"/>
+                          <w:lang w:val="en-US"/>
+                        </w:rPr>
+                        <w:t>+</w:t>
+                      </w:r>
+                      <w:r>
+                        <w:rPr>
+                          <w:rFonts w:hint="eastAsia"/>
+                          <w:b/>
+                          <w:bCs/>
+                          <w:color w:val="00B0F0"/>
+                          <w:sz w:val="26"/>
+                          <w:szCs w:val="26"/>
+                          <w:lang w:val="en-US"/>
+                        </w:rPr>
+                        <w:t xml:space="preserve"> </w:t>
+                      </w:r>
+                      <w:r>
+                        <w:rPr>
+                          <w:rFonts w:hint="eastAsia"/>
+                          <w:b/>
+                          <w:bCs/>
+                          <w:color w:val="00B0F0"/>
+                          <w:sz w:val="26"/>
+                          <w:szCs w:val="26"/>
+                          <w:lang w:val="en-US"/>
+                        </w:rPr>
+                        <w:t>につき</w:t>
+                      </w:r>
+                    </w:p>
+                    <w:p>
+                      <w:pPr>
+                        <w:spacing w:after="0"/>
+                        <w:rPr>
+                          <w:lang w:val="en-US"/>
+                        </w:rPr>
+                      </w:pPr>
+                    </w:p>
+                    <w:p>
+                      <w:pPr>
+                        <w:spacing w:after="0"/>
+                        <w:jc w:val="center"/>
+                      </w:pPr>
+                    </w:p>
+                  </w:txbxContent>
+                </v:textbox>
+                <w10:wrap type="square"/>
+              </v:shape>
+            </w:pict>
+          </mc:Fallback>
+        </mc:AlternateContent>
+      </w:r>
+      <w:r>
+        <w:rPr>
+          <w:b/>
+          <w:bCs/>
+          <w:sz w:val="24"/>
+          <w:szCs w:val="21"/>
+          <w:lang w:val="en-US"/>
+        </w:rPr>
+        <w:t xml:space="preserve">9. </w:t>
+      </w:r>
+      <w:r>
+        <w:rPr>
+          <w:b/>
+          <w:bCs/>
+          <w:sz w:val="24"/>
+          <w:szCs w:val="21"/>
+          <w:u w:val="single"/>
+          <w:lang w:val="en-US"/>
+        </w:rPr>
+        <w:t>Bởi vì…</w:t>
+      </w:r>
+      <w:r>
+        <w:rPr>
+          <w:b/>
+          <w:bCs/>
+          <w:sz w:val="24"/>
+          <w:szCs w:val="21"/>
+          <w:lang w:val="en-US"/>
+        </w:rPr>
+        <w:t>:</w:t>
+      </w:r>
+    </w:p>
+    <w:p>
+      <w:pPr>
+        <w:rPr>
+          <w:b/>
+          <w:bCs/>
+          <w:sz w:val="24"/>
+          <w:szCs w:val="21"/>
+          <w:lang w:val="en-US"/>
+        </w:rPr>
+      </w:pPr>
+    </w:p>
+    <w:p>
+      <w:pPr>
+        <w:rPr>
+          <w:rFonts w:hint="eastAsia"/>
+          <w:sz w:val="24"/>
+          <w:szCs w:val="21"/>
+          <w:lang w:val="en-US"/>
+        </w:rPr>
+      </w:pPr>
+      <w:r>
+        <w:rPr>
+          <w:rFonts w:hint="eastAsia"/>
+          <w:b/>
+          <w:bCs/>
+          <w:color w:val="00B0F0"/>
+          <w:sz w:val="24"/>
+          <w:szCs w:val="21"/>
+          <w:lang w:val="en-US"/>
+        </w:rPr>
+        <w:t>ポイント</w:t>
+      </w:r>
+      <w:r>
+        <w:rPr>
+          <w:b/>
+          <w:bCs/>
+          <w:color w:val="00B0F0"/>
+          <w:sz w:val="24"/>
+          <w:szCs w:val="21"/>
+          <w:lang w:val="en-US"/>
+        </w:rPr>
+        <w:t>:</w:t>
+      </w:r>
+      <w:r>
+        <w:rPr>
+          <w:b/>
+          <w:bCs/>
+          <w:sz w:val="24"/>
+          <w:szCs w:val="21"/>
+          <w:lang w:val="en-US"/>
+        </w:rPr>
+        <w:t xml:space="preserve"> </w:t>
+      </w:r>
+      <w:r>
+        <w:rPr>
+          <w:sz w:val="24"/>
+          <w:szCs w:val="21"/>
+          <w:lang w:val="en-US"/>
+        </w:rPr>
+        <w:t xml:space="preserve">Diễn tả 1 </w:t>
+      </w:r>
+      <w:r>
+        <w:rPr>
+          <w:rFonts w:hint="eastAsia"/>
+          <w:sz w:val="24"/>
+          <w:szCs w:val="21"/>
+          <w:lang w:val="en-US"/>
+        </w:rPr>
+        <w:t>lý do,</w:t>
+      </w:r>
+      <w:r>
+        <w:rPr>
+          <w:sz w:val="24"/>
+          <w:szCs w:val="21"/>
+          <w:lang w:val="en-US"/>
+        </w:rPr>
+        <w:t xml:space="preserve"> cách nói có phần trang trọng. Đùng trong thư từ.</w:t>
+      </w:r>
+    </w:p>
+    <w:p>
+      <w:pPr>
+        <w:rPr>
+          <w:sz w:val="24"/>
+          <w:szCs w:val="21"/>
+          <w:lang w:val="en-US"/>
+        </w:rPr>
+      </w:pPr>
+      <w:r>
+        <w:rPr>
+          <w:rFonts w:hint="eastAsia"/>
+          <w:b/>
+          <w:bCs/>
+          <w:sz w:val="24"/>
+          <w:szCs w:val="21"/>
+          <w:lang w:val="en-US"/>
+        </w:rPr>
+        <w:t>例</w:t>
+      </w:r>
+      <w:r>
+        <w:rPr>
+          <w:rFonts w:hint="eastAsia"/>
+          <w:b/>
+          <w:bCs/>
+          <w:sz w:val="24"/>
+          <w:szCs w:val="21"/>
+          <w:lang w:val="en-US"/>
+        </w:rPr>
+        <w:t xml:space="preserve">: </w:t>
+      </w:r>
+      <w:r>
+        <w:rPr>
+          <w:b/>
+          <w:bCs/>
+          <w:sz w:val="24"/>
+          <w:szCs w:val="21"/>
+          <w:lang w:val="en-US"/>
+        </w:rPr>
+        <w:tab/>
+      </w:r>
+      <w:r>
+        <w:rPr>
+          <w:sz w:val="24"/>
+          <w:szCs w:val="21"/>
+          <w:lang w:val="en-US"/>
+        </w:rPr>
+        <w:t xml:space="preserve">1. </w:t>
+      </w:r>
+      <w:r>
+        <w:rPr>
+          <w:rFonts w:hint="eastAsia"/>
+          <w:color w:val="00B050"/>
+          <w:sz w:val="24"/>
+          <w:szCs w:val="21"/>
+          <w:lang w:val="en-US"/>
+        </w:rPr>
+        <w:t>閉店</w:t>
+      </w:r>
+      <w:r>
+        <w:rPr>
+          <w:rFonts w:hint="eastAsia"/>
+          <w:color w:val="D86DCB" w:themeColor="accent5" w:themeTint="99"/>
+          <w:sz w:val="24"/>
+          <w:szCs w:val="21"/>
+          <w:lang w:val="en-US"/>
+        </w:rPr>
+        <w:t>につき</w:t>
+      </w:r>
+      <w:r>
+        <w:rPr>
+          <w:rFonts w:hint="eastAsia"/>
+          <w:sz w:val="24"/>
+          <w:szCs w:val="21"/>
+          <w:lang w:val="en-US"/>
+        </w:rPr>
+        <w:t>、大セール。</w:t>
+      </w:r>
+    </w:p>
+    <w:p>
+      <w:pPr>
+        <w:rPr>
+          <w:sz w:val="24"/>
+          <w:szCs w:val="21"/>
+          <w:lang w:val="en-US"/>
+        </w:rPr>
+      </w:pPr>
+      <w:r>
+        <w:rPr>
+          <w:sz w:val="24"/>
+          <w:szCs w:val="21"/>
+          <w:lang w:val="en-US"/>
+        </w:rPr>
+        <w:tab/>
+      </w:r>
+      <w:r>
+        <w:rPr>
+          <w:rFonts w:hint="eastAsia"/>
+          <w:sz w:val="24"/>
+          <w:szCs w:val="21"/>
+          <w:lang w:val="en-US"/>
+        </w:rPr>
+        <w:t xml:space="preserve">2. </w:t>
+      </w:r>
+      <w:r>
+        <w:rPr>
+          <w:rFonts w:hint="eastAsia"/>
+          <w:sz w:val="24"/>
+          <w:szCs w:val="21"/>
+          <w:lang w:val="en-US"/>
+        </w:rPr>
+        <w:t>父は</w:t>
+      </w:r>
+      <w:r>
+        <w:rPr>
+          <w:rFonts w:hint="eastAsia"/>
+          <w:color w:val="00B050"/>
+          <w:sz w:val="24"/>
+          <w:szCs w:val="21"/>
+          <w:lang w:val="en-US"/>
+        </w:rPr>
+        <w:t>高齢</w:t>
+      </w:r>
+      <w:r>
+        <w:rPr>
+          <w:rFonts w:hint="eastAsia"/>
+          <w:color w:val="D86DCB" w:themeColor="accent5" w:themeTint="99"/>
+          <w:sz w:val="24"/>
+          <w:szCs w:val="21"/>
+          <w:lang w:val="en-US"/>
+        </w:rPr>
+        <w:t>につき</w:t>
+      </w:r>
+      <w:r>
+        <w:rPr>
+          <w:rFonts w:hint="eastAsia"/>
+          <w:sz w:val="24"/>
+          <w:szCs w:val="21"/>
+          <w:lang w:val="en-US"/>
+        </w:rPr>
+        <w:t>参加を取りやめさせていただきます。</w:t>
+      </w:r>
+    </w:p>
+    <w:p>
+      <w:pPr>
+        <w:rPr>
+          <w:rFonts w:hint="eastAsia"/>
+          <w:sz w:val="24"/>
+          <w:szCs w:val="21"/>
+          <w:lang w:val="en-US"/>
+        </w:rPr>
+      </w:pPr>
+      <w:r>
+        <w:rPr>
+          <w:sz w:val="24"/>
+          <w:szCs w:val="21"/>
+          <w:lang w:val="en-US"/>
+        </w:rPr>
+        <w:tab/>
+      </w:r>
+      <w:r>
+        <w:rPr>
+          <w:rFonts w:hint="eastAsia"/>
+          <w:sz w:val="24"/>
+          <w:szCs w:val="21"/>
+          <w:lang w:val="en-US"/>
+        </w:rPr>
+        <w:t xml:space="preserve">3. </w:t>
+      </w:r>
+      <w:r>
+        <w:rPr>
+          <w:color w:val="00B050"/>
+          <w:sz w:val="24"/>
+          <w:szCs w:val="21"/>
+          <w:lang w:val="en-US"/>
+        </w:rPr>
+        <w:ruby>
+          <w:rubyPr>
+            <w:rubyAlign w:val="distributeSpace"/>
+            <w:hps w:val="12"/>
+            <w:hpsRaise w:val="26"/>
+            <w:hpsBaseText w:val="24"/>
+            <w:lid w:val="ja-JP"/>
+          </w:rubyPr>
+          <w:rt>
+            <w:r>
+              <w:rPr>
+                <w:rFonts w:ascii="Yu Gothic" w:eastAsia="Yu Gothic" w:hAnsi="Yu Gothic" w:hint="eastAsia"/>
+                <w:color w:val="00B050"/>
+                <w:sz w:val="12"/>
+                <w:szCs w:val="21"/>
+                <w:lang w:val="en-US"/>
+              </w:rPr>
+              <w:t>れいそうちゅう</w:t>
+            </w:r>
+          </w:rt>
+          <w:rubyBase>
+            <w:r>
+              <w:rPr>
+                <w:rFonts w:hint="eastAsia"/>
+                <w:color w:val="00B050"/>
+                <w:sz w:val="24"/>
+                <w:szCs w:val="21"/>
+                <w:lang w:val="en-US"/>
+              </w:rPr>
+              <w:t>礼装中</w:t>
+            </w:r>
+          </w:rubyBase>
+        </w:ruby>
+      </w:r>
+      <w:r>
+        <w:rPr>
+          <w:rFonts w:hint="eastAsia"/>
+          <w:color w:val="D86DCB" w:themeColor="accent5" w:themeTint="99"/>
+          <w:sz w:val="24"/>
+          <w:szCs w:val="21"/>
+          <w:lang w:val="en-US"/>
+        </w:rPr>
+        <w:t>につき</w:t>
+      </w:r>
+      <w:r>
+        <w:rPr>
+          <w:rFonts w:hint="eastAsia"/>
+          <w:sz w:val="24"/>
+          <w:szCs w:val="21"/>
+          <w:lang w:val="en-US"/>
+        </w:rPr>
+        <w:t>しばらくお休みさせていただきます。</w:t>
+      </w:r>
+    </w:p>
+    <w:p>
+      <w:pPr>
+        <w:rPr>
+          <w:b/>
+          <w:bCs/>
+          <w:sz w:val="24"/>
+          <w:szCs w:val="21"/>
+          <w:lang w:val="en-US"/>
+        </w:rPr>
+      </w:pPr>
+      <w:r>
+        <w:rPr>
+          <w:b/>
+          <w:bCs/>
+          <w:sz w:val="24"/>
+          <w:szCs w:val="21"/>
+          <w:lang w:val="en-US"/>
+        </w:rPr>
+        <w:t xml:space="preserve">10. </w:t>
+      </w:r>
+      <w:r>
+        <w:rPr>
+          <w:b/>
+          <w:bCs/>
+          <w:sz w:val="24"/>
+          <w:szCs w:val="21"/>
+          <w:u w:val="single"/>
+          <w:lang w:val="en-US"/>
+        </w:rPr>
+        <w:t>Có nghĩa là… / Nghe nói…</w:t>
+      </w:r>
+      <w:r>
+        <w:rPr>
+          <w:b/>
+          <w:bCs/>
+          <w:sz w:val="24"/>
+          <w:szCs w:val="21"/>
+          <w:lang w:val="en-US"/>
+        </w:rPr>
+        <w:t>:</w:t>
+      </w:r>
+    </w:p>
+    <w:p>
+      <w:pPr>
+        <w:jc w:val="center"/>
+        <w:rPr>
+          <w:b/>
+          <w:bCs/>
+          <w:sz w:val="24"/>
+          <w:szCs w:val="21"/>
+          <w:lang w:val="en-US"/>
+        </w:rPr>
+      </w:pPr>
+      <w:r>
+        <w:rPr>
+          <w:b/>
+          <w:bCs/>
+          <w:noProof/>
+          <w:sz w:val="24"/>
+          <w:szCs w:val="21"/>
+          <w:lang w:val="en-US"/>
+        </w:rPr>
+        <mc:AlternateContent>
+          <mc:Choice Requires="wps">
+            <w:drawing>
+              <wp:anchor distT="45720" distB="45720" distL="114300" distR="114300" simplePos="0" relativeHeight="251704320" behindDoc="0" locked="0" layoutInCell="1" allowOverlap="1" wp14:anchorId="36F8101D" wp14:editId="5DFC251E">
+                <wp:simplePos x="0" y="0"/>
+                <wp:positionH relativeFrom="column">
+                  <wp:posOffset>1687606</wp:posOffset>
+                </wp:positionH>
+                <wp:positionV relativeFrom="paragraph">
+                  <wp:posOffset>60960</wp:posOffset>
+                </wp:positionV>
+                <wp:extent cx="2844165" cy="636905"/>
+                <wp:effectExtent l="0" t="0" r="13335" b="10795"/>
+                <wp:wrapSquare wrapText="bothSides"/>
+                <wp:docPr id="1702291117" name="Text Box 2"/>
+                <wp:cNvGraphicFramePr>
+                  <a:graphicFrameLocks xmlns:a="http://schemas.openxmlformats.org/drawingml/2006/main"/>
+                </wp:cNvGraphicFramePr>
+                <a:graphic xmlns:a="http://schemas.openxmlformats.org/drawingml/2006/main">
+                  <a:graphicData uri="http://schemas.microsoft.com/office/word/2010/wordprocessingShape">
+                    <wps:wsp>
+                      <wps:cNvSpPr txBox="1">
+                        <a:spLocks noChangeArrowheads="1"/>
+                      </wps:cNvSpPr>
+                      <wps:spPr bwMode="auto">
+                        <a:xfrm>
+                          <a:off x="0" y="0"/>
+                          <a:ext cx="2844165" cy="636905"/>
+                        </a:xfrm>
+                        <a:prstGeom prst="rect">
+                          <a:avLst/>
+                        </a:prstGeom>
+                        <a:solidFill>
+                          <a:srgbClr val="FFFFFF"/>
+                        </a:solidFill>
+                        <a:ln w="9525">
+                          <a:solidFill>
+                            <a:srgbClr val="00B0F0"/>
+                          </a:solidFill>
+                          <a:miter lim="800000"/>
+                          <a:headEnd/>
+                          <a:tailEnd/>
+                        </a:ln>
+                      </wps:spPr>
+                      <wps:txbx>
+                        <w:txbxContent>
+                          <w:p>
+                            <w:pPr>
+                              <w:spacing w:after="0"/>
+                              <w:rPr>
+                                <w:rFonts w:hint="eastAsia"/>
+                              </w:rPr>
+                            </w:pPr>
+                            <w:r>
+                              <w:rPr>
+                                <w:rFonts w:hint="eastAsia"/>
+                                <w:b/>
+                                <w:bCs/>
+                                <w:color w:val="00B0F0"/>
+                                <w:sz w:val="26"/>
+                                <w:szCs w:val="26"/>
+                                <w:lang w:val="en-US"/>
+                              </w:rPr>
+                              <w:t xml:space="preserve">~ </w:t>
+                            </w:r>
+                            <w:r>
+                              <w:rPr>
+                                <w:rFonts w:hint="eastAsia"/>
+                                <w:b/>
+                                <w:bCs/>
+                                <w:color w:val="00B0F0"/>
+                                <w:sz w:val="26"/>
+                                <w:szCs w:val="26"/>
+                                <w:lang w:val="en-US"/>
+                              </w:rPr>
+                              <w:t>普通形</w:t>
+                            </w:r>
+                            <w:r>
+                              <w:rPr>
+                                <w:b/>
+                                <w:bCs/>
+                                <w:color w:val="00B0F0"/>
+                                <w:sz w:val="26"/>
+                                <w:szCs w:val="26"/>
+                                <w:lang w:val="en-US"/>
+                              </w:rPr>
+                              <w:tab/>
+                            </w:r>
+                            <w:r>
+                              <w:rPr>
+                                <w:b/>
+                                <w:bCs/>
+                                <w:color w:val="00B0F0"/>
+                                <w:sz w:val="26"/>
+                                <w:szCs w:val="26"/>
+                                <w:lang w:val="en-US"/>
+                              </w:rPr>
+                              <w:tab/>
+                              <w:t xml:space="preserve">    + </w:t>
+                            </w:r>
+                            <w:r>
+                              <w:rPr>
+                                <w:rFonts w:hint="eastAsia"/>
+                                <w:b/>
+                                <w:bCs/>
+                                <w:color w:val="00B0F0"/>
+                                <w:sz w:val="26"/>
+                                <w:szCs w:val="26"/>
+                                <w:lang w:val="en-US"/>
+                              </w:rPr>
+                              <w:t>ということだ</w:t>
+                            </w:r>
+                          </w:p>
+                          <w:p>
+                            <w:pPr>
+                              <w:spacing w:after="0"/>
+                              <w:rPr>
+                                <w:lang w:val="en-US"/>
+                              </w:rPr>
+                            </w:pPr>
+                            <w:r>
+                              <w:rPr>
+                                <w:rFonts w:hint="eastAsia"/>
+                                <w:b/>
+                                <w:bCs/>
+                                <w:color w:val="00B0F0"/>
+                                <w:sz w:val="26"/>
+                                <w:szCs w:val="26"/>
+                                <w:lang w:val="en-US"/>
+                              </w:rPr>
+                              <w:t xml:space="preserve">~ A </w:t>
+                            </w:r>
+                            <w:r>
+                              <w:rPr>
+                                <w:rFonts w:hint="eastAsia"/>
+                                <w:b/>
+                                <w:bCs/>
+                                <w:color w:val="00B0F0"/>
+                                <w:sz w:val="26"/>
+                                <w:szCs w:val="26"/>
+                                <w:lang w:val="en-US"/>
+                              </w:rPr>
+                              <w:t>い・</w:t>
+                            </w:r>
+                            <w:r>
+                              <w:rPr>
+                                <w:rFonts w:hint="eastAsia"/>
+                                <w:b/>
+                                <w:bCs/>
+                                <w:color w:val="00B0F0"/>
+                                <w:sz w:val="26"/>
+                                <w:szCs w:val="26"/>
+                                <w:lang w:val="en-US"/>
+                              </w:rPr>
+                              <w:t xml:space="preserve">A </w:t>
+                            </w:r>
+                            <w:r>
+                              <w:rPr>
+                                <w:rFonts w:hint="eastAsia"/>
+                                <w:b/>
+                                <w:bCs/>
+                                <w:strike/>
+                                <w:sz w:val="26"/>
+                                <w:szCs w:val="26"/>
+                                <w:lang w:val="en-US"/>
+                              </w:rPr>
+                              <w:t>な</w:t>
+                            </w:r>
+                            <w:r>
+                              <w:rPr>
+                                <w:rFonts w:hint="eastAsia"/>
+                                <w:b/>
+                                <w:bCs/>
+                                <w:color w:val="00B0F0"/>
+                                <w:sz w:val="26"/>
+                                <w:szCs w:val="26"/>
+                                <w:lang w:val="en-US"/>
+                              </w:rPr>
+                              <w:t xml:space="preserve"> </w:t>
+                            </w:r>
+                            <w:r>
+                              <w:rPr>
+                                <w:rFonts w:hint="eastAsia"/>
+                                <w:b/>
+                                <w:bCs/>
+                                <w:color w:val="00B0F0"/>
+                                <w:sz w:val="26"/>
+                                <w:szCs w:val="26"/>
+                                <w:lang w:val="en-US"/>
+                              </w:rPr>
+                              <w:t>だ・</w:t>
+                            </w:r>
+                            <w:r>
+                              <w:rPr>
+                                <w:rFonts w:hint="eastAsia"/>
+                                <w:b/>
+                                <w:bCs/>
+                                <w:color w:val="00B0F0"/>
+                                <w:sz w:val="26"/>
+                                <w:szCs w:val="26"/>
+                                <w:lang w:val="en-US"/>
+                              </w:rPr>
+                              <w:t>N</w:t>
+                            </w:r>
+                          </w:p>
+                          <w:p>
+                            <w:pPr>
+                              <w:spacing w:after="0"/>
+                              <w:jc w:val="center"/>
+                            </w:pPr>
+                          </w:p>
+                        </w:txbxContent>
+                      </wps:txbx>
+                      <wps:bodyPr rot="0" vert="horz" wrap="square" lIns="91440" tIns="45720" rIns="91440" bIns="45720" anchor="t" anchorCtr="0">
+                        <a:noAutofit/>
+                      </wps:bodyPr>
+                    </wps:wsp>
+                  </a:graphicData>
+                </a:graphic>
+                <wp14:sizeRelH relativeFrom="margin">
+                  <wp14:pctWidth>0</wp14:pctWidth>
+                </wp14:sizeRelH>
+                <wp14:sizeRelV relativeFrom="margin">
+                  <wp14:pctHeight>0</wp14:pctHeight>
+                </wp14:sizeRelV>
+              </wp:anchor>
+            </w:drawing>
+          </mc:Choice>
+          <mc:Fallback>
+            <w:pict>
+              <v:shape w14:anchorId="36F8101D" id="_x0000_s1048" type="#_x0000_t202" style="position:absolute;left:0;text-align:left;margin-left:132.9pt;margin-top:4.8pt;width:223.95pt;height:50.15pt;z-index:251704320;visibility:visible;mso-wrap-style:square;mso-width-percent:0;mso-height-percent:0;mso-wrap-distance-left:9pt;mso-wrap-distance-top:3.6pt;mso-wrap-distance-right:9pt;mso-wrap-distance-bottom:3.6pt;mso-position-horizontal:absolute;mso-position-horizontal-relative:text;mso-position-vertical:absolute;mso-position-vertical-relative:text;mso-width-percent:0;mso-height-percent:0;mso-width-relative:margin;mso-height-relative:margin;v-text-anchor:top" o:gfxdata="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" strokecolor="#00b0f0">
+                <v:textbox>
+                  <w:txbxContent>
+                    <w:p>
+                      <w:pPr>
+                        <w:spacing w:after="0"/>
+                        <w:rPr>
+                          <w:rFonts w:hint="eastAsia"/>
+                        </w:rPr>
+                      </w:pPr>
+                      <w:r>
+                        <w:rPr>
+                          <w:rFonts w:hint="eastAsia"/>
+                          <w:b/>
+                          <w:bCs/>
+                          <w:color w:val="00B0F0"/>
+                          <w:sz w:val="26"/>
+                          <w:szCs w:val="26"/>
+                          <w:lang w:val="en-US"/>
+                        </w:rPr>
+                        <w:t xml:space="preserve">~ </w:t>
+                      </w:r>
+                      <w:r>
+                        <w:rPr>
+                          <w:rFonts w:hint="eastAsia"/>
+                          <w:b/>
+                          <w:bCs/>
+                          <w:color w:val="00B0F0"/>
+                          <w:sz w:val="26"/>
+                          <w:szCs w:val="26"/>
+                          <w:lang w:val="en-US"/>
+                        </w:rPr>
+                        <w:t>普通形</w:t>
+                      </w:r>
+                      <w:r>
+                        <w:rPr>
+                          <w:b/>
+                          <w:bCs/>
+                          <w:color w:val="00B0F0"/>
+                          <w:sz w:val="26"/>
+                          <w:szCs w:val="26"/>
+                          <w:lang w:val="en-US"/>
+                        </w:rPr>
+                        <w:tab/>
+                      </w:r>
+                      <w:r>
+                        <w:rPr>
+                          <w:b/>
+                          <w:bCs/>
+                          <w:color w:val="00B0F0"/>
+                          <w:sz w:val="26"/>
+                          <w:szCs w:val="26"/>
+                          <w:lang w:val="en-US"/>
+                        </w:rPr>
+                        <w:tab/>
+                        <w:t xml:space="preserve">    + </w:t>
+                      </w:r>
+                      <w:r>
+                        <w:rPr>
+                          <w:rFonts w:hint="eastAsia"/>
+                          <w:b/>
+                          <w:bCs/>
+                          <w:color w:val="00B0F0"/>
+                          <w:sz w:val="26"/>
+                          <w:szCs w:val="26"/>
+                          <w:lang w:val="en-US"/>
+                        </w:rPr>
+                        <w:t>ということだ</w:t>
+                      </w:r>
+                    </w:p>
+                    <w:p>
+                      <w:pPr>
+                        <w:spacing w:after="0"/>
+                        <w:rPr>
+                          <w:lang w:val="en-US"/>
+                        </w:rPr>
+                      </w:pPr>
+                      <w:r>
+                        <w:rPr>
+                          <w:rFonts w:hint="eastAsia"/>
+                          <w:b/>
+                          <w:bCs/>
+                          <w:color w:val="00B0F0"/>
+                          <w:sz w:val="26"/>
+                          <w:szCs w:val="26"/>
+                          <w:lang w:val="en-US"/>
+                        </w:rPr>
+                        <w:t xml:space="preserve">~ A </w:t>
+                      </w:r>
+                      <w:r>
+                        <w:rPr>
+                          <w:rFonts w:hint="eastAsia"/>
+                          <w:b/>
+                          <w:bCs/>
+                          <w:color w:val="00B0F0"/>
+                          <w:sz w:val="26"/>
+                          <w:szCs w:val="26"/>
+                          <w:lang w:val="en-US"/>
+                        </w:rPr>
+                        <w:t>い・</w:t>
+                      </w:r>
+                      <w:r>
+                        <w:rPr>
+                          <w:rFonts w:hint="eastAsia"/>
+                          <w:b/>
+                          <w:bCs/>
+                          <w:color w:val="00B0F0"/>
+                          <w:sz w:val="26"/>
+                          <w:szCs w:val="26"/>
+                          <w:lang w:val="en-US"/>
+                        </w:rPr>
+                        <w:t xml:space="preserve">A </w:t>
+                      </w:r>
+                      <w:r>
+                        <w:rPr>
+                          <w:rFonts w:hint="eastAsia"/>
+                          <w:b/>
+                          <w:bCs/>
+                          <w:strike/>
+                          <w:sz w:val="26"/>
+                          <w:szCs w:val="26"/>
+                          <w:lang w:val="en-US"/>
+                        </w:rPr>
+                        <w:t>な</w:t>
+                      </w:r>
+                      <w:r>
+                        <w:rPr>
+                          <w:rFonts w:hint="eastAsia"/>
+                          <w:b/>
+                          <w:bCs/>
+                          <w:color w:val="00B0F0"/>
+                          <w:sz w:val="26"/>
+                          <w:szCs w:val="26"/>
+                          <w:lang w:val="en-US"/>
+                        </w:rPr>
+                        <w:t xml:space="preserve"> </w:t>
+                      </w:r>
+                      <w:r>
+                        <w:rPr>
+                          <w:rFonts w:hint="eastAsia"/>
+                          <w:b/>
+                          <w:bCs/>
+                          <w:color w:val="00B0F0"/>
+                          <w:sz w:val="26"/>
+                          <w:szCs w:val="26"/>
+                          <w:lang w:val="en-US"/>
+                        </w:rPr>
+                        <w:t>だ・</w:t>
+                      </w:r>
+                      <w:r>
+                        <w:rPr>
+                          <w:rFonts w:hint="eastAsia"/>
+                          <w:b/>
+                          <w:bCs/>
+                          <w:color w:val="00B0F0"/>
+                          <w:sz w:val="26"/>
+                          <w:szCs w:val="26"/>
+                          <w:lang w:val="en-US"/>
+                        </w:rPr>
+                        <w:t>N</w:t>
+                      </w:r>
+                    </w:p>
+                    <w:p>
+                      <w:pPr>
+                        <w:spacing w:after="0"/>
+                        <w:jc w:val="center"/>
+                      </w:pPr>
+                    </w:p>
+                  </w:txbxContent>
+                </v:textbox>
+                <w10:wrap type="square"/>
+              </v:shape>
+            </w:pict>
+          </mc:Fallback>
+        </mc:AlternateContent>
+      </w:r>
+    </w:p>
+    <w:p>
+      <w:pPr>
+        <w:jc w:val="center"/>
+        <w:rPr>
+          <w:b/>
+          <w:bCs/>
+          <w:sz w:val="24"/>
+          <w:szCs w:val="21"/>
+          <w:lang w:val="en-US"/>
+        </w:rPr>
+      </w:pPr>
+    </w:p>
+    <w:p>
+      <w:pPr>
+        <w:rPr>
+          <w:rFonts w:asciiTheme="majorHAnsi" w:hAnsiTheme="majorHAnsi" w:cstheme="majorHAnsi"/>
+          <w:b/>
+          <w:bCs/>
+          <w:sz w:val="24"/>
+          <w:szCs w:val="21"/>
+          <w:lang w:val="en-US"/>
+        </w:rPr>
+      </w:pPr>
+    </w:p>
+    <w:p>
+      <w:pPr>
+        <w:rPr>
+          <w:rFonts w:ascii="Calibri" w:hAnsi="Calibri" w:cs="Calibri" w:hint="eastAsia"/>
+          <w:sz w:val="24"/>
+          <w:szCs w:val="21"/>
+          <w:lang w:val="en-US"/>
+        </w:rPr>
+      </w:pPr>
+      <w:r>
+        <w:rPr>
+          <w:rFonts w:hint="eastAsia"/>
+          <w:b/>
+          <w:bCs/>
+          <w:color w:val="00B0F0"/>
+          <w:sz w:val="24"/>
+          <w:szCs w:val="21"/>
+          <w:lang w:val="en-US"/>
+        </w:rPr>
+        <w:t>ポイント</w:t>
+      </w:r>
+      <w:r>
+        <w:rPr>
+          <w:b/>
+          <w:bCs/>
+          <w:color w:val="00B0F0"/>
+          <w:sz w:val="24"/>
+          <w:szCs w:val="21"/>
+          <w:lang w:val="en-US"/>
+        </w:rPr>
+        <w:t>:</w:t>
+      </w:r>
+      <w:r>
+        <w:rPr>
+          <w:b/>
+          <w:bCs/>
+          <w:sz w:val="24"/>
+          <w:szCs w:val="21"/>
+          <w:lang w:val="en-US"/>
+        </w:rPr>
+        <w:t xml:space="preserve"> </w:t>
+      </w:r>
+      <w:r>
+        <w:rPr>
+          <w:rFonts w:hint="eastAsia"/>
+          <w:sz w:val="24"/>
+          <w:szCs w:val="21"/>
+          <w:lang w:val="en-US"/>
+        </w:rPr>
+        <w:t>T</w:t>
+      </w:r>
+      <w:r>
+        <w:rPr>
+          <w:sz w:val="24"/>
+          <w:szCs w:val="21"/>
+          <w:lang w:val="en-US"/>
+        </w:rPr>
+        <w:t>ruyền đạt lại nội dung đã nghe thấy, đọc được</w:t>
+      </w:r>
+      <w:r>
+        <w:rPr>
+          <w:rFonts w:hint="eastAsia"/>
+          <w:sz w:val="24"/>
+          <w:szCs w:val="21"/>
+          <w:lang w:val="en-US"/>
+        </w:rPr>
+        <w:t xml:space="preserve"> ho</w:t>
+      </w:r>
+      <w:r>
+        <w:rPr>
+          <w:sz w:val="24"/>
+          <w:szCs w:val="21"/>
+          <w:lang w:val="en-US"/>
+        </w:rPr>
+        <w:t>ặ</w:t>
+      </w:r>
+      <w:r>
+        <w:rPr>
+          <w:rFonts w:hint="eastAsia"/>
+          <w:sz w:val="24"/>
+          <w:szCs w:val="21"/>
+          <w:lang w:val="en-US"/>
+        </w:rPr>
+        <w:t>c nh</w:t>
+      </w:r>
+      <w:r>
+        <w:rPr>
+          <w:sz w:val="24"/>
+          <w:szCs w:val="21"/>
+          <w:lang w:val="en-US"/>
+        </w:rPr>
+        <w:t>ắ</w:t>
+      </w:r>
+      <w:r>
+        <w:rPr>
+          <w:rFonts w:hint="eastAsia"/>
+          <w:sz w:val="24"/>
+          <w:szCs w:val="21"/>
+          <w:lang w:val="en-US"/>
+        </w:rPr>
+        <w:t>c đ</w:t>
+      </w:r>
+      <w:r>
+        <w:rPr>
+          <w:sz w:val="24"/>
+          <w:szCs w:val="21"/>
+          <w:lang w:val="en-US"/>
+        </w:rPr>
+        <w:t>ế</w:t>
+      </w:r>
+      <w:r>
+        <w:rPr>
+          <w:rFonts w:hint="eastAsia"/>
+          <w:sz w:val="24"/>
+          <w:szCs w:val="21"/>
+          <w:lang w:val="en-US"/>
+        </w:rPr>
+        <w:t>n 1 đ</w:t>
+      </w:r>
+      <w:r>
+        <w:rPr>
+          <w:sz w:val="24"/>
+          <w:szCs w:val="21"/>
+          <w:lang w:val="en-US"/>
+        </w:rPr>
+        <w:t>ị</w:t>
+      </w:r>
+      <w:r>
+        <w:rPr>
+          <w:rFonts w:hint="eastAsia"/>
+          <w:sz w:val="24"/>
+          <w:szCs w:val="21"/>
+          <w:lang w:val="en-US"/>
+        </w:rPr>
+        <w:t xml:space="preserve">nh </w:t>
+      </w:r>
+      <w:r>
+        <w:rPr>
+          <w:sz w:val="24"/>
+          <w:szCs w:val="21"/>
+          <w:lang w:val="en-US"/>
+        </w:rPr>
+        <w:t>nghĩa, sự thật</w:t>
+      </w:r>
+    </w:p>
+    <w:p>
+      <w:pPr>
+        <w:rPr>
+          <w:sz w:val="24"/>
+          <w:szCs w:val="21"/>
+          <w:lang w:val="en-US"/>
+        </w:rPr>
+      </w:pPr>
+      <w:r>
+        <w:rPr>
+          <w:rFonts w:hint="eastAsia"/>
+          <w:b/>
+          <w:bCs/>
+          <w:sz w:val="24"/>
+          <w:szCs w:val="21"/>
+          <w:lang w:val="en-US"/>
+        </w:rPr>
+        <w:t>例</w:t>
+      </w:r>
+      <w:r>
+        <w:rPr>
+          <w:rFonts w:hint="eastAsia"/>
+          <w:b/>
+          <w:bCs/>
+          <w:sz w:val="24"/>
+          <w:szCs w:val="21"/>
+          <w:lang w:val="en-US"/>
+        </w:rPr>
+        <w:t xml:space="preserve">: </w:t>
+      </w:r>
+      <w:r>
+        <w:rPr>
+          <w:b/>
+          <w:bCs/>
+          <w:sz w:val="24"/>
+          <w:szCs w:val="21"/>
+          <w:lang w:val="en-US"/>
+        </w:rPr>
+        <w:tab/>
+      </w:r>
+      <w:r>
+        <w:rPr>
+          <w:sz w:val="24"/>
+          <w:szCs w:val="21"/>
+          <w:lang w:val="en-US"/>
+        </w:rPr>
+        <w:t xml:space="preserve">1. </w:t>
+      </w:r>
+      <w:r>
+        <w:rPr>
+          <w:rFonts w:hint="eastAsia"/>
+          <w:sz w:val="24"/>
+          <w:szCs w:val="21"/>
+          <w:lang w:val="en-US"/>
+        </w:rPr>
+        <w:t xml:space="preserve">A: </w:t>
+      </w:r>
+      <w:r>
+        <w:rPr>
+          <w:rFonts w:hint="eastAsia"/>
+          <w:sz w:val="24"/>
+          <w:szCs w:val="21"/>
+          <w:lang w:val="en-US"/>
+        </w:rPr>
+        <w:t>安納、土曜日の</w:t>
+      </w:r>
+      <w:r>
+        <w:rPr>
+          <w:sz w:val="24"/>
+          <w:szCs w:val="21"/>
+          <w:lang w:val="en-US"/>
+        </w:rPr>
+        <w:ruby>
+          <w:rubyPr>
+            <w:rubyAlign w:val="distributeSpace"/>
+            <w:hps w:val="12"/>
+            <w:hpsRaise w:val="26"/>
+            <w:hpsBaseText w:val="24"/>
+            <w:lid w:val="ja-JP"/>
+          </w:rubyPr>
+          <w:rt>
+            <w:r>
+              <w:rPr>
+                <w:rFonts w:ascii="Yu Gothic" w:eastAsia="Yu Gothic" w:hAnsi="Yu Gothic" w:hint="eastAsia"/>
+                <w:sz w:val="12"/>
+                <w:szCs w:val="21"/>
+                <w:lang w:val="en-US"/>
+              </w:rPr>
+              <w:t>さっぽろ</w:t>
+            </w:r>
+          </w:rt>
+          <w:rubyBase>
+            <w:r>
+              <w:rPr>
+                <w:rFonts w:hint="eastAsia"/>
+                <w:sz w:val="24"/>
+                <w:szCs w:val="21"/>
+                <w:lang w:val="en-US"/>
+              </w:rPr>
+              <w:t>札幌</w:t>
+            </w:r>
+          </w:rubyBase>
+        </w:ruby>
+      </w:r>
+      <w:r>
+        <w:rPr>
+          <w:rFonts w:hint="eastAsia"/>
+          <w:sz w:val="24"/>
+          <w:szCs w:val="21"/>
+          <w:lang w:val="en-US"/>
+        </w:rPr>
+        <w:t>行きの飛行機を予約できますか。</w:t>
+      </w:r>
+    </w:p>
+    <w:p>
+      <w:pPr>
+        <w:rPr>
+          <w:sz w:val="24"/>
+          <w:szCs w:val="21"/>
+          <w:lang w:val="en-US"/>
+        </w:rPr>
+      </w:pPr>
+      <w:r>
+        <w:rPr>
+          <w:sz w:val="24"/>
+          <w:szCs w:val="21"/>
+          <w:lang w:val="en-US"/>
+        </w:rPr>
+        <w:tab/>
+      </w:r>
+      <w:r>
+        <w:rPr>
+          <w:sz w:val="24"/>
+          <w:szCs w:val="21"/>
+          <w:lang w:val="en-US"/>
+        </w:rPr>
+        <w:t xml:space="preserve">    </w:t>
+      </w:r>
+      <w:r>
+        <w:rPr>
+          <w:rFonts w:hint="eastAsia"/>
+          <w:sz w:val="24"/>
+          <w:szCs w:val="21"/>
+          <w:lang w:val="en-US"/>
+        </w:rPr>
+        <w:t xml:space="preserve">B: </w:t>
+      </w:r>
+      <w:r>
+        <w:rPr>
+          <w:rFonts w:hint="eastAsia"/>
+          <w:sz w:val="24"/>
+          <w:szCs w:val="21"/>
+          <w:lang w:val="en-US"/>
+        </w:rPr>
+        <w:t>土曜日なので、あいにくキャンセル持ちの方が多くて。。。</w:t>
+      </w:r>
+    </w:p>
+    <w:p>
+      <w:pPr>
+        <w:rPr>
+          <w:sz w:val="24"/>
+          <w:szCs w:val="21"/>
+          <w:lang w:val="en-US"/>
+        </w:rPr>
+      </w:pPr>
+      <w:r>
+        <w:rPr>
+          <w:sz w:val="24"/>
+          <w:szCs w:val="21"/>
+          <w:lang w:val="en-US"/>
+        </w:rPr>
+        <w:lastRenderedPageBreak/>
+        <w:tab/>
+      </w:r>
+      <w:r>
+        <w:rPr>
+          <w:sz w:val="24"/>
+          <w:szCs w:val="21"/>
+          <w:lang w:val="en-US"/>
+        </w:rPr>
+        <w:t xml:space="preserve">    </w:t>
+      </w:r>
+      <w:r>
+        <w:rPr>
+          <w:rFonts w:hint="eastAsia"/>
+          <w:sz w:val="24"/>
+          <w:szCs w:val="21"/>
+          <w:lang w:val="en-US"/>
+        </w:rPr>
+        <w:t xml:space="preserve">A: </w:t>
+      </w:r>
+      <w:r>
+        <w:rPr>
+          <w:rFonts w:hint="eastAsia"/>
+          <w:sz w:val="24"/>
+          <w:szCs w:val="21"/>
+          <w:lang w:val="en-US"/>
+        </w:rPr>
+        <w:t>そうですか。今からでは予約</w:t>
+      </w:r>
+      <w:r>
+        <w:rPr>
+          <w:rFonts w:hint="eastAsia"/>
+          <w:color w:val="00B050"/>
+          <w:sz w:val="24"/>
+          <w:szCs w:val="21"/>
+          <w:lang w:val="en-US"/>
+        </w:rPr>
+        <w:t>できない</w:t>
+      </w:r>
+      <w:r>
+        <w:rPr>
+          <w:rFonts w:hint="eastAsia"/>
+          <w:color w:val="D86DCB" w:themeColor="accent5" w:themeTint="99"/>
+          <w:sz w:val="24"/>
+          <w:szCs w:val="21"/>
+          <w:lang w:val="en-US"/>
+        </w:rPr>
+        <w:t>ということですね</w:t>
+      </w:r>
+      <w:r>
+        <w:rPr>
+          <w:rFonts w:hint="eastAsia"/>
+          <w:sz w:val="24"/>
+          <w:szCs w:val="21"/>
+          <w:lang w:val="en-US"/>
+        </w:rPr>
+        <w:t>。</w:t>
+      </w:r>
+    </w:p>
+    <w:p>
+      <w:pPr>
+        <w:rPr>
+          <w:rFonts w:hint="eastAsia"/>
+          <w:sz w:val="24"/>
+          <w:szCs w:val="21"/>
+          <w:lang w:val="en-US"/>
+        </w:rPr>
+      </w:pPr>
+      <w:r>
+        <w:rPr>
+          <w:sz w:val="24"/>
+          <w:szCs w:val="21"/>
+          <w:lang w:val="en-US"/>
+        </w:rPr>
+        <w:tab/>
+      </w:r>
+      <w:r>
+        <w:rPr>
+          <w:sz w:val="24"/>
+          <w:szCs w:val="21"/>
+          <w:lang w:val="en-US"/>
+        </w:rPr>
+        <w:t xml:space="preserve">    </w:t>
+      </w:r>
+      <w:r>
+        <w:rPr>
+          <w:rFonts w:hint="eastAsia"/>
+          <w:sz w:val="24"/>
+          <w:szCs w:val="21"/>
+          <w:lang w:val="en-US"/>
+        </w:rPr>
+        <w:t xml:space="preserve">B: </w:t>
+      </w:r>
+      <w:r>
+        <w:rPr>
+          <w:rFonts w:hint="eastAsia"/>
+          <w:sz w:val="24"/>
+          <w:szCs w:val="21"/>
+          <w:lang w:val="en-US"/>
+        </w:rPr>
+        <w:t>ええ、申し訳ありません。今からだとちょっと難しいと思います。</w:t>
+      </w:r>
+    </w:p>
+    <w:p>
+      <w:pPr>
+        <w:rPr>
+          <w:rFonts w:asciiTheme="majorHAnsi" w:hAnsiTheme="majorHAnsi" w:cstheme="majorHAnsi"/>
+          <w:sz w:val="24"/>
+          <w:szCs w:val="21"/>
+          <w:lang w:val="en-US"/>
+        </w:rPr>
+      </w:pPr>
+      <w:r>
+        <w:rPr>
+          <w:rFonts w:asciiTheme="majorHAnsi" w:hAnsiTheme="majorHAnsi" w:cstheme="majorHAnsi"/>
+          <w:b/>
+          <w:bCs/>
+          <w:sz w:val="24"/>
+          <w:szCs w:val="21"/>
+          <w:lang w:val="en-US"/>
+        </w:rPr>
+        <w:tab/>
+      </w:r>
+      <w:r>
+        <w:rPr>
+          <w:rFonts w:asciiTheme="majorHAnsi" w:hAnsiTheme="majorHAnsi" w:cstheme="majorHAnsi"/>
+          <w:sz w:val="24"/>
+          <w:szCs w:val="21"/>
+          <w:lang w:val="en-US"/>
+        </w:rPr>
+        <w:t xml:space="preserve">2. </w:t>
+      </w:r>
+      <w:r>
+        <w:rPr>
+          <w:rFonts w:asciiTheme="majorHAnsi" w:hAnsiTheme="majorHAnsi" w:cstheme="majorHAnsi" w:hint="eastAsia"/>
+          <w:sz w:val="24"/>
+          <w:szCs w:val="21"/>
+          <w:lang w:val="en-US"/>
+        </w:rPr>
+        <w:t>このことわざの意味は時間を</w:t>
+      </w:r>
+      <w:r>
+        <w:rPr>
+          <w:rFonts w:asciiTheme="majorHAnsi" w:hAnsiTheme="majorHAnsi" w:cstheme="majorHAnsi" w:hint="eastAsia"/>
+          <w:sz w:val="24"/>
+          <w:szCs w:val="21"/>
+          <w:lang w:val="en-US"/>
+        </w:rPr>
+        <w:t>大切にしないと</w:t>
+      </w:r>
+      <w:r>
+        <w:rPr>
+          <w:rFonts w:asciiTheme="majorHAnsi" w:hAnsiTheme="majorHAnsi" w:cstheme="majorHAnsi" w:hint="eastAsia"/>
+          <w:color w:val="00B050"/>
+          <w:sz w:val="24"/>
+          <w:szCs w:val="21"/>
+          <w:lang w:val="en-US"/>
+        </w:rPr>
+        <w:t>いけない</w:t>
+      </w:r>
+      <w:r>
+        <w:rPr>
+          <w:rFonts w:asciiTheme="majorHAnsi" w:hAnsiTheme="majorHAnsi" w:cstheme="majorHAnsi" w:hint="eastAsia"/>
+          <w:color w:val="D86DCB" w:themeColor="accent5" w:themeTint="99"/>
+          <w:sz w:val="24"/>
+          <w:szCs w:val="21"/>
+          <w:lang w:val="en-US"/>
+        </w:rPr>
+        <w:t>ということだ</w:t>
+      </w:r>
+      <w:r>
+        <w:rPr>
+          <w:rFonts w:asciiTheme="majorHAnsi" w:hAnsiTheme="majorHAnsi" w:cstheme="majorHAnsi" w:hint="eastAsia"/>
+          <w:sz w:val="24"/>
+          <w:szCs w:val="21"/>
+          <w:lang w:val="en-US"/>
+        </w:rPr>
+        <w:t>。</w:t>
+      </w:r>
+    </w:p>
+    <w:p>
+      <w:pPr>
+        <w:rPr>
+          <w:rFonts w:asciiTheme="majorHAnsi" w:hAnsiTheme="majorHAnsi" w:cstheme="majorHAnsi"/>
+          <w:b/>
+          <w:bCs/>
+          <w:sz w:val="24"/>
+          <w:szCs w:val="21"/>
+          <w:lang w:val="en-US"/>
+        </w:rPr>
+      </w:pPr>
+      <w:r>
+        <w:rPr>
+          <w:rFonts w:asciiTheme="majorHAnsi" w:hAnsiTheme="majorHAnsi" w:cstheme="majorHAnsi"/>
+          <w:b/>
+          <w:bCs/>
+          <w:sz w:val="24"/>
+          <w:szCs w:val="21"/>
+          <w:lang w:val="en-US"/>
+        </w:rPr>
+        <w:t xml:space="preserve">11. </w:t>
+      </w:r>
+      <w:r>
+        <w:rPr>
+          <w:rFonts w:asciiTheme="majorHAnsi" w:hAnsiTheme="majorHAnsi" w:cstheme="majorHAnsi"/>
+          <w:b/>
+          <w:bCs/>
+          <w:sz w:val="24"/>
+          <w:szCs w:val="21"/>
+          <w:u w:val="single"/>
+          <w:lang w:val="en-US"/>
+        </w:rPr>
+        <w:t>～でしょうか</w:t>
+      </w:r>
+      <w:r>
+        <w:rPr>
+          <w:rFonts w:asciiTheme="majorHAnsi" w:hAnsiTheme="majorHAnsi" w:cstheme="majorHAnsi"/>
+          <w:b/>
+          <w:bCs/>
+          <w:sz w:val="24"/>
+          <w:szCs w:val="21"/>
+          <w:lang w:val="en-US"/>
+        </w:rPr>
+        <w:t>:</w:t>
+      </w:r>
+    </w:p>
+    <w:p>
+      <w:pPr>
+        <w:rPr>
+          <w:rFonts w:asciiTheme="majorHAnsi" w:hAnsiTheme="majorHAnsi" w:cstheme="majorHAnsi"/>
+          <w:b/>
+          <w:bCs/>
+          <w:sz w:val="24"/>
+          <w:szCs w:val="21"/>
+          <w:lang w:val="en-US"/>
+        </w:rPr>
+      </w:pPr>
+      <w:r>
+        <w:rPr>
+          <w:b/>
+          <w:bCs/>
+          <w:noProof/>
+          <w:sz w:val="24"/>
+          <w:szCs w:val="21"/>
+          <w:lang w:val="en-US"/>
+        </w:rPr>
+        <mc:AlternateContent>
+          <mc:Choice Requires="wps">
+            <w:drawing>
+              <wp:anchor distT="45720" distB="45720" distL="114300" distR="114300" simplePos="0" relativeHeight="251706368" behindDoc="0" locked="0" layoutInCell="1" allowOverlap="1" wp14:anchorId="74896EF6" wp14:editId="5AB4AC25">
+                <wp:simplePos x="0" y="0"/>
+                <wp:positionH relativeFrom="column">
+                  <wp:posOffset>1857375</wp:posOffset>
+                </wp:positionH>
+                <wp:positionV relativeFrom="paragraph">
+                  <wp:posOffset>15619</wp:posOffset>
+                </wp:positionV>
+                <wp:extent cx="2686050" cy="636905"/>
+                <wp:effectExtent l="0" t="0" r="19050" b="10795"/>
+                <wp:wrapSquare wrapText="bothSides"/>
+                <wp:docPr id="2122281311" name="Text Box 2"/>
+                <wp:cNvGraphicFramePr>
+                  <a:graphicFrameLocks xmlns:a="http://schemas.openxmlformats.org/drawingml/2006/main"/>
+                </wp:cNvGraphicFramePr>
+                <a:graphic xmlns:a="http://schemas.openxmlformats.org/drawingml/2006/main">
+                  <a:graphicData uri="http://schemas.microsoft.com/office/word/2010/wordprocessingShape">
+                    <wps:wsp>
+                      <wps:cNvSpPr txBox="1">
+                        <a:spLocks noChangeArrowheads="1"/>
+                      </wps:cNvSpPr>
+                      <wps:spPr bwMode="auto">
+                        <a:xfrm>
+                          <a:off x="0" y="0"/>
+                          <a:ext cx="2686050" cy="636905"/>
+                        </a:xfrm>
+                        <a:prstGeom prst="rect">
+                          <a:avLst/>
+                        </a:prstGeom>
+                        <a:solidFill>
+                          <a:srgbClr val="FFFFFF"/>
+                        </a:solidFill>
+                        <a:ln w="9525">
+                          <a:solidFill>
+                            <a:srgbClr val="00B0F0"/>
+                          </a:solidFill>
+                          <a:miter lim="800000"/>
+                          <a:headEnd/>
+                          <a:tailEnd/>
+                        </a:ln>
+                      </wps:spPr>
+                      <wps:txbx>
+                        <w:txbxContent>
+                          <w:p>
+                            <w:pPr>
+                              <w:spacing w:after="0"/>
+                              <w:rPr>
+                                <w:rFonts w:hint="eastAsia"/>
+                              </w:rPr>
+                            </w:pPr>
+                            <w:r>
+                              <w:rPr>
+                                <w:rFonts w:hint="eastAsia"/>
+                                <w:b/>
+                                <w:bCs/>
+                                <w:color w:val="00B0F0"/>
+                                <w:sz w:val="26"/>
+                                <w:szCs w:val="26"/>
+                                <w:lang w:val="en-US"/>
+                              </w:rPr>
+                              <w:t xml:space="preserve">~ </w:t>
+                            </w:r>
+                            <w:r>
+                              <w:rPr>
+                                <w:rFonts w:hint="eastAsia"/>
+                                <w:b/>
+                                <w:bCs/>
+                                <w:color w:val="00B0F0"/>
+                                <w:sz w:val="26"/>
+                                <w:szCs w:val="26"/>
+                                <w:lang w:val="en-US"/>
+                              </w:rPr>
+                              <w:t>普通形</w:t>
+                            </w:r>
+                            <w:r>
+                              <w:rPr>
+                                <w:b/>
+                                <w:bCs/>
+                                <w:color w:val="00B0F0"/>
+                                <w:sz w:val="26"/>
+                                <w:szCs w:val="26"/>
+                                <w:lang w:val="en-US"/>
+                              </w:rPr>
+                              <w:tab/>
+                            </w:r>
+                            <w:r>
+                              <w:rPr>
+                                <w:b/>
+                                <w:bCs/>
+                                <w:color w:val="00B0F0"/>
+                                <w:sz w:val="26"/>
+                                <w:szCs w:val="26"/>
+                                <w:lang w:val="en-US"/>
+                              </w:rPr>
+                              <w:tab/>
+                              <w:t xml:space="preserve">    + </w:t>
+                            </w:r>
+                            <w:r>
+                              <w:rPr>
+                                <w:rFonts w:hint="eastAsia"/>
+                                <w:b/>
+                                <w:bCs/>
+                                <w:color w:val="00B0F0"/>
+                                <w:sz w:val="26"/>
+                                <w:szCs w:val="26"/>
+                                <w:lang w:val="en-US"/>
+                              </w:rPr>
+                              <w:t>でしょうか</w:t>
+                            </w:r>
+                          </w:p>
+                          <w:p>
+                            <w:pPr>
+                              <w:spacing w:after="0"/>
+                              <w:rPr>
+                                <w:lang w:val="en-US"/>
+                              </w:rPr>
+                            </w:pPr>
+                            <w:r>
+                              <w:rPr>
+                                <w:rFonts w:hint="eastAsia"/>
+                                <w:b/>
+                                <w:bCs/>
+                                <w:color w:val="00B0F0"/>
+                                <w:sz w:val="26"/>
+                                <w:szCs w:val="26"/>
+                                <w:lang w:val="en-US"/>
+                              </w:rPr>
+                              <w:t xml:space="preserve">~ A </w:t>
+                            </w:r>
+                            <w:r>
+                              <w:rPr>
+                                <w:rFonts w:hint="eastAsia"/>
+                                <w:b/>
+                                <w:bCs/>
+                                <w:color w:val="00B0F0"/>
+                                <w:sz w:val="26"/>
+                                <w:szCs w:val="26"/>
+                                <w:lang w:val="en-US"/>
+                              </w:rPr>
+                              <w:t>い・</w:t>
+                            </w:r>
+                            <w:r>
+                              <w:rPr>
+                                <w:rFonts w:hint="eastAsia"/>
+                                <w:b/>
+                                <w:bCs/>
+                                <w:color w:val="00B0F0"/>
+                                <w:sz w:val="26"/>
+                                <w:szCs w:val="26"/>
+                                <w:lang w:val="en-US"/>
+                              </w:rPr>
+                              <w:t xml:space="preserve">A </w:t>
+                            </w:r>
+                            <w:r>
+                              <w:rPr>
+                                <w:rFonts w:hint="eastAsia"/>
+                                <w:strike/>
+                                <w:sz w:val="26"/>
+                                <w:szCs w:val="26"/>
+                                <w:lang w:val="en-US"/>
+                              </w:rPr>
+                              <w:t>な</w:t>
+                            </w:r>
+                            <w:r>
+                              <w:rPr>
+                                <w:rFonts w:hint="eastAsia"/>
+                                <w:b/>
+                                <w:bCs/>
+                                <w:color w:val="00B0F0"/>
+                                <w:sz w:val="26"/>
+                                <w:szCs w:val="26"/>
+                                <w:lang w:val="en-US"/>
+                              </w:rPr>
+                              <w:t xml:space="preserve"> </w:t>
+                            </w:r>
+                            <w:r>
+                              <w:rPr>
+                                <w:rFonts w:hint="eastAsia"/>
+                                <w:b/>
+                                <w:bCs/>
+                                <w:color w:val="00B0F0"/>
+                                <w:sz w:val="26"/>
+                                <w:szCs w:val="26"/>
+                                <w:lang w:val="en-US"/>
+                              </w:rPr>
+                              <w:t>だ・</w:t>
+                            </w:r>
+                            <w:r>
+                              <w:rPr>
+                                <w:rFonts w:hint="eastAsia"/>
+                                <w:b/>
+                                <w:bCs/>
+                                <w:color w:val="00B0F0"/>
+                                <w:sz w:val="26"/>
+                                <w:szCs w:val="26"/>
+                                <w:lang w:val="en-US"/>
+                              </w:rPr>
+                              <w:t>N</w:t>
+                            </w:r>
+                          </w:p>
+                          <w:p>
+                            <w:pPr>
+                              <w:spacing w:after="0"/>
+                              <w:jc w:val="center"/>
+                            </w:pPr>
+                          </w:p>
+                        </w:txbxContent>
+                      </wps:txbx>
+                      <wps:bodyPr rot="0" vert="horz" wrap="square" lIns="91440" tIns="45720" rIns="91440" bIns="45720" anchor="t" anchorCtr="0">
+                        <a:noAutofit/>
+                      </wps:bodyPr>
+                    </wps:wsp>
+                  </a:graphicData>
+                </a:graphic>
+                <wp14:sizeRelH relativeFrom="margin">
+                  <wp14:pctWidth>0</wp14:pctWidth>
+                </wp14:sizeRelH>
+                <wp14:sizeRelV relativeFrom="margin">
+                  <wp14:pctHeight>0</wp14:pctHeight>
+                </wp14:sizeRelV>
+              </wp:anchor>
+            </w:drawing>
+          </mc:Choice>
+          <mc:Fallback>
+            <w:pict>
+              <v:shape w14:anchorId="74896EF6" id="_x0000_s1049" type="#_x0000_t202" style="position:absolute;left:0;text-align:left;margin-left:146.25pt;margin-top:1.25pt;width:211.5pt;height:50.15pt;z-index:251706368;visibility:visible;mso-wrap-style:square;mso-width-percent:0;mso-height-percent:0;mso-wrap-distance-left:9pt;mso-wrap-distance-top:3.6pt;mso-wrap-distance-right:9pt;mso-wrap-distance-bottom:3.6pt;mso-position-horizontal:absolute;mso-position-horizontal-relative:text;mso-position-vertical:absolute;mso-position-vertical-relative:text;mso-width-percent:0;mso-height-percent:0;mso-width-relative:margin;mso-height-relative:margin;v-text-anchor:top" o:gfxdata="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" strokecolor="#00b0f0">
+                <v:textbox>
+                  <w:txbxContent>
+                    <w:p>
+                      <w:pPr>
+                        <w:spacing w:after="0"/>
+                        <w:rPr>
+                          <w:rFonts w:hint="eastAsia"/>
+                        </w:rPr>
+                      </w:pPr>
+                      <w:r>
+                        <w:rPr>
+                          <w:rFonts w:hint="eastAsia"/>
+                          <w:b/>
+                          <w:bCs/>
+                          <w:color w:val="00B0F0"/>
+                          <w:sz w:val="26"/>
+                          <w:szCs w:val="26"/>
+                          <w:lang w:val="en-US"/>
+                        </w:rPr>
+                        <w:t xml:space="preserve">~ </w:t>
+                      </w:r>
+                      <w:r>
+                        <w:rPr>
+                          <w:rFonts w:hint="eastAsia"/>
+                          <w:b/>
+                          <w:bCs/>
+                          <w:color w:val="00B0F0"/>
+                          <w:sz w:val="26"/>
+                          <w:szCs w:val="26"/>
+                          <w:lang w:val="en-US"/>
+                        </w:rPr>
+                        <w:t>普通形</w:t>
+                      </w:r>
+                      <w:r>
+                        <w:rPr>
+                          <w:b/>
+                          <w:bCs/>
+                          <w:color w:val="00B0F0"/>
+                          <w:sz w:val="26"/>
+                          <w:szCs w:val="26"/>
+                          <w:lang w:val="en-US"/>
+                        </w:rPr>
+                        <w:tab/>
+                      </w:r>
+                      <w:r>
+                        <w:rPr>
+                          <w:b/>
+                          <w:bCs/>
+                          <w:color w:val="00B0F0"/>
+                          <w:sz w:val="26"/>
+                          <w:szCs w:val="26"/>
+                          <w:lang w:val="en-US"/>
+                        </w:rPr>
+                        <w:tab/>
+                        <w:t xml:space="preserve">    + </w:t>
+                      </w:r>
+                      <w:r>
+                        <w:rPr>
+                          <w:rFonts w:hint="eastAsia"/>
+                          <w:b/>
+                          <w:bCs/>
+                          <w:color w:val="00B0F0"/>
+                          <w:sz w:val="26"/>
+                          <w:szCs w:val="26"/>
+                          <w:lang w:val="en-US"/>
+                        </w:rPr>
+                        <w:t>でしょうか</w:t>
+                      </w:r>
+                    </w:p>
+                    <w:p>
+                      <w:pPr>
+                        <w:spacing w:after="0"/>
+                        <w:rPr>
+                          <w:lang w:val="en-US"/>
+                        </w:rPr>
+                      </w:pPr>
+                      <w:r>
+                        <w:rPr>
+                          <w:rFonts w:hint="eastAsia"/>
+                          <w:b/>
+                          <w:bCs/>
+                          <w:color w:val="00B0F0"/>
+                          <w:sz w:val="26"/>
+                          <w:szCs w:val="26"/>
+                          <w:lang w:val="en-US"/>
+                        </w:rPr>
+                        <w:t xml:space="preserve">~ A </w:t>
+                      </w:r>
+                      <w:r>
+                        <w:rPr>
+                          <w:rFonts w:hint="eastAsia"/>
+                          <w:b/>
+                          <w:bCs/>
+                          <w:color w:val="00B0F0"/>
+                          <w:sz w:val="26"/>
+                          <w:szCs w:val="26"/>
+                          <w:lang w:val="en-US"/>
+                        </w:rPr>
+                        <w:t>い・</w:t>
+                      </w:r>
+                      <w:r>
+                        <w:rPr>
+                          <w:rFonts w:hint="eastAsia"/>
+                          <w:b/>
+                          <w:bCs/>
+                          <w:color w:val="00B0F0"/>
+                          <w:sz w:val="26"/>
+                          <w:szCs w:val="26"/>
+                          <w:lang w:val="en-US"/>
+                        </w:rPr>
+                        <w:t xml:space="preserve">A </w:t>
+                      </w:r>
+                      <w:r>
+                        <w:rPr>
+                          <w:rFonts w:hint="eastAsia"/>
+                          <w:strike/>
+                          <w:sz w:val="26"/>
+                          <w:szCs w:val="26"/>
+                          <w:lang w:val="en-US"/>
+                        </w:rPr>
+                        <w:t>な</w:t>
+                      </w:r>
+                      <w:r>
+                        <w:rPr>
+                          <w:rFonts w:hint="eastAsia"/>
+                          <w:b/>
+                          <w:bCs/>
+                          <w:color w:val="00B0F0"/>
+                          <w:sz w:val="26"/>
+                          <w:szCs w:val="26"/>
+                          <w:lang w:val="en-US"/>
+                        </w:rPr>
+                        <w:t xml:space="preserve"> </w:t>
+                      </w:r>
+                      <w:r>
+                        <w:rPr>
+                          <w:rFonts w:hint="eastAsia"/>
+                          <w:b/>
+                          <w:bCs/>
+                          <w:color w:val="00B0F0"/>
+                          <w:sz w:val="26"/>
+                          <w:szCs w:val="26"/>
+                          <w:lang w:val="en-US"/>
+                        </w:rPr>
+                        <w:t>だ・</w:t>
+                      </w:r>
+                      <w:r>
+                        <w:rPr>
+                          <w:rFonts w:hint="eastAsia"/>
+                          <w:b/>
+                          <w:bCs/>
+                          <w:color w:val="00B0F0"/>
+                          <w:sz w:val="26"/>
+                          <w:szCs w:val="26"/>
+                          <w:lang w:val="en-US"/>
+                        </w:rPr>
+                        <w:t>N</w:t>
+                      </w:r>
+                    </w:p>
+                    <w:p>
+                      <w:pPr>
+                        <w:spacing w:after="0"/>
+                        <w:jc w:val="center"/>
+                      </w:pPr>
+                    </w:p>
+                  </w:txbxContent>
+                </v:textbox>
+                <w10:wrap type="square"/>
+              </v:shape>
+            </w:pict>
+          </mc:Fallback>
+        </mc:AlternateContent>
+      </w:r>
+    </w:p>
+    <w:p>
+      <w:pPr>
+        <w:rPr>
+          <w:rFonts w:asciiTheme="majorHAnsi" w:hAnsiTheme="majorHAnsi" w:cstheme="majorHAnsi"/>
+          <w:b/>
+          <w:bCs/>
+          <w:sz w:val="24"/>
+          <w:szCs w:val="21"/>
+          <w:lang w:val="en-US"/>
+        </w:rPr>
+      </w:pPr>
+    </w:p>
+    <w:p>
+      <w:pPr>
+        <w:rPr>
+          <w:rFonts w:hint="eastAsia"/>
+          <w:b/>
+          <w:bCs/>
+          <w:sz w:val="24"/>
+          <w:szCs w:val="21"/>
+          <w:lang w:val="en-US"/>
+        </w:rPr>
+      </w:pPr>
+    </w:p>
+    <w:p>
+      <w:pPr>
+        <w:rPr>
+          <w:rFonts w:ascii="Calibri" w:hAnsi="Calibri" w:cs="Calibri"/>
+          <w:sz w:val="24"/>
+          <w:szCs w:val="21"/>
+          <w:lang w:val="en-US"/>
+        </w:rPr>
+      </w:pPr>
+      <w:r>
+        <w:rPr>
+          <w:rFonts w:hint="eastAsia"/>
+          <w:b/>
+          <w:bCs/>
+          <w:color w:val="00B0F0"/>
+          <w:sz w:val="24"/>
+          <w:szCs w:val="21"/>
+          <w:lang w:val="en-US"/>
+        </w:rPr>
+        <w:t>ポイント</w:t>
+      </w:r>
+      <w:r>
+        <w:rPr>
+          <w:b/>
+          <w:bCs/>
+          <w:color w:val="00B0F0"/>
+          <w:sz w:val="24"/>
+          <w:szCs w:val="21"/>
+          <w:lang w:val="en-US"/>
+        </w:rPr>
+        <w:t>:</w:t>
+      </w:r>
+      <w:r>
+        <w:rPr>
+          <w:b/>
+          <w:bCs/>
+          <w:sz w:val="24"/>
+          <w:szCs w:val="21"/>
+          <w:lang w:val="en-US"/>
+        </w:rPr>
+        <w:t xml:space="preserve"> </w:t>
+      </w:r>
+      <w:r>
+        <w:rPr>
+          <w:sz w:val="24"/>
+          <w:szCs w:val="21"/>
+          <w:lang w:val="en-US"/>
+        </w:rPr>
+        <w:t>Lịch sự hơn của</w:t>
+      </w:r>
+      <w:r>
+        <w:rPr>
+          <w:rFonts w:hint="eastAsia"/>
+          <w:sz w:val="24"/>
+          <w:szCs w:val="21"/>
+          <w:lang w:val="en-US"/>
+        </w:rPr>
+        <w:t>「ですか」</w:t>
+      </w:r>
+    </w:p>
+    <w:p>
+      <w:pPr>
+        <w:rPr>
+          <w:sz w:val="24"/>
+          <w:szCs w:val="21"/>
+          <w:lang w:val="en-US"/>
+        </w:rPr>
+      </w:pPr>
+      <w:r>
+        <w:rPr>
+          <w:rFonts w:hint="eastAsia"/>
+          <w:b/>
+          <w:bCs/>
+          <w:sz w:val="24"/>
+          <w:szCs w:val="21"/>
+          <w:lang w:val="en-US"/>
+        </w:rPr>
+        <w:t>例</w:t>
+      </w:r>
+      <w:r>
+        <w:rPr>
+          <w:rFonts w:hint="eastAsia"/>
+          <w:b/>
+          <w:bCs/>
+          <w:sz w:val="24"/>
+          <w:szCs w:val="21"/>
+          <w:lang w:val="en-US"/>
+        </w:rPr>
+        <w:t xml:space="preserve">: </w:t>
+      </w:r>
+      <w:r>
+        <w:rPr>
+          <w:b/>
+          <w:bCs/>
+          <w:sz w:val="24"/>
+          <w:szCs w:val="21"/>
+          <w:lang w:val="en-US"/>
+        </w:rPr>
+        <w:tab/>
+      </w:r>
+      <w:r>
+        <w:rPr>
+          <w:sz w:val="24"/>
+          <w:szCs w:val="21"/>
+          <w:lang w:val="en-US"/>
+        </w:rPr>
+        <w:t>1.</w:t>
+      </w:r>
+      <w:r>
+        <w:rPr>
+          <w:rFonts w:hint="eastAsia"/>
+          <w:sz w:val="24"/>
+          <w:szCs w:val="21"/>
+          <w:lang w:val="en-US"/>
+        </w:rPr>
+        <w:t xml:space="preserve"> </w:t>
+      </w:r>
+      <w:r>
+        <w:rPr>
+          <w:rFonts w:hint="eastAsia"/>
+          <w:sz w:val="24"/>
+          <w:szCs w:val="21"/>
+          <w:lang w:val="en-US"/>
+        </w:rPr>
+        <w:t>店員</w:t>
+      </w:r>
+      <w:r>
+        <w:rPr>
+          <w:rFonts w:hint="eastAsia"/>
+          <w:sz w:val="24"/>
+          <w:szCs w:val="21"/>
+          <w:lang w:val="en-US"/>
+        </w:rPr>
+        <w:t xml:space="preserve">: </w:t>
+      </w:r>
+      <w:r>
+        <w:rPr>
+          <w:rFonts w:hint="eastAsia"/>
+          <w:sz w:val="24"/>
+          <w:szCs w:val="21"/>
+          <w:lang w:val="en-US"/>
+        </w:rPr>
+        <w:t>はい、レストラン桜です。</w:t>
+      </w:r>
+    </w:p>
+    <w:p>
+      <w:pPr>
+        <w:ind w:left="720"/>
+        <w:rPr>
+          <w:sz w:val="24"/>
+          <w:szCs w:val="21"/>
+          <w:lang w:val="en-US"/>
+        </w:rPr>
+      </w:pPr>
+      <w:r>
+        <w:rPr>
+          <w:rFonts w:hint="eastAsia"/>
+          <w:sz w:val="24"/>
+          <w:szCs w:val="21"/>
+          <w:lang w:val="en-US"/>
+        </w:rPr>
+        <w:t xml:space="preserve">A: </w:t>
+      </w:r>
+      <w:r>
+        <w:rPr>
+          <w:rFonts w:hint="eastAsia"/>
+          <w:sz w:val="24"/>
+          <w:szCs w:val="21"/>
+          <w:lang w:val="en-US"/>
+        </w:rPr>
+        <w:t>すみません、そちらへ行きたいんですが、駅からの道を教えて</w:t>
+      </w:r>
+      <w:r>
+        <w:rPr>
+          <w:rFonts w:hint="eastAsia"/>
+          <w:color w:val="00B050"/>
+          <w:sz w:val="24"/>
+          <w:szCs w:val="21"/>
+          <w:lang w:val="en-US"/>
+        </w:rPr>
+        <w:t>もらえない</w:t>
+      </w:r>
+      <w:r>
+        <w:rPr>
+          <w:rFonts w:hint="eastAsia"/>
+          <w:color w:val="D86DCB" w:themeColor="accent5" w:themeTint="99"/>
+          <w:sz w:val="24"/>
+          <w:szCs w:val="21"/>
+          <w:lang w:val="en-US"/>
+        </w:rPr>
+        <w:t>でしょうか</w:t>
+      </w:r>
+      <w:r>
+        <w:rPr>
+          <w:rFonts w:hint="eastAsia"/>
+          <w:sz w:val="24"/>
+          <w:szCs w:val="21"/>
+          <w:lang w:val="en-US"/>
+        </w:rPr>
+        <w:t>。</w:t>
+      </w:r>
+    </w:p>
+    <w:p>
+      <w:pPr>
+        <w:ind w:left="720"/>
+        <w:rPr>
+          <w:sz w:val="24"/>
+          <w:szCs w:val="21"/>
+          <w:lang w:val="en-US"/>
+        </w:rPr>
+      </w:pPr>
+      <w:r>
+        <w:rPr>
+          <w:sz w:val="24"/>
+          <w:szCs w:val="21"/>
+          <w:lang w:val="en-US"/>
+        </w:rPr>
+        <w:t xml:space="preserve">2. </w:t>
+      </w:r>
+      <w:r>
+        <w:rPr>
+          <w:rFonts w:hint="eastAsia"/>
+          <w:sz w:val="24"/>
+          <w:szCs w:val="21"/>
+          <w:lang w:val="en-US"/>
+        </w:rPr>
+        <w:t>会員カードはお持ちでしょうか。</w:t>
+      </w:r>
+    </w:p>
+    <w:p>
+      <w:pPr>
+        <w:rPr>
+          <w:b/>
+          <w:bCs/>
+          <w:sz w:val="24"/>
+          <w:szCs w:val="21"/>
+          <w:lang w:val="en-US"/>
+        </w:rPr>
+      </w:pPr>
+      <w:r>
+        <w:rPr>
+          <w:b/>
+          <w:bCs/>
+          <w:sz w:val="24"/>
+          <w:szCs w:val="21"/>
+          <w:lang w:val="en-US"/>
+        </w:rPr>
+        <w:t xml:space="preserve">12. </w:t>
+      </w:r>
+      <w:r>
+        <w:rPr>
+          <w:b/>
+          <w:bCs/>
+          <w:sz w:val="24"/>
+          <w:szCs w:val="21"/>
+          <w:u w:val="single"/>
+          <w:lang w:val="en-US"/>
+        </w:rPr>
+        <w:t>Chắc chắn là…</w:t>
+      </w:r>
+      <w:r>
+        <w:rPr>
+          <w:b/>
+          <w:bCs/>
+          <w:sz w:val="24"/>
+          <w:szCs w:val="21"/>
+          <w:lang w:val="en-US"/>
+        </w:rPr>
+        <w:t>:</w:t>
+      </w:r>
+    </w:p>
+    <w:p>
+      <w:pPr>
+        <w:rPr>
+          <w:b/>
+          <w:bCs/>
+          <w:sz w:val="24"/>
+          <w:szCs w:val="21"/>
+          <w:lang w:val="en-US"/>
+        </w:rPr>
+      </w:pPr>
+      <w:r>
+        <w:rPr>
+          <w:b/>
+          <w:bCs/>
+          <w:noProof/>
+          <w:sz w:val="24"/>
+          <w:szCs w:val="21"/>
+          <w:lang w:val="en-US"/>
+        </w:rPr>
+        <mc:AlternateContent>
+          <mc:Choice Requires="wps">
+            <w:drawing>
+              <wp:anchor distT="45720" distB="45720" distL="114300" distR="114300" simplePos="0" relativeHeight="251708416" behindDoc="0" locked="0" layoutInCell="1" allowOverlap="1" wp14:anchorId="35E17910" wp14:editId="25D7475A">
+                <wp:simplePos x="0" y="0"/>
+                <wp:positionH relativeFrom="column">
+                  <wp:posOffset>1588770</wp:posOffset>
+                </wp:positionH>
+                <wp:positionV relativeFrom="paragraph">
+                  <wp:posOffset>46053</wp:posOffset>
+                </wp:positionV>
+                <wp:extent cx="3183890" cy="636905"/>
+                <wp:effectExtent l="0" t="0" r="16510" b="10795"/>
+                <wp:wrapSquare wrapText="bothSides"/>
+                <wp:docPr id="1922065139" name="Text Box 2"/>
+                <wp:cNvGraphicFramePr>
+                  <a:graphicFrameLocks xmlns:a="http://schemas.openxmlformats.org/drawingml/2006/main"/>
+                </wp:cNvGraphicFramePr>
+                <a:graphic xmlns:a="http://schemas.openxmlformats.org/drawingml/2006/main">
+                  <a:graphicData uri="http://schemas.microsoft.com/office/word/2010/wordprocessingShape">
+                    <wps:wsp>
+                      <wps:cNvSpPr txBox="1">
+                        <a:spLocks noChangeArrowheads="1"/>
+                      </wps:cNvSpPr>
+                      <wps:spPr bwMode="auto">
+                        <a:xfrm>
+                          <a:off x="0" y="0"/>
+                          <a:ext cx="3183890" cy="636905"/>
+                        </a:xfrm>
+                        <a:prstGeom prst="rect">
+                          <a:avLst/>
+                        </a:prstGeom>
+                        <a:solidFill>
+                          <a:srgbClr val="FFFFFF"/>
+                        </a:solidFill>
+                        <a:ln w="9525">
+                          <a:solidFill>
+                            <a:srgbClr val="00B0F0"/>
+                          </a:solidFill>
+                          <a:miter lim="800000"/>
+                          <a:headEnd/>
+                          <a:tailEnd/>
+                        </a:ln>
+                      </wps:spPr>
+                      <wps:txbx>
+                        <w:txbxContent>
+                          <w:p>
+                            <w:pPr>
+                              <w:spacing w:after="0"/>
+                              <w:rPr>
+                                <w:rFonts w:hint="eastAsia"/>
+                              </w:rPr>
+                            </w:pPr>
+                            <w:r>
+                              <w:rPr>
+                                <w:rFonts w:hint="eastAsia"/>
+                                <w:b/>
+                                <w:bCs/>
+                                <w:color w:val="00B0F0"/>
+                                <w:sz w:val="26"/>
+                                <w:szCs w:val="26"/>
+                                <w:lang w:val="en-US"/>
+                              </w:rPr>
+                              <w:t xml:space="preserve">~ </w:t>
+                            </w:r>
+                            <w:r>
+                              <w:rPr>
+                                <w:b/>
+                                <w:bCs/>
+                                <w:color w:val="00B0F0"/>
+                                <w:sz w:val="26"/>
+                                <w:szCs w:val="26"/>
+                                <w:lang w:val="en-US"/>
+                              </w:rPr>
+                              <w:t>V</w:t>
+                            </w:r>
+                            <w:r>
+                              <w:rPr>
+                                <w:rFonts w:hint="eastAsia"/>
+                                <w:b/>
+                                <w:bCs/>
+                                <w:color w:val="00B0F0"/>
+                                <w:sz w:val="26"/>
+                                <w:szCs w:val="26"/>
+                                <w:lang w:val="en-US"/>
+                              </w:rPr>
+                              <w:t>普通形</w:t>
+                            </w:r>
+                            <w:r>
+                              <w:rPr>
+                                <w:b/>
+                                <w:bCs/>
+                                <w:color w:val="00B0F0"/>
+                                <w:sz w:val="26"/>
+                                <w:szCs w:val="26"/>
+                                <w:lang w:val="en-US"/>
+                              </w:rPr>
+                              <w:tab/>
+                            </w:r>
+                            <w:r>
+                              <w:rPr>
+                                <w:b/>
+                                <w:bCs/>
+                                <w:color w:val="00B0F0"/>
+                                <w:sz w:val="26"/>
+                                <w:szCs w:val="26"/>
+                                <w:lang w:val="en-US"/>
+                              </w:rPr>
+                              <w:tab/>
+                              <w:t xml:space="preserve">    + </w:t>
+                            </w:r>
+                            <w:r>
+                              <w:rPr>
+                                <w:rFonts w:hint="eastAsia"/>
+                                <w:b/>
+                                <w:bCs/>
+                                <w:color w:val="00B0F0"/>
+                                <w:sz w:val="26"/>
+                                <w:szCs w:val="26"/>
+                                <w:lang w:val="en-US"/>
+                              </w:rPr>
+                              <w:t>はず</w:t>
+                            </w:r>
+                            <w:r>
+                              <w:rPr>
+                                <w:rFonts w:hint="eastAsia"/>
+                                <w:b/>
+                                <w:bCs/>
+                                <w:color w:val="00B0F0"/>
+                                <w:sz w:val="26"/>
+                                <w:szCs w:val="26"/>
+                                <w:lang w:val="en-US"/>
+                              </w:rPr>
+                              <w:t>だ</w:t>
+                            </w:r>
+                            <w:r>
+                              <w:rPr>
+                                <w:rFonts w:hint="eastAsia"/>
+                                <w:b/>
+                                <w:bCs/>
+                                <w:color w:val="00B0F0"/>
+                                <w:sz w:val="26"/>
+                                <w:szCs w:val="26"/>
+                                <w:lang w:val="en-US"/>
+                              </w:rPr>
+                              <w:t>・はずです</w:t>
+                            </w:r>
+                          </w:p>
+                          <w:p>
+                            <w:pPr>
+                              <w:spacing w:after="0"/>
+                              <w:rPr>
+                                <w:lang w:val="en-US"/>
+                              </w:rPr>
+                            </w:pPr>
+                            <w:r>
+                              <w:rPr>
+                                <w:rFonts w:hint="eastAsia"/>
+                                <w:b/>
+                                <w:bCs/>
+                                <w:color w:val="00B0F0"/>
+                                <w:sz w:val="26"/>
+                                <w:szCs w:val="26"/>
+                                <w:lang w:val="en-US"/>
+                              </w:rPr>
+                              <w:t xml:space="preserve">~ A </w:t>
+                            </w:r>
+                            <w:r>
+                              <w:rPr>
+                                <w:rFonts w:hint="eastAsia"/>
+                                <w:b/>
+                                <w:bCs/>
+                                <w:color w:val="00B0F0"/>
+                                <w:sz w:val="26"/>
+                                <w:szCs w:val="26"/>
+                                <w:lang w:val="en-US"/>
+                              </w:rPr>
+                              <w:t>い・</w:t>
+                            </w:r>
+                            <w:r>
+                              <w:rPr>
+                                <w:rFonts w:hint="eastAsia"/>
+                                <w:b/>
+                                <w:bCs/>
+                                <w:color w:val="00B0F0"/>
+                                <w:sz w:val="26"/>
+                                <w:szCs w:val="26"/>
+                                <w:lang w:val="en-US"/>
+                              </w:rPr>
+                              <w:t xml:space="preserve">A </w:t>
+                            </w:r>
+                            <w:r>
+                              <w:rPr>
+                                <w:rFonts w:hint="eastAsia"/>
+                                <w:b/>
+                                <w:bCs/>
+                                <w:color w:val="00B0F0"/>
+                                <w:sz w:val="26"/>
+                                <w:szCs w:val="26"/>
+                                <w:lang w:val="en-US"/>
+                              </w:rPr>
+                              <w:t>な</w:t>
+                            </w:r>
+                            <w:r>
+                              <w:rPr>
+                                <w:rFonts w:hint="eastAsia"/>
+                                <w:b/>
+                                <w:bCs/>
+                                <w:color w:val="00B0F0"/>
+                                <w:sz w:val="26"/>
+                                <w:szCs w:val="26"/>
+                                <w:lang w:val="en-US"/>
+                              </w:rPr>
+                              <w:t>・</w:t>
+                            </w:r>
+                            <w:r>
+                              <w:rPr>
+                                <w:rFonts w:hint="eastAsia"/>
+                                <w:b/>
+                                <w:bCs/>
+                                <w:color w:val="00B0F0"/>
+                                <w:sz w:val="26"/>
+                                <w:szCs w:val="26"/>
+                                <w:lang w:val="en-US"/>
+                              </w:rPr>
+                              <w:t>N</w:t>
+                            </w:r>
+                            <w:r>
+                              <w:rPr>
+                                <w:rFonts w:hint="eastAsia"/>
+                                <w:b/>
+                                <w:bCs/>
+                                <w:color w:val="00B0F0"/>
+                                <w:sz w:val="26"/>
+                                <w:szCs w:val="26"/>
+                                <w:lang w:val="en-US"/>
+                              </w:rPr>
+                              <w:t>の</w:t>
+                            </w:r>
+                          </w:p>
+                          <w:p>
+                            <w:pPr>
+                              <w:spacing w:after="0"/>
+                              <w:jc w:val="center"/>
+                            </w:pPr>
+                          </w:p>
+                        </w:txbxContent>
+                      </wps:txbx>
+                      <wps:bodyPr rot="0" vert="horz" wrap="square" lIns="91440" tIns="45720" rIns="91440" bIns="45720" anchor="t" anchorCtr="0">
+                        <a:noAutofit/>
+                      </wps:bodyPr>
+                    </wps:wsp>
+                  </a:graphicData>
+                </a:graphic>
+                <wp14:sizeRelH relativeFrom="margin">
+                  <wp14:pctWidth>0</wp14:pctWidth>
+                </wp14:sizeRelH>
+                <wp14:sizeRelV relativeFrom="margin">
+                  <wp14:pctHeight>0</wp14:pctHeight>
+                </wp14:sizeRelV>
+              </wp:anchor>
+            </w:drawing>
+          </mc:Choice>
+          <mc:Fallback>
+            <w:pict>
+              <v:shape w14:anchorId="35E17910" id="_x0000_s1050" type="#_x0000_t202" style="position:absolute;left:0;text-align:left;margin-left:125.1pt;margin-top:3.65pt;width:250.7pt;height:50.15pt;z-index:251708416;visibility:visible;mso-wrap-style:square;mso-width-percent:0;mso-height-percent:0;mso-wrap-distance-left:9pt;mso-wrap-distance-top:3.6pt;mso-wrap-distance-right:9pt;mso-wrap-distance-bottom:3.6pt;mso-position-horizontal:absolute;mso-position-horizontal-relative:text;mso-position-vertical:absolute;mso-position-vertical-relative:text;mso-width-percent:0;mso-height-percent:0;mso-width-relative:margin;mso-height-relative:margin;v-text-anchor:top" o:gfxdata="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" strokecolor="#00b0f0">
+                <v:textbox>
+                  <w:txbxContent>
+                    <w:p>
+                      <w:pPr>
+                        <w:spacing w:after="0"/>
+                        <w:rPr>
+                          <w:rFonts w:hint="eastAsia"/>
+                        </w:rPr>
+                      </w:pPr>
+                      <w:r>
+                        <w:rPr>
+                          <w:rFonts w:hint="eastAsia"/>
+                          <w:b/>
+                          <w:bCs/>
+                          <w:color w:val="00B0F0"/>
+                          <w:sz w:val="26"/>
+                          <w:szCs w:val="26"/>
+                          <w:lang w:val="en-US"/>
+                        </w:rPr>
+                        <w:t xml:space="preserve">~ </w:t>
+                      </w:r>
+                      <w:r>
+                        <w:rPr>
+                          <w:b/>
+                          <w:bCs/>
+                          <w:color w:val="00B0F0"/>
+                          <w:sz w:val="26"/>
+                          <w:szCs w:val="26"/>
+                          <w:lang w:val="en-US"/>
+                        </w:rPr>
+                        <w:t>V</w:t>
+                      </w:r>
+                      <w:r>
+                        <w:rPr>
+                          <w:rFonts w:hint="eastAsia"/>
+                          <w:b/>
+                          <w:bCs/>
+                          <w:color w:val="00B0F0"/>
+                          <w:sz w:val="26"/>
+                          <w:szCs w:val="26"/>
+                          <w:lang w:val="en-US"/>
+                        </w:rPr>
+                        <w:t>普通形</w:t>
+                      </w:r>
+                      <w:r>
+                        <w:rPr>
+                          <w:b/>
+                          <w:bCs/>
+                          <w:color w:val="00B0F0"/>
+                          <w:sz w:val="26"/>
+                          <w:szCs w:val="26"/>
+                          <w:lang w:val="en-US"/>
+                        </w:rPr>
+                        <w:tab/>
+                      </w:r>
+                      <w:r>
+                        <w:rPr>
+                          <w:b/>
+                          <w:bCs/>
+                          <w:color w:val="00B0F0"/>
+                          <w:sz w:val="26"/>
+                          <w:szCs w:val="26"/>
+                          <w:lang w:val="en-US"/>
+                        </w:rPr>
+                        <w:tab/>
+                        <w:t xml:space="preserve">    + </w:t>
+                      </w:r>
+                      <w:r>
+                        <w:rPr>
+                          <w:rFonts w:hint="eastAsia"/>
+                          <w:b/>
+                          <w:bCs/>
+                          <w:color w:val="00B0F0"/>
+                          <w:sz w:val="26"/>
+                          <w:szCs w:val="26"/>
+                          <w:lang w:val="en-US"/>
+                        </w:rPr>
+                        <w:t>はず</w:t>
+                      </w:r>
+                      <w:r>
+                        <w:rPr>
+                          <w:rFonts w:hint="eastAsia"/>
+                          <w:b/>
+                          <w:bCs/>
+                          <w:color w:val="00B0F0"/>
+                          <w:sz w:val="26"/>
+                          <w:szCs w:val="26"/>
+                          <w:lang w:val="en-US"/>
+                        </w:rPr>
+                        <w:t>だ</w:t>
+                      </w:r>
+                      <w:r>
+                        <w:rPr>
+                          <w:rFonts w:hint="eastAsia"/>
+                          <w:b/>
+                          <w:bCs/>
+                          <w:color w:val="00B0F0"/>
+                          <w:sz w:val="26"/>
+                          <w:szCs w:val="26"/>
+                          <w:lang w:val="en-US"/>
+                        </w:rPr>
+                        <w:t>・はずです</w:t>
+                      </w:r>
+                    </w:p>
+                    <w:p>
+                      <w:pPr>
+                        <w:spacing w:after="0"/>
+                        <w:rPr>
+                          <w:lang w:val="en-US"/>
+                        </w:rPr>
+                      </w:pPr>
+                      <w:r>
+                        <w:rPr>
+                          <w:rFonts w:hint="eastAsia"/>
+                          <w:b/>
+                          <w:bCs/>
+                          <w:color w:val="00B0F0"/>
+                          <w:sz w:val="26"/>
+                          <w:szCs w:val="26"/>
+                          <w:lang w:val="en-US"/>
+                        </w:rPr>
+                        <w:t xml:space="preserve">~ A </w:t>
+                      </w:r>
+                      <w:r>
+                        <w:rPr>
+                          <w:rFonts w:hint="eastAsia"/>
+                          <w:b/>
+                          <w:bCs/>
+                          <w:color w:val="00B0F0"/>
+                          <w:sz w:val="26"/>
+                          <w:szCs w:val="26"/>
+                          <w:lang w:val="en-US"/>
+                        </w:rPr>
+                        <w:t>い・</w:t>
+                      </w:r>
+                      <w:r>
+                        <w:rPr>
+                          <w:rFonts w:hint="eastAsia"/>
+                          <w:b/>
+                          <w:bCs/>
+                          <w:color w:val="00B0F0"/>
+                          <w:sz w:val="26"/>
+                          <w:szCs w:val="26"/>
+                          <w:lang w:val="en-US"/>
+                        </w:rPr>
+                        <w:t xml:space="preserve">A </w:t>
+                      </w:r>
+                      <w:r>
+                        <w:rPr>
+                          <w:rFonts w:hint="eastAsia"/>
+                          <w:b/>
+                          <w:bCs/>
+                          <w:color w:val="00B0F0"/>
+                          <w:sz w:val="26"/>
+                          <w:szCs w:val="26"/>
+                          <w:lang w:val="en-US"/>
+                        </w:rPr>
+                        <w:t>な</w:t>
+                      </w:r>
+                      <w:r>
+                        <w:rPr>
+                          <w:rFonts w:hint="eastAsia"/>
+                          <w:b/>
+                          <w:bCs/>
+                          <w:color w:val="00B0F0"/>
+                          <w:sz w:val="26"/>
+                          <w:szCs w:val="26"/>
+                          <w:lang w:val="en-US"/>
+                        </w:rPr>
+                        <w:t>・</w:t>
+                      </w:r>
+                      <w:r>
+                        <w:rPr>
+                          <w:rFonts w:hint="eastAsia"/>
+                          <w:b/>
+                          <w:bCs/>
+                          <w:color w:val="00B0F0"/>
+                          <w:sz w:val="26"/>
+                          <w:szCs w:val="26"/>
+                          <w:lang w:val="en-US"/>
+                        </w:rPr>
+                        <w:t>N</w:t>
+                      </w:r>
+                      <w:r>
+                        <w:rPr>
+                          <w:rFonts w:hint="eastAsia"/>
+                          <w:b/>
+                          <w:bCs/>
+                          <w:color w:val="00B0F0"/>
+                          <w:sz w:val="26"/>
+                          <w:szCs w:val="26"/>
+                          <w:lang w:val="en-US"/>
+                        </w:rPr>
+                        <w:t>の</w:t>
+                      </w:r>
+                    </w:p>
+                    <w:p>
+                      <w:pPr>
+                        <w:spacing w:after="0"/>
+                        <w:jc w:val="center"/>
+                      </w:pPr>
+                    </w:p>
+                  </w:txbxContent>
+                </v:textbox>
+                <w10:wrap type="square"/>
+              </v:shape>
+            </w:pict>
+          </mc:Fallback>
+        </mc:AlternateContent>
+      </w:r>
+    </w:p>
+    <w:p>
+      <w:pPr>
+        <w:rPr>
+          <w:b/>
+          <w:bCs/>
+          <w:sz w:val="24"/>
+          <w:szCs w:val="21"/>
+          <w:lang w:val="en-US"/>
+        </w:rPr>
+      </w:pPr>
+    </w:p>
+    <w:p>
+      <w:pPr>
+        <w:rPr>
+          <w:rFonts w:hint="eastAsia"/>
+          <w:b/>
+          <w:bCs/>
+          <w:sz w:val="24"/>
+          <w:szCs w:val="21"/>
+          <w:lang w:val="en-US"/>
+        </w:rPr>
+      </w:pPr>
+    </w:p>
+    <w:p>
+      <w:pPr>
+        <w:rPr>
+          <w:sz w:val="24"/>
+          <w:szCs w:val="21"/>
+          <w:lang w:val="en-US"/>
+        </w:rPr>
+      </w:pPr>
+      <w:r>
+        <w:rPr>
+          <w:rFonts w:hint="eastAsia"/>
+          <w:b/>
+          <w:bCs/>
+          <w:color w:val="00B0F0"/>
+          <w:sz w:val="24"/>
+          <w:szCs w:val="21"/>
+          <w:lang w:val="en-US"/>
+        </w:rPr>
+        <w:t>ポイント</w:t>
+      </w:r>
+      <w:r>
+        <w:rPr>
+          <w:b/>
+          <w:bCs/>
+          <w:color w:val="00B0F0"/>
+          <w:sz w:val="24"/>
+          <w:szCs w:val="21"/>
+          <w:lang w:val="en-US"/>
+        </w:rPr>
+        <w:t>:</w:t>
+      </w:r>
+      <w:r>
+        <w:rPr>
+          <w:rFonts w:hint="eastAsia"/>
+          <w:b/>
+          <w:bCs/>
+          <w:color w:val="00B0F0"/>
+          <w:sz w:val="24"/>
+          <w:szCs w:val="21"/>
+          <w:lang w:val="en-US"/>
+        </w:rPr>
+        <w:t xml:space="preserve"> </w:t>
+      </w:r>
+      <w:r>
+        <w:rPr>
+          <w:sz w:val="24"/>
+          <w:szCs w:val="21"/>
+          <w:lang w:val="en-US"/>
+        </w:rPr>
+        <w:t>Diễn tả n</w:t>
+      </w:r>
+      <w:r>
+        <w:rPr>
+          <w:sz w:val="24"/>
+          <w:szCs w:val="21"/>
+          <w:lang w:val="en-US"/>
+        </w:rPr>
+        <w:t>gười nói, dựa trên một căn cứ nhất định, suy đoán rằng một sự việc nào đó chắc chắn đang, sắp xảy ra. Độ chắc chắn của người nói là khoảng 90%</w:t>
+      </w:r>
+    </w:p>
+    <w:p>
+      <w:pPr>
+        <w:rPr>
+          <w:sz w:val="24"/>
+          <w:szCs w:val="21"/>
+          <w:lang w:val="en-US"/>
+        </w:rPr>
+      </w:pPr>
+      <w:r>
+        <w:rPr>
+          <w:rFonts w:hint="eastAsia"/>
+          <w:b/>
+          <w:bCs/>
+          <w:sz w:val="24"/>
+          <w:szCs w:val="21"/>
+          <w:lang w:val="en-US"/>
+        </w:rPr>
+        <w:t>例</w:t>
+      </w:r>
+      <w:r>
+        <w:rPr>
+          <w:rFonts w:hint="eastAsia"/>
+          <w:b/>
+          <w:bCs/>
+          <w:sz w:val="24"/>
+          <w:szCs w:val="21"/>
+          <w:lang w:val="en-US"/>
+        </w:rPr>
+        <w:t xml:space="preserve">: </w:t>
+      </w:r>
+      <w:r>
+        <w:rPr>
+          <w:b/>
+          <w:bCs/>
+          <w:sz w:val="24"/>
+          <w:szCs w:val="21"/>
+          <w:lang w:val="en-US"/>
+        </w:rPr>
+        <w:tab/>
+      </w:r>
+      <w:r>
+        <w:rPr>
+          <w:sz w:val="24"/>
+          <w:szCs w:val="21"/>
+          <w:lang w:val="en-US"/>
+        </w:rPr>
+        <w:t>1.</w:t>
+      </w:r>
+      <w:r>
+        <w:rPr>
+          <w:rFonts w:hint="eastAsia"/>
+          <w:sz w:val="24"/>
+          <w:szCs w:val="21"/>
+          <w:lang w:val="en-US"/>
+        </w:rPr>
+        <w:t xml:space="preserve"> </w:t>
+      </w:r>
+      <w:r>
+        <w:rPr>
+          <w:sz w:val="24"/>
+          <w:szCs w:val="21"/>
+          <w:lang w:val="en-US"/>
+        </w:rPr>
+        <w:t>A</w:t>
+      </w:r>
+      <w:r>
+        <w:rPr>
+          <w:rFonts w:hint="eastAsia"/>
+          <w:sz w:val="24"/>
+          <w:szCs w:val="21"/>
+          <w:lang w:val="en-US"/>
+        </w:rPr>
+        <w:t xml:space="preserve">: </w:t>
+      </w:r>
+      <w:r>
+        <w:rPr>
+          <w:rFonts w:hint="eastAsia"/>
+          <w:sz w:val="24"/>
+          <w:szCs w:val="21"/>
+          <w:lang w:val="en-US"/>
+        </w:rPr>
+        <w:t>山口さんは日曜日のパーティー</w:t>
+      </w:r>
+      <w:r>
+        <w:rPr>
+          <w:rFonts w:hint="eastAsia"/>
+          <w:sz w:val="24"/>
+          <w:szCs w:val="21"/>
+          <w:lang w:val="en-US"/>
+        </w:rPr>
+        <w:t>に来るかな？</w:t>
+      </w:r>
+    </w:p>
+    <w:p>
+      <w:pPr>
+        <w:ind w:left="720"/>
+        <w:rPr>
+          <w:sz w:val="24"/>
+          <w:szCs w:val="21"/>
+          <w:lang w:val="en-US"/>
+        </w:rPr>
+      </w:pPr>
+      <w:r>
+        <w:rPr>
+          <w:sz w:val="24"/>
+          <w:szCs w:val="21"/>
+          <w:lang w:val="en-US"/>
+        </w:rPr>
+        <w:t xml:space="preserve">    B</w:t>
+      </w:r>
+      <w:r>
+        <w:rPr>
+          <w:rFonts w:hint="eastAsia"/>
+          <w:sz w:val="24"/>
+          <w:szCs w:val="21"/>
+          <w:lang w:val="en-US"/>
+        </w:rPr>
+        <w:t xml:space="preserve">: </w:t>
+      </w:r>
+      <w:r>
+        <w:rPr>
+          <w:rFonts w:hint="eastAsia"/>
+          <w:sz w:val="24"/>
+          <w:szCs w:val="21"/>
+          <w:lang w:val="en-US"/>
+        </w:rPr>
+        <w:t>行きたいって言っていたから、</w:t>
+      </w:r>
+      <w:r>
+        <w:rPr>
+          <w:rFonts w:hint="eastAsia"/>
+          <w:color w:val="00B050"/>
+          <w:sz w:val="24"/>
+          <w:szCs w:val="21"/>
+          <w:lang w:val="en-US"/>
+        </w:rPr>
+        <w:t>来る</w:t>
+      </w:r>
+      <w:r>
+        <w:rPr>
+          <w:rFonts w:hint="eastAsia"/>
+          <w:color w:val="D86DCB" w:themeColor="accent5" w:themeTint="99"/>
+          <w:sz w:val="24"/>
+          <w:szCs w:val="21"/>
+          <w:lang w:val="en-US"/>
+        </w:rPr>
+        <w:t>はずだ</w:t>
+      </w:r>
+      <w:r>
+        <w:rPr>
+          <w:rFonts w:hint="eastAsia"/>
+          <w:sz w:val="24"/>
+          <w:szCs w:val="21"/>
+          <w:lang w:val="en-US"/>
+        </w:rPr>
+        <w:t>よ。</w:t>
+      </w:r>
+    </w:p>
+    <w:p>
+      <w:pPr>
+        <w:ind w:firstLine="720"/>
+        <w:rPr>
+          <w:sz w:val="24"/>
+          <w:szCs w:val="21"/>
+          <w:lang w:val="en-US"/>
+        </w:rPr>
+      </w:pPr>
+      <w:r>
+        <w:rPr>
+          <w:sz w:val="24"/>
+          <w:szCs w:val="21"/>
+          <w:lang w:val="en-US"/>
+        </w:rPr>
+        <w:t xml:space="preserve">2. </w:t>
+      </w:r>
+      <w:r>
+        <w:rPr>
+          <w:sz w:val="24"/>
+          <w:szCs w:val="21"/>
+          <w:lang w:val="en-US"/>
+        </w:rPr>
+        <w:t>A</w:t>
+      </w:r>
+      <w:r>
+        <w:rPr>
+          <w:rFonts w:hint="eastAsia"/>
+          <w:sz w:val="24"/>
+          <w:szCs w:val="21"/>
+          <w:lang w:val="en-US"/>
+        </w:rPr>
+        <w:t xml:space="preserve">: </w:t>
+      </w:r>
+      <w:r>
+        <w:rPr>
+          <w:rFonts w:hint="eastAsia"/>
+          <w:sz w:val="24"/>
+          <w:szCs w:val="21"/>
+          <w:lang w:val="en-US"/>
+        </w:rPr>
+        <w:t>誰かポスターに絵を描いてくれる人、知らない？</w:t>
+      </w:r>
+    </w:p>
+    <w:p>
+      <w:pPr>
+        <w:ind w:left="720"/>
+        <w:rPr>
+          <w:sz w:val="24"/>
+          <w:szCs w:val="21"/>
+          <w:lang w:val="en-US"/>
+        </w:rPr>
+      </w:pPr>
+      <w:r>
+        <w:rPr>
+          <w:sz w:val="24"/>
+          <w:szCs w:val="21"/>
+          <w:lang w:val="en-US"/>
+        </w:rPr>
+        <w:t xml:space="preserve">    B</w:t>
+      </w:r>
+      <w:r>
+        <w:rPr>
+          <w:rFonts w:hint="eastAsia"/>
+          <w:sz w:val="24"/>
+          <w:szCs w:val="21"/>
+          <w:lang w:val="en-US"/>
+        </w:rPr>
+        <w:t xml:space="preserve">: </w:t>
+      </w:r>
+      <w:r>
+        <w:rPr>
+          <w:rFonts w:hint="eastAsia"/>
+          <w:sz w:val="24"/>
+          <w:szCs w:val="21"/>
+          <w:lang w:val="en-US"/>
+        </w:rPr>
+        <w:t>リーさんはどう？絵の勉強していたから、</w:t>
+      </w:r>
+      <w:r>
+        <w:rPr>
+          <w:rFonts w:hint="eastAsia"/>
+          <w:color w:val="00B050"/>
+          <w:sz w:val="24"/>
+          <w:szCs w:val="21"/>
+          <w:lang w:val="en-US"/>
+        </w:rPr>
+        <w:t>上手な</w:t>
+      </w:r>
+      <w:r>
+        <w:rPr>
+          <w:rFonts w:hint="eastAsia"/>
+          <w:color w:val="D86DCB" w:themeColor="accent5" w:themeTint="99"/>
+          <w:sz w:val="24"/>
+          <w:szCs w:val="21"/>
+          <w:lang w:val="en-US"/>
+        </w:rPr>
+        <w:t>はずだ</w:t>
+      </w:r>
+      <w:r>
+        <w:rPr>
+          <w:rFonts w:hint="eastAsia"/>
+          <w:sz w:val="24"/>
+          <w:szCs w:val="21"/>
+          <w:lang w:val="en-US"/>
+        </w:rPr>
+        <w:t>よ。</w:t>
+      </w:r>
+    </w:p>
+    <w:p>
+      <w:pPr>
+        <w:ind w:left="720"/>
+        <w:rPr>
+          <w:sz w:val="24"/>
+          <w:szCs w:val="21"/>
+          <w:lang w:val="en-US"/>
+        </w:rPr>
+      </w:pPr>
+      <w:r>
+        <w:rPr>
+          <w:sz w:val="24"/>
+          <w:szCs w:val="21"/>
+          <w:lang w:val="en-US"/>
+        </w:rPr>
+        <w:t>3.</w:t>
+      </w:r>
+      <w:r>
+        <w:rPr>
+          <w:rFonts w:hint="eastAsia"/>
+          <w:sz w:val="24"/>
+          <w:szCs w:val="21"/>
+          <w:lang w:val="en-US"/>
+        </w:rPr>
+        <w:t>ご主人が医者だから、彼女も病院について</w:t>
+      </w:r>
+      <w:r>
+        <w:rPr>
+          <w:color w:val="00B050"/>
+          <w:sz w:val="24"/>
+          <w:szCs w:val="21"/>
+          <w:lang w:val="en-US"/>
+        </w:rPr>
+        <w:ruby>
+          <w:rubyPr>
+            <w:rubyAlign w:val="distributeSpace"/>
+            <w:hps w:val="12"/>
+            <w:hpsRaise w:val="26"/>
+            <w:hpsBaseText w:val="24"/>
+            <w:lid w:val="ja-JP"/>
+          </w:rubyPr>
+          <w:rt>
+            <w:r>
+              <w:rPr>
+                <w:rFonts w:ascii="Yu Gothic" w:eastAsia="Yu Gothic" w:hAnsi="Yu Gothic" w:hint="eastAsia"/>
+                <w:color w:val="00B050"/>
+                <w:sz w:val="12"/>
+                <w:szCs w:val="21"/>
+                <w:lang w:val="en-US"/>
+              </w:rPr>
+              <w:t>くわ</w:t>
+            </w:r>
+          </w:rt>
+          <w:rubyBase>
+            <w:r>
+              <w:rPr>
+                <w:rFonts w:hint="eastAsia"/>
+                <w:color w:val="00B050"/>
+                <w:sz w:val="24"/>
+                <w:szCs w:val="21"/>
+                <w:lang w:val="en-US"/>
+              </w:rPr>
+              <w:t>詳</w:t>
+            </w:r>
+          </w:rubyBase>
+        </w:ruby>
+      </w:r>
+      <w:r>
+        <w:rPr>
+          <w:rFonts w:hint="eastAsia"/>
+          <w:color w:val="00B050"/>
+          <w:sz w:val="24"/>
+          <w:szCs w:val="21"/>
+          <w:lang w:val="en-US"/>
+        </w:rPr>
+        <w:t>しい</w:t>
+      </w:r>
+      <w:r>
+        <w:rPr>
+          <w:rFonts w:hint="eastAsia"/>
+          <w:color w:val="D86DCB" w:themeColor="accent5" w:themeTint="99"/>
+          <w:sz w:val="24"/>
+          <w:szCs w:val="21"/>
+          <w:lang w:val="en-US"/>
+        </w:rPr>
+        <w:t>はず</w:t>
+      </w:r>
+      <w:r>
+        <w:rPr>
+          <w:rFonts w:hint="eastAsia"/>
+          <w:sz w:val="24"/>
+          <w:szCs w:val="21"/>
+          <w:lang w:val="en-US"/>
+        </w:rPr>
+        <w:t>だ</w:t>
+      </w:r>
+      <w:r>
+        <w:rPr>
+          <w:rFonts w:hint="eastAsia"/>
+          <w:sz w:val="24"/>
+          <w:szCs w:val="21"/>
+          <w:lang w:val="en-US"/>
+        </w:rPr>
+        <w:t>。</w:t>
+      </w:r>
+    </w:p>
+    <w:p>
+      <w:pPr>
+        <w:rPr>
+          <w:rFonts w:asciiTheme="majorHAnsi" w:hAnsiTheme="majorHAnsi" w:cstheme="majorHAnsi"/>
+          <w:b/>
+          <w:bCs/>
+          <w:sz w:val="24"/>
+          <w:szCs w:val="21"/>
+          <w:lang w:val="en-US"/>
+        </w:rPr>
+      </w:pPr>
+      <w:r>
+        <w:rPr>
+          <w:rFonts w:asciiTheme="majorHAnsi" w:hAnsiTheme="majorHAnsi" w:cstheme="majorHAnsi"/>
+          <w:b/>
+          <w:bCs/>
+          <w:sz w:val="24"/>
+          <w:szCs w:val="21"/>
+          <w:lang w:val="en-US"/>
+        </w:rPr>
+        <w:t xml:space="preserve">13. </w:t>
+      </w:r>
+      <w:r>
+        <w:rPr>
+          <w:rFonts w:asciiTheme="majorHAnsi" w:hAnsiTheme="majorHAnsi" w:cstheme="majorHAnsi"/>
+          <w:b/>
+          <w:bCs/>
+          <w:sz w:val="24"/>
+          <w:szCs w:val="21"/>
+          <w:u w:val="single"/>
+          <w:lang w:val="en-US"/>
+        </w:rPr>
+        <w:t>Hướng về… / Phù hợp cho…</w:t>
+      </w:r>
+      <w:r>
+        <w:rPr>
+          <w:rFonts w:asciiTheme="majorHAnsi" w:hAnsiTheme="majorHAnsi" w:cstheme="majorHAnsi"/>
+          <w:b/>
+          <w:bCs/>
+          <w:sz w:val="24"/>
+          <w:szCs w:val="21"/>
+          <w:lang w:val="en-US"/>
+        </w:rPr>
+        <w:t>:</w:t>
+      </w:r>
+    </w:p>
+    <w:p>
+      <w:pPr>
+        <w:rPr>
+          <w:rFonts w:asciiTheme="majorHAnsi" w:hAnsiTheme="majorHAnsi" w:cstheme="majorHAnsi"/>
+          <w:b/>
+          <w:bCs/>
+          <w:sz w:val="24"/>
+          <w:szCs w:val="21"/>
+          <w:lang w:val="en-US"/>
+        </w:rPr>
+      </w:pPr>
+      <w:r>
+        <w:rPr>
+          <w:b/>
+          <w:bCs/>
+          <w:noProof/>
+          <w:sz w:val="24"/>
+          <w:szCs w:val="21"/>
+          <w:lang w:val="en-US"/>
+        </w:rPr>
+        <mc:AlternateContent>
+          <mc:Choice Requires="wps">
+            <w:drawing>
+              <wp:anchor distT="45720" distB="45720" distL="114300" distR="114300" simplePos="0" relativeHeight="251710464" behindDoc="0" locked="0" layoutInCell="1" allowOverlap="1" wp14:anchorId="4D7D24A3" wp14:editId="255E243A">
+                <wp:simplePos x="0" y="0"/>
+                <wp:positionH relativeFrom="column">
+                  <wp:posOffset>2345990</wp:posOffset>
+                </wp:positionH>
+                <wp:positionV relativeFrom="paragraph">
+                  <wp:posOffset>61595</wp:posOffset>
+                </wp:positionV>
+                <wp:extent cx="1441450" cy="967740"/>
+                <wp:effectExtent l="0" t="0" r="25400" b="22860"/>
+                <wp:wrapSquare wrapText="bothSides"/>
+                <wp:docPr id="1187691475" name="Text Box 2"/>
+                <wp:cNvGraphicFramePr>
+                  <a:graphicFrameLocks xmlns:a="http://schemas.openxmlformats.org/drawingml/2006/main"/>
+                </wp:cNvGraphicFramePr>
+                <a:graphic xmlns:a="http://schemas.openxmlformats.org/drawingml/2006/main">
+                  <a:graphicData uri="http://schemas.microsoft.com/office/word/2010/wordprocessingShape">
+                    <wps:wsp>
+                      <wps:cNvSpPr txBox="1">
+                        <a:spLocks noChangeArrowheads="1"/>
+                      </wps:cNvSpPr>
+                      <wps:spPr bwMode="auto">
+                        <a:xfrm>
+                          <a:off x="0" y="0"/>
+                          <a:ext cx="1441450" cy="967740"/>
+                        </a:xfrm>
+                        <a:prstGeom prst="rect">
+                          <a:avLst/>
+                        </a:prstGeom>
+                        <a:solidFill>
+                          <a:srgbClr val="FFFFFF"/>
+                        </a:solidFill>
+                        <a:ln w="9525">
+                          <a:solidFill>
+                            <a:srgbClr val="00B0F0"/>
+                          </a:solidFill>
+                          <a:miter lim="800000"/>
+                          <a:headEnd/>
+                          <a:tailEnd/>
+                        </a:ln>
+                      </wps:spPr>
+                      <wps:txbx>
+                        <w:txbxContent>
+                          <w:p>
+                            <w:pPr>
+                              <w:spacing w:after="0"/>
+                              <w:jc w:val="center"/>
+                              <w:rPr>
+                                <w:b/>
+                                <w:bCs/>
+                                <w:color w:val="00B0F0"/>
+                                <w:sz w:val="26"/>
+                                <w:szCs w:val="26"/>
+                                <w:lang w:val="en-US"/>
+                              </w:rPr>
+                            </w:pPr>
+                            <w:r>
+                              <w:rPr>
+                                <w:b/>
+                                <w:bCs/>
+                                <w:color w:val="00B0F0"/>
+                                <w:sz w:val="26"/>
+                                <w:szCs w:val="26"/>
+                                <w:lang w:val="en-US"/>
+                              </w:rPr>
+                              <w:t xml:space="preserve">N + </w:t>
+                            </w:r>
+                            <w:r>
+                              <w:rPr>
+                                <w:rFonts w:hint="eastAsia"/>
+                                <w:b/>
+                                <w:bCs/>
+                                <w:color w:val="00B0F0"/>
+                                <w:sz w:val="26"/>
+                                <w:szCs w:val="26"/>
+                                <w:lang w:val="en-US"/>
+                              </w:rPr>
+                              <w:t>向けの</w:t>
+                            </w:r>
+                            <w:r>
+                              <w:rPr>
+                                <w:rFonts w:hint="eastAsia"/>
+                                <w:b/>
+                                <w:bCs/>
+                                <w:color w:val="00B0F0"/>
+                                <w:sz w:val="26"/>
+                                <w:szCs w:val="26"/>
+                                <w:lang w:val="en-US"/>
+                              </w:rPr>
+                              <w:t xml:space="preserve"> + N</w:t>
+                            </w:r>
+                          </w:p>
+                          <w:p>
+                            <w:pPr>
+                              <w:spacing w:after="0"/>
+                              <w:jc w:val="center"/>
+                              <w:rPr>
+                                <w:b/>
+                                <w:bCs/>
+                                <w:color w:val="00B0F0"/>
+                                <w:sz w:val="26"/>
+                                <w:szCs w:val="26"/>
+                                <w:lang w:val="en-US"/>
+                              </w:rPr>
+                            </w:pPr>
+                            <w:r>
+                              <w:rPr>
+                                <w:rFonts w:hint="eastAsia"/>
+                                <w:b/>
+                                <w:bCs/>
+                                <w:color w:val="00B0F0"/>
+                                <w:sz w:val="26"/>
+                                <w:szCs w:val="26"/>
+                                <w:lang w:val="en-US"/>
+                              </w:rPr>
+                              <w:t xml:space="preserve">N + </w:t>
+                            </w:r>
+                            <w:r>
+                              <w:rPr>
+                                <w:rFonts w:hint="eastAsia"/>
+                                <w:b/>
+                                <w:bCs/>
+                                <w:color w:val="00B0F0"/>
+                                <w:sz w:val="26"/>
+                                <w:szCs w:val="26"/>
+                                <w:lang w:val="en-US"/>
+                              </w:rPr>
+                              <w:t>向けに</w:t>
+                            </w:r>
+                          </w:p>
+                          <w:p>
+                            <w:pPr>
+                              <w:spacing w:after="0"/>
+                              <w:jc w:val="center"/>
+                              <w:rPr>
+                                <w:rFonts w:hint="eastAsia"/>
+                              </w:rPr>
+                            </w:pPr>
+                            <w:r>
+                              <w:rPr>
+                                <w:rFonts w:hint="eastAsia"/>
+                                <w:b/>
+                                <w:bCs/>
+                                <w:color w:val="00B0F0"/>
+                                <w:sz w:val="26"/>
+                                <w:szCs w:val="26"/>
+                                <w:lang w:val="en-US"/>
+                              </w:rPr>
+                              <w:t xml:space="preserve">N + </w:t>
+                            </w:r>
+                            <w:r>
+                              <w:rPr>
+                                <w:rFonts w:hint="eastAsia"/>
+                                <w:b/>
+                                <w:bCs/>
+                                <w:color w:val="00B0F0"/>
+                                <w:sz w:val="26"/>
+                                <w:szCs w:val="26"/>
+                                <w:lang w:val="en-US"/>
+                              </w:rPr>
+                              <w:t>向き</w:t>
+                            </w:r>
+                          </w:p>
+                        </w:txbxContent>
+                      </wps:txbx>
+                      <wps:bodyPr rot="0" vert="horz" wrap="square" lIns="91440" tIns="45720" rIns="91440" bIns="45720" anchor="t" anchorCtr="0">
+                        <a:noAutofit/>
+                      </wps:bodyPr>
+                    </wps:wsp>
+                  </a:graphicData>
+                </a:graphic>
+                <wp14:sizeRelH relativeFrom="margin">
+                  <wp14:pctWidth>0</wp14:pctWidth>
+                </wp14:sizeRelH>
+                <wp14:sizeRelV relativeFrom="margin">
+                  <wp14:pctHeight>0</wp14:pctHeight>
+                </wp14:sizeRelV>
+              </wp:anchor>
+            </w:drawing>
+          </mc:Choice>
+          <mc:Fallback>
+            <w:pict>
+              <v:shape w14:anchorId="4D7D24A3" id="_x0000_s1051" type="#_x0000_t202" style="position:absolute;left:0;text-align:left;margin-left:184.7pt;margin-top:4.85pt;width:113.5pt;height:76.2pt;z-index:251710464;visibility:visible;mso-wrap-style:square;mso-width-percent:0;mso-height-percent:0;mso-wrap-distance-left:9pt;mso-wrap-distance-top:3.6pt;mso-wrap-distance-right:9pt;mso-wrap-distance-bottom:3.6pt;mso-position-horizontal:absolute;mso-position-horizontal-relative:text;mso-position-vertical:absolute;mso-position-vertical-relative:text;mso-width-percent:0;mso-height-percent:0;mso-width-relative:margin;mso-height-relative:margin;v-text-anchor:top" o:gfxdata="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" strokecolor="#00b0f0">
+                <v:textbox>
+                  <w:txbxContent>
+                    <w:p>
+                      <w:pPr>
+                        <w:spacing w:after="0"/>
+                        <w:jc w:val="center"/>
+                        <w:rPr>
+                          <w:b/>
+                          <w:bCs/>
+                          <w:color w:val="00B0F0"/>
+                          <w:sz w:val="26"/>
+                          <w:szCs w:val="26"/>
+                          <w:lang w:val="en-US"/>
+                        </w:rPr>
+                      </w:pPr>
+                      <w:r>
+                        <w:rPr>
+                          <w:b/>
+                          <w:bCs/>
+                          <w:color w:val="00B0F0"/>
+                          <w:sz w:val="26"/>
+                          <w:szCs w:val="26"/>
+                          <w:lang w:val="en-US"/>
+                        </w:rPr>
+                        <w:t xml:space="preserve">N + </w:t>
+                      </w:r>
+                      <w:r>
+                        <w:rPr>
+                          <w:rFonts w:hint="eastAsia"/>
+                          <w:b/>
+                          <w:bCs/>
+                          <w:color w:val="00B0F0"/>
+                          <w:sz w:val="26"/>
+                          <w:szCs w:val="26"/>
+                          <w:lang w:val="en-US"/>
+                        </w:rPr>
+                        <w:t>向けの</w:t>
+                      </w:r>
+                      <w:r>
+                        <w:rPr>
+                          <w:rFonts w:hint="eastAsia"/>
+                          <w:b/>
+                          <w:bCs/>
+                          <w:color w:val="00B0F0"/>
+                          <w:sz w:val="26"/>
+                          <w:szCs w:val="26"/>
+                          <w:lang w:val="en-US"/>
+                        </w:rPr>
+                        <w:t xml:space="preserve"> + N</w:t>
+                      </w:r>
+                    </w:p>
+                    <w:p>
+                      <w:pPr>
+                        <w:spacing w:after="0"/>
+                        <w:jc w:val="center"/>
+                        <w:rPr>
+                          <w:b/>
+                          <w:bCs/>
+                          <w:color w:val="00B0F0"/>
+                          <w:sz w:val="26"/>
+                          <w:szCs w:val="26"/>
+                          <w:lang w:val="en-US"/>
+                        </w:rPr>
+                      </w:pPr>
+                      <w:r>
+                        <w:rPr>
+                          <w:rFonts w:hint="eastAsia"/>
+                          <w:b/>
+                          <w:bCs/>
+                          <w:color w:val="00B0F0"/>
+                          <w:sz w:val="26"/>
+                          <w:szCs w:val="26"/>
+                          <w:lang w:val="en-US"/>
+                        </w:rPr>
+                        <w:t xml:space="preserve">N + </w:t>
+                      </w:r>
+                      <w:r>
+                        <w:rPr>
+                          <w:rFonts w:hint="eastAsia"/>
+                          <w:b/>
+                          <w:bCs/>
+                          <w:color w:val="00B0F0"/>
+                          <w:sz w:val="26"/>
+                          <w:szCs w:val="26"/>
+                          <w:lang w:val="en-US"/>
+                        </w:rPr>
+                        <w:t>向けに</w:t>
+                      </w:r>
+                    </w:p>
+                    <w:p>
+                      <w:pPr>
+                        <w:spacing w:after="0"/>
+                        <w:jc w:val="center"/>
+                        <w:rPr>
+                          <w:rFonts w:hint="eastAsia"/>
+                        </w:rPr>
+                      </w:pPr>
+                      <w:r>
+                        <w:rPr>
+                          <w:rFonts w:hint="eastAsia"/>
+                          <w:b/>
+                          <w:bCs/>
+                          <w:color w:val="00B0F0"/>
+                          <w:sz w:val="26"/>
+                          <w:szCs w:val="26"/>
+                          <w:lang w:val="en-US"/>
+                        </w:rPr>
+                        <w:t xml:space="preserve">N + </w:t>
+                      </w:r>
+                      <w:r>
+                        <w:rPr>
+                          <w:rFonts w:hint="eastAsia"/>
+                          <w:b/>
+                          <w:bCs/>
+                          <w:color w:val="00B0F0"/>
+                          <w:sz w:val="26"/>
+                          <w:szCs w:val="26"/>
+                          <w:lang w:val="en-US"/>
+                        </w:rPr>
+                        <w:t>向き</w:t>
+                      </w:r>
+                    </w:p>
+                  </w:txbxContent>
+                </v:textbox>
+                <w10:wrap type="square"/>
+              </v:shape>
+            </w:pict>
+          </mc:Fallback>
+        </mc:AlternateContent>
+      </w:r>
+    </w:p>
+    <w:p>
+      <w:pPr>
+        <w:rPr>
+          <w:rFonts w:asciiTheme="majorHAnsi" w:hAnsiTheme="majorHAnsi" w:cstheme="majorHAnsi"/>
+          <w:b/>
+          <w:bCs/>
+          <w:sz w:val="24"/>
+          <w:szCs w:val="21"/>
+          <w:lang w:val="en-US"/>
+        </w:rPr>
+      </w:pPr>
+    </w:p>
+    <w:p>
+      <w:pPr>
+        <w:rPr>
+          <w:rFonts w:asciiTheme="majorHAnsi" w:hAnsiTheme="majorHAnsi" w:cstheme="majorHAnsi"/>
+          <w:b/>
+          <w:bCs/>
+          <w:sz w:val="24"/>
+          <w:szCs w:val="21"/>
+          <w:lang w:val="en-US"/>
+        </w:rPr>
+      </w:pPr>
+    </w:p>
+    <w:p>
+      <w:pPr>
+        <w:rPr>
+          <w:rFonts w:asciiTheme="majorHAnsi" w:hAnsiTheme="majorHAnsi" w:cstheme="majorHAnsi"/>
+          <w:b/>
+          <w:bCs/>
+          <w:sz w:val="24"/>
+          <w:szCs w:val="21"/>
+          <w:lang w:val="en-US"/>
+        </w:rPr>
+      </w:pPr>
+    </w:p>
+    <w:p>
+      <w:pPr>
+        <w:rPr>
+          <w:sz w:val="24"/>
+          <w:szCs w:val="21"/>
+          <w:lang w:val="en-US"/>
+        </w:rPr>
+      </w:pPr>
+      <w:r>
+        <w:rPr>
+          <w:rFonts w:hint="eastAsia"/>
+          <w:b/>
+          <w:bCs/>
+          <w:sz w:val="24"/>
+          <w:szCs w:val="21"/>
+          <w:lang w:val="en-US"/>
+        </w:rPr>
+        <w:t>例</w:t>
+      </w:r>
+      <w:r>
+        <w:rPr>
+          <w:rFonts w:hint="eastAsia"/>
+          <w:b/>
+          <w:bCs/>
+          <w:sz w:val="24"/>
+          <w:szCs w:val="21"/>
+          <w:lang w:val="en-US"/>
+        </w:rPr>
+        <w:t xml:space="preserve">: </w:t>
+      </w:r>
+      <w:r>
+        <w:rPr>
+          <w:b/>
+          <w:bCs/>
+          <w:sz w:val="24"/>
+          <w:szCs w:val="21"/>
+          <w:lang w:val="en-US"/>
+        </w:rPr>
+        <w:tab/>
+      </w:r>
+      <w:r>
+        <w:rPr>
+          <w:sz w:val="24"/>
+          <w:szCs w:val="21"/>
+          <w:lang w:val="en-US"/>
+        </w:rPr>
+        <w:t>1.</w:t>
+      </w:r>
+      <w:r>
+        <w:rPr>
+          <w:rFonts w:hint="eastAsia"/>
+          <w:sz w:val="24"/>
+          <w:szCs w:val="21"/>
+          <w:lang w:val="en-US"/>
+        </w:rPr>
+        <w:t xml:space="preserve"> </w:t>
+      </w:r>
+      <w:r>
+        <w:rPr>
+          <w:rFonts w:hint="eastAsia"/>
+          <w:sz w:val="24"/>
+          <w:szCs w:val="21"/>
+          <w:lang w:val="en-US"/>
+        </w:rPr>
+        <w:t>この辞書は</w:t>
+      </w:r>
+      <w:r>
+        <w:rPr>
+          <w:rFonts w:hint="eastAsia"/>
+          <w:color w:val="00B050"/>
+          <w:sz w:val="24"/>
+          <w:szCs w:val="21"/>
+          <w:lang w:val="en-US"/>
+        </w:rPr>
+        <w:t>小学生</w:t>
+      </w:r>
+      <w:r>
+        <w:rPr>
+          <w:rFonts w:hint="eastAsia"/>
+          <w:color w:val="D86DCB" w:themeColor="accent5" w:themeTint="99"/>
+          <w:sz w:val="24"/>
+          <w:szCs w:val="21"/>
+          <w:lang w:val="en-US"/>
+        </w:rPr>
+        <w:t>向け</w:t>
+      </w:r>
+      <w:r>
+        <w:rPr>
+          <w:rFonts w:hint="eastAsia"/>
+          <w:sz w:val="24"/>
+          <w:szCs w:val="21"/>
+          <w:lang w:val="en-US"/>
+        </w:rPr>
+        <w:t>です。</w:t>
+      </w:r>
+    </w:p>
+    <w:p>
+      <w:pPr>
+        <w:rPr>
+          <w:sz w:val="24"/>
+          <w:szCs w:val="21"/>
+          <w:lang w:val="en-US"/>
+        </w:rPr>
+      </w:pPr>
+      <w:r>
+        <w:rPr>
+          <w:sz w:val="24"/>
+          <w:szCs w:val="21"/>
+          <w:lang w:val="en-US"/>
+        </w:rPr>
+        <w:lastRenderedPageBreak/>
+        <w:tab/>
+      </w:r>
+      <w:r>
+        <w:rPr>
+          <w:rFonts w:hint="eastAsia"/>
+          <w:sz w:val="24"/>
+          <w:szCs w:val="21"/>
+          <w:lang w:val="en-US"/>
+        </w:rPr>
+        <w:t xml:space="preserve">2. </w:t>
+      </w:r>
+      <w:r>
+        <w:rPr>
+          <w:rFonts w:hint="eastAsia"/>
+          <w:sz w:val="24"/>
+          <w:szCs w:val="21"/>
+          <w:lang w:val="en-US"/>
+        </w:rPr>
+        <w:t xml:space="preserve">A: </w:t>
+      </w:r>
+      <w:r>
+        <w:rPr>
+          <w:rFonts w:hint="eastAsia"/>
+          <w:sz w:val="24"/>
+          <w:szCs w:val="21"/>
+          <w:lang w:val="en-US"/>
+        </w:rPr>
+        <w:t>その本、面白い？</w:t>
+      </w:r>
+    </w:p>
+    <w:p>
+      <w:pPr>
+        <w:ind w:left="720" w:hanging="720"/>
+        <w:rPr>
+          <w:sz w:val="24"/>
+          <w:szCs w:val="21"/>
+          <w:lang w:val="en-US"/>
+        </w:rPr>
+      </w:pPr>
+      <w:r>
+        <w:rPr>
+          <w:sz w:val="24"/>
+          <w:szCs w:val="21"/>
+          <w:lang w:val="en-US"/>
+        </w:rPr>
+        <w:tab/>
+      </w:r>
+      <w:r>
+        <w:rPr>
+          <w:rFonts w:hint="eastAsia"/>
+          <w:sz w:val="24"/>
+          <w:szCs w:val="21"/>
+          <w:lang w:val="en-US"/>
+        </w:rPr>
+        <w:t xml:space="preserve">    B: </w:t>
+      </w:r>
+      <w:r>
+        <w:rPr>
+          <w:rFonts w:hint="eastAsia"/>
+          <w:sz w:val="24"/>
+          <w:szCs w:val="21"/>
+          <w:lang w:val="en-US"/>
+        </w:rPr>
+        <w:t>うん。これは</w:t>
+      </w:r>
+      <w:r>
+        <w:rPr>
+          <w:rFonts w:hint="eastAsia"/>
+          <w:color w:val="00B050"/>
+          <w:sz w:val="24"/>
+          <w:szCs w:val="21"/>
+          <w:lang w:val="en-US"/>
+        </w:rPr>
+        <w:t>留学生</w:t>
+      </w:r>
+      <w:r>
+        <w:rPr>
+          <w:rFonts w:hint="eastAsia"/>
+          <w:color w:val="D86DCB" w:themeColor="accent5" w:themeTint="99"/>
+          <w:sz w:val="24"/>
+          <w:szCs w:val="21"/>
+          <w:lang w:val="en-US"/>
+        </w:rPr>
+        <w:t>向けに</w:t>
+      </w:r>
+      <w:r>
+        <w:rPr>
+          <w:rFonts w:hint="eastAsia"/>
+          <w:sz w:val="24"/>
+          <w:szCs w:val="21"/>
+          <w:lang w:val="en-US"/>
+        </w:rPr>
+        <w:t>書かれているから、説明もわかりやすいし、フリガナもあるから、読みやすいよ。</w:t>
+      </w:r>
+    </w:p>
+    <w:p>
+      <w:pPr>
+        <w:ind w:left="720" w:hanging="720"/>
+        <w:rPr>
+          <w:rFonts w:hint="eastAsia"/>
+          <w:sz w:val="24"/>
+          <w:szCs w:val="21"/>
+          <w:lang w:val="en-US"/>
+        </w:rPr>
+      </w:pPr>
+      <w:r>
+        <w:rPr>
+          <w:sz w:val="24"/>
+          <w:szCs w:val="21"/>
+          <w:lang w:val="en-US"/>
+        </w:rPr>
+        <w:tab/>
+        <w:t xml:space="preserve">3. </w:t>
+      </w:r>
+      <w:r>
+        <w:rPr>
+          <w:rFonts w:hint="eastAsia"/>
+          <w:sz w:val="24"/>
+          <w:szCs w:val="21"/>
+          <w:lang w:val="en-US"/>
+        </w:rPr>
+        <w:t>最近、</w:t>
+      </w:r>
+      <w:r>
+        <w:rPr>
+          <w:rFonts w:hint="eastAsia"/>
+          <w:color w:val="00B050"/>
+          <w:sz w:val="24"/>
+          <w:szCs w:val="21"/>
+          <w:lang w:val="en-US"/>
+        </w:rPr>
+        <w:t>一人暮らし</w:t>
+      </w:r>
+      <w:r>
+        <w:rPr>
+          <w:rFonts w:hint="eastAsia"/>
+          <w:color w:val="D86DCB" w:themeColor="accent5" w:themeTint="99"/>
+          <w:sz w:val="24"/>
+          <w:szCs w:val="21"/>
+          <w:lang w:val="en-US"/>
+        </w:rPr>
+        <w:t>向けの</w:t>
+      </w:r>
+      <w:r>
+        <w:rPr>
+          <w:rFonts w:hint="eastAsia"/>
+          <w:sz w:val="24"/>
+          <w:szCs w:val="21"/>
+          <w:lang w:val="en-US"/>
+        </w:rPr>
+        <w:t>家電は種類が多く、デザインもおしゃれになっている。</w:t>
+      </w:r>
+    </w:p>
+    <w:p>
+      <w:pPr>
+        <w:rPr>
+          <w:sz w:val="22"/>
+          <w:szCs w:val="20"/>
+          <w:lang w:val="en-US"/>
+        </w:rPr>
+      </w:pPr>
+      <w:r>
+        <w:rPr>
+          <w:rFonts w:hint="eastAsia"/>
+          <w:b/>
+          <w:bCs/>
+          <w:sz w:val="22"/>
+          <w:szCs w:val="20"/>
+          <w:lang w:val="en-US"/>
+        </w:rPr>
+        <w:t>補足</w:t>
+      </w:r>
+      <w:r>
+        <w:rPr>
+          <w:rFonts w:hint="eastAsia"/>
+          <w:b/>
+          <w:bCs/>
+          <w:sz w:val="22"/>
+          <w:szCs w:val="20"/>
+          <w:lang w:val="en-US"/>
+        </w:rPr>
+        <w:t>:</w:t>
+      </w:r>
+      <w:r>
+        <w:rPr>
+          <w:b/>
+          <w:bCs/>
+          <w:sz w:val="22"/>
+          <w:szCs w:val="20"/>
+          <w:lang w:val="en-US"/>
+        </w:rPr>
+        <w:t xml:space="preserve"> </w:t>
+      </w:r>
+      <w:r>
+        <w:rPr>
+          <w:sz w:val="22"/>
+          <w:szCs w:val="20"/>
+          <w:lang w:val="en-US"/>
+        </w:rPr>
+        <w:t>Phân biệt</w:t>
+      </w:r>
+      <w:r>
+        <w:rPr>
+          <w:rFonts w:hint="eastAsia"/>
+          <w:color w:val="00B0F0"/>
+          <w:sz w:val="22"/>
+          <w:szCs w:val="20"/>
+          <w:lang w:val="en-US"/>
+        </w:rPr>
+        <w:t>「向け」</w:t>
+      </w:r>
+      <w:r>
+        <w:rPr>
+          <w:color w:val="00B0F0"/>
+          <w:sz w:val="22"/>
+          <w:szCs w:val="20"/>
+          <w:lang w:val="en-US"/>
+        </w:rPr>
+        <w:t xml:space="preserve"> </w:t>
+      </w:r>
+      <w:r>
+        <w:rPr>
+          <w:sz w:val="22"/>
+          <w:szCs w:val="20"/>
+          <w:lang w:val="en-US"/>
+        </w:rPr>
+        <w:t xml:space="preserve">với </w:t>
+      </w:r>
+      <w:r>
+        <w:rPr>
+          <w:rFonts w:hint="eastAsia"/>
+          <w:color w:val="00B0F0"/>
+          <w:sz w:val="22"/>
+          <w:szCs w:val="20"/>
+          <w:lang w:val="en-US"/>
+        </w:rPr>
+        <w:t>「</w:t>
+      </w:r>
+      <w:r>
+        <w:rPr>
+          <w:rFonts w:hint="eastAsia"/>
+          <w:color w:val="00B0F0"/>
+          <w:sz w:val="22"/>
+          <w:szCs w:val="20"/>
+          <w:lang w:val="en-US"/>
+        </w:rPr>
+        <w:t>向き</w:t>
+      </w:r>
+      <w:r>
+        <w:rPr>
+          <w:rFonts w:hint="eastAsia"/>
+          <w:color w:val="00B0F0"/>
+          <w:sz w:val="22"/>
+          <w:szCs w:val="20"/>
+          <w:lang w:val="en-US"/>
+        </w:rPr>
+        <w:t>」</w:t>
+      </w:r>
+    </w:p>
+    <w:p>
+      <w:pPr>
+        <w:rPr>
+          <w:sz w:val="22"/>
+          <w:szCs w:val="20"/>
+          <w:lang w:val="en-US"/>
+        </w:rPr>
+      </w:pPr>
+      <w:r>
+        <w:rPr>
+          <w:sz w:val="22"/>
+          <w:szCs w:val="20"/>
+          <w:lang w:val="en-US"/>
+        </w:rPr>
+        <w:t xml:space="preserve">- </w:t>
+      </w:r>
+      <w:r>
+        <w:rPr>
+          <w:rFonts w:hint="eastAsia"/>
+          <w:color w:val="00B0F0"/>
+          <w:sz w:val="22"/>
+          <w:szCs w:val="20"/>
+          <w:lang w:val="en-US"/>
+        </w:rPr>
+        <w:t>「向け」</w:t>
+      </w:r>
+      <w:r>
+        <w:rPr>
+          <w:sz w:val="22"/>
+          <w:szCs w:val="20"/>
+          <w:lang w:val="en-US"/>
+        </w:rPr>
+        <w:t xml:space="preserve">: </w:t>
+      </w:r>
+      <w:r>
+        <w:rPr>
+          <w:sz w:val="22"/>
+          <w:szCs w:val="20"/>
+          <w:lang w:val="en-US"/>
+        </w:rPr>
+        <w:t>mang ý mục đích, dành riêng cho 1 đối tượng cụ thể, mang ý khách quan</w:t>
+      </w:r>
+      <w:r>
+        <w:rPr>
+          <w:sz w:val="22"/>
+          <w:szCs w:val="20"/>
+          <w:lang w:val="en-US"/>
+        </w:rPr>
+        <w:t xml:space="preserve">, </w:t>
+      </w:r>
+      <w:r>
+        <w:rPr>
+          <w:sz w:val="22"/>
+          <w:szCs w:val="20"/>
+          <w:lang w:val="en-US"/>
+        </w:rPr>
+        <w:t>dùng trong poster</w:t>
+      </w:r>
+      <w:r>
+        <w:rPr>
+          <w:sz w:val="22"/>
+          <w:szCs w:val="20"/>
+          <w:lang w:val="en-US"/>
+        </w:rPr>
+        <w:t>,</w:t>
+      </w:r>
+      <w:r>
+        <w:rPr>
+          <w:sz w:val="22"/>
+          <w:szCs w:val="20"/>
+          <w:lang w:val="en-US"/>
+        </w:rPr>
+        <w:t xml:space="preserve"> văn </w:t>
+      </w:r>
+      <w:r>
+        <w:rPr>
+          <w:sz w:val="22"/>
+          <w:szCs w:val="20"/>
+          <w:lang w:val="en-US"/>
+        </w:rPr>
+        <w:t>bản</w:t>
+      </w:r>
+    </w:p>
+    <w:p>
+      <w:pPr>
+        <w:rPr>
+          <w:sz w:val="22"/>
+          <w:szCs w:val="20"/>
+          <w:lang w:val="en-US"/>
+        </w:rPr>
+      </w:pPr>
+      <w:r>
+        <w:rPr>
+          <w:sz w:val="22"/>
+          <w:szCs w:val="20"/>
+          <w:lang w:val="en-US"/>
+        </w:rPr>
+        <w:t xml:space="preserve">- </w:t>
+      </w:r>
+      <w:r>
+        <w:rPr>
+          <w:rFonts w:hint="eastAsia"/>
+          <w:color w:val="00B0F0"/>
+          <w:sz w:val="22"/>
+          <w:szCs w:val="20"/>
+          <w:lang w:val="en-US"/>
+        </w:rPr>
+        <w:t>「</w:t>
+      </w:r>
+      <w:r>
+        <w:rPr>
+          <w:rFonts w:hint="eastAsia"/>
+          <w:color w:val="00B0F0"/>
+          <w:sz w:val="22"/>
+          <w:szCs w:val="20"/>
+          <w:lang w:val="en-US"/>
+        </w:rPr>
+        <w:t>向き</w:t>
+      </w:r>
+      <w:r>
+        <w:rPr>
+          <w:rFonts w:hint="eastAsia"/>
+          <w:color w:val="00B0F0"/>
+          <w:sz w:val="22"/>
+          <w:szCs w:val="20"/>
+          <w:lang w:val="en-US"/>
+        </w:rPr>
+        <w:t>」</w:t>
+      </w:r>
+      <w:r>
+        <w:rPr>
+          <w:sz w:val="22"/>
+          <w:szCs w:val="20"/>
+          <w:lang w:val="en-US"/>
+        </w:rPr>
+        <w:t xml:space="preserve">: </w:t>
+      </w:r>
+      <w:r>
+        <w:rPr>
+          <w:sz w:val="22"/>
+          <w:szCs w:val="20"/>
+          <w:lang w:val="en-US"/>
+        </w:rPr>
+        <w:t xml:space="preserve">mang ý đánh giá chung, chủ quan, </w:t>
+      </w:r>
+      <w:r>
+        <w:rPr>
+          <w:sz w:val="22"/>
+          <w:szCs w:val="20"/>
+          <w:lang w:val="en-US"/>
+        </w:rPr>
+        <w:t>dùng trong giao tiếp thông thường.</w:t>
       </w:r>
     </w:p>
     <w:p>
@@ -15275,7 +21626,7 @@
   <w:style w:type="paragraph" w:default="1" w:styleId="Normal">
     <w:name w:val="Normal"/>
     <w:qFormat/>
-    <w:rsid w:val="00304121"/>
+    <w:rsid w:val="00864487"/>
   </w:style>
   <w:style w:type="paragraph" w:styleId="Heading1">
     <w:name w:val="heading 1"/>

--- a/TỔNG HỢP NGỮ PHÁP JPD316.docx
+++ b/TỔNG HỢP NGỮ PHÁP JPD316.docx
@@ -11193,16 +11193,16 @@
         <mc:AlternateContent>
           <mc:Choice Requires="wps">
             <w:drawing>
-              <wp:anchor distT="45720" distB="45720" distL="114300" distR="114300" simplePos="0" relativeHeight="251685888" behindDoc="0" locked="0" layoutInCell="1" allowOverlap="1" wp14:anchorId="6A391CFA" wp14:editId="6777F7A6">
+              <wp:anchor distT="45720" distB="45720" distL="114300" distR="114300" simplePos="0" relativeHeight="251685888" behindDoc="0" locked="0" layoutInCell="1" allowOverlap="1" wp14:anchorId="6A391CFA" wp14:editId="65235019">
                 <wp:simplePos x="0" y="0"/>
                 <wp:positionH relativeFrom="column">
-                  <wp:posOffset>1953260</wp:posOffset>
+                  <wp:posOffset>2127585</wp:posOffset>
                 </wp:positionH>
                 <wp:positionV relativeFrom="paragraph">
-                  <wp:posOffset>96813</wp:posOffset>
+                  <wp:posOffset>97790</wp:posOffset>
                 </wp:positionV>
-                <wp:extent cx="2397125" cy="972820"/>
-                <wp:effectExtent l="0" t="0" r="22225" b="17780"/>
+                <wp:extent cx="2259965" cy="972820"/>
+                <wp:effectExtent l="0" t="0" r="26035" b="17780"/>
                 <wp:wrapSquare wrapText="bothSides"/>
                 <wp:docPr id="1578087356" name="Text Box 2"/>
                 <wp:cNvGraphicFramePr>
@@ -11217,7 +11217,7 @@
                       <wps:spPr bwMode="auto">
                         <a:xfrm>
                           <a:off x="0" y="0"/>
-                          <a:ext cx="2397125" cy="972820"/>
+                          <a:ext cx="2259965" cy="972820"/>
                         </a:xfrm>
                         <a:prstGeom prst="rect">
                           <a:avLst/>
@@ -11352,7 +11352,7 @@
                                 <w:szCs w:val="26"/>
                                 <w:lang w:val="en-US"/>
                               </w:rPr>
-                              <w:t xml:space="preserve">　　</w:t>
+                              <w:t xml:space="preserve">　</w:t>
                             </w:r>
                             <w:r>
                               <w:rPr>
@@ -11393,31 +11393,18 @@
                                 <w:szCs w:val="26"/>
                                 <w:lang w:val="en-US"/>
                               </w:rPr>
-                              <w:t xml:space="preserve">N + </w:t>
-                            </w:r>
-                            <w:r>
-                              <w:rPr>
-                                <w:rFonts w:hint="eastAsia"/>
-                                <w:b/>
-                                <w:bCs/>
-                                <w:color w:val="00B0F0"/>
-                                <w:sz w:val="26"/>
-                                <w:szCs w:val="26"/>
-                                <w:lang w:val="en-US"/>
-                              </w:rPr>
-                              <w:t>による</w:t>
-                            </w:r>
-                            <w:r>
-                              <w:rPr>
-                                <w:rFonts w:hint="eastAsia"/>
-                                <w:b/>
-                                <w:bCs/>
-                                <w:color w:val="00B0F0"/>
-                                <w:sz w:val="26"/>
-                                <w:szCs w:val="26"/>
-                                <w:lang w:val="en-US"/>
-                              </w:rPr>
-                              <w:t xml:space="preserve"> + N</w:t>
+                              <w:t xml:space="preserve">N </w:t>
+                            </w:r>
+                            <w:r>
+                              <w:rPr>
+                                <w:b/>
+                                <w:bCs/>
+                                <w:color w:val="00B0F0"/>
+                                <w:sz w:val="26"/>
+                                <w:szCs w:val="26"/>
+                                <w:lang w:val="en-US"/>
+                              </w:rPr>
+                              <w:t>の</w:t>
                             </w:r>
                           </w:p>
                         </w:txbxContent>
@@ -11439,7 +11426,11 @@
           </mc:Choice>
           <mc:Fallback>
             <w:pict>
-              <v:shape w14:anchorId="6A391CFA" id="_x0000_s1039" type="#_x0000_t202" style="position:absolute;left:0;text-align:left;margin-left:153.8pt;margin-top:7.6pt;width:188.75pt;height:76.6pt;z-index:251685888;visibility:visible;mso-wrap-style:square;mso-width-percent:0;mso-height-percent:0;mso-wrap-distance-left:9pt;mso-wrap-distance-top:3.6pt;mso-wrap-distance-right:9pt;mso-wrap-distance-bottom:3.6pt;mso-position-horizontal:absolute;mso-position-horizontal-relative:text;mso-position-vertical:absolute;mso-position-vertical-relative:text;mso-width-percent:0;mso-height-percent:0;mso-width-relative:margin;mso-height-relative:margin;v-text-anchor:top" o:gfxdata="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" strokecolor="#00b0f0">
+              <v:shapetype w14:anchorId="6A391CFA" id="_x0000_t202" coordsize="21600,21600" o:spt="202" path="m,l,21600r21600,l21600,xe">
+                <v:stroke joinstyle="miter"/>
+                <v:path gradientshapeok="t" o:connecttype="rect"/>
+              </v:shapetype>
+              <v:shape id="_x0000_s1039" type="#_x0000_t202" style="position:absolute;left:0;text-align:left;margin-left:167.55pt;margin-top:7.7pt;width:177.95pt;height:76.6pt;z-index:251685888;visibility:visible;mso-wrap-style:square;mso-width-percent:0;mso-height-percent:0;mso-wrap-distance-left:9pt;mso-wrap-distance-top:3.6pt;mso-wrap-distance-right:9pt;mso-wrap-distance-bottom:3.6pt;mso-position-horizontal:absolute;mso-position-horizontal-relative:text;mso-position-vertical:absolute;mso-position-vertical-relative:text;mso-width-percent:0;mso-height-percent:0;mso-width-relative:margin;mso-height-relative:margin;v-text-anchor:top" o:gfxdata="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" strokecolor="#00b0f0">
                 <v:textbox>
                   <w:txbxContent>
                     <w:p>
@@ -11558,7 +11549,7 @@
                           <w:szCs w:val="26"/>
                           <w:lang w:val="en-US"/>
                         </w:rPr>
-                        <w:t xml:space="preserve">　　</w:t>
+                        <w:t xml:space="preserve">　</w:t>
                       </w:r>
                       <w:r>
                         <w:rPr>
@@ -11599,31 +11590,18 @@
                           <w:szCs w:val="26"/>
                           <w:lang w:val="en-US"/>
                         </w:rPr>
-                        <w:t xml:space="preserve">N + </w:t>
-                      </w:r>
-                      <w:r>
-                        <w:rPr>
-                          <w:rFonts w:hint="eastAsia"/>
-                          <w:b/>
-                          <w:bCs/>
-                          <w:color w:val="00B0F0"/>
-                          <w:sz w:val="26"/>
-                          <w:szCs w:val="26"/>
-                          <w:lang w:val="en-US"/>
-                        </w:rPr>
-                        <w:t>による</w:t>
-                      </w:r>
-                      <w:r>
-                        <w:rPr>
-                          <w:rFonts w:hint="eastAsia"/>
-                          <w:b/>
-                          <w:bCs/>
-                          <w:color w:val="00B0F0"/>
-                          <w:sz w:val="26"/>
-                          <w:szCs w:val="26"/>
-                          <w:lang w:val="en-US"/>
-                        </w:rPr>
-                        <w:t xml:space="preserve"> + N</w:t>
+                        <w:t xml:space="preserve">N </w:t>
+                      </w:r>
+                      <w:r>
+                        <w:rPr>
+                          <w:b/>
+                          <w:bCs/>
+                          <w:color w:val="00B0F0"/>
+                          <w:sz w:val="26"/>
+                          <w:szCs w:val="26"/>
+                          <w:lang w:val="en-US"/>
+                        </w:rPr>
+                        <w:t>の</w:t>
                       </w:r>
                     </w:p>
                   </w:txbxContent>
@@ -11901,10 +11879,10 @@
         <mc:AlternateContent>
           <mc:Choice Requires="wps">
             <w:drawing>
-              <wp:anchor distT="45720" distB="45720" distL="114300" distR="114300" simplePos="0" relativeHeight="251687936" behindDoc="0" locked="0" layoutInCell="1" allowOverlap="1" wp14:anchorId="5E4C04FD" wp14:editId="5617DDC8">
+              <wp:anchor distT="45720" distB="45720" distL="114300" distR="114300" simplePos="0" relativeHeight="251687936" behindDoc="0" locked="0" layoutInCell="1" allowOverlap="1" wp14:anchorId="5E4C04FD" wp14:editId="1D8C0ED4">
                 <wp:simplePos x="0" y="0"/>
                 <wp:positionH relativeFrom="column">
-                  <wp:posOffset>1895475</wp:posOffset>
+                  <wp:posOffset>2016760</wp:posOffset>
                 </wp:positionH>
                 <wp:positionV relativeFrom="paragraph">
                   <wp:posOffset>67310</wp:posOffset>
@@ -12056,7 +12034,7 @@
           </mc:Choice>
           <mc:Fallback>
             <w:pict>
-              <v:shape w14:anchorId="5E4C04FD" id="_x0000_s1040" type="#_x0000_t202" style="position:absolute;left:0;text-align:left;margin-left:149.25pt;margin-top:5.3pt;width:196.15pt;height:28.35pt;z-index:251687936;visibility:visible;mso-wrap-style:square;mso-width-percent:0;mso-height-percent:0;mso-wrap-distance-left:9pt;mso-wrap-distance-top:3.6pt;mso-wrap-distance-right:9pt;mso-wrap-distance-bottom:3.6pt;mso-position-horizontal:absolute;mso-position-horizontal-relative:text;mso-position-vertical:absolute;mso-position-vertical-relative:text;mso-width-percent:0;mso-height-percent:0;mso-width-relative:margin;mso-height-relative:margin;v-text-anchor:top" o:gfxdata="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" strokecolor="#00b0f0">
+              <v:shape w14:anchorId="5E4C04FD" id="_x0000_s1040" type="#_x0000_t202" style="position:absolute;left:0;text-align:left;margin-left:158.8pt;margin-top:5.3pt;width:196.15pt;height:28.35pt;z-index:251687936;visibility:visible;mso-wrap-style:square;mso-width-percent:0;mso-height-percent:0;mso-wrap-distance-left:9pt;mso-wrap-distance-top:3.6pt;mso-wrap-distance-right:9pt;mso-wrap-distance-bottom:3.6pt;mso-position-horizontal:absolute;mso-position-horizontal-relative:text;mso-position-vertical:absolute;mso-position-vertical-relative:text;mso-width-percent:0;mso-height-percent:0;mso-width-relative:margin;mso-height-relative:margin;v-text-anchor:top" o:gfxdata="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" strokecolor="#00b0f0">
                 <v:textbox>
                   <w:txbxContent>
                     <w:p>
@@ -15818,18 +15796,7 @@
           <w:szCs w:val="21"/>
           <w:lang w:val="en-US"/>
         </w:rPr>
-        <w:t>8</w:t>
-      </w:r>
-      <w:r>
-        <w:rPr>
-          <w:rFonts w:asciiTheme="majorHAnsi" w:hAnsiTheme="majorHAnsi" w:cstheme="majorHAnsi"/>
-          <w:b/>
-          <w:bCs/>
-          <w:sz w:val="24"/>
-          <w:szCs w:val="21"/>
-          <w:lang w:val="en-US"/>
-        </w:rPr>
-        <w:t xml:space="preserve">. </w:t>
+        <w:t xml:space="preserve">8. </w:t>
       </w:r>
       <w:r>
         <w:rPr>
@@ -16929,9 +16896,6 @@
                           <w:p>
                             <w:pPr>
                               <w:spacing w:after="0"/>
-                              <w:rPr>
-                                <w:rFonts w:hint="eastAsia"/>
-                              </w:rPr>
                             </w:pPr>
                             <w:r>
                               <w:rPr>
@@ -17140,7 +17104,6 @@
     <w:p>
       <w:pPr>
         <w:rPr>
-          <w:rFonts w:hint="eastAsia"/>
           <w:sz w:val="24"/>
           <w:szCs w:val="21"/>
           <w:lang w:val="en-US"/>
@@ -17350,7 +17313,6 @@
     <w:p>
       <w:pPr>
         <w:rPr>
-          <w:rFonts w:hint="eastAsia"/>
           <w:sz w:val="24"/>
           <w:szCs w:val="21"/>
           <w:lang w:val="en-US"/>
@@ -17545,9 +17507,6 @@
                           <w:p>
                             <w:pPr>
                               <w:spacing w:after="0"/>
-                              <w:rPr>
-                                <w:rFonts w:hint="eastAsia"/>
-                              </w:rPr>
                             </w:pPr>
                             <w:r>
                               <w:rPr>
@@ -17930,7 +17889,7 @@
     <w:p>
       <w:pPr>
         <w:rPr>
-          <w:rFonts w:ascii="Calibri" w:hAnsi="Calibri" w:cs="Calibri" w:hint="eastAsia"/>
+          <w:rFonts w:ascii="Calibri" w:hAnsi="Calibri" w:cs="Calibri"/>
           <w:sz w:val="24"/>
           <w:szCs w:val="21"/>
           <w:lang w:val="en-US"/>
@@ -18305,7 +18264,6 @@
     <w:p>
       <w:pPr>
         <w:rPr>
-          <w:rFonts w:hint="eastAsia"/>
           <w:sz w:val="24"/>
           <w:szCs w:val="21"/>
           <w:lang w:val="en-US"/>
@@ -18538,9 +18496,6 @@
                           <w:p>
                             <w:pPr>
                               <w:spacing w:after="0"/>
-                              <w:rPr>
-                                <w:rFonts w:hint="eastAsia"/>
-                              </w:rPr>
                             </w:pPr>
                             <w:r>
                               <w:rPr>
@@ -18907,7 +18862,6 @@
     <w:p>
       <w:pPr>
         <w:rPr>
-          <w:rFonts w:hint="eastAsia"/>
           <w:b/>
           <w:bCs/>
           <w:sz w:val="24"/>
@@ -19255,9 +19209,6 @@
                           <w:p>
                             <w:pPr>
                               <w:spacing w:after="0"/>
-                              <w:rPr>
-                                <w:rFonts w:hint="eastAsia"/>
-                              </w:rPr>
                             </w:pPr>
                             <w:r>
                               <w:rPr>
@@ -19327,31 +19278,7 @@
                                 <w:szCs w:val="26"/>
                                 <w:lang w:val="en-US"/>
                               </w:rPr>
-                              <w:t>はず</w:t>
-                            </w:r>
-                            <w:r>
-                              <w:rPr>
-                                <w:rFonts w:hint="eastAsia"/>
-                                <w:b/>
-                                <w:bCs/>
-                                <w:color w:val="00B0F0"/>
-                                <w:sz w:val="26"/>
-                                <w:szCs w:val="26"/>
-                                <w:lang w:val="en-US"/>
-                              </w:rPr>
-                              <w:t>だ</w:t>
-                            </w:r>
-                            <w:r>
-                              <w:rPr>
-                                <w:rFonts w:hint="eastAsia"/>
-                                <w:b/>
-                                <w:bCs/>
-                                <w:color w:val="00B0F0"/>
-                                <w:sz w:val="26"/>
-                                <w:szCs w:val="26"/>
-                                <w:lang w:val="en-US"/>
-                              </w:rPr>
-                              <w:t>・はずです</w:t>
+                              <w:t>はずだ・はずです</w:t>
                             </w:r>
                           </w:p>
                           <w:p>
@@ -19697,7 +19624,6 @@
     <w:p>
       <w:pPr>
         <w:rPr>
-          <w:rFonts w:hint="eastAsia"/>
           <w:b/>
           <w:bCs/>
           <w:sz w:val="24"/>
@@ -20342,9 +20268,6 @@
                             <w:pPr>
                               <w:spacing w:after="0"/>
                               <w:jc w:val="center"/>
-                              <w:rPr>
-                                <w:rFonts w:hint="eastAsia"/>
-                              </w:rPr>
                             </w:pPr>
                             <w:r>
                               <w:rPr>
@@ -20768,7 +20691,6 @@
       <w:pPr>
         <w:ind w:left="720" w:hanging="720"/>
         <w:rPr>
-          <w:rFonts w:hint="eastAsia"/>
           <w:sz w:val="24"/>
           <w:szCs w:val="21"/>
           <w:lang w:val="en-US"/>
@@ -20960,7 +20882,7 @@
           <w:szCs w:val="20"/>
           <w:lang w:val="en-US"/>
         </w:rPr>
-        <w:t xml:space="preserve">: </w:t>
+        <w:t>: mang ý mục đích, dành riêng cho 1 đối tượng cụ thể, mang ý khách quan</w:t>
       </w:r>
       <w:r>
         <w:rPr>
@@ -20968,39 +20890,7 @@
           <w:szCs w:val="20"/>
           <w:lang w:val="en-US"/>
         </w:rPr>
-        <w:t>mang ý mục đích, dành riêng cho 1 đối tượng cụ thể, mang ý khách quan</w:t>
-      </w:r>
-      <w:r>
-        <w:rPr>
-          <w:sz w:val="22"/>
-          <w:szCs w:val="20"/>
-          <w:lang w:val="en-US"/>
-        </w:rPr>
-        <w:t xml:space="preserve">, </w:t>
-      </w:r>
-      <w:r>
-        <w:rPr>
-          <w:sz w:val="22"/>
-          <w:szCs w:val="20"/>
-          <w:lang w:val="en-US"/>
-        </w:rPr>
-        <w:t>dùng trong poster</w:t>
-      </w:r>
-      <w:r>
-        <w:rPr>
-          <w:sz w:val="22"/>
-          <w:szCs w:val="20"/>
-          <w:lang w:val="en-US"/>
-        </w:rPr>
-        <w:t>,</w:t>
-      </w:r>
-      <w:r>
-        <w:rPr>
-          <w:sz w:val="22"/>
-          <w:szCs w:val="20"/>
-          <w:lang w:val="en-US"/>
-        </w:rPr>
-        <w:t xml:space="preserve"> văn </w:t>
+        <w:t xml:space="preserve">, dùng trong poster, văn </w:t>
       </w:r>
       <w:r>
         <w:rPr>
@@ -21063,15 +20953,7 @@
           <w:szCs w:val="20"/>
           <w:lang w:val="en-US"/>
         </w:rPr>
-        <w:t xml:space="preserve">: </w:t>
-      </w:r>
-      <w:r>
-        <w:rPr>
-          <w:sz w:val="22"/>
-          <w:szCs w:val="20"/>
-          <w:lang w:val="en-US"/>
-        </w:rPr>
-        <w:t xml:space="preserve">mang ý đánh giá chung, chủ quan, </w:t>
+        <w:t xml:space="preserve">: mang ý đánh giá chung, chủ quan, </w:t>
       </w:r>
       <w:r>
         <w:rPr>

--- a/TỔNG HỢP NGỮ PHÁP JPD316.docx
+++ b/TỔNG HỢP NGỮ PHÁP JPD316.docx
@@ -8180,17 +8180,17 @@
         <w:rPr>
           <w:b/>
           <w:bCs/>
-          <w:sz w:val="22"/>
-          <w:szCs w:val="20"/>
-          <w:lang w:val="en-US"/>
-        </w:rPr>
-      </w:pPr>
-      <w:r>
-        <w:rPr>
-          <w:b/>
-          <w:bCs/>
-          <w:sz w:val="22"/>
-          <w:szCs w:val="20"/>
+          <w:sz w:val="24"/>
+          <w:szCs w:val="21"/>
+          <w:lang w:val="en-US"/>
+        </w:rPr>
+      </w:pPr>
+      <w:r>
+        <w:rPr>
+          <w:b/>
+          <w:bCs/>
+          <w:sz w:val="24"/>
+          <w:szCs w:val="21"/>
           <w:lang w:val="en-US"/>
         </w:rPr>
         <w:t xml:space="preserve">12. </w:t>
@@ -8199,8 +8199,8 @@
         <w:rPr>
           <w:b/>
           <w:bCs/>
-          <w:sz w:val="22"/>
-          <w:szCs w:val="20"/>
+          <w:sz w:val="24"/>
+          <w:szCs w:val="21"/>
           <w:u w:val="single"/>
           <w:lang w:val="en-US"/>
         </w:rPr>
@@ -8210,8 +8210,8 @@
         <w:rPr>
           <w:b/>
           <w:bCs/>
-          <w:sz w:val="22"/>
-          <w:szCs w:val="20"/>
+          <w:sz w:val="24"/>
+          <w:szCs w:val="21"/>
           <w:lang w:val="en-US"/>
         </w:rPr>
         <w:t>:</w:t>
@@ -11426,11 +11426,7 @@
           </mc:Choice>
           <mc:Fallback>
             <w:pict>
-              <v:shapetype w14:anchorId="6A391CFA" id="_x0000_t202" coordsize="21600,21600" o:spt="202" path="m,l,21600r21600,l21600,xe">
-                <v:stroke joinstyle="miter"/>
-                <v:path gradientshapeok="t" o:connecttype="rect"/>
-              </v:shapetype>
-              <v:shape id="_x0000_s1039" type="#_x0000_t202" style="position:absolute;left:0;text-align:left;margin-left:167.55pt;margin-top:7.7pt;width:177.95pt;height:76.6pt;z-index:251685888;visibility:visible;mso-wrap-style:square;mso-width-percent:0;mso-height-percent:0;mso-wrap-distance-left:9pt;mso-wrap-distance-top:3.6pt;mso-wrap-distance-right:9pt;mso-wrap-distance-bottom:3.6pt;mso-position-horizontal:absolute;mso-position-horizontal-relative:text;mso-position-vertical:absolute;mso-position-vertical-relative:text;mso-width-percent:0;mso-height-percent:0;mso-width-relative:margin;mso-height-relative:margin;v-text-anchor:top" o:gfxdata="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" strokecolor="#00b0f0">
+              <v:shape w14:anchorId="6A391CFA" id="_x0000_s1039" type="#_x0000_t202" style="position:absolute;left:0;text-align:left;margin-left:167.55pt;margin-top:7.7pt;width:177.95pt;height:76.6pt;z-index:251685888;visibility:visible;mso-wrap-style:square;mso-width-percent:0;mso-height-percent:0;mso-wrap-distance-left:9pt;mso-wrap-distance-top:3.6pt;mso-wrap-distance-right:9pt;mso-wrap-distance-bottom:3.6pt;mso-position-horizontal:absolute;mso-position-horizontal-relative:text;mso-position-vertical:absolute;mso-position-vertical-relative:text;mso-width-percent:0;mso-height-percent:0;mso-width-relative:margin;mso-height-relative:margin;v-text-anchor:top" o:gfxdata="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" strokecolor="#00b0f0">
                 <v:textbox>
                   <w:txbxContent>
                     <w:p>
@@ -16984,9 +16980,6 @@
                     <w:p>
                       <w:pPr>
                         <w:spacing w:after="0"/>
-                        <w:rPr>
-                          <w:rFonts w:hint="eastAsia"/>
-                        </w:rPr>
                       </w:pPr>
                       <w:r>
                         <w:rPr>
@@ -17614,8 +17607,6 @@
                             <w:r>
                               <w:rPr>
                                 <w:rFonts w:hint="eastAsia"/>
-                                <w:b/>
-                                <w:bCs/>
                                 <w:strike/>
                                 <w:sz w:val="26"/>
                                 <w:szCs w:val="26"/>
@@ -17691,9 +17682,6 @@
                     <w:p>
                       <w:pPr>
                         <w:spacing w:after="0"/>
-                        <w:rPr>
-                          <w:rFonts w:hint="eastAsia"/>
-                        </w:rPr>
                       </w:pPr>
                       <w:r>
                         <w:rPr>
@@ -17801,8 +17789,6 @@
                       <w:r>
                         <w:rPr>
                           <w:rFonts w:hint="eastAsia"/>
-                          <w:b/>
-                          <w:bCs/>
                           <w:strike/>
                           <w:sz w:val="26"/>
                           <w:szCs w:val="26"/>
@@ -18678,9 +18664,6 @@
                     <w:p>
                       <w:pPr>
                         <w:spacing w:after="0"/>
-                        <w:rPr>
-                          <w:rFonts w:hint="eastAsia"/>
-                        </w:rPr>
                       </w:pPr>
                       <w:r>
                         <w:rPr>
@@ -19404,9 +19387,6 @@
                     <w:p>
                       <w:pPr>
                         <w:spacing w:after="0"/>
-                        <w:rPr>
-                          <w:rFonts w:hint="eastAsia"/>
-                        </w:rPr>
                       </w:pPr>
                       <w:r>
                         <w:rPr>
@@ -19476,31 +19456,7 @@
                           <w:szCs w:val="26"/>
                           <w:lang w:val="en-US"/>
                         </w:rPr>
-                        <w:t>はず</w:t>
-                      </w:r>
-                      <w:r>
-                        <w:rPr>
-                          <w:rFonts w:hint="eastAsia"/>
-                          <w:b/>
-                          <w:bCs/>
-                          <w:color w:val="00B0F0"/>
-                          <w:sz w:val="26"/>
-                          <w:szCs w:val="26"/>
-                          <w:lang w:val="en-US"/>
-                        </w:rPr>
-                        <w:t>だ</w:t>
-                      </w:r>
-                      <w:r>
-                        <w:rPr>
-                          <w:rFonts w:hint="eastAsia"/>
-                          <w:b/>
-                          <w:bCs/>
-                          <w:color w:val="00B0F0"/>
-                          <w:sz w:val="26"/>
-                          <w:szCs w:val="26"/>
-                          <w:lang w:val="en-US"/>
-                        </w:rPr>
-                        <w:t>・はずです</w:t>
+                        <w:t>はずだ・はずです</w:t>
                       </w:r>
                     </w:p>
                     <w:p>
@@ -20407,9 +20363,6 @@
                       <w:pPr>
                         <w:spacing w:after="0"/>
                         <w:jc w:val="center"/>
-                        <w:rPr>
-                          <w:rFonts w:hint="eastAsia"/>
-                        </w:rPr>
                       </w:pPr>
                       <w:r>
                         <w:rPr>
@@ -20966,15 +20919,9701 @@
     </w:p>
     <w:p>
       <w:pPr>
-        <w:rPr>
-          <w:rFonts w:asciiTheme="majorHAnsi" w:hAnsiTheme="majorHAnsi" w:cstheme="majorHAnsi"/>
-          <w:b/>
-          <w:bCs/>
-          <w:sz w:val="24"/>
-          <w:szCs w:val="21"/>
-          <w:lang w:val="en-US"/>
-        </w:rPr>
-      </w:pPr>
+        <w:jc w:val="center"/>
+        <w:rPr>
+          <w:b/>
+          <w:bCs/>
+          <w:color w:val="EE0000"/>
+          <w:lang w:val="en-US"/>
+        </w:rPr>
+      </w:pPr>
+    </w:p>
+    <w:p>
+      <w:pPr>
+        <w:jc w:val="center"/>
+        <w:rPr>
+          <w:b/>
+          <w:bCs/>
+          <w:color w:val="EE0000"/>
+          <w:lang w:val="en-US"/>
+        </w:rPr>
+      </w:pPr>
+      <w:r>
+        <w:rPr>
+          <w:rFonts w:hint="eastAsia"/>
+          <w:b/>
+          <w:bCs/>
+          <w:color w:val="EE0000"/>
+          <w:lang w:val="en-US"/>
+        </w:rPr>
+        <w:t>第</w:t>
+      </w:r>
+      <w:r>
+        <w:rPr>
+          <w:b/>
+          <w:bCs/>
+          <w:color w:val="EE0000"/>
+          <w:lang w:val="en-US"/>
+        </w:rPr>
+        <w:t>3</w:t>
+      </w:r>
+      <w:r>
+        <w:rPr>
+          <w:rFonts w:hint="eastAsia"/>
+          <w:b/>
+          <w:bCs/>
+          <w:color w:val="EE0000"/>
+          <w:lang w:val="en-US"/>
+        </w:rPr>
+        <w:t>課</w:t>
+      </w:r>
+    </w:p>
+    <w:p>
+      <w:pPr>
+        <w:rPr>
+          <w:b/>
+          <w:bCs/>
+          <w:sz w:val="24"/>
+          <w:szCs w:val="21"/>
+          <w:lang w:val="en-US"/>
+        </w:rPr>
+      </w:pPr>
+      <w:r>
+        <w:rPr>
+          <w:b/>
+          <w:bCs/>
+          <w:sz w:val="24"/>
+          <w:szCs w:val="21"/>
+          <w:lang w:val="en-US"/>
+        </w:rPr>
+        <w:t xml:space="preserve">1. </w:t>
+      </w:r>
+      <w:r>
+        <w:rPr>
+          <w:b/>
+          <w:bCs/>
+          <w:sz w:val="24"/>
+          <w:szCs w:val="21"/>
+          <w:u w:val="single"/>
+          <w:lang w:val="en-US"/>
+        </w:rPr>
+        <w:t xml:space="preserve">Chắc chắn </w:t>
+      </w:r>
+      <w:r>
+        <w:rPr>
+          <w:b/>
+          <w:bCs/>
+          <w:sz w:val="24"/>
+          <w:szCs w:val="21"/>
+          <w:u w:val="single"/>
+          <w:lang w:val="en-US"/>
+        </w:rPr>
+        <w:t>không</w:t>
+      </w:r>
+      <w:r>
+        <w:rPr>
+          <w:b/>
+          <w:bCs/>
+          <w:sz w:val="24"/>
+          <w:szCs w:val="21"/>
+          <w:u w:val="single"/>
+          <w:lang w:val="en-US"/>
+        </w:rPr>
+        <w:t>…</w:t>
+      </w:r>
+      <w:r>
+        <w:rPr>
+          <w:b/>
+          <w:bCs/>
+          <w:sz w:val="24"/>
+          <w:szCs w:val="21"/>
+          <w:u w:val="single"/>
+          <w:lang w:val="en-US"/>
+        </w:rPr>
+        <w:t xml:space="preserve"> / Không thể nào…</w:t>
+      </w:r>
+      <w:r>
+        <w:rPr>
+          <w:b/>
+          <w:bCs/>
+          <w:sz w:val="24"/>
+          <w:szCs w:val="21"/>
+          <w:lang w:val="en-US"/>
+        </w:rPr>
+        <w:t>:</w:t>
+      </w:r>
+    </w:p>
+    <w:p>
+      <w:pPr>
+        <w:rPr>
+          <w:b/>
+          <w:bCs/>
+          <w:sz w:val="24"/>
+          <w:szCs w:val="21"/>
+          <w:lang w:val="en-US"/>
+        </w:rPr>
+      </w:pPr>
+      <w:r>
+        <w:rPr>
+          <w:b/>
+          <w:bCs/>
+          <w:noProof/>
+          <w:sz w:val="24"/>
+          <w:szCs w:val="21"/>
+          <w:lang w:val="en-US"/>
+        </w:rPr>
+        <mc:AlternateContent>
+          <mc:Choice Requires="wps">
+            <w:drawing>
+              <wp:anchor distT="45720" distB="45720" distL="114300" distR="114300" simplePos="0" relativeHeight="251712512" behindDoc="0" locked="0" layoutInCell="1" allowOverlap="1" wp14:anchorId="44F86AC8" wp14:editId="4BF28284">
+                <wp:simplePos x="0" y="0"/>
+                <wp:positionH relativeFrom="column">
+                  <wp:posOffset>1946275</wp:posOffset>
+                </wp:positionH>
+                <wp:positionV relativeFrom="paragraph">
+                  <wp:posOffset>116897</wp:posOffset>
+                </wp:positionV>
+                <wp:extent cx="2604135" cy="972820"/>
+                <wp:effectExtent l="0" t="0" r="24765" b="17780"/>
+                <wp:wrapSquare wrapText="bothSides"/>
+                <wp:docPr id="1657281039" name="Text Box 2"/>
+                <wp:cNvGraphicFramePr>
+                  <a:graphicFrameLocks xmlns:a="http://schemas.openxmlformats.org/drawingml/2006/main"/>
+                </wp:cNvGraphicFramePr>
+                <a:graphic xmlns:a="http://schemas.openxmlformats.org/drawingml/2006/main">
+                  <a:graphicData uri="http://schemas.microsoft.com/office/word/2010/wordprocessingShape">
+                    <wps:wsp>
+                      <wps:cNvSpPr txBox="1">
+                        <a:spLocks noChangeArrowheads="1"/>
+                      </wps:cNvSpPr>
+                      <wps:spPr bwMode="auto">
+                        <a:xfrm>
+                          <a:off x="0" y="0"/>
+                          <a:ext cx="2604135" cy="972820"/>
+                        </a:xfrm>
+                        <a:prstGeom prst="rect">
+                          <a:avLst/>
+                        </a:prstGeom>
+                        <a:solidFill>
+                          <a:srgbClr val="FFFFFF"/>
+                        </a:solidFill>
+                        <a:ln w="9525">
+                          <a:solidFill>
+                            <a:srgbClr val="00B0F0"/>
+                          </a:solidFill>
+                          <a:miter lim="800000"/>
+                          <a:headEnd/>
+                          <a:tailEnd/>
+                        </a:ln>
+                      </wps:spPr>
+                      <wps:txbx>
+                        <w:txbxContent>
+                          <w:p>
+                            <w:pPr>
+                              <w:spacing w:after="0"/>
+                              <w:rPr>
+                                <w:b/>
+                                <w:bCs/>
+                                <w:color w:val="00B0F0"/>
+                                <w:sz w:val="26"/>
+                                <w:szCs w:val="26"/>
+                                <w:lang w:val="en-US"/>
+                              </w:rPr>
+                            </w:pPr>
+                            <w:r>
+                              <w:rPr>
+                                <w:rFonts w:hint="eastAsia"/>
+                                <w:b/>
+                                <w:bCs/>
+                                <w:color w:val="00B0F0"/>
+                                <w:sz w:val="26"/>
+                                <w:szCs w:val="26"/>
+                                <w:lang w:val="en-US"/>
+                              </w:rPr>
+                              <w:t>普通形</w:t>
+                            </w:r>
+                          </w:p>
+                          <w:p>
+                            <w:pPr>
+                              <w:spacing w:after="0"/>
+                              <w:rPr>
+                                <w:b/>
+                                <w:bCs/>
+                                <w:color w:val="00B0F0"/>
+                                <w:sz w:val="26"/>
+                                <w:szCs w:val="26"/>
+                                <w:lang w:val="en-US"/>
+                              </w:rPr>
+                            </w:pPr>
+                            <w:r>
+                              <w:rPr>
+                                <w:b/>
+                                <w:bCs/>
+                                <w:color w:val="00B0F0"/>
+                                <w:sz w:val="26"/>
+                                <w:szCs w:val="26"/>
+                                <w:lang w:val="en-US"/>
+                              </w:rPr>
+                              <w:t>A</w:t>
+                            </w:r>
+                            <w:r>
+                              <w:rPr>
+                                <w:b/>
+                                <w:bCs/>
+                                <w:color w:val="00B0F0"/>
+                                <w:sz w:val="26"/>
+                                <w:szCs w:val="26"/>
+                                <w:lang w:val="en-US"/>
+                              </w:rPr>
+                              <w:t>な</w:t>
+                            </w:r>
+                            <w:r>
+                              <w:rPr>
+                                <w:rFonts w:hint="eastAsia"/>
+                                <w:b/>
+                                <w:bCs/>
+                                <w:color w:val="00B0F0"/>
+                                <w:sz w:val="26"/>
+                                <w:szCs w:val="26"/>
+                                <w:lang w:val="en-US"/>
+                              </w:rPr>
+                              <w:t>・</w:t>
+                            </w:r>
+                            <w:r>
+                              <w:rPr>
+                                <w:rFonts w:hint="eastAsia"/>
+                                <w:b/>
+                                <w:bCs/>
+                                <w:color w:val="00B0F0"/>
+                                <w:sz w:val="26"/>
+                                <w:szCs w:val="26"/>
+                                <w:lang w:val="en-US"/>
+                              </w:rPr>
+                              <w:t>A</w:t>
+                            </w:r>
+                            <w:r>
+                              <w:rPr>
+                                <w:rFonts w:hint="eastAsia"/>
+                                <w:b/>
+                                <w:bCs/>
+                                <w:color w:val="00B0F0"/>
+                                <w:sz w:val="26"/>
+                                <w:szCs w:val="26"/>
+                                <w:lang w:val="en-US"/>
+                              </w:rPr>
+                              <w:t xml:space="preserve">なである　</w:t>
+                            </w:r>
+                            <w:r>
+                              <w:rPr>
+                                <w:rFonts w:hint="eastAsia"/>
+                                <w:b/>
+                                <w:bCs/>
+                                <w:color w:val="00B0F0"/>
+                                <w:sz w:val="26"/>
+                                <w:szCs w:val="26"/>
+                                <w:lang w:val="en-US"/>
+                              </w:rPr>
+                              <w:t xml:space="preserve">+ </w:t>
+                            </w:r>
+                            <w:r>
+                              <w:rPr>
+                                <w:rFonts w:hint="eastAsia"/>
+                                <w:b/>
+                                <w:bCs/>
+                                <w:color w:val="00B0F0"/>
+                                <w:sz w:val="26"/>
+                                <w:szCs w:val="26"/>
+                                <w:lang w:val="en-US"/>
+                              </w:rPr>
+                              <w:t>はずがない</w:t>
+                            </w:r>
+                          </w:p>
+                          <w:p>
+                            <w:pPr>
+                              <w:spacing w:after="0"/>
+                            </w:pPr>
+                            <w:r>
+                              <w:rPr>
+                                <w:rFonts w:hint="eastAsia"/>
+                                <w:b/>
+                                <w:bCs/>
+                                <w:color w:val="00B0F0"/>
+                                <w:sz w:val="26"/>
+                                <w:szCs w:val="26"/>
+                                <w:lang w:val="en-US"/>
+                              </w:rPr>
+                              <w:t>N</w:t>
+                            </w:r>
+                            <w:r>
+                              <w:rPr>
+                                <w:rFonts w:hint="eastAsia"/>
+                                <w:b/>
+                                <w:bCs/>
+                                <w:color w:val="00B0F0"/>
+                                <w:sz w:val="26"/>
+                                <w:szCs w:val="26"/>
+                                <w:lang w:val="en-US"/>
+                              </w:rPr>
+                              <w:t>の</w:t>
+                            </w:r>
+                            <w:r>
+                              <w:rPr>
+                                <w:b/>
+                                <w:bCs/>
+                                <w:color w:val="00B0F0"/>
+                                <w:sz w:val="26"/>
+                                <w:szCs w:val="26"/>
+                                <w:lang w:val="en-US"/>
+                              </w:rPr>
+                              <w:t>・</w:t>
+                            </w:r>
+                            <w:r>
+                              <w:rPr>
+                                <w:b/>
+                                <w:bCs/>
+                                <w:color w:val="00B0F0"/>
+                                <w:sz w:val="26"/>
+                                <w:szCs w:val="26"/>
+                                <w:lang w:val="en-US"/>
+                              </w:rPr>
+                              <w:t>N</w:t>
+                            </w:r>
+                            <w:r>
+                              <w:rPr>
+                                <w:b/>
+                                <w:bCs/>
+                                <w:color w:val="00B0F0"/>
+                                <w:sz w:val="26"/>
+                                <w:szCs w:val="26"/>
+                                <w:lang w:val="en-US"/>
+                              </w:rPr>
+                              <w:t>である</w:t>
+                            </w:r>
+                          </w:p>
+                        </w:txbxContent>
+                      </wps:txbx>
+                      <wps:bodyPr rot="0" vert="horz" wrap="square" lIns="91440" tIns="45720" rIns="91440" bIns="45720" anchor="t" anchorCtr="0">
+                        <a:noAutofit/>
+                      </wps:bodyPr>
+                    </wps:wsp>
+                  </a:graphicData>
+                </a:graphic>
+                <wp14:sizeRelH relativeFrom="margin">
+                  <wp14:pctWidth>0</wp14:pctWidth>
+                </wp14:sizeRelH>
+                <wp14:sizeRelV relativeFrom="margin">
+                  <wp14:pctHeight>0</wp14:pctHeight>
+                </wp14:sizeRelV>
+              </wp:anchor>
+            </w:drawing>
+          </mc:Choice>
+          <mc:Fallback>
+            <w:pict>
+              <v:shape w14:anchorId="44F86AC8" id="_x0000_s1052" type="#_x0000_t202" style="position:absolute;left:0;text-align:left;margin-left:153.25pt;margin-top:9.2pt;width:205.05pt;height:76.6pt;z-index:251712512;visibility:visible;mso-wrap-style:square;mso-width-percent:0;mso-height-percent:0;mso-wrap-distance-left:9pt;mso-wrap-distance-top:3.6pt;mso-wrap-distance-right:9pt;mso-wrap-distance-bottom:3.6pt;mso-position-horizontal:absolute;mso-position-horizontal-relative:text;mso-position-vertical:absolute;mso-position-vertical-relative:text;mso-width-percent:0;mso-height-percent:0;mso-width-relative:margin;mso-height-relative:margin;v-text-anchor:top" o:gfxdata="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" strokecolor="#00b0f0">
+                <v:textbox>
+                  <w:txbxContent>
+                    <w:p>
+                      <w:pPr>
+                        <w:spacing w:after="0"/>
+                        <w:rPr>
+                          <w:b/>
+                          <w:bCs/>
+                          <w:color w:val="00B0F0"/>
+                          <w:sz w:val="26"/>
+                          <w:szCs w:val="26"/>
+                          <w:lang w:val="en-US"/>
+                        </w:rPr>
+                      </w:pPr>
+                      <w:r>
+                        <w:rPr>
+                          <w:rFonts w:hint="eastAsia"/>
+                          <w:b/>
+                          <w:bCs/>
+                          <w:color w:val="00B0F0"/>
+                          <w:sz w:val="26"/>
+                          <w:szCs w:val="26"/>
+                          <w:lang w:val="en-US"/>
+                        </w:rPr>
+                        <w:t>普通形</w:t>
+                      </w:r>
+                    </w:p>
+                    <w:p>
+                      <w:pPr>
+                        <w:spacing w:after="0"/>
+                        <w:rPr>
+                          <w:b/>
+                          <w:bCs/>
+                          <w:color w:val="00B0F0"/>
+                          <w:sz w:val="26"/>
+                          <w:szCs w:val="26"/>
+                          <w:lang w:val="en-US"/>
+                        </w:rPr>
+                      </w:pPr>
+                      <w:r>
+                        <w:rPr>
+                          <w:b/>
+                          <w:bCs/>
+                          <w:color w:val="00B0F0"/>
+                          <w:sz w:val="26"/>
+                          <w:szCs w:val="26"/>
+                          <w:lang w:val="en-US"/>
+                        </w:rPr>
+                        <w:t>A</w:t>
+                      </w:r>
+                      <w:r>
+                        <w:rPr>
+                          <w:b/>
+                          <w:bCs/>
+                          <w:color w:val="00B0F0"/>
+                          <w:sz w:val="26"/>
+                          <w:szCs w:val="26"/>
+                          <w:lang w:val="en-US"/>
+                        </w:rPr>
+                        <w:t>な</w:t>
+                      </w:r>
+                      <w:r>
+                        <w:rPr>
+                          <w:rFonts w:hint="eastAsia"/>
+                          <w:b/>
+                          <w:bCs/>
+                          <w:color w:val="00B0F0"/>
+                          <w:sz w:val="26"/>
+                          <w:szCs w:val="26"/>
+                          <w:lang w:val="en-US"/>
+                        </w:rPr>
+                        <w:t>・</w:t>
+                      </w:r>
+                      <w:r>
+                        <w:rPr>
+                          <w:rFonts w:hint="eastAsia"/>
+                          <w:b/>
+                          <w:bCs/>
+                          <w:color w:val="00B0F0"/>
+                          <w:sz w:val="26"/>
+                          <w:szCs w:val="26"/>
+                          <w:lang w:val="en-US"/>
+                        </w:rPr>
+                        <w:t>A</w:t>
+                      </w:r>
+                      <w:r>
+                        <w:rPr>
+                          <w:rFonts w:hint="eastAsia"/>
+                          <w:b/>
+                          <w:bCs/>
+                          <w:color w:val="00B0F0"/>
+                          <w:sz w:val="26"/>
+                          <w:szCs w:val="26"/>
+                          <w:lang w:val="en-US"/>
+                        </w:rPr>
+                        <w:t xml:space="preserve">なである　</w:t>
+                      </w:r>
+                      <w:r>
+                        <w:rPr>
+                          <w:rFonts w:hint="eastAsia"/>
+                          <w:b/>
+                          <w:bCs/>
+                          <w:color w:val="00B0F0"/>
+                          <w:sz w:val="26"/>
+                          <w:szCs w:val="26"/>
+                          <w:lang w:val="en-US"/>
+                        </w:rPr>
+                        <w:t xml:space="preserve">+ </w:t>
+                      </w:r>
+                      <w:r>
+                        <w:rPr>
+                          <w:rFonts w:hint="eastAsia"/>
+                          <w:b/>
+                          <w:bCs/>
+                          <w:color w:val="00B0F0"/>
+                          <w:sz w:val="26"/>
+                          <w:szCs w:val="26"/>
+                          <w:lang w:val="en-US"/>
+                        </w:rPr>
+                        <w:t>はずがない</w:t>
+                      </w:r>
+                    </w:p>
+                    <w:p>
+                      <w:pPr>
+                        <w:spacing w:after="0"/>
+                      </w:pPr>
+                      <w:r>
+                        <w:rPr>
+                          <w:rFonts w:hint="eastAsia"/>
+                          <w:b/>
+                          <w:bCs/>
+                          <w:color w:val="00B0F0"/>
+                          <w:sz w:val="26"/>
+                          <w:szCs w:val="26"/>
+                          <w:lang w:val="en-US"/>
+                        </w:rPr>
+                        <w:t>N</w:t>
+                      </w:r>
+                      <w:r>
+                        <w:rPr>
+                          <w:rFonts w:hint="eastAsia"/>
+                          <w:b/>
+                          <w:bCs/>
+                          <w:color w:val="00B0F0"/>
+                          <w:sz w:val="26"/>
+                          <w:szCs w:val="26"/>
+                          <w:lang w:val="en-US"/>
+                        </w:rPr>
+                        <w:t>の</w:t>
+                      </w:r>
+                      <w:r>
+                        <w:rPr>
+                          <w:b/>
+                          <w:bCs/>
+                          <w:color w:val="00B0F0"/>
+                          <w:sz w:val="26"/>
+                          <w:szCs w:val="26"/>
+                          <w:lang w:val="en-US"/>
+                        </w:rPr>
+                        <w:t>・</w:t>
+                      </w:r>
+                      <w:r>
+                        <w:rPr>
+                          <w:b/>
+                          <w:bCs/>
+                          <w:color w:val="00B0F0"/>
+                          <w:sz w:val="26"/>
+                          <w:szCs w:val="26"/>
+                          <w:lang w:val="en-US"/>
+                        </w:rPr>
+                        <w:t>N</w:t>
+                      </w:r>
+                      <w:r>
+                        <w:rPr>
+                          <w:b/>
+                          <w:bCs/>
+                          <w:color w:val="00B0F0"/>
+                          <w:sz w:val="26"/>
+                          <w:szCs w:val="26"/>
+                          <w:lang w:val="en-US"/>
+                        </w:rPr>
+                        <w:t>である</w:t>
+                      </w:r>
+                    </w:p>
+                  </w:txbxContent>
+                </v:textbox>
+                <w10:wrap type="square"/>
+              </v:shape>
+            </w:pict>
+          </mc:Fallback>
+        </mc:AlternateContent>
+      </w:r>
+    </w:p>
+    <w:p>
+      <w:pPr>
+        <w:rPr>
+          <w:lang w:val="en-US"/>
+        </w:rPr>
+      </w:pPr>
+    </w:p>
+    <w:p>
+      <w:pPr>
+        <w:rPr>
+          <w:lang w:val="en-US"/>
+        </w:rPr>
+      </w:pPr>
+    </w:p>
+    <w:p>
+      <w:pPr>
+        <w:rPr>
+          <w:lang w:val="en-US"/>
+        </w:rPr>
+      </w:pPr>
+    </w:p>
+    <w:p>
+      <w:pPr>
+        <w:rPr>
+          <w:sz w:val="24"/>
+          <w:szCs w:val="21"/>
+          <w:lang w:val="en-US"/>
+        </w:rPr>
+      </w:pPr>
+      <w:r>
+        <w:rPr>
+          <w:rFonts w:hint="eastAsia"/>
+          <w:b/>
+          <w:bCs/>
+          <w:color w:val="00B0F0"/>
+          <w:sz w:val="24"/>
+          <w:szCs w:val="21"/>
+          <w:lang w:val="en-US"/>
+        </w:rPr>
+        <w:t>ポイント</w:t>
+      </w:r>
+      <w:r>
+        <w:rPr>
+          <w:b/>
+          <w:bCs/>
+          <w:color w:val="00B0F0"/>
+          <w:sz w:val="24"/>
+          <w:szCs w:val="21"/>
+          <w:lang w:val="en-US"/>
+        </w:rPr>
+        <w:t>:</w:t>
+      </w:r>
+      <w:r>
+        <w:rPr>
+          <w:rFonts w:hint="eastAsia"/>
+          <w:b/>
+          <w:bCs/>
+          <w:color w:val="00B0F0"/>
+          <w:sz w:val="24"/>
+          <w:szCs w:val="21"/>
+          <w:lang w:val="en-US"/>
+        </w:rPr>
+        <w:t xml:space="preserve"> </w:t>
+      </w:r>
+      <w:r>
+        <w:rPr>
+          <w:sz w:val="24"/>
+          <w:szCs w:val="21"/>
+          <w:lang w:val="en-US"/>
+        </w:rPr>
+        <w:t>Diễn tả n</w:t>
+      </w:r>
+      <w:r>
+        <w:rPr>
+          <w:sz w:val="24"/>
+          <w:szCs w:val="21"/>
+          <w:lang w:val="en-US"/>
+        </w:rPr>
+        <w:t xml:space="preserve">gười nói, dựa trên một căn cứ nhất định, suy đoán rằng một sự việc nào đó chắc chắn </w:t>
+      </w:r>
+      <w:r>
+        <w:rPr>
+          <w:sz w:val="24"/>
+          <w:szCs w:val="21"/>
+          <w:lang w:val="en-US"/>
+        </w:rPr>
+        <w:t>không</w:t>
+      </w:r>
+      <w:r>
+        <w:rPr>
+          <w:sz w:val="24"/>
+          <w:szCs w:val="21"/>
+          <w:lang w:val="en-US"/>
+        </w:rPr>
+        <w:t xml:space="preserve"> xảy ra. Độ chắc chắn của người nói là khoảng 90%</w:t>
+      </w:r>
+    </w:p>
+    <w:p>
+      <w:pPr>
+        <w:rPr>
+          <w:sz w:val="24"/>
+          <w:szCs w:val="21"/>
+          <w:lang w:val="en-US"/>
+        </w:rPr>
+      </w:pPr>
+      <w:r>
+        <w:rPr>
+          <w:rFonts w:hint="eastAsia"/>
+          <w:b/>
+          <w:bCs/>
+          <w:sz w:val="24"/>
+          <w:szCs w:val="21"/>
+          <w:lang w:val="en-US"/>
+        </w:rPr>
+        <w:t>例</w:t>
+      </w:r>
+      <w:r>
+        <w:rPr>
+          <w:rFonts w:hint="eastAsia"/>
+          <w:b/>
+          <w:bCs/>
+          <w:sz w:val="24"/>
+          <w:szCs w:val="21"/>
+          <w:lang w:val="en-US"/>
+        </w:rPr>
+        <w:t>:</w:t>
+      </w:r>
+      <w:r>
+        <w:rPr>
+          <w:rFonts w:hint="eastAsia"/>
+          <w:sz w:val="24"/>
+          <w:szCs w:val="21"/>
+          <w:lang w:val="en-US"/>
+        </w:rPr>
+        <w:t xml:space="preserve"> </w:t>
+      </w:r>
+      <w:r>
+        <w:rPr>
+          <w:rFonts w:hint="eastAsia"/>
+          <w:sz w:val="24"/>
+          <w:szCs w:val="21"/>
+          <w:lang w:val="en-US"/>
+        </w:rPr>
+        <w:tab/>
+        <w:t>1.</w:t>
+      </w:r>
+      <w:r>
+        <w:rPr>
+          <w:rFonts w:hint="eastAsia"/>
+          <w:sz w:val="24"/>
+          <w:szCs w:val="21"/>
+          <w:lang w:val="en-US"/>
+        </w:rPr>
+        <w:t xml:space="preserve"> </w:t>
+      </w:r>
+      <w:r>
+        <w:rPr>
+          <w:rFonts w:hint="eastAsia"/>
+          <w:sz w:val="24"/>
+          <w:szCs w:val="21"/>
+          <w:lang w:val="en-US"/>
+        </w:rPr>
+        <w:t>中野さんは勉強も仕事も忙しいので、ほかのことは</w:t>
+      </w:r>
+      <w:r>
+        <w:rPr>
+          <w:rFonts w:hint="eastAsia"/>
+          <w:color w:val="00B050"/>
+          <w:sz w:val="24"/>
+          <w:szCs w:val="21"/>
+          <w:lang w:val="en-US"/>
+        </w:rPr>
+        <w:t>できる</w:t>
+      </w:r>
+      <w:r>
+        <w:rPr>
+          <w:rFonts w:hint="eastAsia"/>
+          <w:color w:val="D86DCB" w:themeColor="accent5" w:themeTint="99"/>
+          <w:sz w:val="24"/>
+          <w:szCs w:val="21"/>
+          <w:lang w:val="en-US"/>
+        </w:rPr>
+        <w:t>はずがない</w:t>
+      </w:r>
+      <w:r>
+        <w:rPr>
+          <w:rFonts w:hint="eastAsia"/>
+          <w:sz w:val="24"/>
+          <w:szCs w:val="21"/>
+          <w:lang w:val="en-US"/>
+        </w:rPr>
+        <w:t>。</w:t>
+      </w:r>
+    </w:p>
+    <w:p>
+      <w:pPr>
+        <w:rPr>
+          <w:sz w:val="24"/>
+          <w:szCs w:val="21"/>
+          <w:lang w:val="en-US"/>
+        </w:rPr>
+      </w:pPr>
+      <w:r>
+        <w:rPr>
+          <w:sz w:val="24"/>
+          <w:szCs w:val="21"/>
+          <w:lang w:val="en-US"/>
+        </w:rPr>
+        <w:tab/>
+      </w:r>
+      <w:r>
+        <w:rPr>
+          <w:rFonts w:hint="eastAsia"/>
+          <w:sz w:val="24"/>
+          <w:szCs w:val="21"/>
+          <w:lang w:val="en-US"/>
+        </w:rPr>
+        <w:t xml:space="preserve">2. </w:t>
+      </w:r>
+      <w:r>
+        <w:rPr>
+          <w:rFonts w:hint="eastAsia"/>
+          <w:sz w:val="24"/>
+          <w:szCs w:val="21"/>
+          <w:lang w:val="en-US"/>
+        </w:rPr>
+        <w:t>西口さんは何回も来たことがあるから、この場所を</w:t>
+      </w:r>
+      <w:r>
+        <w:rPr>
+          <w:rFonts w:hint="eastAsia"/>
+          <w:color w:val="00B050"/>
+          <w:sz w:val="24"/>
+          <w:szCs w:val="21"/>
+          <w:lang w:val="en-US"/>
+        </w:rPr>
+        <w:t>知らない</w:t>
+      </w:r>
+      <w:r>
+        <w:rPr>
+          <w:rFonts w:hint="eastAsia"/>
+          <w:color w:val="D86DCB" w:themeColor="accent5" w:themeTint="99"/>
+          <w:sz w:val="24"/>
+          <w:szCs w:val="21"/>
+          <w:lang w:val="en-US"/>
+        </w:rPr>
+        <w:t>はずがない</w:t>
+      </w:r>
+      <w:r>
+        <w:rPr>
+          <w:rFonts w:hint="eastAsia"/>
+          <w:sz w:val="24"/>
+          <w:szCs w:val="21"/>
+          <w:lang w:val="en-US"/>
+        </w:rPr>
+        <w:t>。</w:t>
+      </w:r>
+    </w:p>
+    <w:p>
+      <w:pPr>
+        <w:rPr>
+          <w:b/>
+          <w:bCs/>
+          <w:sz w:val="24"/>
+          <w:szCs w:val="21"/>
+          <w:lang w:val="en-US"/>
+        </w:rPr>
+      </w:pPr>
+      <w:r>
+        <w:rPr>
+          <w:b/>
+          <w:bCs/>
+          <w:sz w:val="24"/>
+          <w:szCs w:val="21"/>
+          <w:lang w:val="en-US"/>
+        </w:rPr>
+        <w:t xml:space="preserve">2. </w:t>
+      </w:r>
+      <w:r>
+        <w:rPr>
+          <w:b/>
+          <w:bCs/>
+          <w:sz w:val="24"/>
+          <w:szCs w:val="21"/>
+          <w:u w:val="single"/>
+          <w:lang w:val="en-US"/>
+        </w:rPr>
+        <w:t>Càng… (thì) càng…</w:t>
+      </w:r>
+      <w:r>
+        <w:rPr>
+          <w:b/>
+          <w:bCs/>
+          <w:sz w:val="24"/>
+          <w:szCs w:val="21"/>
+          <w:lang w:val="en-US"/>
+        </w:rPr>
+        <w:t>:</w:t>
+      </w:r>
+    </w:p>
+    <w:p>
+      <w:pPr>
+        <w:rPr>
+          <w:b/>
+          <w:bCs/>
+          <w:sz w:val="24"/>
+          <w:szCs w:val="21"/>
+          <w:lang w:val="en-US"/>
+        </w:rPr>
+      </w:pPr>
+      <w:r>
+        <w:rPr>
+          <w:b/>
+          <w:bCs/>
+          <w:noProof/>
+          <w:sz w:val="24"/>
+          <w:szCs w:val="21"/>
+          <w:lang w:val="en-US"/>
+        </w:rPr>
+        <mc:AlternateContent>
+          <mc:Choice Requires="wps">
+            <w:drawing>
+              <wp:anchor distT="45720" distB="45720" distL="114300" distR="114300" simplePos="0" relativeHeight="251714560" behindDoc="0" locked="0" layoutInCell="1" allowOverlap="1" wp14:anchorId="4FB855A3" wp14:editId="33844A89">
+                <wp:simplePos x="0" y="0"/>
+                <wp:positionH relativeFrom="column">
+                  <wp:posOffset>1246910</wp:posOffset>
+                </wp:positionH>
+                <wp:positionV relativeFrom="paragraph">
+                  <wp:posOffset>29845</wp:posOffset>
+                </wp:positionV>
+                <wp:extent cx="4270375" cy="1295400"/>
+                <wp:effectExtent l="0" t="0" r="15875" b="19050"/>
+                <wp:wrapSquare wrapText="bothSides"/>
+                <wp:docPr id="608009357" name="Text Box 2"/>
+                <wp:cNvGraphicFramePr>
+                  <a:graphicFrameLocks xmlns:a="http://schemas.openxmlformats.org/drawingml/2006/main"/>
+                </wp:cNvGraphicFramePr>
+                <a:graphic xmlns:a="http://schemas.openxmlformats.org/drawingml/2006/main">
+                  <a:graphicData uri="http://schemas.microsoft.com/office/word/2010/wordprocessingShape">
+                    <wps:wsp>
+                      <wps:cNvSpPr txBox="1">
+                        <a:spLocks noChangeArrowheads="1"/>
+                      </wps:cNvSpPr>
+                      <wps:spPr bwMode="auto">
+                        <a:xfrm>
+                          <a:off x="0" y="0"/>
+                          <a:ext cx="4270375" cy="1295400"/>
+                        </a:xfrm>
+                        <a:prstGeom prst="rect">
+                          <a:avLst/>
+                        </a:prstGeom>
+                        <a:solidFill>
+                          <a:srgbClr val="FFFFFF"/>
+                        </a:solidFill>
+                        <a:ln w="9525">
+                          <a:solidFill>
+                            <a:srgbClr val="00B0F0"/>
+                          </a:solidFill>
+                          <a:miter lim="800000"/>
+                          <a:headEnd/>
+                          <a:tailEnd/>
+                        </a:ln>
+                      </wps:spPr>
+                      <wps:txbx>
+                        <w:txbxContent>
+                          <w:p>
+                            <w:pPr>
+                              <w:spacing w:after="0"/>
+                              <w:rPr>
+                                <w:b/>
+                                <w:bCs/>
+                                <w:color w:val="00B0F0"/>
+                                <w:sz w:val="26"/>
+                                <w:szCs w:val="26"/>
+                                <w:lang w:val="en-US"/>
+                              </w:rPr>
+                            </w:pPr>
+                            <w:r>
+                              <w:rPr>
+                                <w:rFonts w:hint="eastAsia"/>
+                                <w:b/>
+                                <w:bCs/>
+                                <w:color w:val="00B0F0"/>
+                                <w:sz w:val="26"/>
+                                <w:szCs w:val="26"/>
+                                <w:lang w:val="en-US"/>
+                              </w:rPr>
+                              <w:t>V</w:t>
+                            </w:r>
+                            <w:r>
+                              <w:rPr>
+                                <w:rFonts w:hint="eastAsia"/>
+                                <w:b/>
+                                <w:bCs/>
+                                <w:color w:val="00B0F0"/>
+                                <w:sz w:val="26"/>
+                                <w:szCs w:val="26"/>
+                                <w:lang w:val="en-US"/>
+                              </w:rPr>
+                              <w:t>条件形</w:t>
+                            </w:r>
+                            <w:r>
+                              <w:rPr>
+                                <w:b/>
+                                <w:bCs/>
+                                <w:color w:val="00B0F0"/>
+                                <w:sz w:val="26"/>
+                                <w:szCs w:val="26"/>
+                                <w:lang w:val="en-US"/>
+                              </w:rPr>
+                              <w:tab/>
+                            </w:r>
+                            <w:r>
+                              <w:rPr>
+                                <w:b/>
+                                <w:bCs/>
+                                <w:color w:val="00B0F0"/>
+                                <w:sz w:val="26"/>
+                                <w:szCs w:val="26"/>
+                                <w:lang w:val="en-US"/>
+                              </w:rPr>
+                              <w:tab/>
+                            </w:r>
+                            <w:r>
+                              <w:rPr>
+                                <w:b/>
+                                <w:bCs/>
+                                <w:color w:val="00B0F0"/>
+                                <w:sz w:val="26"/>
+                                <w:szCs w:val="26"/>
+                                <w:lang w:val="en-US"/>
+                              </w:rPr>
+                              <w:tab/>
+                            </w:r>
+                            <w:r>
+                              <w:rPr>
+                                <w:b/>
+                                <w:bCs/>
+                                <w:color w:val="00B0F0"/>
+                                <w:sz w:val="26"/>
+                                <w:szCs w:val="26"/>
+                                <w:lang w:val="en-US"/>
+                              </w:rPr>
+                              <w:tab/>
+                            </w:r>
+                            <w:r>
+                              <w:rPr>
+                                <w:rFonts w:hint="eastAsia"/>
+                                <w:b/>
+                                <w:bCs/>
+                                <w:color w:val="00B0F0"/>
+                                <w:sz w:val="26"/>
+                                <w:szCs w:val="26"/>
+                                <w:lang w:val="en-US"/>
+                              </w:rPr>
+                              <w:t>V</w:t>
+                            </w:r>
+                            <w:r>
+                              <w:rPr>
+                                <w:rFonts w:hint="eastAsia"/>
+                                <w:b/>
+                                <w:bCs/>
+                                <w:color w:val="00B0F0"/>
+                                <w:sz w:val="26"/>
+                                <w:szCs w:val="26"/>
+                                <w:lang w:val="en-US"/>
+                              </w:rPr>
+                              <w:t>る</w:t>
+                            </w:r>
+                          </w:p>
+                          <w:p>
+                            <w:pPr>
+                              <w:spacing w:after="0"/>
+                              <w:rPr>
+                                <w:b/>
+                                <w:bCs/>
+                                <w:color w:val="00B0F0"/>
+                                <w:sz w:val="26"/>
+                                <w:szCs w:val="26"/>
+                                <w:lang w:val="en-US"/>
+                              </w:rPr>
+                            </w:pPr>
+                            <w:r>
+                              <w:rPr>
+                                <w:rFonts w:hint="eastAsia"/>
+                                <w:b/>
+                                <w:bCs/>
+                                <w:color w:val="00B0F0"/>
+                                <w:sz w:val="26"/>
+                                <w:szCs w:val="26"/>
+                                <w:lang w:val="en-US"/>
+                              </w:rPr>
+                              <w:t>A</w:t>
+                            </w:r>
+                            <w:r>
+                              <w:rPr>
+                                <w:rFonts w:hint="eastAsia"/>
+                                <w:strike/>
+                                <w:sz w:val="26"/>
+                                <w:szCs w:val="26"/>
+                                <w:lang w:val="en-US"/>
+                              </w:rPr>
+                              <w:t>い</w:t>
+                            </w:r>
+                            <w:r>
+                              <w:rPr>
+                                <w:rFonts w:hint="eastAsia"/>
+                                <w:b/>
+                                <w:bCs/>
+                                <w:color w:val="00B0F0"/>
+                                <w:sz w:val="26"/>
+                                <w:szCs w:val="26"/>
+                                <w:lang w:val="en-US"/>
+                              </w:rPr>
+                              <w:t>ければ</w:t>
+                            </w:r>
+                            <w:r>
+                              <w:rPr>
+                                <w:b/>
+                                <w:bCs/>
+                                <w:color w:val="00B0F0"/>
+                                <w:sz w:val="26"/>
+                                <w:szCs w:val="26"/>
+                                <w:lang w:val="en-US"/>
+                              </w:rPr>
+                              <w:tab/>
+                            </w:r>
+                            <w:r>
+                              <w:rPr>
+                                <w:b/>
+                                <w:bCs/>
+                                <w:color w:val="00B0F0"/>
+                                <w:sz w:val="26"/>
+                                <w:szCs w:val="26"/>
+                                <w:lang w:val="en-US"/>
+                              </w:rPr>
+                              <w:tab/>
+                            </w:r>
+                            <w:r>
+                              <w:rPr>
+                                <w:b/>
+                                <w:bCs/>
+                                <w:color w:val="00B0F0"/>
+                                <w:sz w:val="26"/>
+                                <w:szCs w:val="26"/>
+                                <w:lang w:val="en-US"/>
+                              </w:rPr>
+                              <w:tab/>
+                            </w:r>
+                            <w:r>
+                              <w:rPr>
+                                <w:b/>
+                                <w:bCs/>
+                                <w:color w:val="00B0F0"/>
+                                <w:sz w:val="26"/>
+                                <w:szCs w:val="26"/>
+                                <w:lang w:val="en-US"/>
+                              </w:rPr>
+                              <w:tab/>
+                            </w:r>
+                            <w:r>
+                              <w:rPr>
+                                <w:rFonts w:hint="eastAsia"/>
+                                <w:b/>
+                                <w:bCs/>
+                                <w:color w:val="00B0F0"/>
+                                <w:sz w:val="26"/>
+                                <w:szCs w:val="26"/>
+                                <w:lang w:val="en-US"/>
+                              </w:rPr>
+                              <w:t>A</w:t>
+                            </w:r>
+                            <w:r>
+                              <w:rPr>
+                                <w:rFonts w:hint="eastAsia"/>
+                                <w:b/>
+                                <w:bCs/>
+                                <w:color w:val="00B0F0"/>
+                                <w:sz w:val="26"/>
+                                <w:szCs w:val="26"/>
+                                <w:lang w:val="en-US"/>
+                              </w:rPr>
+                              <w:t>い</w:t>
+                            </w:r>
+                          </w:p>
+                          <w:p>
+                            <w:pPr>
+                              <w:spacing w:after="0"/>
+                              <w:rPr>
+                                <w:b/>
+                                <w:bCs/>
+                                <w:color w:val="00B0F0"/>
+                                <w:sz w:val="26"/>
+                                <w:szCs w:val="26"/>
+                                <w:lang w:val="en-US"/>
+                              </w:rPr>
+                            </w:pPr>
+                            <w:r>
+                              <w:rPr>
+                                <w:b/>
+                                <w:bCs/>
+                                <w:color w:val="00B0F0"/>
+                                <w:sz w:val="26"/>
+                                <w:szCs w:val="26"/>
+                                <w:lang w:val="en-US"/>
+                              </w:rPr>
+                              <w:t>A</w:t>
+                            </w:r>
+                            <w:r>
+                              <w:rPr>
+                                <w:strike/>
+                                <w:sz w:val="26"/>
+                                <w:szCs w:val="26"/>
+                                <w:lang w:val="en-US"/>
+                              </w:rPr>
+                              <w:t>な</w:t>
+                            </w:r>
+                            <w:r>
+                              <w:rPr>
+                                <w:rFonts w:hint="eastAsia"/>
+                                <w:b/>
+                                <w:bCs/>
+                                <w:color w:val="00B0F0"/>
+                                <w:sz w:val="26"/>
+                                <w:szCs w:val="26"/>
+                                <w:lang w:val="en-US"/>
+                              </w:rPr>
+                              <w:t>なら</w:t>
+                            </w:r>
+                            <w:r>
+                              <w:rPr>
+                                <w:b/>
+                                <w:bCs/>
+                                <w:color w:val="00B0F0"/>
+                                <w:sz w:val="26"/>
+                                <w:szCs w:val="26"/>
+                                <w:lang w:val="en-US"/>
+                              </w:rPr>
+                              <w:t>・</w:t>
+                            </w:r>
+                            <w:r>
+                              <w:rPr>
+                                <w:b/>
+                                <w:bCs/>
+                                <w:color w:val="00B0F0"/>
+                                <w:sz w:val="26"/>
+                                <w:szCs w:val="26"/>
+                                <w:lang w:val="en-US"/>
+                              </w:rPr>
+                              <w:t>A</w:t>
+                            </w:r>
+                            <w:r>
+                              <w:rPr>
+                                <w:strike/>
+                                <w:sz w:val="26"/>
+                                <w:szCs w:val="26"/>
+                                <w:lang w:val="en-US"/>
+                              </w:rPr>
+                              <w:t>な</w:t>
+                            </w:r>
+                            <w:r>
+                              <w:rPr>
+                                <w:rFonts w:hint="eastAsia"/>
+                                <w:b/>
+                                <w:bCs/>
+                                <w:color w:val="00B0F0"/>
+                                <w:sz w:val="26"/>
+                                <w:szCs w:val="26"/>
+                                <w:lang w:val="en-US"/>
+                              </w:rPr>
+                              <w:t xml:space="preserve">であれば　＋　</w:t>
+                            </w:r>
+                            <w:r>
+                              <w:rPr>
+                                <w:rFonts w:hint="eastAsia"/>
+                                <w:b/>
+                                <w:bCs/>
+                                <w:color w:val="00B0F0"/>
+                                <w:sz w:val="26"/>
+                                <w:szCs w:val="26"/>
+                                <w:lang w:val="en-US"/>
+                              </w:rPr>
+                              <w:t>A</w:t>
+                            </w:r>
+                            <w:r>
+                              <w:rPr>
+                                <w:rFonts w:hint="eastAsia"/>
+                                <w:b/>
+                                <w:bCs/>
+                                <w:color w:val="00B0F0"/>
+                                <w:sz w:val="26"/>
+                                <w:szCs w:val="26"/>
+                                <w:lang w:val="en-US"/>
+                              </w:rPr>
+                              <w:t>な・である　＋　ほど</w:t>
+                            </w:r>
+                          </w:p>
+                          <w:p>
+                            <w:pPr>
+                              <w:spacing w:after="0"/>
+                            </w:pPr>
+                            <w:r>
+                              <w:rPr>
+                                <w:rFonts w:hint="eastAsia"/>
+                                <w:b/>
+                                <w:bCs/>
+                                <w:color w:val="00B0F0"/>
+                                <w:sz w:val="26"/>
+                                <w:szCs w:val="26"/>
+                                <w:lang w:val="en-US"/>
+                              </w:rPr>
+                              <w:t>N</w:t>
+                            </w:r>
+                            <w:r>
+                              <w:rPr>
+                                <w:b/>
+                                <w:bCs/>
+                                <w:color w:val="00B0F0"/>
+                                <w:sz w:val="26"/>
+                                <w:szCs w:val="26"/>
+                                <w:lang w:val="en-US"/>
+                              </w:rPr>
+                              <w:t>なら</w:t>
+                            </w:r>
+                            <w:r>
+                              <w:rPr>
+                                <w:b/>
+                                <w:bCs/>
+                                <w:color w:val="00B0F0"/>
+                                <w:sz w:val="26"/>
+                                <w:szCs w:val="26"/>
+                                <w:lang w:val="en-US"/>
+                              </w:rPr>
+                              <w:t>・</w:t>
+                            </w:r>
+                            <w:r>
+                              <w:rPr>
+                                <w:b/>
+                                <w:bCs/>
+                                <w:color w:val="00B0F0"/>
+                                <w:sz w:val="26"/>
+                                <w:szCs w:val="26"/>
+                                <w:lang w:val="en-US"/>
+                              </w:rPr>
+                              <w:t>N</w:t>
+                            </w:r>
+                            <w:r>
+                              <w:rPr>
+                                <w:b/>
+                                <w:bCs/>
+                                <w:color w:val="00B0F0"/>
+                                <w:sz w:val="26"/>
+                                <w:szCs w:val="26"/>
+                                <w:lang w:val="en-US"/>
+                              </w:rPr>
+                              <w:t>であれば</w:t>
+                            </w:r>
+                            <w:r>
+                              <w:rPr>
+                                <w:b/>
+                                <w:bCs/>
+                                <w:color w:val="00B0F0"/>
+                                <w:sz w:val="26"/>
+                                <w:szCs w:val="26"/>
+                                <w:lang w:val="en-US"/>
+                              </w:rPr>
+                              <w:tab/>
+                            </w:r>
+                            <w:r>
+                              <w:rPr>
+                                <w:b/>
+                                <w:bCs/>
+                                <w:color w:val="00B0F0"/>
+                                <w:sz w:val="26"/>
+                                <w:szCs w:val="26"/>
+                                <w:lang w:val="en-US"/>
+                              </w:rPr>
+                              <w:tab/>
+                            </w:r>
+                            <w:r>
+                              <w:rPr>
+                                <w:rFonts w:hint="eastAsia"/>
+                                <w:b/>
+                                <w:bCs/>
+                                <w:color w:val="00B0F0"/>
+                                <w:sz w:val="26"/>
+                                <w:szCs w:val="26"/>
+                                <w:lang w:val="en-US"/>
+                              </w:rPr>
+                              <w:t>N</w:t>
+                            </w:r>
+                            <w:r>
+                              <w:rPr>
+                                <w:rFonts w:hint="eastAsia"/>
+                                <w:b/>
+                                <w:bCs/>
+                                <w:color w:val="00B0F0"/>
+                                <w:sz w:val="26"/>
+                                <w:szCs w:val="26"/>
+                                <w:lang w:val="en-US"/>
+                              </w:rPr>
+                              <w:t>（である）</w:t>
+                            </w:r>
+                          </w:p>
+                        </w:txbxContent>
+                      </wps:txbx>
+                      <wps:bodyPr rot="0" vert="horz" wrap="square" lIns="91440" tIns="45720" rIns="91440" bIns="45720" anchor="t" anchorCtr="0">
+                        <a:noAutofit/>
+                      </wps:bodyPr>
+                    </wps:wsp>
+                  </a:graphicData>
+                </a:graphic>
+                <wp14:sizeRelH relativeFrom="margin">
+                  <wp14:pctWidth>0</wp14:pctWidth>
+                </wp14:sizeRelH>
+                <wp14:sizeRelV relativeFrom="margin">
+                  <wp14:pctHeight>0</wp14:pctHeight>
+                </wp14:sizeRelV>
+              </wp:anchor>
+            </w:drawing>
+          </mc:Choice>
+          <mc:Fallback>
+            <w:pict>
+              <v:shape w14:anchorId="4FB855A3" id="_x0000_s1053" type="#_x0000_t202" style="position:absolute;left:0;text-align:left;margin-left:98.2pt;margin-top:2.35pt;width:336.25pt;height:102pt;z-index:251714560;visibility:visible;mso-wrap-style:square;mso-width-percent:0;mso-height-percent:0;mso-wrap-distance-left:9pt;mso-wrap-distance-top:3.6pt;mso-wrap-distance-right:9pt;mso-wrap-distance-bottom:3.6pt;mso-position-horizontal:absolute;mso-position-horizontal-relative:text;mso-position-vertical:absolute;mso-position-vertical-relative:text;mso-width-percent:0;mso-height-percent:0;mso-width-relative:margin;mso-height-relative:margin;v-text-anchor:top" o:gfxdata="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" strokecolor="#00b0f0">
+                <v:textbox>
+                  <w:txbxContent>
+                    <w:p>
+                      <w:pPr>
+                        <w:spacing w:after="0"/>
+                        <w:rPr>
+                          <w:b/>
+                          <w:bCs/>
+                          <w:color w:val="00B0F0"/>
+                          <w:sz w:val="26"/>
+                          <w:szCs w:val="26"/>
+                          <w:lang w:val="en-US"/>
+                        </w:rPr>
+                      </w:pPr>
+                      <w:r>
+                        <w:rPr>
+                          <w:rFonts w:hint="eastAsia"/>
+                          <w:b/>
+                          <w:bCs/>
+                          <w:color w:val="00B0F0"/>
+                          <w:sz w:val="26"/>
+                          <w:szCs w:val="26"/>
+                          <w:lang w:val="en-US"/>
+                        </w:rPr>
+                        <w:t>V</w:t>
+                      </w:r>
+                      <w:r>
+                        <w:rPr>
+                          <w:rFonts w:hint="eastAsia"/>
+                          <w:b/>
+                          <w:bCs/>
+                          <w:color w:val="00B0F0"/>
+                          <w:sz w:val="26"/>
+                          <w:szCs w:val="26"/>
+                          <w:lang w:val="en-US"/>
+                        </w:rPr>
+                        <w:t>条件形</w:t>
+                      </w:r>
+                      <w:r>
+                        <w:rPr>
+                          <w:b/>
+                          <w:bCs/>
+                          <w:color w:val="00B0F0"/>
+                          <w:sz w:val="26"/>
+                          <w:szCs w:val="26"/>
+                          <w:lang w:val="en-US"/>
+                        </w:rPr>
+                        <w:tab/>
+                      </w:r>
+                      <w:r>
+                        <w:rPr>
+                          <w:b/>
+                          <w:bCs/>
+                          <w:color w:val="00B0F0"/>
+                          <w:sz w:val="26"/>
+                          <w:szCs w:val="26"/>
+                          <w:lang w:val="en-US"/>
+                        </w:rPr>
+                        <w:tab/>
+                      </w:r>
+                      <w:r>
+                        <w:rPr>
+                          <w:b/>
+                          <w:bCs/>
+                          <w:color w:val="00B0F0"/>
+                          <w:sz w:val="26"/>
+                          <w:szCs w:val="26"/>
+                          <w:lang w:val="en-US"/>
+                        </w:rPr>
+                        <w:tab/>
+                      </w:r>
+                      <w:r>
+                        <w:rPr>
+                          <w:b/>
+                          <w:bCs/>
+                          <w:color w:val="00B0F0"/>
+                          <w:sz w:val="26"/>
+                          <w:szCs w:val="26"/>
+                          <w:lang w:val="en-US"/>
+                        </w:rPr>
+                        <w:tab/>
+                      </w:r>
+                      <w:r>
+                        <w:rPr>
+                          <w:rFonts w:hint="eastAsia"/>
+                          <w:b/>
+                          <w:bCs/>
+                          <w:color w:val="00B0F0"/>
+                          <w:sz w:val="26"/>
+                          <w:szCs w:val="26"/>
+                          <w:lang w:val="en-US"/>
+                        </w:rPr>
+                        <w:t>V</w:t>
+                      </w:r>
+                      <w:r>
+                        <w:rPr>
+                          <w:rFonts w:hint="eastAsia"/>
+                          <w:b/>
+                          <w:bCs/>
+                          <w:color w:val="00B0F0"/>
+                          <w:sz w:val="26"/>
+                          <w:szCs w:val="26"/>
+                          <w:lang w:val="en-US"/>
+                        </w:rPr>
+                        <w:t>る</w:t>
+                      </w:r>
+                    </w:p>
+                    <w:p>
+                      <w:pPr>
+                        <w:spacing w:after="0"/>
+                        <w:rPr>
+                          <w:b/>
+                          <w:bCs/>
+                          <w:color w:val="00B0F0"/>
+                          <w:sz w:val="26"/>
+                          <w:szCs w:val="26"/>
+                          <w:lang w:val="en-US"/>
+                        </w:rPr>
+                      </w:pPr>
+                      <w:r>
+                        <w:rPr>
+                          <w:rFonts w:hint="eastAsia"/>
+                          <w:b/>
+                          <w:bCs/>
+                          <w:color w:val="00B0F0"/>
+                          <w:sz w:val="26"/>
+                          <w:szCs w:val="26"/>
+                          <w:lang w:val="en-US"/>
+                        </w:rPr>
+                        <w:t>A</w:t>
+                      </w:r>
+                      <w:r>
+                        <w:rPr>
+                          <w:rFonts w:hint="eastAsia"/>
+                          <w:strike/>
+                          <w:sz w:val="26"/>
+                          <w:szCs w:val="26"/>
+                          <w:lang w:val="en-US"/>
+                        </w:rPr>
+                        <w:t>い</w:t>
+                      </w:r>
+                      <w:r>
+                        <w:rPr>
+                          <w:rFonts w:hint="eastAsia"/>
+                          <w:b/>
+                          <w:bCs/>
+                          <w:color w:val="00B0F0"/>
+                          <w:sz w:val="26"/>
+                          <w:szCs w:val="26"/>
+                          <w:lang w:val="en-US"/>
+                        </w:rPr>
+                        <w:t>ければ</w:t>
+                      </w:r>
+                      <w:r>
+                        <w:rPr>
+                          <w:b/>
+                          <w:bCs/>
+                          <w:color w:val="00B0F0"/>
+                          <w:sz w:val="26"/>
+                          <w:szCs w:val="26"/>
+                          <w:lang w:val="en-US"/>
+                        </w:rPr>
+                        <w:tab/>
+                      </w:r>
+                      <w:r>
+                        <w:rPr>
+                          <w:b/>
+                          <w:bCs/>
+                          <w:color w:val="00B0F0"/>
+                          <w:sz w:val="26"/>
+                          <w:szCs w:val="26"/>
+                          <w:lang w:val="en-US"/>
+                        </w:rPr>
+                        <w:tab/>
+                      </w:r>
+                      <w:r>
+                        <w:rPr>
+                          <w:b/>
+                          <w:bCs/>
+                          <w:color w:val="00B0F0"/>
+                          <w:sz w:val="26"/>
+                          <w:szCs w:val="26"/>
+                          <w:lang w:val="en-US"/>
+                        </w:rPr>
+                        <w:tab/>
+                      </w:r>
+                      <w:r>
+                        <w:rPr>
+                          <w:b/>
+                          <w:bCs/>
+                          <w:color w:val="00B0F0"/>
+                          <w:sz w:val="26"/>
+                          <w:szCs w:val="26"/>
+                          <w:lang w:val="en-US"/>
+                        </w:rPr>
+                        <w:tab/>
+                      </w:r>
+                      <w:r>
+                        <w:rPr>
+                          <w:rFonts w:hint="eastAsia"/>
+                          <w:b/>
+                          <w:bCs/>
+                          <w:color w:val="00B0F0"/>
+                          <w:sz w:val="26"/>
+                          <w:szCs w:val="26"/>
+                          <w:lang w:val="en-US"/>
+                        </w:rPr>
+                        <w:t>A</w:t>
+                      </w:r>
+                      <w:r>
+                        <w:rPr>
+                          <w:rFonts w:hint="eastAsia"/>
+                          <w:b/>
+                          <w:bCs/>
+                          <w:color w:val="00B0F0"/>
+                          <w:sz w:val="26"/>
+                          <w:szCs w:val="26"/>
+                          <w:lang w:val="en-US"/>
+                        </w:rPr>
+                        <w:t>い</w:t>
+                      </w:r>
+                    </w:p>
+                    <w:p>
+                      <w:pPr>
+                        <w:spacing w:after="0"/>
+                        <w:rPr>
+                          <w:b/>
+                          <w:bCs/>
+                          <w:color w:val="00B0F0"/>
+                          <w:sz w:val="26"/>
+                          <w:szCs w:val="26"/>
+                          <w:lang w:val="en-US"/>
+                        </w:rPr>
+                      </w:pPr>
+                      <w:r>
+                        <w:rPr>
+                          <w:b/>
+                          <w:bCs/>
+                          <w:color w:val="00B0F0"/>
+                          <w:sz w:val="26"/>
+                          <w:szCs w:val="26"/>
+                          <w:lang w:val="en-US"/>
+                        </w:rPr>
+                        <w:t>A</w:t>
+                      </w:r>
+                      <w:r>
+                        <w:rPr>
+                          <w:strike/>
+                          <w:sz w:val="26"/>
+                          <w:szCs w:val="26"/>
+                          <w:lang w:val="en-US"/>
+                        </w:rPr>
+                        <w:t>な</w:t>
+                      </w:r>
+                      <w:r>
+                        <w:rPr>
+                          <w:rFonts w:hint="eastAsia"/>
+                          <w:b/>
+                          <w:bCs/>
+                          <w:color w:val="00B0F0"/>
+                          <w:sz w:val="26"/>
+                          <w:szCs w:val="26"/>
+                          <w:lang w:val="en-US"/>
+                        </w:rPr>
+                        <w:t>なら</w:t>
+                      </w:r>
+                      <w:r>
+                        <w:rPr>
+                          <w:b/>
+                          <w:bCs/>
+                          <w:color w:val="00B0F0"/>
+                          <w:sz w:val="26"/>
+                          <w:szCs w:val="26"/>
+                          <w:lang w:val="en-US"/>
+                        </w:rPr>
+                        <w:t>・</w:t>
+                      </w:r>
+                      <w:r>
+                        <w:rPr>
+                          <w:b/>
+                          <w:bCs/>
+                          <w:color w:val="00B0F0"/>
+                          <w:sz w:val="26"/>
+                          <w:szCs w:val="26"/>
+                          <w:lang w:val="en-US"/>
+                        </w:rPr>
+                        <w:t>A</w:t>
+                      </w:r>
+                      <w:r>
+                        <w:rPr>
+                          <w:strike/>
+                          <w:sz w:val="26"/>
+                          <w:szCs w:val="26"/>
+                          <w:lang w:val="en-US"/>
+                        </w:rPr>
+                        <w:t>な</w:t>
+                      </w:r>
+                      <w:r>
+                        <w:rPr>
+                          <w:rFonts w:hint="eastAsia"/>
+                          <w:b/>
+                          <w:bCs/>
+                          <w:color w:val="00B0F0"/>
+                          <w:sz w:val="26"/>
+                          <w:szCs w:val="26"/>
+                          <w:lang w:val="en-US"/>
+                        </w:rPr>
+                        <w:t xml:space="preserve">であれば　＋　</w:t>
+                      </w:r>
+                      <w:r>
+                        <w:rPr>
+                          <w:rFonts w:hint="eastAsia"/>
+                          <w:b/>
+                          <w:bCs/>
+                          <w:color w:val="00B0F0"/>
+                          <w:sz w:val="26"/>
+                          <w:szCs w:val="26"/>
+                          <w:lang w:val="en-US"/>
+                        </w:rPr>
+                        <w:t>A</w:t>
+                      </w:r>
+                      <w:r>
+                        <w:rPr>
+                          <w:rFonts w:hint="eastAsia"/>
+                          <w:b/>
+                          <w:bCs/>
+                          <w:color w:val="00B0F0"/>
+                          <w:sz w:val="26"/>
+                          <w:szCs w:val="26"/>
+                          <w:lang w:val="en-US"/>
+                        </w:rPr>
+                        <w:t>な・である　＋　ほど</w:t>
+                      </w:r>
+                    </w:p>
+                    <w:p>
+                      <w:pPr>
+                        <w:spacing w:after="0"/>
+                      </w:pPr>
+                      <w:r>
+                        <w:rPr>
+                          <w:rFonts w:hint="eastAsia"/>
+                          <w:b/>
+                          <w:bCs/>
+                          <w:color w:val="00B0F0"/>
+                          <w:sz w:val="26"/>
+                          <w:szCs w:val="26"/>
+                          <w:lang w:val="en-US"/>
+                        </w:rPr>
+                        <w:t>N</w:t>
+                      </w:r>
+                      <w:r>
+                        <w:rPr>
+                          <w:b/>
+                          <w:bCs/>
+                          <w:color w:val="00B0F0"/>
+                          <w:sz w:val="26"/>
+                          <w:szCs w:val="26"/>
+                          <w:lang w:val="en-US"/>
+                        </w:rPr>
+                        <w:t>なら</w:t>
+                      </w:r>
+                      <w:r>
+                        <w:rPr>
+                          <w:b/>
+                          <w:bCs/>
+                          <w:color w:val="00B0F0"/>
+                          <w:sz w:val="26"/>
+                          <w:szCs w:val="26"/>
+                          <w:lang w:val="en-US"/>
+                        </w:rPr>
+                        <w:t>・</w:t>
+                      </w:r>
+                      <w:r>
+                        <w:rPr>
+                          <w:b/>
+                          <w:bCs/>
+                          <w:color w:val="00B0F0"/>
+                          <w:sz w:val="26"/>
+                          <w:szCs w:val="26"/>
+                          <w:lang w:val="en-US"/>
+                        </w:rPr>
+                        <w:t>N</w:t>
+                      </w:r>
+                      <w:r>
+                        <w:rPr>
+                          <w:b/>
+                          <w:bCs/>
+                          <w:color w:val="00B0F0"/>
+                          <w:sz w:val="26"/>
+                          <w:szCs w:val="26"/>
+                          <w:lang w:val="en-US"/>
+                        </w:rPr>
+                        <w:t>であれば</w:t>
+                      </w:r>
+                      <w:r>
+                        <w:rPr>
+                          <w:b/>
+                          <w:bCs/>
+                          <w:color w:val="00B0F0"/>
+                          <w:sz w:val="26"/>
+                          <w:szCs w:val="26"/>
+                          <w:lang w:val="en-US"/>
+                        </w:rPr>
+                        <w:tab/>
+                      </w:r>
+                      <w:r>
+                        <w:rPr>
+                          <w:b/>
+                          <w:bCs/>
+                          <w:color w:val="00B0F0"/>
+                          <w:sz w:val="26"/>
+                          <w:szCs w:val="26"/>
+                          <w:lang w:val="en-US"/>
+                        </w:rPr>
+                        <w:tab/>
+                      </w:r>
+                      <w:r>
+                        <w:rPr>
+                          <w:rFonts w:hint="eastAsia"/>
+                          <w:b/>
+                          <w:bCs/>
+                          <w:color w:val="00B0F0"/>
+                          <w:sz w:val="26"/>
+                          <w:szCs w:val="26"/>
+                          <w:lang w:val="en-US"/>
+                        </w:rPr>
+                        <w:t>N</w:t>
+                      </w:r>
+                      <w:r>
+                        <w:rPr>
+                          <w:rFonts w:hint="eastAsia"/>
+                          <w:b/>
+                          <w:bCs/>
+                          <w:color w:val="00B0F0"/>
+                          <w:sz w:val="26"/>
+                          <w:szCs w:val="26"/>
+                          <w:lang w:val="en-US"/>
+                        </w:rPr>
+                        <w:t>（である）</w:t>
+                      </w:r>
+                    </w:p>
+                  </w:txbxContent>
+                </v:textbox>
+                <w10:wrap type="square"/>
+              </v:shape>
+            </w:pict>
+          </mc:Fallback>
+        </mc:AlternateContent>
+      </w:r>
+    </w:p>
+    <w:p>
+      <w:pPr>
+        <w:rPr>
+          <w:b/>
+          <w:bCs/>
+          <w:sz w:val="24"/>
+          <w:szCs w:val="21"/>
+          <w:lang w:val="en-US"/>
+        </w:rPr>
+      </w:pPr>
+    </w:p>
+    <w:p>
+      <w:pPr>
+        <w:rPr>
+          <w:sz w:val="24"/>
+          <w:szCs w:val="21"/>
+          <w:lang w:val="en-US"/>
+        </w:rPr>
+      </w:pPr>
+    </w:p>
+    <w:p>
+      <w:pPr>
+        <w:rPr>
+          <w:sz w:val="24"/>
+          <w:szCs w:val="21"/>
+          <w:lang w:val="en-US"/>
+        </w:rPr>
+      </w:pPr>
+    </w:p>
+    <w:p>
+      <w:pPr>
+        <w:rPr>
+          <w:sz w:val="24"/>
+          <w:szCs w:val="21"/>
+          <w:lang w:val="en-US"/>
+        </w:rPr>
+      </w:pPr>
+    </w:p>
+    <w:p>
+      <w:pPr>
+        <w:rPr>
+          <w:sz w:val="24"/>
+          <w:szCs w:val="21"/>
+          <w:lang w:val="en-US"/>
+        </w:rPr>
+      </w:pPr>
+      <w:r>
+        <w:rPr>
+          <w:rFonts w:hint="eastAsia"/>
+          <w:b/>
+          <w:bCs/>
+          <w:color w:val="00B0F0"/>
+          <w:sz w:val="24"/>
+          <w:szCs w:val="21"/>
+          <w:lang w:val="en-US"/>
+        </w:rPr>
+        <w:t>ポイント</w:t>
+      </w:r>
+      <w:r>
+        <w:rPr>
+          <w:b/>
+          <w:bCs/>
+          <w:color w:val="00B0F0"/>
+          <w:sz w:val="24"/>
+          <w:szCs w:val="21"/>
+          <w:lang w:val="en-US"/>
+        </w:rPr>
+        <w:t>:</w:t>
+      </w:r>
+      <w:r>
+        <w:rPr>
+          <w:rFonts w:hint="eastAsia"/>
+          <w:b/>
+          <w:bCs/>
+          <w:color w:val="00B0F0"/>
+          <w:sz w:val="24"/>
+          <w:szCs w:val="21"/>
+          <w:lang w:val="en-US"/>
+        </w:rPr>
+        <w:t xml:space="preserve"> </w:t>
+      </w:r>
+      <w:r>
+        <w:rPr>
+          <w:rFonts w:hint="eastAsia"/>
+          <w:sz w:val="24"/>
+          <w:szCs w:val="21"/>
+          <w:lang w:val="en-US"/>
+        </w:rPr>
+        <w:t>D</w:t>
+      </w:r>
+      <w:r>
+        <w:rPr>
+          <w:sz w:val="24"/>
+          <w:szCs w:val="21"/>
+          <w:lang w:val="en-US"/>
+        </w:rPr>
+        <w:t>iễn tả ý khi một sự việc tiến triển, thay đổi theo chiều hướng nào đó thì một sự việc khác cũng tiến triển, thay đổi theo.</w:t>
+      </w:r>
+    </w:p>
+    <w:p>
+      <w:pPr>
+        <w:rPr>
+          <w:sz w:val="24"/>
+          <w:szCs w:val="21"/>
+          <w:lang w:val="en-US"/>
+        </w:rPr>
+      </w:pPr>
+      <w:r>
+        <w:rPr>
+          <w:rFonts w:hint="eastAsia"/>
+          <w:b/>
+          <w:bCs/>
+          <w:sz w:val="24"/>
+          <w:szCs w:val="21"/>
+          <w:lang w:val="en-US"/>
+        </w:rPr>
+        <w:t>例</w:t>
+      </w:r>
+      <w:r>
+        <w:rPr>
+          <w:rFonts w:hint="eastAsia"/>
+          <w:b/>
+          <w:bCs/>
+          <w:sz w:val="24"/>
+          <w:szCs w:val="21"/>
+          <w:lang w:val="en-US"/>
+        </w:rPr>
+        <w:t>:</w:t>
+      </w:r>
+      <w:r>
+        <w:rPr>
+          <w:rFonts w:hint="eastAsia"/>
+          <w:sz w:val="24"/>
+          <w:szCs w:val="21"/>
+          <w:lang w:val="en-US"/>
+        </w:rPr>
+        <w:t xml:space="preserve"> </w:t>
+      </w:r>
+      <w:r>
+        <w:rPr>
+          <w:rFonts w:hint="eastAsia"/>
+          <w:sz w:val="24"/>
+          <w:szCs w:val="21"/>
+          <w:lang w:val="en-US"/>
+        </w:rPr>
+        <w:tab/>
+        <w:t>1.</w:t>
+      </w:r>
+      <w:r>
+        <w:rPr>
+          <w:rFonts w:hint="eastAsia"/>
+          <w:sz w:val="24"/>
+          <w:szCs w:val="21"/>
+          <w:lang w:val="en-US"/>
+        </w:rPr>
+        <w:t xml:space="preserve"> </w:t>
+      </w:r>
+      <w:r>
+        <w:rPr>
+          <w:rFonts w:hint="eastAsia"/>
+          <w:sz w:val="24"/>
+          <w:szCs w:val="21"/>
+          <w:lang w:val="en-US"/>
+        </w:rPr>
+        <w:t>朝は</w:t>
+      </w:r>
+      <w:r>
+        <w:rPr>
+          <w:rFonts w:hint="eastAsia"/>
+          <w:color w:val="00B050"/>
+          <w:sz w:val="24"/>
+          <w:szCs w:val="21"/>
+          <w:lang w:val="en-US"/>
+        </w:rPr>
+        <w:t>早</w:t>
+      </w:r>
+      <w:r>
+        <w:rPr>
+          <w:rFonts w:hint="eastAsia"/>
+          <w:color w:val="D86DCB" w:themeColor="accent5" w:themeTint="99"/>
+          <w:sz w:val="24"/>
+          <w:szCs w:val="21"/>
+          <w:lang w:val="en-US"/>
+        </w:rPr>
+        <w:t>ければ</w:t>
+      </w:r>
+      <w:r>
+        <w:rPr>
+          <w:rFonts w:hint="eastAsia"/>
+          <w:color w:val="00B050"/>
+          <w:sz w:val="24"/>
+          <w:szCs w:val="21"/>
+          <w:lang w:val="en-US"/>
+        </w:rPr>
+        <w:t>早い</w:t>
+      </w:r>
+      <w:r>
+        <w:rPr>
+          <w:rFonts w:hint="eastAsia"/>
+          <w:color w:val="D86DCB" w:themeColor="accent5" w:themeTint="99"/>
+          <w:sz w:val="24"/>
+          <w:szCs w:val="21"/>
+          <w:lang w:val="en-US"/>
+        </w:rPr>
+        <w:t>ほど</w:t>
+      </w:r>
+      <w:r>
+        <w:rPr>
+          <w:rFonts w:hint="eastAsia"/>
+          <w:sz w:val="24"/>
+          <w:szCs w:val="21"/>
+          <w:lang w:val="en-US"/>
+        </w:rPr>
+        <w:t>空気がきれいで、ジョギングが楽しめます。</w:t>
+      </w:r>
+    </w:p>
+    <w:p>
+      <w:pPr>
+        <w:rPr>
+          <w:sz w:val="24"/>
+          <w:szCs w:val="21"/>
+          <w:lang w:val="en-US"/>
+        </w:rPr>
+      </w:pPr>
+      <w:r>
+        <w:rPr>
+          <w:sz w:val="24"/>
+          <w:szCs w:val="21"/>
+          <w:lang w:val="en-US"/>
+        </w:rPr>
+        <w:tab/>
+      </w:r>
+      <w:r>
+        <w:rPr>
+          <w:rFonts w:hint="eastAsia"/>
+          <w:sz w:val="24"/>
+          <w:szCs w:val="21"/>
+          <w:lang w:val="en-US"/>
+        </w:rPr>
+        <w:t xml:space="preserve">2. </w:t>
+      </w:r>
+      <w:r>
+        <w:rPr>
+          <w:rFonts w:hint="eastAsia"/>
+          <w:sz w:val="24"/>
+          <w:szCs w:val="21"/>
+          <w:lang w:val="en-US"/>
+        </w:rPr>
+        <w:t>旅行に行くときは、荷物は</w:t>
+      </w:r>
+      <w:r>
+        <w:rPr>
+          <w:rFonts w:hint="eastAsia"/>
+          <w:color w:val="00B050"/>
+          <w:sz w:val="24"/>
+          <w:szCs w:val="21"/>
+          <w:lang w:val="en-US"/>
+        </w:rPr>
+        <w:t>軽い</w:t>
+      </w:r>
+      <w:r>
+        <w:rPr>
+          <w:rFonts w:hint="eastAsia"/>
+          <w:color w:val="D86DCB" w:themeColor="accent5" w:themeTint="99"/>
+          <w:sz w:val="24"/>
+          <w:szCs w:val="21"/>
+          <w:lang w:val="en-US"/>
+        </w:rPr>
+        <w:t>ほど</w:t>
+      </w:r>
+      <w:r>
+        <w:rPr>
+          <w:rFonts w:hint="eastAsia"/>
+          <w:sz w:val="24"/>
+          <w:szCs w:val="21"/>
+          <w:lang w:val="en-US"/>
+        </w:rPr>
+        <w:t>いい。</w:t>
+      </w:r>
+    </w:p>
+    <w:p>
+      <w:pPr>
+        <w:rPr>
+          <w:b/>
+          <w:bCs/>
+          <w:sz w:val="24"/>
+          <w:szCs w:val="21"/>
+          <w:lang w:val="en-US"/>
+        </w:rPr>
+      </w:pPr>
+      <w:r>
+        <w:rPr>
+          <w:b/>
+          <w:bCs/>
+          <w:sz w:val="24"/>
+          <w:szCs w:val="21"/>
+          <w:lang w:val="en-US"/>
+        </w:rPr>
+        <w:t xml:space="preserve">3. </w:t>
+      </w:r>
+      <w:r>
+        <w:rPr>
+          <w:b/>
+          <w:bCs/>
+          <w:sz w:val="24"/>
+          <w:szCs w:val="21"/>
+          <w:u w:val="single"/>
+          <w:lang w:val="en-US"/>
+        </w:rPr>
+        <w:t>Ví dụ như… / Chẳng hạn như…</w:t>
+      </w:r>
+      <w:r>
+        <w:rPr>
+          <w:b/>
+          <w:bCs/>
+          <w:sz w:val="24"/>
+          <w:szCs w:val="21"/>
+          <w:lang w:val="en-US"/>
+        </w:rPr>
+        <w:t>:</w:t>
+      </w:r>
+    </w:p>
+    <w:p>
+      <w:pPr>
+        <w:rPr>
+          <w:b/>
+          <w:bCs/>
+          <w:sz w:val="24"/>
+          <w:szCs w:val="21"/>
+          <w:lang w:val="en-US"/>
+        </w:rPr>
+      </w:pPr>
+    </w:p>
+    <w:p>
+      <w:pPr>
+        <w:rPr>
+          <w:b/>
+          <w:bCs/>
+          <w:sz w:val="24"/>
+          <w:szCs w:val="21"/>
+          <w:lang w:val="en-US"/>
+        </w:rPr>
+      </w:pPr>
+      <w:r>
+        <w:rPr>
+          <w:b/>
+          <w:bCs/>
+          <w:noProof/>
+          <w:sz w:val="24"/>
+          <w:szCs w:val="21"/>
+          <w:lang w:val="en-US"/>
+        </w:rPr>
+        <w:lastRenderedPageBreak/>
+        <mc:AlternateContent>
+          <mc:Choice Requires="wps">
+            <w:drawing>
+              <wp:anchor distT="45720" distB="45720" distL="114300" distR="114300" simplePos="0" relativeHeight="251716608" behindDoc="0" locked="0" layoutInCell="1" allowOverlap="1" wp14:anchorId="1AF7C1E5" wp14:editId="5B8E0F70">
+                <wp:simplePos x="0" y="0"/>
+                <wp:positionH relativeFrom="column">
+                  <wp:posOffset>2216150</wp:posOffset>
+                </wp:positionH>
+                <wp:positionV relativeFrom="paragraph">
+                  <wp:posOffset>0</wp:posOffset>
+                </wp:positionV>
+                <wp:extent cx="2444750" cy="374650"/>
+                <wp:effectExtent l="0" t="0" r="12700" b="25400"/>
+                <wp:wrapSquare wrapText="bothSides"/>
+                <wp:docPr id="1480612307" name="Text Box 2"/>
+                <wp:cNvGraphicFramePr>
+                  <a:graphicFrameLocks xmlns:a="http://schemas.openxmlformats.org/drawingml/2006/main"/>
+                </wp:cNvGraphicFramePr>
+                <a:graphic xmlns:a="http://schemas.openxmlformats.org/drawingml/2006/main">
+                  <a:graphicData uri="http://schemas.microsoft.com/office/word/2010/wordprocessingShape">
+                    <wps:wsp>
+                      <wps:cNvSpPr txBox="1">
+                        <a:spLocks noChangeArrowheads="1"/>
+                      </wps:cNvSpPr>
+                      <wps:spPr bwMode="auto">
+                        <a:xfrm>
+                          <a:off x="0" y="0"/>
+                          <a:ext cx="2444750" cy="374650"/>
+                        </a:xfrm>
+                        <a:prstGeom prst="rect">
+                          <a:avLst/>
+                        </a:prstGeom>
+                        <a:solidFill>
+                          <a:srgbClr val="FFFFFF"/>
+                        </a:solidFill>
+                        <a:ln w="9525">
+                          <a:solidFill>
+                            <a:srgbClr val="00B0F0"/>
+                          </a:solidFill>
+                          <a:miter lim="800000"/>
+                          <a:headEnd/>
+                          <a:tailEnd/>
+                        </a:ln>
+                      </wps:spPr>
+                      <wps:txbx>
+                        <w:txbxContent>
+                          <w:p>
+                            <w:pPr>
+                              <w:spacing w:after="0"/>
+                            </w:pPr>
+                            <w:r>
+                              <w:rPr>
+                                <w:rFonts w:hint="eastAsia"/>
+                                <w:b/>
+                                <w:bCs/>
+                                <w:color w:val="00B0F0"/>
+                                <w:sz w:val="26"/>
+                                <w:szCs w:val="26"/>
+                                <w:lang w:val="en-US"/>
+                              </w:rPr>
+                              <w:t>普通形</w:t>
+                            </w:r>
+                            <w:r>
+                              <w:rPr>
+                                <w:rFonts w:hint="eastAsia"/>
+                                <w:b/>
+                                <w:bCs/>
+                                <w:color w:val="00B0F0"/>
+                                <w:sz w:val="26"/>
+                                <w:szCs w:val="26"/>
+                                <w:lang w:val="en-US"/>
+                              </w:rPr>
+                              <w:t xml:space="preserve"> </w:t>
+                            </w:r>
+                            <w:r>
+                              <w:rPr>
+                                <w:b/>
+                                <w:bCs/>
+                                <w:color w:val="00B0F0"/>
+                                <w:sz w:val="26"/>
+                                <w:szCs w:val="26"/>
+                                <w:lang w:val="en-US"/>
+                              </w:rPr>
+                              <w:t xml:space="preserve">(A </w:t>
+                            </w:r>
+                            <w:r>
+                              <w:rPr>
+                                <w:b/>
+                                <w:bCs/>
+                                <w:color w:val="00B0F0"/>
+                                <w:sz w:val="26"/>
+                                <w:szCs w:val="26"/>
+                                <w:lang w:val="en-US"/>
+                              </w:rPr>
+                              <w:t>なだ・</w:t>
+                            </w:r>
+                            <w:r>
+                              <w:rPr>
+                                <w:b/>
+                                <w:bCs/>
+                                <w:color w:val="00B0F0"/>
+                                <w:sz w:val="26"/>
+                                <w:szCs w:val="26"/>
+                                <w:lang w:val="en-US"/>
+                              </w:rPr>
+                              <w:t>N</w:t>
+                            </w:r>
+                            <w:r>
+                              <w:rPr>
+                                <w:b/>
+                                <w:bCs/>
+                                <w:color w:val="00B0F0"/>
+                                <w:sz w:val="26"/>
+                                <w:szCs w:val="26"/>
+                                <w:lang w:val="en-US"/>
+                              </w:rPr>
+                              <w:t>だ</w:t>
+                            </w:r>
+                            <w:r>
+                              <w:rPr>
+                                <w:b/>
+                                <w:bCs/>
+                                <w:color w:val="00B0F0"/>
+                                <w:sz w:val="26"/>
+                                <w:szCs w:val="26"/>
+                                <w:lang w:val="en-US"/>
+                              </w:rPr>
+                              <w:t>)</w:t>
+                            </w:r>
+                            <w:r>
+                              <w:rPr>
+                                <w:rFonts w:hint="eastAsia"/>
+                                <w:b/>
+                                <w:bCs/>
+                                <w:color w:val="00B0F0"/>
+                                <w:sz w:val="26"/>
+                                <w:szCs w:val="26"/>
+                                <w:lang w:val="en-US"/>
+                              </w:rPr>
+                              <w:t xml:space="preserve"> </w:t>
+                            </w:r>
+                            <w:r>
+                              <w:rPr>
+                                <w:b/>
+                                <w:bCs/>
+                                <w:color w:val="00B0F0"/>
+                                <w:sz w:val="26"/>
+                                <w:szCs w:val="26"/>
+                                <w:lang w:val="en-US"/>
+                              </w:rPr>
+                              <w:t xml:space="preserve">+ </w:t>
+                            </w:r>
+                            <w:r>
+                              <w:rPr>
+                                <w:rFonts w:hint="eastAsia"/>
+                                <w:b/>
+                                <w:bCs/>
+                                <w:color w:val="00B0F0"/>
+                                <w:sz w:val="26"/>
+                                <w:szCs w:val="26"/>
+                                <w:lang w:val="en-US"/>
+                              </w:rPr>
+                              <w:t>なんて</w:t>
+                            </w:r>
+                          </w:p>
+                          <w:p>
+                            <w:pPr>
+                              <w:spacing w:after="0"/>
+                              <w:jc w:val="center"/>
+                            </w:pPr>
+                          </w:p>
+                        </w:txbxContent>
+                      </wps:txbx>
+                      <wps:bodyPr rot="0" vert="horz" wrap="square" lIns="91440" tIns="45720" rIns="91440" bIns="45720" anchor="t" anchorCtr="0">
+                        <a:noAutofit/>
+                      </wps:bodyPr>
+                    </wps:wsp>
+                  </a:graphicData>
+                </a:graphic>
+                <wp14:sizeRelH relativeFrom="margin">
+                  <wp14:pctWidth>0</wp14:pctWidth>
+                </wp14:sizeRelH>
+                <wp14:sizeRelV relativeFrom="margin">
+                  <wp14:pctHeight>0</wp14:pctHeight>
+                </wp14:sizeRelV>
+              </wp:anchor>
+            </w:drawing>
+          </mc:Choice>
+          <mc:Fallback>
+            <w:pict>
+              <v:shape w14:anchorId="1AF7C1E5" id="_x0000_s1054" type="#_x0000_t202" style="position:absolute;left:0;text-align:left;margin-left:174.5pt;margin-top:0;width:192.5pt;height:29.5pt;z-index:251716608;visibility:visible;mso-wrap-style:square;mso-width-percent:0;mso-height-percent:0;mso-wrap-distance-left:9pt;mso-wrap-distance-top:3.6pt;mso-wrap-distance-right:9pt;mso-wrap-distance-bottom:3.6pt;mso-position-horizontal:absolute;mso-position-horizontal-relative:text;mso-position-vertical:absolute;mso-position-vertical-relative:text;mso-width-percent:0;mso-height-percent:0;mso-width-relative:margin;mso-height-relative:margin;v-text-anchor:top" o:gfxdata="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" strokecolor="#00b0f0">
+                <v:textbox>
+                  <w:txbxContent>
+                    <w:p>
+                      <w:pPr>
+                        <w:spacing w:after="0"/>
+                      </w:pPr>
+                      <w:r>
+                        <w:rPr>
+                          <w:rFonts w:hint="eastAsia"/>
+                          <w:b/>
+                          <w:bCs/>
+                          <w:color w:val="00B0F0"/>
+                          <w:sz w:val="26"/>
+                          <w:szCs w:val="26"/>
+                          <w:lang w:val="en-US"/>
+                        </w:rPr>
+                        <w:t>普通形</w:t>
+                      </w:r>
+                      <w:r>
+                        <w:rPr>
+                          <w:rFonts w:hint="eastAsia"/>
+                          <w:b/>
+                          <w:bCs/>
+                          <w:color w:val="00B0F0"/>
+                          <w:sz w:val="26"/>
+                          <w:szCs w:val="26"/>
+                          <w:lang w:val="en-US"/>
+                        </w:rPr>
+                        <w:t xml:space="preserve"> </w:t>
+                      </w:r>
+                      <w:r>
+                        <w:rPr>
+                          <w:b/>
+                          <w:bCs/>
+                          <w:color w:val="00B0F0"/>
+                          <w:sz w:val="26"/>
+                          <w:szCs w:val="26"/>
+                          <w:lang w:val="en-US"/>
+                        </w:rPr>
+                        <w:t xml:space="preserve">(A </w:t>
+                      </w:r>
+                      <w:r>
+                        <w:rPr>
+                          <w:b/>
+                          <w:bCs/>
+                          <w:color w:val="00B0F0"/>
+                          <w:sz w:val="26"/>
+                          <w:szCs w:val="26"/>
+                          <w:lang w:val="en-US"/>
+                        </w:rPr>
+                        <w:t>なだ・</w:t>
+                      </w:r>
+                      <w:r>
+                        <w:rPr>
+                          <w:b/>
+                          <w:bCs/>
+                          <w:color w:val="00B0F0"/>
+                          <w:sz w:val="26"/>
+                          <w:szCs w:val="26"/>
+                          <w:lang w:val="en-US"/>
+                        </w:rPr>
+                        <w:t>N</w:t>
+                      </w:r>
+                      <w:r>
+                        <w:rPr>
+                          <w:b/>
+                          <w:bCs/>
+                          <w:color w:val="00B0F0"/>
+                          <w:sz w:val="26"/>
+                          <w:szCs w:val="26"/>
+                          <w:lang w:val="en-US"/>
+                        </w:rPr>
+                        <w:t>だ</w:t>
+                      </w:r>
+                      <w:r>
+                        <w:rPr>
+                          <w:b/>
+                          <w:bCs/>
+                          <w:color w:val="00B0F0"/>
+                          <w:sz w:val="26"/>
+                          <w:szCs w:val="26"/>
+                          <w:lang w:val="en-US"/>
+                        </w:rPr>
+                        <w:t>)</w:t>
+                      </w:r>
+                      <w:r>
+                        <w:rPr>
+                          <w:rFonts w:hint="eastAsia"/>
+                          <w:b/>
+                          <w:bCs/>
+                          <w:color w:val="00B0F0"/>
+                          <w:sz w:val="26"/>
+                          <w:szCs w:val="26"/>
+                          <w:lang w:val="en-US"/>
+                        </w:rPr>
+                        <w:t xml:space="preserve"> </w:t>
+                      </w:r>
+                      <w:r>
+                        <w:rPr>
+                          <w:b/>
+                          <w:bCs/>
+                          <w:color w:val="00B0F0"/>
+                          <w:sz w:val="26"/>
+                          <w:szCs w:val="26"/>
+                          <w:lang w:val="en-US"/>
+                        </w:rPr>
+                        <w:t xml:space="preserve">+ </w:t>
+                      </w:r>
+                      <w:r>
+                        <w:rPr>
+                          <w:rFonts w:hint="eastAsia"/>
+                          <w:b/>
+                          <w:bCs/>
+                          <w:color w:val="00B0F0"/>
+                          <w:sz w:val="26"/>
+                          <w:szCs w:val="26"/>
+                          <w:lang w:val="en-US"/>
+                        </w:rPr>
+                        <w:t>なんて</w:t>
+                      </w:r>
+                    </w:p>
+                    <w:p>
+                      <w:pPr>
+                        <w:spacing w:after="0"/>
+                        <w:jc w:val="center"/>
+                      </w:pPr>
+                    </w:p>
+                  </w:txbxContent>
+                </v:textbox>
+                <w10:wrap type="square"/>
+              </v:shape>
+            </w:pict>
+          </mc:Fallback>
+        </mc:AlternateContent>
+      </w:r>
+    </w:p>
+    <w:p>
+      <w:pPr>
+        <w:rPr>
+          <w:sz w:val="24"/>
+          <w:szCs w:val="21"/>
+          <w:lang w:val="en-US"/>
+        </w:rPr>
+      </w:pPr>
+    </w:p>
+    <w:p>
+      <w:pPr>
+        <w:rPr>
+          <w:sz w:val="24"/>
+          <w:szCs w:val="21"/>
+          <w:lang w:val="en-US"/>
+        </w:rPr>
+      </w:pPr>
+      <w:r>
+        <w:rPr>
+          <w:rFonts w:hint="eastAsia"/>
+          <w:b/>
+          <w:bCs/>
+          <w:sz w:val="24"/>
+          <w:szCs w:val="21"/>
+          <w:lang w:val="en-US"/>
+        </w:rPr>
+        <w:t>例</w:t>
+      </w:r>
+      <w:r>
+        <w:rPr>
+          <w:rFonts w:hint="eastAsia"/>
+          <w:b/>
+          <w:bCs/>
+          <w:sz w:val="24"/>
+          <w:szCs w:val="21"/>
+          <w:lang w:val="en-US"/>
+        </w:rPr>
+        <w:t>:</w:t>
+      </w:r>
+      <w:r>
+        <w:rPr>
+          <w:rFonts w:hint="eastAsia"/>
+          <w:sz w:val="24"/>
+          <w:szCs w:val="21"/>
+          <w:lang w:val="en-US"/>
+        </w:rPr>
+        <w:t xml:space="preserve"> </w:t>
+      </w:r>
+      <w:r>
+        <w:rPr>
+          <w:rFonts w:hint="eastAsia"/>
+          <w:sz w:val="24"/>
+          <w:szCs w:val="21"/>
+          <w:lang w:val="en-US"/>
+        </w:rPr>
+        <w:tab/>
+        <w:t xml:space="preserve">1. </w:t>
+      </w:r>
+      <w:r>
+        <w:rPr>
+          <w:rFonts w:hint="eastAsia"/>
+          <w:sz w:val="24"/>
+          <w:szCs w:val="21"/>
+          <w:lang w:val="en-US"/>
+        </w:rPr>
+        <w:t>朝は</w:t>
+      </w:r>
+      <w:r>
+        <w:rPr>
+          <w:rFonts w:hint="eastAsia"/>
+          <w:color w:val="00B050"/>
+          <w:sz w:val="24"/>
+          <w:szCs w:val="21"/>
+          <w:lang w:val="en-US"/>
+        </w:rPr>
+        <w:t>寝ているだけだ</w:t>
+      </w:r>
+      <w:r>
+        <w:rPr>
+          <w:rFonts w:hint="eastAsia"/>
+          <w:color w:val="D86DCB" w:themeColor="accent5" w:themeTint="99"/>
+          <w:sz w:val="24"/>
+          <w:szCs w:val="21"/>
+          <w:lang w:val="en-US"/>
+        </w:rPr>
+        <w:t>なんで</w:t>
+      </w:r>
+      <w:r>
+        <w:rPr>
+          <w:rFonts w:hint="eastAsia"/>
+          <w:sz w:val="24"/>
+          <w:szCs w:val="21"/>
+          <w:lang w:val="en-US"/>
+        </w:rPr>
+        <w:t>、もったいないと思いませんか。</w:t>
+      </w:r>
+    </w:p>
+    <w:p>
+      <w:pPr>
+        <w:rPr>
+          <w:sz w:val="24"/>
+          <w:szCs w:val="21"/>
+          <w:lang w:val="en-US"/>
+        </w:rPr>
+      </w:pPr>
+      <w:r>
+        <w:rPr>
+          <w:rFonts w:hint="eastAsia"/>
+          <w:sz w:val="24"/>
+          <w:szCs w:val="21"/>
+          <w:lang w:val="en-US"/>
+        </w:rPr>
+        <w:tab/>
+        <w:t xml:space="preserve">2. </w:t>
+      </w:r>
+      <w:r>
+        <w:rPr>
+          <w:rFonts w:hint="eastAsia"/>
+          <w:sz w:val="24"/>
+          <w:szCs w:val="21"/>
+          <w:lang w:val="en-US"/>
+        </w:rPr>
+        <w:t>初心者が一人で</w:t>
+      </w:r>
+      <w:r>
+        <w:rPr>
+          <w:rFonts w:hint="eastAsia"/>
+          <w:color w:val="00B050"/>
+          <w:sz w:val="24"/>
+          <w:szCs w:val="21"/>
+          <w:lang w:val="en-US"/>
+        </w:rPr>
+        <w:t>登山</w:t>
+      </w:r>
+      <w:r>
+        <w:rPr>
+          <w:rFonts w:hint="eastAsia"/>
+          <w:color w:val="00B050"/>
+          <w:sz w:val="24"/>
+          <w:szCs w:val="21"/>
+          <w:lang w:val="en-US"/>
+        </w:rPr>
+        <w:t>だ</w:t>
+      </w:r>
+      <w:r>
+        <w:rPr>
+          <w:rFonts w:hint="eastAsia"/>
+          <w:color w:val="D86DCB" w:themeColor="accent5" w:themeTint="99"/>
+          <w:sz w:val="24"/>
+          <w:szCs w:val="21"/>
+          <w:lang w:val="en-US"/>
+        </w:rPr>
+        <w:t>なんて</w:t>
+      </w:r>
+      <w:r>
+        <w:rPr>
+          <w:rFonts w:hint="eastAsia"/>
+          <w:sz w:val="24"/>
+          <w:szCs w:val="21"/>
+          <w:lang w:val="en-US"/>
+        </w:rPr>
+        <w:t>、危険すぎる。</w:t>
+      </w:r>
+    </w:p>
+    <w:p>
+      <w:pPr>
+        <w:rPr>
+          <w:b/>
+          <w:bCs/>
+          <w:sz w:val="24"/>
+          <w:szCs w:val="21"/>
+          <w:lang w:val="en-US"/>
+        </w:rPr>
+      </w:pPr>
+      <w:r>
+        <w:rPr>
+          <w:b/>
+          <w:bCs/>
+          <w:sz w:val="24"/>
+          <w:szCs w:val="21"/>
+          <w:lang w:val="en-US"/>
+        </w:rPr>
+        <w:t xml:space="preserve">4. </w:t>
+      </w:r>
+      <w:r>
+        <w:rPr>
+          <w:b/>
+          <w:bCs/>
+          <w:sz w:val="24"/>
+          <w:szCs w:val="21"/>
+          <w:u w:val="single"/>
+          <w:lang w:val="en-US"/>
+        </w:rPr>
+        <w:t>Những thứ</w:t>
+      </w:r>
+      <w:r>
+        <w:rPr>
+          <w:b/>
+          <w:bCs/>
+          <w:sz w:val="24"/>
+          <w:szCs w:val="21"/>
+          <w:u w:val="single"/>
+          <w:lang w:val="en-US"/>
+        </w:rPr>
+        <w:t xml:space="preserve"> như…</w:t>
+      </w:r>
+      <w:r>
+        <w:rPr>
+          <w:b/>
+          <w:bCs/>
+          <w:sz w:val="24"/>
+          <w:szCs w:val="21"/>
+          <w:u w:val="single"/>
+          <w:lang w:val="en-US"/>
+        </w:rPr>
+        <w:t xml:space="preserve"> / hoặc là… gì đó</w:t>
+      </w:r>
+      <w:r>
+        <w:rPr>
+          <w:b/>
+          <w:bCs/>
+          <w:sz w:val="24"/>
+          <w:szCs w:val="21"/>
+          <w:lang w:val="en-US"/>
+        </w:rPr>
+        <w:t>:</w:t>
+      </w:r>
+    </w:p>
+    <w:p>
+      <w:pPr>
+        <w:rPr>
+          <w:sz w:val="24"/>
+          <w:szCs w:val="21"/>
+          <w:lang w:val="en-US"/>
+        </w:rPr>
+      </w:pPr>
+      <w:r>
+        <w:rPr>
+          <w:b/>
+          <w:bCs/>
+          <w:noProof/>
+          <w:sz w:val="24"/>
+          <w:szCs w:val="21"/>
+          <w:lang w:val="en-US"/>
+        </w:rPr>
+        <mc:AlternateContent>
+          <mc:Choice Requires="wps">
+            <w:drawing>
+              <wp:anchor distT="45720" distB="45720" distL="114300" distR="114300" simplePos="0" relativeHeight="251718656" behindDoc="0" locked="0" layoutInCell="1" allowOverlap="1" wp14:anchorId="7D8222DE" wp14:editId="53A95A4C">
+                <wp:simplePos x="0" y="0"/>
+                <wp:positionH relativeFrom="column">
+                  <wp:posOffset>2847975</wp:posOffset>
+                </wp:positionH>
+                <wp:positionV relativeFrom="paragraph">
+                  <wp:posOffset>37465</wp:posOffset>
+                </wp:positionV>
+                <wp:extent cx="1282700" cy="374650"/>
+                <wp:effectExtent l="0" t="0" r="12700" b="25400"/>
+                <wp:wrapSquare wrapText="bothSides"/>
+                <wp:docPr id="1749984912" name="Text Box 2"/>
+                <wp:cNvGraphicFramePr>
+                  <a:graphicFrameLocks xmlns:a="http://schemas.openxmlformats.org/drawingml/2006/main"/>
+                </wp:cNvGraphicFramePr>
+                <a:graphic xmlns:a="http://schemas.openxmlformats.org/drawingml/2006/main">
+                  <a:graphicData uri="http://schemas.microsoft.com/office/word/2010/wordprocessingShape">
+                    <wps:wsp>
+                      <wps:cNvSpPr txBox="1">
+                        <a:spLocks noChangeArrowheads="1"/>
+                      </wps:cNvSpPr>
+                      <wps:spPr bwMode="auto">
+                        <a:xfrm>
+                          <a:off x="0" y="0"/>
+                          <a:ext cx="1282700" cy="374650"/>
+                        </a:xfrm>
+                        <a:prstGeom prst="rect">
+                          <a:avLst/>
+                        </a:prstGeom>
+                        <a:solidFill>
+                          <a:srgbClr val="FFFFFF"/>
+                        </a:solidFill>
+                        <a:ln w="9525">
+                          <a:solidFill>
+                            <a:srgbClr val="00B0F0"/>
+                          </a:solidFill>
+                          <a:miter lim="800000"/>
+                          <a:headEnd/>
+                          <a:tailEnd/>
+                        </a:ln>
+                      </wps:spPr>
+                      <wps:txbx>
+                        <w:txbxContent>
+                          <w:p>
+                            <w:pPr>
+                              <w:spacing w:after="0"/>
+                            </w:pPr>
+                            <w:r>
+                              <w:rPr>
+                                <w:b/>
+                                <w:bCs/>
+                                <w:color w:val="00B0F0"/>
+                                <w:sz w:val="26"/>
+                                <w:szCs w:val="26"/>
+                                <w:lang w:val="en-US"/>
+                              </w:rPr>
+                              <w:t>N</w:t>
+                            </w:r>
+                            <w:r>
+                              <w:rPr>
+                                <w:rFonts w:hint="eastAsia"/>
+                                <w:b/>
+                                <w:bCs/>
+                                <w:color w:val="00B0F0"/>
+                                <w:sz w:val="26"/>
+                                <w:szCs w:val="26"/>
+                                <w:lang w:val="en-US"/>
+                              </w:rPr>
+                              <w:t xml:space="preserve"> (</w:t>
+                            </w:r>
+                            <w:r>
+                              <w:rPr>
+                                <w:rFonts w:hint="eastAsia"/>
+                                <w:b/>
+                                <w:bCs/>
+                                <w:color w:val="00B0F0"/>
+                                <w:sz w:val="26"/>
+                                <w:szCs w:val="26"/>
+                                <w:lang w:val="en-US"/>
+                              </w:rPr>
+                              <w:t>助詞</w:t>
+                            </w:r>
+                            <w:r>
+                              <w:rPr>
+                                <w:b/>
+                                <w:bCs/>
+                                <w:color w:val="00B0F0"/>
+                                <w:sz w:val="26"/>
+                                <w:szCs w:val="26"/>
+                                <w:lang w:val="en-US"/>
+                              </w:rPr>
+                              <w:t>)</w:t>
+                            </w:r>
+                            <w:r>
+                              <w:rPr>
+                                <w:rFonts w:hint="eastAsia"/>
+                                <w:b/>
+                                <w:bCs/>
+                                <w:color w:val="00B0F0"/>
+                                <w:sz w:val="26"/>
+                                <w:szCs w:val="26"/>
+                                <w:lang w:val="en-US"/>
+                              </w:rPr>
+                              <w:t xml:space="preserve"> </w:t>
+                            </w:r>
+                            <w:r>
+                              <w:rPr>
+                                <w:b/>
+                                <w:bCs/>
+                                <w:color w:val="00B0F0"/>
+                                <w:sz w:val="26"/>
+                                <w:szCs w:val="26"/>
+                                <w:lang w:val="en-US"/>
+                              </w:rPr>
+                              <w:t xml:space="preserve">+ </w:t>
+                            </w:r>
+                            <w:r>
+                              <w:rPr>
+                                <w:rFonts w:hint="eastAsia"/>
+                                <w:b/>
+                                <w:bCs/>
+                                <w:color w:val="00B0F0"/>
+                                <w:sz w:val="26"/>
+                                <w:szCs w:val="26"/>
+                                <w:lang w:val="en-US"/>
+                              </w:rPr>
+                              <w:t>でも</w:t>
+                            </w:r>
+                          </w:p>
+                          <w:p>
+                            <w:pPr>
+                              <w:spacing w:after="0"/>
+                              <w:jc w:val="center"/>
+                            </w:pPr>
+                          </w:p>
+                        </w:txbxContent>
+                      </wps:txbx>
+                      <wps:bodyPr rot="0" vert="horz" wrap="square" lIns="91440" tIns="45720" rIns="91440" bIns="45720" anchor="t" anchorCtr="0">
+                        <a:noAutofit/>
+                      </wps:bodyPr>
+                    </wps:wsp>
+                  </a:graphicData>
+                </a:graphic>
+                <wp14:sizeRelH relativeFrom="margin">
+                  <wp14:pctWidth>0</wp14:pctWidth>
+                </wp14:sizeRelH>
+                <wp14:sizeRelV relativeFrom="margin">
+                  <wp14:pctHeight>0</wp14:pctHeight>
+                </wp14:sizeRelV>
+              </wp:anchor>
+            </w:drawing>
+          </mc:Choice>
+          <mc:Fallback>
+            <w:pict>
+              <v:shape w14:anchorId="7D8222DE" id="_x0000_s1055" type="#_x0000_t202" style="position:absolute;left:0;text-align:left;margin-left:224.25pt;margin-top:2.95pt;width:101pt;height:29.5pt;z-index:251718656;visibility:visible;mso-wrap-style:square;mso-width-percent:0;mso-height-percent:0;mso-wrap-distance-left:9pt;mso-wrap-distance-top:3.6pt;mso-wrap-distance-right:9pt;mso-wrap-distance-bottom:3.6pt;mso-position-horizontal:absolute;mso-position-horizontal-relative:text;mso-position-vertical:absolute;mso-position-vertical-relative:text;mso-width-percent:0;mso-height-percent:0;mso-width-relative:margin;mso-height-relative:margin;v-text-anchor:top" o:gfxdata="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" strokecolor="#00b0f0">
+                <v:textbox>
+                  <w:txbxContent>
+                    <w:p>
+                      <w:pPr>
+                        <w:spacing w:after="0"/>
+                      </w:pPr>
+                      <w:r>
+                        <w:rPr>
+                          <w:b/>
+                          <w:bCs/>
+                          <w:color w:val="00B0F0"/>
+                          <w:sz w:val="26"/>
+                          <w:szCs w:val="26"/>
+                          <w:lang w:val="en-US"/>
+                        </w:rPr>
+                        <w:t>N</w:t>
+                      </w:r>
+                      <w:r>
+                        <w:rPr>
+                          <w:rFonts w:hint="eastAsia"/>
+                          <w:b/>
+                          <w:bCs/>
+                          <w:color w:val="00B0F0"/>
+                          <w:sz w:val="26"/>
+                          <w:szCs w:val="26"/>
+                          <w:lang w:val="en-US"/>
+                        </w:rPr>
+                        <w:t xml:space="preserve"> (</w:t>
+                      </w:r>
+                      <w:r>
+                        <w:rPr>
+                          <w:rFonts w:hint="eastAsia"/>
+                          <w:b/>
+                          <w:bCs/>
+                          <w:color w:val="00B0F0"/>
+                          <w:sz w:val="26"/>
+                          <w:szCs w:val="26"/>
+                          <w:lang w:val="en-US"/>
+                        </w:rPr>
+                        <w:t>助詞</w:t>
+                      </w:r>
+                      <w:r>
+                        <w:rPr>
+                          <w:b/>
+                          <w:bCs/>
+                          <w:color w:val="00B0F0"/>
+                          <w:sz w:val="26"/>
+                          <w:szCs w:val="26"/>
+                          <w:lang w:val="en-US"/>
+                        </w:rPr>
+                        <w:t>)</w:t>
+                      </w:r>
+                      <w:r>
+                        <w:rPr>
+                          <w:rFonts w:hint="eastAsia"/>
+                          <w:b/>
+                          <w:bCs/>
+                          <w:color w:val="00B0F0"/>
+                          <w:sz w:val="26"/>
+                          <w:szCs w:val="26"/>
+                          <w:lang w:val="en-US"/>
+                        </w:rPr>
+                        <w:t xml:space="preserve"> </w:t>
+                      </w:r>
+                      <w:r>
+                        <w:rPr>
+                          <w:b/>
+                          <w:bCs/>
+                          <w:color w:val="00B0F0"/>
+                          <w:sz w:val="26"/>
+                          <w:szCs w:val="26"/>
+                          <w:lang w:val="en-US"/>
+                        </w:rPr>
+                        <w:t xml:space="preserve">+ </w:t>
+                      </w:r>
+                      <w:r>
+                        <w:rPr>
+                          <w:rFonts w:hint="eastAsia"/>
+                          <w:b/>
+                          <w:bCs/>
+                          <w:color w:val="00B0F0"/>
+                          <w:sz w:val="26"/>
+                          <w:szCs w:val="26"/>
+                          <w:lang w:val="en-US"/>
+                        </w:rPr>
+                        <w:t>でも</w:t>
+                      </w:r>
+                    </w:p>
+                    <w:p>
+                      <w:pPr>
+                        <w:spacing w:after="0"/>
+                        <w:jc w:val="center"/>
+                      </w:pPr>
+                    </w:p>
+                  </w:txbxContent>
+                </v:textbox>
+                <w10:wrap type="square"/>
+              </v:shape>
+            </w:pict>
+          </mc:Fallback>
+        </mc:AlternateContent>
+      </w:r>
+    </w:p>
+    <w:p>
+      <w:pPr>
+        <w:rPr>
+          <w:sz w:val="24"/>
+          <w:szCs w:val="21"/>
+          <w:lang w:val="en-US"/>
+        </w:rPr>
+      </w:pPr>
+    </w:p>
+    <w:p>
+      <w:pPr>
+        <w:rPr>
+          <w:sz w:val="24"/>
+          <w:szCs w:val="21"/>
+          <w:lang w:val="en-US"/>
+        </w:rPr>
+      </w:pPr>
+      <w:r>
+        <w:rPr>
+          <w:b/>
+          <w:bCs/>
+          <w:color w:val="00B0F0"/>
+          <w:sz w:val="24"/>
+          <w:szCs w:val="21"/>
+          <w:lang w:val="en-US"/>
+        </w:rPr>
+        <w:t>ポイント</w:t>
+      </w:r>
+      <w:r>
+        <w:rPr>
+          <w:b/>
+          <w:bCs/>
+          <w:color w:val="00B0F0"/>
+          <w:sz w:val="24"/>
+          <w:szCs w:val="21"/>
+          <w:lang w:val="en-US"/>
+        </w:rPr>
+        <w:t>:</w:t>
+      </w:r>
+      <w:r>
+        <w:rPr>
+          <w:color w:val="00B0F0"/>
+          <w:sz w:val="24"/>
+          <w:szCs w:val="21"/>
+          <w:lang w:val="en-US"/>
+        </w:rPr>
+        <w:t xml:space="preserve"> </w:t>
+      </w:r>
+      <w:r>
+        <w:rPr>
+          <w:sz w:val="24"/>
+          <w:szCs w:val="21"/>
+          <w:lang w:val="en-US"/>
+        </w:rPr>
+        <w:t>Diễn tả ý khi một sự việc tiến triển, thay đổi theo chiều hướng nào đó thì một sự việc khác cũng tiến triển, thay đổi theo.</w:t>
+      </w:r>
+    </w:p>
+    <w:p>
+      <w:pPr>
+        <w:rPr>
+          <w:sz w:val="24"/>
+          <w:szCs w:val="21"/>
+          <w:lang w:val="en-US"/>
+        </w:rPr>
+      </w:pPr>
+      <w:r>
+        <w:rPr>
+          <w:rFonts w:hint="eastAsia"/>
+          <w:b/>
+          <w:bCs/>
+          <w:sz w:val="24"/>
+          <w:szCs w:val="21"/>
+          <w:lang w:val="en-US"/>
+        </w:rPr>
+        <w:t>例</w:t>
+      </w:r>
+      <w:r>
+        <w:rPr>
+          <w:rFonts w:hint="eastAsia"/>
+          <w:b/>
+          <w:bCs/>
+          <w:sz w:val="24"/>
+          <w:szCs w:val="21"/>
+          <w:lang w:val="en-US"/>
+        </w:rPr>
+        <w:t>:</w:t>
+      </w:r>
+      <w:r>
+        <w:rPr>
+          <w:rFonts w:hint="eastAsia"/>
+          <w:sz w:val="24"/>
+          <w:szCs w:val="21"/>
+          <w:lang w:val="en-US"/>
+        </w:rPr>
+        <w:t xml:space="preserve"> </w:t>
+      </w:r>
+      <w:r>
+        <w:rPr>
+          <w:rFonts w:hint="eastAsia"/>
+          <w:sz w:val="24"/>
+          <w:szCs w:val="21"/>
+          <w:lang w:val="en-US"/>
+        </w:rPr>
+        <w:tab/>
+        <w:t xml:space="preserve">1. </w:t>
+      </w:r>
+      <w:r>
+        <w:rPr>
+          <w:rFonts w:hint="eastAsia"/>
+          <w:color w:val="00B050"/>
+          <w:sz w:val="24"/>
+          <w:szCs w:val="21"/>
+          <w:lang w:val="en-US"/>
+        </w:rPr>
+        <w:t>明日から</w:t>
+      </w:r>
+      <w:r>
+        <w:rPr>
+          <w:rFonts w:hint="eastAsia"/>
+          <w:color w:val="D86DCB" w:themeColor="accent5" w:themeTint="99"/>
+          <w:sz w:val="24"/>
+          <w:szCs w:val="21"/>
+          <w:lang w:val="en-US"/>
+        </w:rPr>
+        <w:t>でも</w:t>
+      </w:r>
+      <w:r>
+        <w:rPr>
+          <w:rFonts w:hint="eastAsia"/>
+          <w:sz w:val="24"/>
+          <w:szCs w:val="21"/>
+          <w:lang w:val="en-US"/>
+        </w:rPr>
+        <w:t>自分に合った朝活を始めてみましょう。</w:t>
+      </w:r>
+    </w:p>
+    <w:p>
+      <w:pPr>
+        <w:rPr>
+          <w:sz w:val="24"/>
+          <w:szCs w:val="21"/>
+          <w:lang w:val="en-US"/>
+        </w:rPr>
+      </w:pPr>
+      <w:r>
+        <w:rPr>
+          <w:rFonts w:hint="eastAsia"/>
+          <w:sz w:val="24"/>
+          <w:szCs w:val="21"/>
+          <w:lang w:val="en-US"/>
+        </w:rPr>
+        <w:tab/>
+        <w:t xml:space="preserve">2. </w:t>
+      </w:r>
+      <w:r>
+        <w:rPr>
+          <w:rFonts w:hint="eastAsia"/>
+          <w:sz w:val="24"/>
+          <w:szCs w:val="21"/>
+          <w:lang w:val="en-US"/>
+        </w:rPr>
+        <w:t xml:space="preserve">A: </w:t>
+      </w:r>
+      <w:r>
+        <w:rPr>
+          <w:rFonts w:hint="eastAsia"/>
+          <w:sz w:val="24"/>
+          <w:szCs w:val="21"/>
+          <w:lang w:val="en-US"/>
+        </w:rPr>
+        <w:t>ちょっと一休みしたいですね。</w:t>
+      </w:r>
+    </w:p>
+    <w:p>
+      <w:pPr>
+        <w:rPr>
+          <w:sz w:val="24"/>
+          <w:szCs w:val="21"/>
+          <w:lang w:val="en-US"/>
+        </w:rPr>
+      </w:pPr>
+      <w:r>
+        <w:rPr>
+          <w:rFonts w:hint="eastAsia"/>
+          <w:sz w:val="24"/>
+          <w:szCs w:val="21"/>
+          <w:lang w:val="en-US"/>
+        </w:rPr>
+        <w:tab/>
+        <w:t xml:space="preserve">    B: </w:t>
+      </w:r>
+      <w:r>
+        <w:rPr>
+          <w:rFonts w:hint="eastAsia"/>
+          <w:sz w:val="24"/>
+          <w:szCs w:val="21"/>
+          <w:lang w:val="en-US"/>
+        </w:rPr>
+        <w:t>そうですね。</w:t>
+      </w:r>
+      <w:r>
+        <w:rPr>
+          <w:rFonts w:hint="eastAsia"/>
+          <w:color w:val="00B050"/>
+          <w:sz w:val="24"/>
+          <w:szCs w:val="21"/>
+          <w:lang w:val="en-US"/>
+        </w:rPr>
+        <w:t>コーヒー</w:t>
+      </w:r>
+      <w:r>
+        <w:rPr>
+          <w:rFonts w:hint="eastAsia"/>
+          <w:color w:val="D86DCB" w:themeColor="accent5" w:themeTint="99"/>
+          <w:sz w:val="24"/>
+          <w:szCs w:val="21"/>
+          <w:lang w:val="en-US"/>
+        </w:rPr>
+        <w:t>でも</w:t>
+      </w:r>
+      <w:r>
+        <w:rPr>
+          <w:rFonts w:hint="eastAsia"/>
+          <w:sz w:val="24"/>
+          <w:szCs w:val="21"/>
+          <w:lang w:val="en-US"/>
+        </w:rPr>
+        <w:t>飲みましょう。</w:t>
+      </w:r>
+    </w:p>
+    <w:p>
+      <w:pPr>
+        <w:rPr>
+          <w:b/>
+          <w:bCs/>
+          <w:sz w:val="24"/>
+          <w:szCs w:val="21"/>
+          <w:lang w:val="en-US"/>
+        </w:rPr>
+      </w:pPr>
+      <w:r>
+        <w:rPr>
+          <w:b/>
+          <w:bCs/>
+          <w:sz w:val="24"/>
+          <w:szCs w:val="21"/>
+          <w:lang w:val="en-US"/>
+        </w:rPr>
+        <w:t xml:space="preserve">5. </w:t>
+      </w:r>
+      <w:r>
+        <w:rPr>
+          <w:b/>
+          <w:bCs/>
+          <w:sz w:val="24"/>
+          <w:szCs w:val="21"/>
+          <w:u w:val="single"/>
+          <w:lang w:val="en-US"/>
+        </w:rPr>
+        <w:t>Nêu ví dụ</w:t>
+      </w:r>
+      <w:r>
+        <w:rPr>
+          <w:b/>
+          <w:bCs/>
+          <w:sz w:val="24"/>
+          <w:szCs w:val="21"/>
+          <w:lang w:val="en-US"/>
+        </w:rPr>
+        <w:t>:</w:t>
+      </w:r>
+    </w:p>
+    <w:p>
+      <w:pPr>
+        <w:rPr>
+          <w:b/>
+          <w:bCs/>
+          <w:sz w:val="24"/>
+          <w:szCs w:val="21"/>
+          <w:lang w:val="en-US"/>
+        </w:rPr>
+      </w:pPr>
+      <w:r>
+        <w:rPr>
+          <w:b/>
+          <w:bCs/>
+          <w:noProof/>
+          <w:sz w:val="24"/>
+          <w:szCs w:val="21"/>
+          <w:lang w:val="en-US"/>
+        </w:rPr>
+        <mc:AlternateContent>
+          <mc:Choice Requires="wps">
+            <w:drawing>
+              <wp:anchor distT="45720" distB="45720" distL="114300" distR="114300" simplePos="0" relativeHeight="251720704" behindDoc="0" locked="0" layoutInCell="1" allowOverlap="1" wp14:anchorId="3A18405C" wp14:editId="14032C04">
+                <wp:simplePos x="0" y="0"/>
+                <wp:positionH relativeFrom="column">
+                  <wp:posOffset>1525281</wp:posOffset>
+                </wp:positionH>
+                <wp:positionV relativeFrom="paragraph">
+                  <wp:posOffset>19685</wp:posOffset>
+                </wp:positionV>
+                <wp:extent cx="3507105" cy="665480"/>
+                <wp:effectExtent l="0" t="0" r="17145" b="20320"/>
+                <wp:wrapSquare wrapText="bothSides"/>
+                <wp:docPr id="1909596462" name="Text Box 2"/>
+                <wp:cNvGraphicFramePr>
+                  <a:graphicFrameLocks xmlns:a="http://schemas.openxmlformats.org/drawingml/2006/main"/>
+                </wp:cNvGraphicFramePr>
+                <a:graphic xmlns:a="http://schemas.openxmlformats.org/drawingml/2006/main">
+                  <a:graphicData uri="http://schemas.microsoft.com/office/word/2010/wordprocessingShape">
+                    <wps:wsp>
+                      <wps:cNvSpPr txBox="1">
+                        <a:spLocks noChangeArrowheads="1"/>
+                      </wps:cNvSpPr>
+                      <wps:spPr bwMode="auto">
+                        <a:xfrm>
+                          <a:off x="0" y="0"/>
+                          <a:ext cx="3507105" cy="665480"/>
+                        </a:xfrm>
+                        <a:prstGeom prst="rect">
+                          <a:avLst/>
+                        </a:prstGeom>
+                        <a:solidFill>
+                          <a:srgbClr val="FFFFFF"/>
+                        </a:solidFill>
+                        <a:ln w="9525">
+                          <a:solidFill>
+                            <a:srgbClr val="00B0F0"/>
+                          </a:solidFill>
+                          <a:miter lim="800000"/>
+                          <a:headEnd/>
+                          <a:tailEnd/>
+                        </a:ln>
+                      </wps:spPr>
+                      <wps:txbx>
+                        <w:txbxContent>
+                          <w:p>
+                            <w:pPr>
+                              <w:spacing w:after="0"/>
+                              <w:rPr>
+                                <w:b/>
+                                <w:bCs/>
+                                <w:color w:val="00B0F0"/>
+                                <w:sz w:val="26"/>
+                                <w:szCs w:val="26"/>
+                                <w:lang w:val="en-US"/>
+                              </w:rPr>
+                            </w:pPr>
+                            <w:r>
+                              <w:rPr>
+                                <w:b/>
+                                <w:bCs/>
+                                <w:color w:val="00B0F0"/>
+                                <w:sz w:val="26"/>
+                                <w:szCs w:val="26"/>
+                                <w:lang w:val="en-US"/>
+                              </w:rPr>
+                              <w:t>~</w:t>
+                            </w:r>
+                            <w:r>
+                              <w:rPr>
+                                <w:rFonts w:hint="eastAsia"/>
+                                <w:b/>
+                                <w:bCs/>
+                                <w:color w:val="00B0F0"/>
+                                <w:sz w:val="26"/>
+                                <w:szCs w:val="26"/>
+                                <w:lang w:val="en-US"/>
+                              </w:rPr>
+                              <w:t xml:space="preserve"> </w:t>
+                            </w:r>
+                            <w:r>
+                              <w:rPr>
+                                <w:rFonts w:hint="eastAsia"/>
+                                <w:b/>
+                                <w:bCs/>
+                                <w:color w:val="00B0F0"/>
+                                <w:sz w:val="26"/>
+                                <w:szCs w:val="26"/>
+                                <w:lang w:val="en-US"/>
+                              </w:rPr>
+                              <w:t>こんな</w:t>
+                            </w:r>
+                            <w:r>
+                              <w:rPr>
+                                <w:b/>
+                                <w:bCs/>
+                                <w:color w:val="00B0F0"/>
+                                <w:sz w:val="26"/>
+                                <w:szCs w:val="26"/>
+                                <w:lang w:val="en-US"/>
+                              </w:rPr>
+                              <w:t>～</w:t>
+                            </w:r>
+                            <w:r>
+                              <w:rPr>
+                                <w:rFonts w:hint="eastAsia"/>
+                                <w:b/>
+                                <w:bCs/>
+                                <w:color w:val="00B0F0"/>
+                                <w:sz w:val="26"/>
+                                <w:szCs w:val="26"/>
+                                <w:lang w:val="en-US"/>
+                              </w:rPr>
+                              <w:t xml:space="preserve"> / </w:t>
+                            </w:r>
+                            <w:r>
+                              <w:rPr>
+                                <w:rFonts w:hint="eastAsia"/>
+                                <w:b/>
+                                <w:bCs/>
+                                <w:color w:val="00B0F0"/>
+                                <w:sz w:val="26"/>
+                                <w:szCs w:val="26"/>
+                                <w:lang w:val="en-US"/>
+                              </w:rPr>
+                              <w:t>そんな</w:t>
+                            </w:r>
+                            <w:r>
+                              <w:rPr>
+                                <w:b/>
+                                <w:bCs/>
+                                <w:color w:val="00B0F0"/>
+                                <w:sz w:val="26"/>
+                                <w:szCs w:val="26"/>
+                                <w:lang w:val="en-US"/>
+                              </w:rPr>
+                              <w:t>～</w:t>
+                            </w:r>
+                            <w:r>
+                              <w:rPr>
+                                <w:rFonts w:hint="eastAsia"/>
+                                <w:b/>
+                                <w:bCs/>
+                                <w:color w:val="00B0F0"/>
+                                <w:sz w:val="26"/>
+                                <w:szCs w:val="26"/>
+                                <w:lang w:val="en-US"/>
+                              </w:rPr>
+                              <w:t xml:space="preserve">  +  </w:t>
+                            </w:r>
+                            <w:r>
+                              <w:rPr>
+                                <w:rFonts w:hint="eastAsia"/>
+                                <w:b/>
+                                <w:bCs/>
+                                <w:color w:val="00B0F0"/>
+                                <w:sz w:val="26"/>
+                                <w:szCs w:val="26"/>
+                                <w:lang w:val="en-US"/>
+                              </w:rPr>
+                              <w:t>のような・見たいな</w:t>
+                            </w:r>
+                          </w:p>
+                          <w:p>
+                            <w:pPr>
+                              <w:spacing w:after="0"/>
+                            </w:pPr>
+                            <w:r>
+                              <w:rPr>
+                                <w:rFonts w:hint="eastAsia"/>
+                                <w:b/>
+                                <w:bCs/>
+                                <w:color w:val="00B0F0"/>
+                                <w:sz w:val="26"/>
+                                <w:szCs w:val="26"/>
+                                <w:lang w:val="en-US"/>
+                              </w:rPr>
+                              <w:t xml:space="preserve">   </w:t>
+                            </w:r>
+                            <w:r>
+                              <w:rPr>
+                                <w:rFonts w:hint="eastAsia"/>
+                                <w:b/>
+                                <w:bCs/>
+                                <w:color w:val="00B0F0"/>
+                                <w:sz w:val="26"/>
+                                <w:szCs w:val="26"/>
+                                <w:lang w:val="en-US"/>
+                              </w:rPr>
+                              <w:t>あんな～</w:t>
+                            </w:r>
+                            <w:r>
+                              <w:rPr>
+                                <w:rFonts w:hint="eastAsia"/>
+                                <w:b/>
+                                <w:bCs/>
+                                <w:color w:val="00B0F0"/>
+                                <w:sz w:val="26"/>
+                                <w:szCs w:val="26"/>
+                                <w:lang w:val="en-US"/>
+                              </w:rPr>
+                              <w:t xml:space="preserve"> / </w:t>
+                            </w:r>
+                            <w:r>
+                              <w:rPr>
+                                <w:rFonts w:hint="eastAsia"/>
+                                <w:b/>
+                                <w:bCs/>
+                                <w:color w:val="00B0F0"/>
+                                <w:sz w:val="26"/>
+                                <w:szCs w:val="26"/>
+                                <w:lang w:val="en-US"/>
+                              </w:rPr>
+                              <w:t>どんな～</w:t>
+                            </w:r>
+                          </w:p>
+                        </w:txbxContent>
+                      </wps:txbx>
+                      <wps:bodyPr rot="0" vert="horz" wrap="square" lIns="91440" tIns="45720" rIns="91440" bIns="45720" anchor="t" anchorCtr="0">
+                        <a:noAutofit/>
+                      </wps:bodyPr>
+                    </wps:wsp>
+                  </a:graphicData>
+                </a:graphic>
+                <wp14:sizeRelH relativeFrom="margin">
+                  <wp14:pctWidth>0</wp14:pctWidth>
+                </wp14:sizeRelH>
+                <wp14:sizeRelV relativeFrom="margin">
+                  <wp14:pctHeight>0</wp14:pctHeight>
+                </wp14:sizeRelV>
+              </wp:anchor>
+            </w:drawing>
+          </mc:Choice>
+          <mc:Fallback>
+            <w:pict>
+              <v:shape w14:anchorId="3A18405C" id="_x0000_s1056" type="#_x0000_t202" style="position:absolute;left:0;text-align:left;margin-left:120.1pt;margin-top:1.55pt;width:276.15pt;height:52.4pt;z-index:251720704;visibility:visible;mso-wrap-style:square;mso-width-percent:0;mso-height-percent:0;mso-wrap-distance-left:9pt;mso-wrap-distance-top:3.6pt;mso-wrap-distance-right:9pt;mso-wrap-distance-bottom:3.6pt;mso-position-horizontal:absolute;mso-position-horizontal-relative:text;mso-position-vertical:absolute;mso-position-vertical-relative:text;mso-width-percent:0;mso-height-percent:0;mso-width-relative:margin;mso-height-relative:margin;v-text-anchor:top" o:gfxdata="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" strokecolor="#00b0f0">
+                <v:textbox>
+                  <w:txbxContent>
+                    <w:p>
+                      <w:pPr>
+                        <w:spacing w:after="0"/>
+                        <w:rPr>
+                          <w:b/>
+                          <w:bCs/>
+                          <w:color w:val="00B0F0"/>
+                          <w:sz w:val="26"/>
+                          <w:szCs w:val="26"/>
+                          <w:lang w:val="en-US"/>
+                        </w:rPr>
+                      </w:pPr>
+                      <w:r>
+                        <w:rPr>
+                          <w:b/>
+                          <w:bCs/>
+                          <w:color w:val="00B0F0"/>
+                          <w:sz w:val="26"/>
+                          <w:szCs w:val="26"/>
+                          <w:lang w:val="en-US"/>
+                        </w:rPr>
+                        <w:t>~</w:t>
+                      </w:r>
+                      <w:r>
+                        <w:rPr>
+                          <w:rFonts w:hint="eastAsia"/>
+                          <w:b/>
+                          <w:bCs/>
+                          <w:color w:val="00B0F0"/>
+                          <w:sz w:val="26"/>
+                          <w:szCs w:val="26"/>
+                          <w:lang w:val="en-US"/>
+                        </w:rPr>
+                        <w:t xml:space="preserve"> </w:t>
+                      </w:r>
+                      <w:r>
+                        <w:rPr>
+                          <w:rFonts w:hint="eastAsia"/>
+                          <w:b/>
+                          <w:bCs/>
+                          <w:color w:val="00B0F0"/>
+                          <w:sz w:val="26"/>
+                          <w:szCs w:val="26"/>
+                          <w:lang w:val="en-US"/>
+                        </w:rPr>
+                        <w:t>こんな</w:t>
+                      </w:r>
+                      <w:r>
+                        <w:rPr>
+                          <w:b/>
+                          <w:bCs/>
+                          <w:color w:val="00B0F0"/>
+                          <w:sz w:val="26"/>
+                          <w:szCs w:val="26"/>
+                          <w:lang w:val="en-US"/>
+                        </w:rPr>
+                        <w:t>～</w:t>
+                      </w:r>
+                      <w:r>
+                        <w:rPr>
+                          <w:rFonts w:hint="eastAsia"/>
+                          <w:b/>
+                          <w:bCs/>
+                          <w:color w:val="00B0F0"/>
+                          <w:sz w:val="26"/>
+                          <w:szCs w:val="26"/>
+                          <w:lang w:val="en-US"/>
+                        </w:rPr>
+                        <w:t xml:space="preserve"> / </w:t>
+                      </w:r>
+                      <w:r>
+                        <w:rPr>
+                          <w:rFonts w:hint="eastAsia"/>
+                          <w:b/>
+                          <w:bCs/>
+                          <w:color w:val="00B0F0"/>
+                          <w:sz w:val="26"/>
+                          <w:szCs w:val="26"/>
+                          <w:lang w:val="en-US"/>
+                        </w:rPr>
+                        <w:t>そんな</w:t>
+                      </w:r>
+                      <w:r>
+                        <w:rPr>
+                          <w:b/>
+                          <w:bCs/>
+                          <w:color w:val="00B0F0"/>
+                          <w:sz w:val="26"/>
+                          <w:szCs w:val="26"/>
+                          <w:lang w:val="en-US"/>
+                        </w:rPr>
+                        <w:t>～</w:t>
+                      </w:r>
+                      <w:r>
+                        <w:rPr>
+                          <w:rFonts w:hint="eastAsia"/>
+                          <w:b/>
+                          <w:bCs/>
+                          <w:color w:val="00B0F0"/>
+                          <w:sz w:val="26"/>
+                          <w:szCs w:val="26"/>
+                          <w:lang w:val="en-US"/>
+                        </w:rPr>
+                        <w:t xml:space="preserve">  +  </w:t>
+                      </w:r>
+                      <w:r>
+                        <w:rPr>
+                          <w:rFonts w:hint="eastAsia"/>
+                          <w:b/>
+                          <w:bCs/>
+                          <w:color w:val="00B0F0"/>
+                          <w:sz w:val="26"/>
+                          <w:szCs w:val="26"/>
+                          <w:lang w:val="en-US"/>
+                        </w:rPr>
+                        <w:t>のような・見たいな</w:t>
+                      </w:r>
+                    </w:p>
+                    <w:p>
+                      <w:pPr>
+                        <w:spacing w:after="0"/>
+                      </w:pPr>
+                      <w:r>
+                        <w:rPr>
+                          <w:rFonts w:hint="eastAsia"/>
+                          <w:b/>
+                          <w:bCs/>
+                          <w:color w:val="00B0F0"/>
+                          <w:sz w:val="26"/>
+                          <w:szCs w:val="26"/>
+                          <w:lang w:val="en-US"/>
+                        </w:rPr>
+                        <w:t xml:space="preserve">   </w:t>
+                      </w:r>
+                      <w:r>
+                        <w:rPr>
+                          <w:rFonts w:hint="eastAsia"/>
+                          <w:b/>
+                          <w:bCs/>
+                          <w:color w:val="00B0F0"/>
+                          <w:sz w:val="26"/>
+                          <w:szCs w:val="26"/>
+                          <w:lang w:val="en-US"/>
+                        </w:rPr>
+                        <w:t>あんな～</w:t>
+                      </w:r>
+                      <w:r>
+                        <w:rPr>
+                          <w:rFonts w:hint="eastAsia"/>
+                          <w:b/>
+                          <w:bCs/>
+                          <w:color w:val="00B0F0"/>
+                          <w:sz w:val="26"/>
+                          <w:szCs w:val="26"/>
+                          <w:lang w:val="en-US"/>
+                        </w:rPr>
+                        <w:t xml:space="preserve"> / </w:t>
+                      </w:r>
+                      <w:r>
+                        <w:rPr>
+                          <w:rFonts w:hint="eastAsia"/>
+                          <w:b/>
+                          <w:bCs/>
+                          <w:color w:val="00B0F0"/>
+                          <w:sz w:val="26"/>
+                          <w:szCs w:val="26"/>
+                          <w:lang w:val="en-US"/>
+                        </w:rPr>
+                        <w:t>どんな～</w:t>
+                      </w:r>
+                    </w:p>
+                  </w:txbxContent>
+                </v:textbox>
+                <w10:wrap type="square"/>
+              </v:shape>
+            </w:pict>
+          </mc:Fallback>
+        </mc:AlternateContent>
+      </w:r>
+    </w:p>
+    <w:p>
+      <w:pPr>
+        <w:rPr>
+          <w:b/>
+          <w:bCs/>
+          <w:sz w:val="24"/>
+          <w:szCs w:val="21"/>
+          <w:lang w:val="en-US"/>
+        </w:rPr>
+      </w:pPr>
+    </w:p>
+    <w:p>
+      <w:pPr>
+        <w:rPr>
+          <w:b/>
+          <w:bCs/>
+          <w:sz w:val="24"/>
+          <w:szCs w:val="21"/>
+          <w:lang w:val="en-US"/>
+        </w:rPr>
+      </w:pPr>
+    </w:p>
+    <w:p>
+      <w:pPr>
+        <w:rPr>
+          <w:sz w:val="24"/>
+          <w:szCs w:val="21"/>
+          <w:lang w:val="en-US"/>
+        </w:rPr>
+      </w:pPr>
+      <w:r>
+        <w:rPr>
+          <w:b/>
+          <w:bCs/>
+          <w:color w:val="00B0F0"/>
+          <w:sz w:val="24"/>
+          <w:szCs w:val="21"/>
+          <w:lang w:val="en-US"/>
+        </w:rPr>
+        <w:t>ポイント</w:t>
+      </w:r>
+      <w:r>
+        <w:rPr>
+          <w:b/>
+          <w:bCs/>
+          <w:color w:val="00B0F0"/>
+          <w:sz w:val="24"/>
+          <w:szCs w:val="21"/>
+          <w:lang w:val="en-US"/>
+        </w:rPr>
+        <w:t>:</w:t>
+      </w:r>
+      <w:r>
+        <w:rPr>
+          <w:color w:val="00B0F0"/>
+          <w:sz w:val="24"/>
+          <w:szCs w:val="21"/>
+          <w:lang w:val="en-US"/>
+        </w:rPr>
+        <w:t xml:space="preserve"> </w:t>
+      </w:r>
+      <w:r>
+        <w:rPr>
+          <w:sz w:val="24"/>
+          <w:szCs w:val="21"/>
+          <w:lang w:val="en-US"/>
+        </w:rPr>
+        <w:t>Nêu ví dụ, nói về đối tượng mà đối phương đang nói đến</w:t>
+      </w:r>
+    </w:p>
+    <w:p>
+      <w:pPr>
+        <w:rPr>
+          <w:sz w:val="24"/>
+          <w:szCs w:val="21"/>
+          <w:lang w:val="en-US"/>
+        </w:rPr>
+      </w:pPr>
+      <w:r>
+        <w:rPr>
+          <w:rFonts w:hint="eastAsia"/>
+          <w:b/>
+          <w:bCs/>
+          <w:sz w:val="24"/>
+          <w:szCs w:val="21"/>
+          <w:lang w:val="en-US"/>
+        </w:rPr>
+        <w:t>例</w:t>
+      </w:r>
+      <w:r>
+        <w:rPr>
+          <w:rFonts w:hint="eastAsia"/>
+          <w:b/>
+          <w:bCs/>
+          <w:sz w:val="24"/>
+          <w:szCs w:val="21"/>
+          <w:lang w:val="en-US"/>
+        </w:rPr>
+        <w:t>:</w:t>
+      </w:r>
+      <w:r>
+        <w:rPr>
+          <w:rFonts w:hint="eastAsia"/>
+          <w:sz w:val="24"/>
+          <w:szCs w:val="21"/>
+          <w:lang w:val="en-US"/>
+        </w:rPr>
+        <w:t xml:space="preserve"> </w:t>
+      </w:r>
+      <w:r>
+        <w:rPr>
+          <w:rFonts w:hint="eastAsia"/>
+          <w:sz w:val="24"/>
+          <w:szCs w:val="21"/>
+          <w:lang w:val="en-US"/>
+        </w:rPr>
+        <w:tab/>
+      </w:r>
+      <w:r>
+        <w:rPr>
+          <w:rFonts w:hint="eastAsia"/>
+          <w:sz w:val="24"/>
+          <w:szCs w:val="21"/>
+          <w:lang w:val="en-US"/>
+        </w:rPr>
+        <w:t>A:</w:t>
+      </w:r>
+      <w:r>
+        <w:rPr>
+          <w:rFonts w:hint="eastAsia"/>
+          <w:sz w:val="24"/>
+          <w:szCs w:val="21"/>
+          <w:lang w:val="en-US"/>
+        </w:rPr>
+        <w:t xml:space="preserve"> </w:t>
+      </w:r>
+      <w:r>
+        <w:rPr>
+          <w:rFonts w:hint="eastAsia"/>
+          <w:sz w:val="24"/>
+          <w:szCs w:val="21"/>
+          <w:lang w:val="en-US"/>
+        </w:rPr>
+        <w:t>これは</w:t>
+      </w:r>
+      <w:r>
+        <w:rPr>
+          <w:rFonts w:hint="eastAsia"/>
+          <w:sz w:val="24"/>
+          <w:szCs w:val="21"/>
+          <w:lang w:val="en-US"/>
+        </w:rPr>
+        <w:t>「風の中のマリア」っていう本なんだでど、こんな面白い本、今までに読んだことがないよ。</w:t>
+      </w:r>
+    </w:p>
+    <w:p>
+      <w:pPr>
+        <w:rPr>
+          <w:sz w:val="24"/>
+          <w:szCs w:val="21"/>
+          <w:lang w:val="en-US"/>
+        </w:rPr>
+      </w:pPr>
+      <w:r>
+        <w:rPr>
+          <w:sz w:val="24"/>
+          <w:szCs w:val="21"/>
+          <w:lang w:val="en-US"/>
+        </w:rPr>
+        <w:tab/>
+      </w:r>
+      <w:r>
+        <w:rPr>
+          <w:rFonts w:hint="eastAsia"/>
+          <w:sz w:val="24"/>
+          <w:szCs w:val="21"/>
+          <w:lang w:val="en-US"/>
+        </w:rPr>
+        <w:t xml:space="preserve">B: </w:t>
+      </w:r>
+      <w:r>
+        <w:rPr>
+          <w:rFonts w:hint="eastAsia"/>
+          <w:sz w:val="24"/>
+          <w:szCs w:val="21"/>
+          <w:lang w:val="en-US"/>
+        </w:rPr>
+        <w:t>へえ。私も読んでみたい。</w:t>
+      </w:r>
+    </w:p>
+    <w:p>
+      <w:pPr>
+        <w:rPr>
+          <w:b/>
+          <w:bCs/>
+          <w:sz w:val="24"/>
+          <w:szCs w:val="21"/>
+          <w:lang w:val="en-US"/>
+        </w:rPr>
+      </w:pPr>
+      <w:r>
+        <w:rPr>
+          <w:b/>
+          <w:bCs/>
+          <w:noProof/>
+          <w:sz w:val="24"/>
+          <w:szCs w:val="21"/>
+          <w:lang w:val="en-US"/>
+        </w:rPr>
+        <mc:AlternateContent>
+          <mc:Choice Requires="wps">
+            <w:drawing>
+              <wp:anchor distT="45720" distB="45720" distL="114300" distR="114300" simplePos="0" relativeHeight="251722752" behindDoc="0" locked="0" layoutInCell="1" allowOverlap="1" wp14:anchorId="6BD120D2" wp14:editId="6D79616C">
+                <wp:simplePos x="0" y="0"/>
+                <wp:positionH relativeFrom="column">
+                  <wp:posOffset>1222375</wp:posOffset>
+                </wp:positionH>
+                <wp:positionV relativeFrom="paragraph">
+                  <wp:posOffset>349885</wp:posOffset>
+                </wp:positionV>
+                <wp:extent cx="4086225" cy="967740"/>
+                <wp:effectExtent l="0" t="0" r="28575" b="22860"/>
+                <wp:wrapSquare wrapText="bothSides"/>
+                <wp:docPr id="1827711021" name="Text Box 2"/>
+                <wp:cNvGraphicFramePr>
+                  <a:graphicFrameLocks xmlns:a="http://schemas.openxmlformats.org/drawingml/2006/main"/>
+                </wp:cNvGraphicFramePr>
+                <a:graphic xmlns:a="http://schemas.openxmlformats.org/drawingml/2006/main">
+                  <a:graphicData uri="http://schemas.microsoft.com/office/word/2010/wordprocessingShape">
+                    <wps:wsp>
+                      <wps:cNvSpPr txBox="1">
+                        <a:spLocks noChangeArrowheads="1"/>
+                      </wps:cNvSpPr>
+                      <wps:spPr bwMode="auto">
+                        <a:xfrm>
+                          <a:off x="0" y="0"/>
+                          <a:ext cx="4086225" cy="967740"/>
+                        </a:xfrm>
+                        <a:prstGeom prst="rect">
+                          <a:avLst/>
+                        </a:prstGeom>
+                        <a:solidFill>
+                          <a:srgbClr val="FFFFFF"/>
+                        </a:solidFill>
+                        <a:ln w="9525">
+                          <a:solidFill>
+                            <a:srgbClr val="00B0F0"/>
+                          </a:solidFill>
+                          <a:miter lim="800000"/>
+                          <a:headEnd/>
+                          <a:tailEnd/>
+                        </a:ln>
+                      </wps:spPr>
+                      <wps:txbx>
+                        <w:txbxContent>
+                          <w:p>
+                            <w:pPr>
+                              <w:spacing w:after="0"/>
+                              <w:rPr>
+                                <w:b/>
+                                <w:bCs/>
+                                <w:color w:val="00B0F0"/>
+                                <w:sz w:val="26"/>
+                                <w:szCs w:val="26"/>
+                                <w:lang w:val="en-US"/>
+                              </w:rPr>
+                            </w:pPr>
+                            <w:r>
+                              <w:rPr>
+                                <w:rFonts w:hint="eastAsia"/>
+                                <w:b/>
+                                <w:bCs/>
+                                <w:color w:val="00B0F0"/>
+                                <w:sz w:val="26"/>
+                                <w:szCs w:val="26"/>
+                                <w:lang w:val="en-US"/>
+                              </w:rPr>
+                              <w:t>こんな</w:t>
+                            </w:r>
+                            <w:r>
+                              <w:rPr>
+                                <w:b/>
+                                <w:bCs/>
+                                <w:color w:val="00B0F0"/>
+                                <w:sz w:val="26"/>
+                                <w:szCs w:val="26"/>
+                                <w:lang w:val="en-US"/>
+                              </w:rPr>
+                              <w:t>～</w:t>
+                            </w:r>
+                            <w:r>
+                              <w:rPr>
+                                <w:rFonts w:hint="eastAsia"/>
+                                <w:b/>
+                                <w:bCs/>
+                                <w:color w:val="00B0F0"/>
+                                <w:sz w:val="26"/>
+                                <w:szCs w:val="26"/>
+                                <w:lang w:val="en-US"/>
+                              </w:rPr>
+                              <w:t xml:space="preserve"> / </w:t>
+                            </w:r>
+                            <w:r>
+                              <w:rPr>
+                                <w:rFonts w:hint="eastAsia"/>
+                                <w:b/>
+                                <w:bCs/>
+                                <w:color w:val="00B0F0"/>
+                                <w:sz w:val="26"/>
+                                <w:szCs w:val="26"/>
+                                <w:lang w:val="en-US"/>
+                              </w:rPr>
+                              <w:t>そんな</w:t>
+                            </w:r>
+                            <w:r>
+                              <w:rPr>
+                                <w:b/>
+                                <w:bCs/>
+                                <w:color w:val="00B0F0"/>
+                                <w:sz w:val="26"/>
+                                <w:szCs w:val="26"/>
+                                <w:lang w:val="en-US"/>
+                              </w:rPr>
+                              <w:t>～</w:t>
+                            </w:r>
+                            <w:r>
+                              <w:rPr>
+                                <w:rFonts w:hint="eastAsia"/>
+                                <w:b/>
+                                <w:bCs/>
+                                <w:color w:val="00B0F0"/>
+                                <w:sz w:val="26"/>
+                                <w:szCs w:val="26"/>
+                                <w:lang w:val="en-US"/>
+                              </w:rPr>
+                              <w:t xml:space="preserve">  </w:t>
+                            </w:r>
+                          </w:p>
+                          <w:p>
+                            <w:pPr>
+                              <w:spacing w:after="0"/>
+                              <w:rPr>
+                                <w:b/>
+                                <w:bCs/>
+                                <w:color w:val="00B0F0"/>
+                                <w:sz w:val="26"/>
+                                <w:szCs w:val="26"/>
+                                <w:lang w:val="en-US"/>
+                              </w:rPr>
+                            </w:pPr>
+                            <w:r>
+                              <w:rPr>
+                                <w:rFonts w:hint="eastAsia"/>
+                                <w:b/>
+                                <w:bCs/>
+                                <w:color w:val="00B0F0"/>
+                                <w:sz w:val="26"/>
+                                <w:szCs w:val="26"/>
+                                <w:lang w:val="en-US"/>
+                              </w:rPr>
+                              <w:t>あんな～</w:t>
+                            </w:r>
+                            <w:r>
+                              <w:rPr>
+                                <w:rFonts w:hint="eastAsia"/>
+                                <w:b/>
+                                <w:bCs/>
+                                <w:color w:val="00B0F0"/>
+                                <w:sz w:val="26"/>
+                                <w:szCs w:val="26"/>
+                                <w:lang w:val="en-US"/>
+                              </w:rPr>
+                              <w:t xml:space="preserve"> / </w:t>
+                            </w:r>
+                            <w:r>
+                              <w:rPr>
+                                <w:rFonts w:hint="eastAsia"/>
+                                <w:b/>
+                                <w:bCs/>
+                                <w:color w:val="00B0F0"/>
+                                <w:sz w:val="26"/>
+                                <w:szCs w:val="26"/>
+                                <w:lang w:val="en-US"/>
+                              </w:rPr>
+                              <w:t>どんな～</w:t>
+                            </w:r>
+                            <w:r>
+                              <w:rPr>
+                                <w:rFonts w:hint="eastAsia"/>
+                                <w:b/>
+                                <w:bCs/>
+                                <w:color w:val="00B0F0"/>
+                                <w:sz w:val="26"/>
+                                <w:szCs w:val="26"/>
+                                <w:lang w:val="en-US"/>
+                              </w:rPr>
+                              <w:t xml:space="preserve">  </w:t>
+                            </w:r>
+                            <w:r>
+                              <w:rPr>
+                                <w:b/>
+                                <w:bCs/>
+                                <w:color w:val="00B0F0"/>
+                                <w:sz w:val="26"/>
+                                <w:szCs w:val="26"/>
+                                <w:lang w:val="en-US"/>
+                              </w:rPr>
+                              <w:tab/>
+                            </w:r>
+                            <w:r>
+                              <w:rPr>
+                                <w:b/>
+                                <w:bCs/>
+                                <w:color w:val="00B0F0"/>
+                                <w:sz w:val="26"/>
+                                <w:szCs w:val="26"/>
+                                <w:lang w:val="en-US"/>
+                              </w:rPr>
+                              <w:tab/>
+                            </w:r>
+                            <w:r>
+                              <w:rPr>
+                                <w:b/>
+                                <w:bCs/>
+                                <w:color w:val="00B0F0"/>
+                                <w:sz w:val="26"/>
+                                <w:szCs w:val="26"/>
+                                <w:lang w:val="en-US"/>
+                              </w:rPr>
+                              <w:tab/>
+                            </w:r>
+                            <w:r>
+                              <w:rPr>
+                                <w:b/>
+                                <w:bCs/>
+                                <w:color w:val="00B0F0"/>
+                                <w:sz w:val="26"/>
+                                <w:szCs w:val="26"/>
+                                <w:lang w:val="en-US"/>
+                              </w:rPr>
+                              <w:tab/>
+                            </w:r>
+                            <w:r>
+                              <w:rPr>
+                                <w:sz w:val="26"/>
+                                <w:szCs w:val="26"/>
+                                <w:lang w:val="en-US"/>
+                              </w:rPr>
+                              <w:t xml:space="preserve">+  </w:t>
+                            </w:r>
+                            <w:r>
+                              <w:rPr>
+                                <w:rFonts w:hint="eastAsia"/>
+                                <w:b/>
+                                <w:bCs/>
+                                <w:color w:val="00B0F0"/>
+                                <w:sz w:val="26"/>
+                                <w:szCs w:val="26"/>
+                                <w:lang w:val="en-US"/>
+                              </w:rPr>
+                              <w:t>ふうに</w:t>
+                            </w:r>
+                          </w:p>
+                          <w:p>
+                            <w:pPr>
+                              <w:spacing w:after="0"/>
+                              <w:rPr>
+                                <w:b/>
+                                <w:bCs/>
+                                <w:color w:val="00B0F0"/>
+                                <w:sz w:val="26"/>
+                                <w:szCs w:val="26"/>
+                                <w:lang w:val="en-US"/>
+                              </w:rPr>
+                            </w:pPr>
+                            <w:r>
+                              <w:rPr>
+                                <w:rFonts w:hint="eastAsia"/>
+                                <w:b/>
+                                <w:bCs/>
+                                <w:color w:val="00B0F0"/>
+                                <w:sz w:val="26"/>
+                                <w:szCs w:val="26"/>
+                                <w:lang w:val="en-US"/>
+                              </w:rPr>
+                              <w:t>こういう・そういう・ああいう・どういう</w:t>
+                            </w:r>
+                          </w:p>
+                        </w:txbxContent>
+                      </wps:txbx>
+                      <wps:bodyPr rot="0" vert="horz" wrap="square" lIns="91440" tIns="45720" rIns="91440" bIns="45720" anchor="t" anchorCtr="0">
+                        <a:noAutofit/>
+                      </wps:bodyPr>
+                    </wps:wsp>
+                  </a:graphicData>
+                </a:graphic>
+                <wp14:sizeRelH relativeFrom="margin">
+                  <wp14:pctWidth>0</wp14:pctWidth>
+                </wp14:sizeRelH>
+                <wp14:sizeRelV relativeFrom="margin">
+                  <wp14:pctHeight>0</wp14:pctHeight>
+                </wp14:sizeRelV>
+              </wp:anchor>
+            </w:drawing>
+          </mc:Choice>
+          <mc:Fallback>
+            <w:pict>
+              <v:shape w14:anchorId="6BD120D2" id="_x0000_s1057" type="#_x0000_t202" style="position:absolute;left:0;text-align:left;margin-left:96.25pt;margin-top:27.55pt;width:321.75pt;height:76.2pt;z-index:251722752;visibility:visible;mso-wrap-style:square;mso-width-percent:0;mso-height-percent:0;mso-wrap-distance-left:9pt;mso-wrap-distance-top:3.6pt;mso-wrap-distance-right:9pt;mso-wrap-distance-bottom:3.6pt;mso-position-horizontal:absolute;mso-position-horizontal-relative:text;mso-position-vertical:absolute;mso-position-vertical-relative:text;mso-width-percent:0;mso-height-percent:0;mso-width-relative:margin;mso-height-relative:margin;v-text-anchor:top" o:gfxdata="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" strokecolor="#00b0f0">
+                <v:textbox>
+                  <w:txbxContent>
+                    <w:p>
+                      <w:pPr>
+                        <w:spacing w:after="0"/>
+                        <w:rPr>
+                          <w:b/>
+                          <w:bCs/>
+                          <w:color w:val="00B0F0"/>
+                          <w:sz w:val="26"/>
+                          <w:szCs w:val="26"/>
+                          <w:lang w:val="en-US"/>
+                        </w:rPr>
+                      </w:pPr>
+                      <w:r>
+                        <w:rPr>
+                          <w:rFonts w:hint="eastAsia"/>
+                          <w:b/>
+                          <w:bCs/>
+                          <w:color w:val="00B0F0"/>
+                          <w:sz w:val="26"/>
+                          <w:szCs w:val="26"/>
+                          <w:lang w:val="en-US"/>
+                        </w:rPr>
+                        <w:t>こんな</w:t>
+                      </w:r>
+                      <w:r>
+                        <w:rPr>
+                          <w:b/>
+                          <w:bCs/>
+                          <w:color w:val="00B0F0"/>
+                          <w:sz w:val="26"/>
+                          <w:szCs w:val="26"/>
+                          <w:lang w:val="en-US"/>
+                        </w:rPr>
+                        <w:t>～</w:t>
+                      </w:r>
+                      <w:r>
+                        <w:rPr>
+                          <w:rFonts w:hint="eastAsia"/>
+                          <w:b/>
+                          <w:bCs/>
+                          <w:color w:val="00B0F0"/>
+                          <w:sz w:val="26"/>
+                          <w:szCs w:val="26"/>
+                          <w:lang w:val="en-US"/>
+                        </w:rPr>
+                        <w:t xml:space="preserve"> / </w:t>
+                      </w:r>
+                      <w:r>
+                        <w:rPr>
+                          <w:rFonts w:hint="eastAsia"/>
+                          <w:b/>
+                          <w:bCs/>
+                          <w:color w:val="00B0F0"/>
+                          <w:sz w:val="26"/>
+                          <w:szCs w:val="26"/>
+                          <w:lang w:val="en-US"/>
+                        </w:rPr>
+                        <w:t>そんな</w:t>
+                      </w:r>
+                      <w:r>
+                        <w:rPr>
+                          <w:b/>
+                          <w:bCs/>
+                          <w:color w:val="00B0F0"/>
+                          <w:sz w:val="26"/>
+                          <w:szCs w:val="26"/>
+                          <w:lang w:val="en-US"/>
+                        </w:rPr>
+                        <w:t>～</w:t>
+                      </w:r>
+                      <w:r>
+                        <w:rPr>
+                          <w:rFonts w:hint="eastAsia"/>
+                          <w:b/>
+                          <w:bCs/>
+                          <w:color w:val="00B0F0"/>
+                          <w:sz w:val="26"/>
+                          <w:szCs w:val="26"/>
+                          <w:lang w:val="en-US"/>
+                        </w:rPr>
+                        <w:t xml:space="preserve">  </w:t>
+                      </w:r>
+                    </w:p>
+                    <w:p>
+                      <w:pPr>
+                        <w:spacing w:after="0"/>
+                        <w:rPr>
+                          <w:b/>
+                          <w:bCs/>
+                          <w:color w:val="00B0F0"/>
+                          <w:sz w:val="26"/>
+                          <w:szCs w:val="26"/>
+                          <w:lang w:val="en-US"/>
+                        </w:rPr>
+                      </w:pPr>
+                      <w:r>
+                        <w:rPr>
+                          <w:rFonts w:hint="eastAsia"/>
+                          <w:b/>
+                          <w:bCs/>
+                          <w:color w:val="00B0F0"/>
+                          <w:sz w:val="26"/>
+                          <w:szCs w:val="26"/>
+                          <w:lang w:val="en-US"/>
+                        </w:rPr>
+                        <w:t>あんな～</w:t>
+                      </w:r>
+                      <w:r>
+                        <w:rPr>
+                          <w:rFonts w:hint="eastAsia"/>
+                          <w:b/>
+                          <w:bCs/>
+                          <w:color w:val="00B0F0"/>
+                          <w:sz w:val="26"/>
+                          <w:szCs w:val="26"/>
+                          <w:lang w:val="en-US"/>
+                        </w:rPr>
+                        <w:t xml:space="preserve"> / </w:t>
+                      </w:r>
+                      <w:r>
+                        <w:rPr>
+                          <w:rFonts w:hint="eastAsia"/>
+                          <w:b/>
+                          <w:bCs/>
+                          <w:color w:val="00B0F0"/>
+                          <w:sz w:val="26"/>
+                          <w:szCs w:val="26"/>
+                          <w:lang w:val="en-US"/>
+                        </w:rPr>
+                        <w:t>どんな～</w:t>
+                      </w:r>
+                      <w:r>
+                        <w:rPr>
+                          <w:rFonts w:hint="eastAsia"/>
+                          <w:b/>
+                          <w:bCs/>
+                          <w:color w:val="00B0F0"/>
+                          <w:sz w:val="26"/>
+                          <w:szCs w:val="26"/>
+                          <w:lang w:val="en-US"/>
+                        </w:rPr>
+                        <w:t xml:space="preserve">  </w:t>
+                      </w:r>
+                      <w:r>
+                        <w:rPr>
+                          <w:b/>
+                          <w:bCs/>
+                          <w:color w:val="00B0F0"/>
+                          <w:sz w:val="26"/>
+                          <w:szCs w:val="26"/>
+                          <w:lang w:val="en-US"/>
+                        </w:rPr>
+                        <w:tab/>
+                      </w:r>
+                      <w:r>
+                        <w:rPr>
+                          <w:b/>
+                          <w:bCs/>
+                          <w:color w:val="00B0F0"/>
+                          <w:sz w:val="26"/>
+                          <w:szCs w:val="26"/>
+                          <w:lang w:val="en-US"/>
+                        </w:rPr>
+                        <w:tab/>
+                      </w:r>
+                      <w:r>
+                        <w:rPr>
+                          <w:b/>
+                          <w:bCs/>
+                          <w:color w:val="00B0F0"/>
+                          <w:sz w:val="26"/>
+                          <w:szCs w:val="26"/>
+                          <w:lang w:val="en-US"/>
+                        </w:rPr>
+                        <w:tab/>
+                      </w:r>
+                      <w:r>
+                        <w:rPr>
+                          <w:b/>
+                          <w:bCs/>
+                          <w:color w:val="00B0F0"/>
+                          <w:sz w:val="26"/>
+                          <w:szCs w:val="26"/>
+                          <w:lang w:val="en-US"/>
+                        </w:rPr>
+                        <w:tab/>
+                      </w:r>
+                      <w:r>
+                        <w:rPr>
+                          <w:sz w:val="26"/>
+                          <w:szCs w:val="26"/>
+                          <w:lang w:val="en-US"/>
+                        </w:rPr>
+                        <w:t xml:space="preserve">+  </w:t>
+                      </w:r>
+                      <w:r>
+                        <w:rPr>
+                          <w:rFonts w:hint="eastAsia"/>
+                          <w:b/>
+                          <w:bCs/>
+                          <w:color w:val="00B0F0"/>
+                          <w:sz w:val="26"/>
+                          <w:szCs w:val="26"/>
+                          <w:lang w:val="en-US"/>
+                        </w:rPr>
+                        <w:t>ふうに</w:t>
+                      </w:r>
+                    </w:p>
+                    <w:p>
+                      <w:pPr>
+                        <w:spacing w:after="0"/>
+                        <w:rPr>
+                          <w:b/>
+                          <w:bCs/>
+                          <w:color w:val="00B0F0"/>
+                          <w:sz w:val="26"/>
+                          <w:szCs w:val="26"/>
+                          <w:lang w:val="en-US"/>
+                        </w:rPr>
+                      </w:pPr>
+                      <w:r>
+                        <w:rPr>
+                          <w:rFonts w:hint="eastAsia"/>
+                          <w:b/>
+                          <w:bCs/>
+                          <w:color w:val="00B0F0"/>
+                          <w:sz w:val="26"/>
+                          <w:szCs w:val="26"/>
+                          <w:lang w:val="en-US"/>
+                        </w:rPr>
+                        <w:t>こういう・そういう・ああいう・どういう</w:t>
+                      </w:r>
+                    </w:p>
+                  </w:txbxContent>
+                </v:textbox>
+                <w10:wrap type="square"/>
+              </v:shape>
+            </w:pict>
+          </mc:Fallback>
+        </mc:AlternateContent>
+      </w:r>
+      <w:r>
+        <w:rPr>
+          <w:rFonts w:hint="eastAsia"/>
+          <w:b/>
+          <w:bCs/>
+          <w:sz w:val="24"/>
+          <w:szCs w:val="21"/>
+          <w:lang w:val="en-US"/>
+        </w:rPr>
+        <w:t>6</w:t>
+      </w:r>
+      <w:r>
+        <w:rPr>
+          <w:b/>
+          <w:bCs/>
+          <w:sz w:val="24"/>
+          <w:szCs w:val="21"/>
+          <w:lang w:val="en-US"/>
+        </w:rPr>
+        <w:t xml:space="preserve">. </w:t>
+      </w:r>
+      <w:r>
+        <w:rPr>
+          <w:b/>
+          <w:bCs/>
+          <w:sz w:val="24"/>
+          <w:szCs w:val="21"/>
+          <w:u w:val="single"/>
+          <w:lang w:val="en-US"/>
+        </w:rPr>
+        <w:t>Theo cách… / Như thế này…</w:t>
+      </w:r>
+      <w:r>
+        <w:rPr>
+          <w:b/>
+          <w:bCs/>
+          <w:sz w:val="24"/>
+          <w:szCs w:val="21"/>
+          <w:lang w:val="en-US"/>
+        </w:rPr>
+        <w:t>:</w:t>
+      </w:r>
+    </w:p>
+    <w:p>
+      <w:pPr>
+        <w:rPr>
+          <w:b/>
+          <w:bCs/>
+          <w:sz w:val="24"/>
+          <w:szCs w:val="21"/>
+          <w:lang w:val="en-US"/>
+        </w:rPr>
+      </w:pPr>
+    </w:p>
+    <w:p>
+      <w:pPr>
+        <w:rPr>
+          <w:b/>
+          <w:bCs/>
+          <w:sz w:val="24"/>
+          <w:szCs w:val="21"/>
+          <w:lang w:val="en-US"/>
+        </w:rPr>
+      </w:pPr>
+    </w:p>
+    <w:p>
+      <w:pPr>
+        <w:rPr>
+          <w:sz w:val="24"/>
+          <w:szCs w:val="21"/>
+          <w:lang w:val="en-US"/>
+        </w:rPr>
+      </w:pPr>
+    </w:p>
+    <w:p>
+      <w:pPr>
+        <w:rPr>
+          <w:sz w:val="24"/>
+          <w:szCs w:val="21"/>
+          <w:lang w:val="en-US"/>
+        </w:rPr>
+      </w:pPr>
+    </w:p>
+    <w:p>
+      <w:pPr>
+        <w:rPr>
+          <w:sz w:val="24"/>
+          <w:szCs w:val="21"/>
+          <w:lang w:val="en-US"/>
+        </w:rPr>
+      </w:pPr>
+      <w:r>
+        <w:rPr>
+          <w:b/>
+          <w:bCs/>
+          <w:color w:val="00B0F0"/>
+          <w:sz w:val="24"/>
+          <w:szCs w:val="21"/>
+          <w:lang w:val="en-US"/>
+        </w:rPr>
+        <w:t>ポイント</w:t>
+      </w:r>
+      <w:r>
+        <w:rPr>
+          <w:b/>
+          <w:bCs/>
+          <w:color w:val="00B0F0"/>
+          <w:sz w:val="24"/>
+          <w:szCs w:val="21"/>
+          <w:lang w:val="en-US"/>
+        </w:rPr>
+        <w:t>:</w:t>
+      </w:r>
+      <w:r>
+        <w:rPr>
+          <w:color w:val="00B0F0"/>
+          <w:sz w:val="24"/>
+          <w:szCs w:val="21"/>
+          <w:lang w:val="en-US"/>
+        </w:rPr>
+        <w:t xml:space="preserve"> </w:t>
+      </w:r>
+      <w:r>
+        <w:rPr>
+          <w:sz w:val="24"/>
+          <w:szCs w:val="21"/>
+          <w:lang w:val="en-US"/>
+        </w:rPr>
+        <w:t>D</w:t>
+      </w:r>
+      <w:r>
+        <w:rPr>
+          <w:sz w:val="24"/>
+          <w:szCs w:val="21"/>
+          <w:lang w:val="en-US"/>
+        </w:rPr>
+        <w:t>ùng để đưa ra ví dụ diễn giải cho cách mà một hành động được thực hiện, hoặc cách mà một sự việc xảy ra.</w:t>
+      </w:r>
+    </w:p>
+    <w:p>
+      <w:pPr>
+        <w:rPr>
+          <w:sz w:val="24"/>
+          <w:szCs w:val="21"/>
+          <w:lang w:val="en-US"/>
+        </w:rPr>
+      </w:pPr>
+      <w:r>
+        <w:rPr>
+          <w:rFonts w:hint="eastAsia"/>
+          <w:b/>
+          <w:bCs/>
+          <w:sz w:val="24"/>
+          <w:szCs w:val="21"/>
+          <w:lang w:val="en-US"/>
+        </w:rPr>
+        <w:t>例</w:t>
+      </w:r>
+      <w:r>
+        <w:rPr>
+          <w:rFonts w:hint="eastAsia"/>
+          <w:b/>
+          <w:bCs/>
+          <w:sz w:val="24"/>
+          <w:szCs w:val="21"/>
+          <w:lang w:val="en-US"/>
+        </w:rPr>
+        <w:t>:</w:t>
+      </w:r>
+      <w:r>
+        <w:rPr>
+          <w:rFonts w:hint="eastAsia"/>
+          <w:sz w:val="24"/>
+          <w:szCs w:val="21"/>
+          <w:lang w:val="en-US"/>
+        </w:rPr>
+        <w:t xml:space="preserve"> </w:t>
+      </w:r>
+      <w:r>
+        <w:rPr>
+          <w:rFonts w:hint="eastAsia"/>
+          <w:sz w:val="24"/>
+          <w:szCs w:val="21"/>
+          <w:lang w:val="en-US"/>
+        </w:rPr>
+        <w:tab/>
+      </w:r>
+      <w:r>
+        <w:rPr>
+          <w:sz w:val="24"/>
+          <w:szCs w:val="21"/>
+          <w:lang w:val="en-US"/>
+        </w:rPr>
+        <w:t xml:space="preserve">1. </w:t>
+      </w:r>
+      <w:r>
+        <w:rPr>
+          <w:rFonts w:hint="eastAsia"/>
+          <w:sz w:val="24"/>
+          <w:szCs w:val="21"/>
+          <w:lang w:val="en-US"/>
+        </w:rPr>
+        <w:t>A:</w:t>
+      </w:r>
+      <w:r>
+        <w:rPr>
+          <w:rFonts w:hint="eastAsia"/>
+          <w:sz w:val="24"/>
+          <w:szCs w:val="21"/>
+          <w:lang w:val="en-US"/>
+        </w:rPr>
+        <w:t xml:space="preserve"> </w:t>
+      </w:r>
+      <w:r>
+        <w:rPr>
+          <w:rFonts w:hint="eastAsia"/>
+          <w:sz w:val="24"/>
+          <w:szCs w:val="21"/>
+          <w:lang w:val="en-US"/>
+        </w:rPr>
+        <w:t>先生、トマトの皮が上手にむけないです。</w:t>
+      </w:r>
+    </w:p>
+    <w:p>
+      <w:pPr>
+        <w:rPr>
+          <w:sz w:val="24"/>
+          <w:szCs w:val="21"/>
+          <w:lang w:val="en-US"/>
+        </w:rPr>
+      </w:pPr>
+      <w:r>
+        <w:rPr>
+          <w:sz w:val="24"/>
+          <w:szCs w:val="21"/>
+          <w:lang w:val="en-US"/>
+        </w:rPr>
+        <w:tab/>
+        <w:t xml:space="preserve">    </w:t>
+      </w:r>
+      <w:r>
+        <w:rPr>
+          <w:rFonts w:hint="eastAsia"/>
+          <w:sz w:val="24"/>
+          <w:szCs w:val="21"/>
+          <w:lang w:val="en-US"/>
+        </w:rPr>
+        <w:t xml:space="preserve">B: </w:t>
+      </w:r>
+      <w:r>
+        <w:rPr>
+          <w:rFonts w:hint="eastAsia"/>
+          <w:sz w:val="24"/>
+          <w:szCs w:val="21"/>
+          <w:lang w:val="en-US"/>
+        </w:rPr>
+        <w:t>じゃあ、私のやり方をよく見て。</w:t>
+      </w:r>
+      <w:r>
+        <w:rPr>
+          <w:rFonts w:hint="eastAsia"/>
+          <w:color w:val="00B050"/>
+          <w:sz w:val="24"/>
+          <w:szCs w:val="21"/>
+          <w:lang w:val="en-US"/>
+        </w:rPr>
+        <w:t>こんな</w:t>
+      </w:r>
+      <w:r>
+        <w:rPr>
+          <w:rFonts w:hint="eastAsia"/>
+          <w:color w:val="D86DCB" w:themeColor="accent5" w:themeTint="99"/>
+          <w:sz w:val="24"/>
+          <w:szCs w:val="21"/>
+          <w:lang w:val="en-US"/>
+        </w:rPr>
+        <w:t>ふう</w:t>
+      </w:r>
+      <w:r>
+        <w:rPr>
+          <w:rFonts w:hint="eastAsia"/>
+          <w:color w:val="D86DCB" w:themeColor="accent5" w:themeTint="99"/>
+          <w:sz w:val="24"/>
+          <w:szCs w:val="21"/>
+          <w:lang w:val="en-US"/>
+        </w:rPr>
+        <w:t>に</w:t>
+      </w:r>
+      <w:r>
+        <w:rPr>
+          <w:rFonts w:hint="eastAsia"/>
+          <w:color w:val="00B050"/>
+          <w:sz w:val="24"/>
+          <w:szCs w:val="21"/>
+          <w:lang w:val="en-US"/>
+        </w:rPr>
+        <w:t>すれば</w:t>
+      </w:r>
+      <w:r>
+        <w:rPr>
+          <w:rFonts w:hint="eastAsia"/>
+          <w:sz w:val="24"/>
+          <w:szCs w:val="21"/>
+          <w:lang w:val="en-US"/>
+        </w:rPr>
+        <w:t>いいんですよ。</w:t>
+      </w:r>
+    </w:p>
+    <w:p>
+      <w:pPr>
+        <w:rPr>
+          <w:sz w:val="24"/>
+          <w:szCs w:val="21"/>
+          <w:lang w:val="en-US"/>
+        </w:rPr>
+      </w:pPr>
+      <w:r>
+        <w:rPr>
+          <w:sz w:val="24"/>
+          <w:szCs w:val="21"/>
+          <w:lang w:val="en-US"/>
+        </w:rPr>
+        <w:tab/>
+        <w:t xml:space="preserve">2. </w:t>
+      </w:r>
+      <w:r>
+        <w:rPr>
+          <w:rFonts w:hint="eastAsia"/>
+          <w:color w:val="00B050"/>
+          <w:sz w:val="24"/>
+          <w:szCs w:val="21"/>
+          <w:lang w:val="en-US"/>
+        </w:rPr>
+        <w:t>どういう</w:t>
+      </w:r>
+      <w:r>
+        <w:rPr>
+          <w:rFonts w:hint="eastAsia"/>
+          <w:color w:val="D86DCB" w:themeColor="accent5" w:themeTint="99"/>
+          <w:sz w:val="24"/>
+          <w:szCs w:val="21"/>
+          <w:lang w:val="en-US"/>
+        </w:rPr>
+        <w:t>ふう</w:t>
+      </w:r>
+      <w:r>
+        <w:rPr>
+          <w:rFonts w:hint="eastAsia"/>
+          <w:color w:val="D86DCB" w:themeColor="accent5" w:themeTint="99"/>
+          <w:sz w:val="24"/>
+          <w:szCs w:val="21"/>
+          <w:lang w:val="en-US"/>
+        </w:rPr>
+        <w:t>に</w:t>
+      </w:r>
+      <w:r>
+        <w:rPr>
+          <w:rFonts w:hint="eastAsia"/>
+          <w:color w:val="00B050"/>
+          <w:sz w:val="24"/>
+          <w:szCs w:val="21"/>
+          <w:lang w:val="en-US"/>
+        </w:rPr>
+        <w:t>説明すれば</w:t>
+      </w:r>
+      <w:r>
+        <w:rPr>
+          <w:rFonts w:hint="eastAsia"/>
+          <w:sz w:val="24"/>
+          <w:szCs w:val="21"/>
+          <w:lang w:val="en-US"/>
+        </w:rPr>
+        <w:t>、子供にもわかりやすいだろう。</w:t>
+      </w:r>
+    </w:p>
+    <w:p>
+      <w:pPr>
+        <w:rPr>
+          <w:b/>
+          <w:bCs/>
+          <w:sz w:val="24"/>
+          <w:szCs w:val="21"/>
+          <w:lang w:val="en-US"/>
+        </w:rPr>
+      </w:pPr>
+      <w:r>
+        <w:rPr>
+          <w:b/>
+          <w:bCs/>
+          <w:sz w:val="24"/>
+          <w:szCs w:val="21"/>
+          <w:lang w:val="en-US"/>
+        </w:rPr>
+        <w:lastRenderedPageBreak/>
+        <w:t xml:space="preserve">7. </w:t>
+      </w:r>
+      <w:r>
+        <w:rPr>
+          <w:rFonts w:hint="eastAsia"/>
+          <w:b/>
+          <w:bCs/>
+          <w:sz w:val="24"/>
+          <w:szCs w:val="21"/>
+          <w:u w:val="single"/>
+          <w:lang w:val="en-US"/>
+        </w:rPr>
+        <w:t>Vì</w:t>
+      </w:r>
+      <w:r>
+        <w:rPr>
+          <w:b/>
+          <w:bCs/>
+          <w:sz w:val="24"/>
+          <w:szCs w:val="21"/>
+          <w:u w:val="single"/>
+          <w:lang w:val="en-US"/>
+        </w:rPr>
+        <w:t>…</w:t>
+      </w:r>
+      <w:r>
+        <w:rPr>
+          <w:b/>
+          <w:bCs/>
+          <w:sz w:val="24"/>
+          <w:szCs w:val="21"/>
+          <w:lang w:val="en-US"/>
+        </w:rPr>
+        <w:t>:</w:t>
+      </w:r>
+    </w:p>
+    <w:p>
+      <w:pPr>
+        <w:rPr>
+          <w:sz w:val="24"/>
+          <w:szCs w:val="21"/>
+          <w:lang w:val="en-US"/>
+        </w:rPr>
+      </w:pPr>
+      <w:r>
+        <w:rPr>
+          <w:b/>
+          <w:bCs/>
+          <w:noProof/>
+          <w:sz w:val="24"/>
+          <w:szCs w:val="21"/>
+          <w:lang w:val="en-US"/>
+        </w:rPr>
+        <mc:AlternateContent>
+          <mc:Choice Requires="wps">
+            <w:drawing>
+              <wp:anchor distT="45720" distB="45720" distL="114300" distR="114300" simplePos="0" relativeHeight="251724800" behindDoc="0" locked="0" layoutInCell="1" allowOverlap="1" wp14:anchorId="0F8D44D4" wp14:editId="684C3539">
+                <wp:simplePos x="0" y="0"/>
+                <wp:positionH relativeFrom="column">
+                  <wp:posOffset>1834078</wp:posOffset>
+                </wp:positionH>
+                <wp:positionV relativeFrom="paragraph">
+                  <wp:posOffset>20455</wp:posOffset>
+                </wp:positionV>
+                <wp:extent cx="2796540" cy="365760"/>
+                <wp:effectExtent l="0" t="0" r="22860" b="15240"/>
+                <wp:wrapSquare wrapText="bothSides"/>
+                <wp:docPr id="224612884" name="Text Box 2"/>
+                <wp:cNvGraphicFramePr>
+                  <a:graphicFrameLocks xmlns:a="http://schemas.openxmlformats.org/drawingml/2006/main"/>
+                </wp:cNvGraphicFramePr>
+                <a:graphic xmlns:a="http://schemas.openxmlformats.org/drawingml/2006/main">
+                  <a:graphicData uri="http://schemas.microsoft.com/office/word/2010/wordprocessingShape">
+                    <wps:wsp>
+                      <wps:cNvSpPr txBox="1">
+                        <a:spLocks noChangeArrowheads="1"/>
+                      </wps:cNvSpPr>
+                      <wps:spPr bwMode="auto">
+                        <a:xfrm>
+                          <a:off x="0" y="0"/>
+                          <a:ext cx="2796540" cy="365760"/>
+                        </a:xfrm>
+                        <a:prstGeom prst="rect">
+                          <a:avLst/>
+                        </a:prstGeom>
+                        <a:solidFill>
+                          <a:srgbClr val="FFFFFF"/>
+                        </a:solidFill>
+                        <a:ln w="9525">
+                          <a:solidFill>
+                            <a:srgbClr val="00B0F0"/>
+                          </a:solidFill>
+                          <a:miter lim="800000"/>
+                          <a:headEnd/>
+                          <a:tailEnd/>
+                        </a:ln>
+                      </wps:spPr>
+                      <wps:txbx>
+                        <w:txbxContent>
+                          <w:p>
+                            <w:pPr>
+                              <w:spacing w:after="0"/>
+                              <w:rPr>
+                                <w:b/>
+                                <w:bCs/>
+                                <w:color w:val="00B0F0"/>
+                                <w:sz w:val="26"/>
+                                <w:szCs w:val="26"/>
+                                <w:lang w:val="en-US"/>
+                              </w:rPr>
+                            </w:pPr>
+                            <w:r>
+                              <w:rPr>
+                                <w:rFonts w:hint="eastAsia"/>
+                                <w:b/>
+                                <w:bCs/>
+                                <w:color w:val="00B0F0"/>
+                                <w:sz w:val="26"/>
+                                <w:szCs w:val="26"/>
+                                <w:lang w:val="en-US"/>
+                              </w:rPr>
+                              <w:t>V</w:t>
+                            </w:r>
+                            <w:r>
+                              <w:rPr>
+                                <w:rFonts w:hint="eastAsia"/>
+                                <w:b/>
+                                <w:bCs/>
+                                <w:color w:val="00B0F0"/>
+                                <w:sz w:val="26"/>
+                                <w:szCs w:val="26"/>
+                                <w:lang w:val="en-US"/>
+                              </w:rPr>
+                              <w:t>普通形／</w:t>
+                            </w:r>
+                            <w:r>
+                              <w:rPr>
+                                <w:rFonts w:hint="eastAsia"/>
+                                <w:b/>
+                                <w:bCs/>
+                                <w:color w:val="00B0F0"/>
+                                <w:sz w:val="26"/>
+                                <w:szCs w:val="26"/>
+                                <w:lang w:val="en-US"/>
+                              </w:rPr>
+                              <w:t>A</w:t>
+                            </w:r>
+                            <w:r>
+                              <w:rPr>
+                                <w:rFonts w:hint="eastAsia"/>
+                                <w:b/>
+                                <w:bCs/>
+                                <w:color w:val="00B0F0"/>
+                                <w:sz w:val="26"/>
+                                <w:szCs w:val="26"/>
+                                <w:lang w:val="en-US"/>
+                              </w:rPr>
+                              <w:t>い／</w:t>
+                            </w:r>
+                            <w:r>
+                              <w:rPr>
+                                <w:rFonts w:hint="eastAsia"/>
+                                <w:b/>
+                                <w:bCs/>
+                                <w:color w:val="00B0F0"/>
+                                <w:sz w:val="26"/>
+                                <w:szCs w:val="26"/>
+                                <w:lang w:val="en-US"/>
+                              </w:rPr>
+                              <w:t>A</w:t>
+                            </w:r>
+                            <w:r>
+                              <w:rPr>
+                                <w:rFonts w:hint="eastAsia"/>
+                                <w:b/>
+                                <w:bCs/>
+                                <w:color w:val="00B0F0"/>
+                                <w:sz w:val="26"/>
+                                <w:szCs w:val="26"/>
+                                <w:lang w:val="en-US"/>
+                              </w:rPr>
+                              <w:t>な</w:t>
+                            </w:r>
+                            <w:r>
+                              <w:rPr>
+                                <w:rFonts w:hint="eastAsia"/>
+                                <w:b/>
+                                <w:bCs/>
+                                <w:color w:val="00B0F0"/>
+                                <w:sz w:val="26"/>
+                                <w:szCs w:val="26"/>
+                                <w:lang w:val="en-US"/>
+                              </w:rPr>
+                              <w:t xml:space="preserve">　＋　ことで</w:t>
+                            </w:r>
+                          </w:p>
+                        </w:txbxContent>
+                      </wps:txbx>
+                      <wps:bodyPr rot="0" vert="horz" wrap="square" lIns="91440" tIns="45720" rIns="91440" bIns="45720" anchor="t" anchorCtr="0">
+                        <a:noAutofit/>
+                      </wps:bodyPr>
+                    </wps:wsp>
+                  </a:graphicData>
+                </a:graphic>
+                <wp14:sizeRelH relativeFrom="margin">
+                  <wp14:pctWidth>0</wp14:pctWidth>
+                </wp14:sizeRelH>
+                <wp14:sizeRelV relativeFrom="margin">
+                  <wp14:pctHeight>0</wp14:pctHeight>
+                </wp14:sizeRelV>
+              </wp:anchor>
+            </w:drawing>
+          </mc:Choice>
+          <mc:Fallback>
+            <w:pict>
+              <v:shape w14:anchorId="0F8D44D4" id="_x0000_s1058" type="#_x0000_t202" style="position:absolute;left:0;text-align:left;margin-left:144.4pt;margin-top:1.6pt;width:220.2pt;height:28.8pt;z-index:251724800;visibility:visible;mso-wrap-style:square;mso-width-percent:0;mso-height-percent:0;mso-wrap-distance-left:9pt;mso-wrap-distance-top:3.6pt;mso-wrap-distance-right:9pt;mso-wrap-distance-bottom:3.6pt;mso-position-horizontal:absolute;mso-position-horizontal-relative:text;mso-position-vertical:absolute;mso-position-vertical-relative:text;mso-width-percent:0;mso-height-percent:0;mso-width-relative:margin;mso-height-relative:margin;v-text-anchor:top" o:gfxdata="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" strokecolor="#00b0f0">
+                <v:textbox>
+                  <w:txbxContent>
+                    <w:p>
+                      <w:pPr>
+                        <w:spacing w:after="0"/>
+                        <w:rPr>
+                          <w:b/>
+                          <w:bCs/>
+                          <w:color w:val="00B0F0"/>
+                          <w:sz w:val="26"/>
+                          <w:szCs w:val="26"/>
+                          <w:lang w:val="en-US"/>
+                        </w:rPr>
+                      </w:pPr>
+                      <w:r>
+                        <w:rPr>
+                          <w:rFonts w:hint="eastAsia"/>
+                          <w:b/>
+                          <w:bCs/>
+                          <w:color w:val="00B0F0"/>
+                          <w:sz w:val="26"/>
+                          <w:szCs w:val="26"/>
+                          <w:lang w:val="en-US"/>
+                        </w:rPr>
+                        <w:t>V</w:t>
+                      </w:r>
+                      <w:r>
+                        <w:rPr>
+                          <w:rFonts w:hint="eastAsia"/>
+                          <w:b/>
+                          <w:bCs/>
+                          <w:color w:val="00B0F0"/>
+                          <w:sz w:val="26"/>
+                          <w:szCs w:val="26"/>
+                          <w:lang w:val="en-US"/>
+                        </w:rPr>
+                        <w:t>普通形／</w:t>
+                      </w:r>
+                      <w:r>
+                        <w:rPr>
+                          <w:rFonts w:hint="eastAsia"/>
+                          <w:b/>
+                          <w:bCs/>
+                          <w:color w:val="00B0F0"/>
+                          <w:sz w:val="26"/>
+                          <w:szCs w:val="26"/>
+                          <w:lang w:val="en-US"/>
+                        </w:rPr>
+                        <w:t>A</w:t>
+                      </w:r>
+                      <w:r>
+                        <w:rPr>
+                          <w:rFonts w:hint="eastAsia"/>
+                          <w:b/>
+                          <w:bCs/>
+                          <w:color w:val="00B0F0"/>
+                          <w:sz w:val="26"/>
+                          <w:szCs w:val="26"/>
+                          <w:lang w:val="en-US"/>
+                        </w:rPr>
+                        <w:t>い／</w:t>
+                      </w:r>
+                      <w:r>
+                        <w:rPr>
+                          <w:rFonts w:hint="eastAsia"/>
+                          <w:b/>
+                          <w:bCs/>
+                          <w:color w:val="00B0F0"/>
+                          <w:sz w:val="26"/>
+                          <w:szCs w:val="26"/>
+                          <w:lang w:val="en-US"/>
+                        </w:rPr>
+                        <w:t>A</w:t>
+                      </w:r>
+                      <w:r>
+                        <w:rPr>
+                          <w:rFonts w:hint="eastAsia"/>
+                          <w:b/>
+                          <w:bCs/>
+                          <w:color w:val="00B0F0"/>
+                          <w:sz w:val="26"/>
+                          <w:szCs w:val="26"/>
+                          <w:lang w:val="en-US"/>
+                        </w:rPr>
+                        <w:t>な</w:t>
+                      </w:r>
+                      <w:r>
+                        <w:rPr>
+                          <w:rFonts w:hint="eastAsia"/>
+                          <w:b/>
+                          <w:bCs/>
+                          <w:color w:val="00B0F0"/>
+                          <w:sz w:val="26"/>
+                          <w:szCs w:val="26"/>
+                          <w:lang w:val="en-US"/>
+                        </w:rPr>
+                        <w:t xml:space="preserve">　＋　ことで</w:t>
+                      </w:r>
+                    </w:p>
+                  </w:txbxContent>
+                </v:textbox>
+                <w10:wrap type="square"/>
+              </v:shape>
+            </w:pict>
+          </mc:Fallback>
+        </mc:AlternateContent>
+      </w:r>
+    </w:p>
+    <w:p>
+      <w:pPr>
+        <w:rPr>
+          <w:sz w:val="24"/>
+          <w:szCs w:val="21"/>
+          <w:lang w:val="en-US"/>
+        </w:rPr>
+      </w:pPr>
+    </w:p>
+    <w:p>
+      <w:pPr>
+        <w:rPr>
+          <w:sz w:val="24"/>
+          <w:szCs w:val="21"/>
+          <w:lang w:val="en-US"/>
+        </w:rPr>
+      </w:pPr>
+      <w:r>
+        <w:rPr>
+          <w:b/>
+          <w:bCs/>
+          <w:color w:val="00B0F0"/>
+          <w:sz w:val="24"/>
+          <w:szCs w:val="21"/>
+          <w:lang w:val="en-US"/>
+        </w:rPr>
+        <w:t>ポイント</w:t>
+      </w:r>
+      <w:r>
+        <w:rPr>
+          <w:b/>
+          <w:bCs/>
+          <w:color w:val="00B0F0"/>
+          <w:sz w:val="24"/>
+          <w:szCs w:val="21"/>
+          <w:lang w:val="en-US"/>
+        </w:rPr>
+        <w:t>:</w:t>
+      </w:r>
+      <w:r>
+        <w:rPr>
+          <w:color w:val="00B0F0"/>
+          <w:sz w:val="24"/>
+          <w:szCs w:val="21"/>
+          <w:lang w:val="en-US"/>
+        </w:rPr>
+        <w:t xml:space="preserve"> </w:t>
+      </w:r>
+      <w:r>
+        <w:rPr>
+          <w:sz w:val="24"/>
+          <w:szCs w:val="21"/>
+          <w:lang w:val="en-US"/>
+        </w:rPr>
+        <w:t>Dùng để bắt đầu câu chuyện, bằng cách trình bày lí do, sự tình.</w:t>
+      </w:r>
+    </w:p>
+    <w:p>
+      <w:pPr>
+        <w:rPr>
+          <w:sz w:val="24"/>
+          <w:szCs w:val="21"/>
+          <w:lang w:val="en-US"/>
+        </w:rPr>
+      </w:pPr>
+      <w:r>
+        <w:rPr>
+          <w:rFonts w:hint="eastAsia"/>
+          <w:b/>
+          <w:bCs/>
+          <w:sz w:val="24"/>
+          <w:szCs w:val="21"/>
+          <w:lang w:val="en-US"/>
+        </w:rPr>
+        <w:t>例</w:t>
+      </w:r>
+      <w:r>
+        <w:rPr>
+          <w:rFonts w:hint="eastAsia"/>
+          <w:b/>
+          <w:bCs/>
+          <w:sz w:val="24"/>
+          <w:szCs w:val="21"/>
+          <w:lang w:val="en-US"/>
+        </w:rPr>
+        <w:t>:</w:t>
+      </w:r>
+      <w:r>
+        <w:rPr>
+          <w:rFonts w:hint="eastAsia"/>
+          <w:sz w:val="24"/>
+          <w:szCs w:val="21"/>
+          <w:lang w:val="en-US"/>
+        </w:rPr>
+        <w:t xml:space="preserve"> </w:t>
+      </w:r>
+      <w:r>
+        <w:rPr>
+          <w:rFonts w:hint="eastAsia"/>
+          <w:sz w:val="24"/>
+          <w:szCs w:val="21"/>
+          <w:lang w:val="en-US"/>
+        </w:rPr>
+        <w:tab/>
+      </w:r>
+      <w:r>
+        <w:rPr>
+          <w:sz w:val="24"/>
+          <w:szCs w:val="21"/>
+          <w:lang w:val="en-US"/>
+        </w:rPr>
+        <w:t xml:space="preserve">1. </w:t>
+      </w:r>
+      <w:r>
+        <w:rPr>
+          <w:rFonts w:hint="eastAsia"/>
+          <w:sz w:val="24"/>
+          <w:szCs w:val="21"/>
+          <w:lang w:val="en-US"/>
+        </w:rPr>
+        <w:t>毎朝、家を出る時間を</w:t>
+      </w:r>
+      <w:r>
+        <w:rPr>
+          <w:rFonts w:hint="eastAsia"/>
+          <w:sz w:val="24"/>
+          <w:szCs w:val="21"/>
+          <w:lang w:val="en-US"/>
+        </w:rPr>
+        <w:t>10</w:t>
+      </w:r>
+      <w:r>
+        <w:rPr>
+          <w:rFonts w:hint="eastAsia"/>
+          <w:sz w:val="24"/>
+          <w:szCs w:val="21"/>
+          <w:lang w:val="en-US"/>
+        </w:rPr>
+        <w:t>分</w:t>
+      </w:r>
+      <w:r>
+        <w:rPr>
+          <w:rFonts w:hint="eastAsia"/>
+          <w:color w:val="00B050"/>
+          <w:sz w:val="24"/>
+          <w:szCs w:val="21"/>
+          <w:lang w:val="en-US"/>
+        </w:rPr>
+        <w:t>早くした</w:t>
+      </w:r>
+      <w:r>
+        <w:rPr>
+          <w:rFonts w:hint="eastAsia"/>
+          <w:color w:val="D86DCB" w:themeColor="accent5" w:themeTint="99"/>
+          <w:sz w:val="24"/>
+          <w:szCs w:val="21"/>
+          <w:lang w:val="en-US"/>
+        </w:rPr>
+        <w:t>ことで</w:t>
+      </w:r>
+      <w:r>
+        <w:rPr>
+          <w:rFonts w:hint="eastAsia"/>
+          <w:sz w:val="24"/>
+          <w:szCs w:val="21"/>
+          <w:lang w:val="en-US"/>
+        </w:rPr>
+        <w:t>、気持ちにも余裕ができた。</w:t>
+      </w:r>
+    </w:p>
+    <w:p>
+      <w:pPr>
+        <w:rPr>
+          <w:sz w:val="24"/>
+          <w:szCs w:val="21"/>
+          <w:lang w:val="en-US"/>
+        </w:rPr>
+      </w:pPr>
+      <w:r>
+        <w:rPr>
+          <w:sz w:val="24"/>
+          <w:szCs w:val="21"/>
+          <w:lang w:val="en-US"/>
+        </w:rPr>
+        <w:tab/>
+        <w:t xml:space="preserve">2. </w:t>
+      </w:r>
+      <w:r>
+        <w:rPr>
+          <w:rFonts w:hint="eastAsia"/>
+          <w:sz w:val="24"/>
+          <w:szCs w:val="21"/>
+          <w:lang w:val="en-US"/>
+        </w:rPr>
+        <w:t>寝る前に日記を</w:t>
+      </w:r>
+      <w:r>
+        <w:rPr>
+          <w:rFonts w:hint="eastAsia"/>
+          <w:color w:val="00B050"/>
+          <w:sz w:val="24"/>
+          <w:szCs w:val="21"/>
+          <w:lang w:val="en-US"/>
+        </w:rPr>
+        <w:t>書く</w:t>
+      </w:r>
+      <w:r>
+        <w:rPr>
+          <w:rFonts w:hint="eastAsia"/>
+          <w:color w:val="D86DCB" w:themeColor="accent5" w:themeTint="99"/>
+          <w:sz w:val="24"/>
+          <w:szCs w:val="21"/>
+          <w:lang w:val="en-US"/>
+        </w:rPr>
+        <w:t>ことで</w:t>
+      </w:r>
+      <w:r>
+        <w:rPr>
+          <w:rFonts w:hint="eastAsia"/>
+          <w:sz w:val="24"/>
+          <w:szCs w:val="21"/>
+          <w:lang w:val="en-US"/>
+        </w:rPr>
+        <w:t>、毎日の生活を見直しています。</w:t>
+      </w:r>
+    </w:p>
+    <w:p>
+      <w:pPr>
+        <w:rPr>
+          <w:sz w:val="24"/>
+          <w:szCs w:val="21"/>
+          <w:lang w:val="en-US"/>
+        </w:rPr>
+      </w:pPr>
+      <w:r>
+        <w:rPr>
+          <w:sz w:val="24"/>
+          <w:szCs w:val="21"/>
+          <w:lang w:val="en-US"/>
+        </w:rPr>
+        <w:tab/>
+      </w:r>
+      <w:r>
+        <w:rPr>
+          <w:rFonts w:hint="eastAsia"/>
+          <w:sz w:val="24"/>
+          <w:szCs w:val="21"/>
+          <w:lang w:val="en-US"/>
+        </w:rPr>
+        <w:t>3. 1</w:t>
+      </w:r>
+      <w:r>
+        <w:rPr>
+          <w:rFonts w:hint="eastAsia"/>
+          <w:sz w:val="24"/>
+          <w:szCs w:val="21"/>
+          <w:lang w:val="en-US"/>
+        </w:rPr>
+        <w:t>週間を</w:t>
+      </w:r>
+      <w:r>
+        <w:rPr>
+          <w:rFonts w:hint="eastAsia"/>
+          <w:color w:val="00B050"/>
+          <w:sz w:val="24"/>
+          <w:szCs w:val="21"/>
+          <w:lang w:val="en-US"/>
+        </w:rPr>
+        <w:t>振り返る</w:t>
+      </w:r>
+      <w:r>
+        <w:rPr>
+          <w:rFonts w:hint="eastAsia"/>
+          <w:color w:val="D86DCB" w:themeColor="accent5" w:themeTint="99"/>
+          <w:sz w:val="24"/>
+          <w:szCs w:val="21"/>
+          <w:lang w:val="en-US"/>
+        </w:rPr>
+        <w:t>ことで</w:t>
+      </w:r>
+      <w:r>
+        <w:rPr>
+          <w:rFonts w:hint="eastAsia"/>
+          <w:sz w:val="24"/>
+          <w:szCs w:val="21"/>
+          <w:lang w:val="en-US"/>
+        </w:rPr>
+        <w:t>気持ちが落ち着いて、「また、次の</w:t>
+      </w:r>
+      <w:r>
+        <w:rPr>
+          <w:rFonts w:hint="eastAsia"/>
+          <w:sz w:val="24"/>
+          <w:szCs w:val="21"/>
+          <w:lang w:val="en-US"/>
+        </w:rPr>
+        <w:t>1</w:t>
+      </w:r>
+      <w:r>
+        <w:rPr>
+          <w:rFonts w:hint="eastAsia"/>
+          <w:sz w:val="24"/>
+          <w:szCs w:val="21"/>
+          <w:lang w:val="en-US"/>
+        </w:rPr>
+        <w:t>週間頑張ろう」って思うんだ。</w:t>
+      </w:r>
+    </w:p>
+    <w:p>
+      <w:pPr>
+        <w:rPr>
+          <w:b/>
+          <w:bCs/>
+          <w:sz w:val="24"/>
+          <w:szCs w:val="21"/>
+          <w:lang w:val="en-US"/>
+        </w:rPr>
+      </w:pPr>
+      <w:r>
+        <w:rPr>
+          <w:b/>
+          <w:bCs/>
+          <w:sz w:val="24"/>
+          <w:szCs w:val="21"/>
+          <w:lang w:val="en-US"/>
+        </w:rPr>
+        <w:t xml:space="preserve">8. </w:t>
+      </w:r>
+      <w:r>
+        <w:rPr>
+          <w:b/>
+          <w:bCs/>
+          <w:sz w:val="24"/>
+          <w:szCs w:val="21"/>
+          <w:u w:val="single"/>
+          <w:lang w:val="en-US"/>
+        </w:rPr>
+        <w:t xml:space="preserve">…này / …nhỉ </w:t>
+      </w:r>
+      <w:r>
+        <w:rPr>
+          <w:b/>
+          <w:bCs/>
+          <w:color w:val="00B0F0"/>
+          <w:sz w:val="24"/>
+          <w:szCs w:val="21"/>
+          <w:u w:val="single"/>
+          <w:lang w:val="en-US"/>
+        </w:rPr>
+        <w:t>(</w:t>
+      </w:r>
+      <w:r>
+        <w:rPr>
+          <w:rFonts w:hint="eastAsia"/>
+          <w:b/>
+          <w:bCs/>
+          <w:color w:val="00B0F0"/>
+          <w:sz w:val="24"/>
+          <w:szCs w:val="21"/>
+          <w:u w:val="single"/>
+          <w:lang w:val="en-US"/>
+        </w:rPr>
+        <w:t>～なあ</w:t>
+      </w:r>
+      <w:r>
+        <w:rPr>
+          <w:b/>
+          <w:bCs/>
+          <w:color w:val="00B0F0"/>
+          <w:sz w:val="24"/>
+          <w:szCs w:val="21"/>
+          <w:u w:val="single"/>
+          <w:lang w:val="en-US"/>
+        </w:rPr>
+        <w:t>)</w:t>
+      </w:r>
+      <w:r>
+        <w:rPr>
+          <w:b/>
+          <w:bCs/>
+          <w:sz w:val="24"/>
+          <w:szCs w:val="21"/>
+          <w:lang w:val="en-US"/>
+        </w:rPr>
+        <w:t>:</w:t>
+      </w:r>
+    </w:p>
+    <w:p>
+      <w:pPr>
+        <w:rPr>
+          <w:sz w:val="24"/>
+          <w:szCs w:val="21"/>
+          <w:lang w:val="en-US"/>
+        </w:rPr>
+      </w:pPr>
+      <w:r>
+        <w:rPr>
+          <w:b/>
+          <w:bCs/>
+          <w:color w:val="00B0F0"/>
+          <w:sz w:val="24"/>
+          <w:szCs w:val="21"/>
+          <w:lang w:val="en-US"/>
+        </w:rPr>
+        <w:t>ポイント</w:t>
+      </w:r>
+      <w:r>
+        <w:rPr>
+          <w:b/>
+          <w:bCs/>
+          <w:color w:val="00B0F0"/>
+          <w:sz w:val="24"/>
+          <w:szCs w:val="21"/>
+          <w:lang w:val="en-US"/>
+        </w:rPr>
+        <w:t>:</w:t>
+      </w:r>
+      <w:r>
+        <w:rPr>
+          <w:color w:val="00B0F0"/>
+          <w:sz w:val="24"/>
+          <w:szCs w:val="21"/>
+          <w:lang w:val="en-US"/>
+        </w:rPr>
+        <w:t xml:space="preserve"> </w:t>
+      </w:r>
+      <w:r>
+        <w:rPr>
+          <w:rFonts w:hint="eastAsia"/>
+          <w:sz w:val="24"/>
+          <w:szCs w:val="21"/>
+          <w:lang w:val="en-US"/>
+        </w:rPr>
+        <w:t>T</w:t>
+      </w:r>
+      <w:r>
+        <w:rPr>
+          <w:sz w:val="24"/>
+          <w:szCs w:val="21"/>
+          <w:lang w:val="en-US"/>
+        </w:rPr>
+        <w:t>rợ từ hoặc thán từ trong tiếng Nhật, thường dùng để thể hiện cảm xúc</w:t>
+      </w:r>
+    </w:p>
+    <w:p>
+      <w:pPr>
+        <w:rPr>
+          <w:sz w:val="24"/>
+          <w:szCs w:val="21"/>
+          <w:lang w:val="en-US"/>
+        </w:rPr>
+      </w:pPr>
+      <w:r>
+        <w:rPr>
+          <w:rFonts w:hint="eastAsia"/>
+          <w:b/>
+          <w:bCs/>
+          <w:sz w:val="24"/>
+          <w:szCs w:val="21"/>
+          <w:lang w:val="en-US"/>
+        </w:rPr>
+        <w:t>例</w:t>
+      </w:r>
+      <w:r>
+        <w:rPr>
+          <w:rFonts w:hint="eastAsia"/>
+          <w:b/>
+          <w:bCs/>
+          <w:sz w:val="24"/>
+          <w:szCs w:val="21"/>
+          <w:lang w:val="en-US"/>
+        </w:rPr>
+        <w:t>:</w:t>
+      </w:r>
+      <w:r>
+        <w:rPr>
+          <w:rFonts w:hint="eastAsia"/>
+          <w:sz w:val="24"/>
+          <w:szCs w:val="21"/>
+          <w:lang w:val="en-US"/>
+        </w:rPr>
+        <w:t xml:space="preserve"> </w:t>
+      </w:r>
+      <w:r>
+        <w:rPr>
+          <w:rFonts w:hint="eastAsia"/>
+          <w:sz w:val="24"/>
+          <w:szCs w:val="21"/>
+          <w:lang w:val="en-US"/>
+        </w:rPr>
+        <w:tab/>
+      </w:r>
+      <w:r>
+        <w:rPr>
+          <w:sz w:val="24"/>
+          <w:szCs w:val="21"/>
+          <w:lang w:val="en-US"/>
+        </w:rPr>
+        <w:t xml:space="preserve">1. </w:t>
+      </w:r>
+      <w:r>
+        <w:rPr>
+          <w:rFonts w:hint="eastAsia"/>
+          <w:sz w:val="24"/>
+          <w:szCs w:val="21"/>
+          <w:lang w:val="en-US"/>
+        </w:rPr>
+        <w:t>おなか</w:t>
+      </w:r>
+      <w:r>
+        <w:rPr>
+          <w:rFonts w:hint="eastAsia"/>
+          <w:color w:val="00B050"/>
+          <w:sz w:val="24"/>
+          <w:szCs w:val="21"/>
+          <w:lang w:val="en-US"/>
+        </w:rPr>
+        <w:t>すいた</w:t>
+      </w:r>
+      <w:r>
+        <w:rPr>
+          <w:rFonts w:hint="eastAsia"/>
+          <w:color w:val="D86DCB" w:themeColor="accent5" w:themeTint="99"/>
+          <w:sz w:val="24"/>
+          <w:szCs w:val="21"/>
+          <w:lang w:val="en-US"/>
+        </w:rPr>
+        <w:t>なあ</w:t>
+      </w:r>
+      <w:r>
+        <w:rPr>
+          <w:rFonts w:hint="eastAsia"/>
+          <w:sz w:val="24"/>
+          <w:szCs w:val="21"/>
+          <w:lang w:val="en-US"/>
+        </w:rPr>
+        <w:t>。朝からまで何も食べていないんだ。</w:t>
+      </w:r>
+    </w:p>
+    <w:p>
+      <w:pPr>
+        <w:rPr>
+          <w:sz w:val="24"/>
+          <w:szCs w:val="21"/>
+          <w:lang w:val="en-US"/>
+        </w:rPr>
+      </w:pPr>
+      <w:r>
+        <w:rPr>
+          <w:sz w:val="24"/>
+          <w:szCs w:val="21"/>
+          <w:lang w:val="en-US"/>
+        </w:rPr>
+        <w:tab/>
+      </w:r>
+      <w:r>
+        <w:rPr>
+          <w:rFonts w:hint="eastAsia"/>
+          <w:sz w:val="24"/>
+          <w:szCs w:val="21"/>
+          <w:lang w:val="en-US"/>
+        </w:rPr>
+        <w:t xml:space="preserve">2. A: </w:t>
+      </w:r>
+      <w:r>
+        <w:rPr>
+          <w:rFonts w:hint="eastAsia"/>
+          <w:sz w:val="24"/>
+          <w:szCs w:val="21"/>
+          <w:lang w:val="en-US"/>
+        </w:rPr>
+        <w:t>この絵、だれが描いたの？</w:t>
+      </w:r>
+    </w:p>
+    <w:p>
+      <w:pPr>
+        <w:rPr>
+          <w:sz w:val="24"/>
+          <w:szCs w:val="21"/>
+          <w:lang w:val="en-US"/>
+        </w:rPr>
+      </w:pPr>
+      <w:r>
+        <w:rPr>
+          <w:sz w:val="24"/>
+          <w:szCs w:val="21"/>
+          <w:lang w:val="en-US"/>
+        </w:rPr>
+        <w:tab/>
+      </w:r>
+      <w:r>
+        <w:rPr>
+          <w:rFonts w:hint="eastAsia"/>
+          <w:sz w:val="24"/>
+          <w:szCs w:val="21"/>
+          <w:lang w:val="en-US"/>
+        </w:rPr>
+        <w:t xml:space="preserve">    B: </w:t>
+      </w:r>
+      <w:r>
+        <w:rPr>
+          <w:rFonts w:hint="eastAsia"/>
+          <w:sz w:val="24"/>
+          <w:szCs w:val="21"/>
+          <w:lang w:val="en-US"/>
+        </w:rPr>
+        <w:t>私。</w:t>
+      </w:r>
+    </w:p>
+    <w:p>
+      <w:pPr>
+        <w:rPr>
+          <w:sz w:val="24"/>
+          <w:szCs w:val="21"/>
+          <w:lang w:val="en-US"/>
+        </w:rPr>
+      </w:pPr>
+      <w:r>
+        <w:rPr>
+          <w:sz w:val="24"/>
+          <w:szCs w:val="21"/>
+          <w:lang w:val="en-US"/>
+        </w:rPr>
+        <w:tab/>
+      </w:r>
+      <w:r>
+        <w:rPr>
+          <w:rFonts w:hint="eastAsia"/>
+          <w:sz w:val="24"/>
+          <w:szCs w:val="21"/>
+          <w:lang w:val="en-US"/>
+        </w:rPr>
+        <w:t xml:space="preserve">    A: </w:t>
+      </w:r>
+      <w:r>
+        <w:rPr>
+          <w:rFonts w:hint="eastAsia"/>
+          <w:color w:val="00B050"/>
+          <w:sz w:val="24"/>
+          <w:szCs w:val="21"/>
+          <w:lang w:val="en-US"/>
+        </w:rPr>
+        <w:t>いい</w:t>
+      </w:r>
+      <w:r>
+        <w:rPr>
+          <w:rFonts w:hint="eastAsia"/>
+          <w:color w:val="D86DCB" w:themeColor="accent5" w:themeTint="99"/>
+          <w:sz w:val="24"/>
+          <w:szCs w:val="21"/>
+          <w:lang w:val="en-US"/>
+        </w:rPr>
+        <w:t>なあ</w:t>
+      </w:r>
+      <w:r>
+        <w:rPr>
+          <w:rFonts w:hint="eastAsia"/>
+          <w:sz w:val="24"/>
+          <w:szCs w:val="21"/>
+          <w:lang w:val="en-US"/>
+        </w:rPr>
+        <w:t>、絵が上手</w:t>
+      </w:r>
+      <w:r>
+        <w:rPr>
+          <w:rFonts w:hint="eastAsia"/>
+          <w:sz w:val="24"/>
+          <w:szCs w:val="21"/>
+          <w:lang w:val="en-US"/>
+        </w:rPr>
+        <w:t>ね</w:t>
+      </w:r>
+      <w:r>
+        <w:rPr>
+          <w:rFonts w:hint="eastAsia"/>
+          <w:sz w:val="24"/>
+          <w:szCs w:val="21"/>
+          <w:lang w:val="en-US"/>
+        </w:rPr>
+        <w:t>。</w:t>
+      </w:r>
+    </w:p>
+    <w:p>
+      <w:pPr>
+        <w:rPr>
+          <w:b/>
+          <w:bCs/>
+          <w:sz w:val="24"/>
+          <w:szCs w:val="21"/>
+          <w:lang w:val="en-US"/>
+        </w:rPr>
+      </w:pPr>
+      <w:r>
+        <w:rPr>
+          <w:rFonts w:hint="eastAsia"/>
+          <w:b/>
+          <w:bCs/>
+          <w:sz w:val="24"/>
+          <w:szCs w:val="21"/>
+          <w:lang w:val="en-US"/>
+        </w:rPr>
+        <w:t>9</w:t>
+      </w:r>
+      <w:r>
+        <w:rPr>
+          <w:b/>
+          <w:bCs/>
+          <w:sz w:val="24"/>
+          <w:szCs w:val="21"/>
+          <w:lang w:val="en-US"/>
+        </w:rPr>
+        <w:t xml:space="preserve">. </w:t>
+      </w:r>
+      <w:r>
+        <w:rPr>
+          <w:b/>
+          <w:bCs/>
+          <w:sz w:val="24"/>
+          <w:szCs w:val="21"/>
+          <w:u w:val="single"/>
+          <w:lang w:val="en-US"/>
+        </w:rPr>
+        <w:t>Đã từng…</w:t>
+      </w:r>
+      <w:r>
+        <w:rPr>
+          <w:b/>
+          <w:bCs/>
+          <w:sz w:val="24"/>
+          <w:szCs w:val="21"/>
+          <w:lang w:val="en-US"/>
+        </w:rPr>
+        <w:t>:</w:t>
+      </w:r>
+    </w:p>
+    <w:p>
+      <w:pPr>
+        <w:rPr>
+          <w:b/>
+          <w:bCs/>
+          <w:sz w:val="24"/>
+          <w:szCs w:val="21"/>
+          <w:lang w:val="en-US"/>
+        </w:rPr>
+      </w:pPr>
+      <w:r>
+        <w:rPr>
+          <w:b/>
+          <w:bCs/>
+          <w:noProof/>
+          <w:sz w:val="24"/>
+          <w:szCs w:val="21"/>
+          <w:lang w:val="en-US"/>
+        </w:rPr>
+        <mc:AlternateContent>
+          <mc:Choice Requires="wps">
+            <w:drawing>
+              <wp:anchor distT="45720" distB="45720" distL="114300" distR="114300" simplePos="0" relativeHeight="251726848" behindDoc="0" locked="0" layoutInCell="1" allowOverlap="1" wp14:anchorId="380020EF" wp14:editId="77BEBFE8">
+                <wp:simplePos x="0" y="0"/>
+                <wp:positionH relativeFrom="column">
+                  <wp:posOffset>1462944</wp:posOffset>
+                </wp:positionH>
+                <wp:positionV relativeFrom="paragraph">
+                  <wp:posOffset>26035</wp:posOffset>
+                </wp:positionV>
+                <wp:extent cx="3305175" cy="365760"/>
+                <wp:effectExtent l="0" t="0" r="28575" b="15240"/>
+                <wp:wrapSquare wrapText="bothSides"/>
+                <wp:docPr id="896175425" name="Text Box 2"/>
+                <wp:cNvGraphicFramePr>
+                  <a:graphicFrameLocks xmlns:a="http://schemas.openxmlformats.org/drawingml/2006/main"/>
+                </wp:cNvGraphicFramePr>
+                <a:graphic xmlns:a="http://schemas.openxmlformats.org/drawingml/2006/main">
+                  <a:graphicData uri="http://schemas.microsoft.com/office/word/2010/wordprocessingShape">
+                    <wps:wsp>
+                      <wps:cNvSpPr txBox="1">
+                        <a:spLocks noChangeArrowheads="1"/>
+                      </wps:cNvSpPr>
+                      <wps:spPr bwMode="auto">
+                        <a:xfrm>
+                          <a:off x="0" y="0"/>
+                          <a:ext cx="3305175" cy="365760"/>
+                        </a:xfrm>
+                        <a:prstGeom prst="rect">
+                          <a:avLst/>
+                        </a:prstGeom>
+                        <a:solidFill>
+                          <a:srgbClr val="FFFFFF"/>
+                        </a:solidFill>
+                        <a:ln w="9525">
+                          <a:solidFill>
+                            <a:srgbClr val="00B0F0"/>
+                          </a:solidFill>
+                          <a:miter lim="800000"/>
+                          <a:headEnd/>
+                          <a:tailEnd/>
+                        </a:ln>
+                      </wps:spPr>
+                      <wps:txbx>
+                        <w:txbxContent>
+                          <w:p>
+                            <w:pPr>
+                              <w:spacing w:after="0"/>
+                              <w:rPr>
+                                <w:b/>
+                                <w:bCs/>
+                                <w:color w:val="00B0F0"/>
+                                <w:sz w:val="26"/>
+                                <w:szCs w:val="26"/>
+                                <w:lang w:val="en-US"/>
+                              </w:rPr>
+                            </w:pPr>
+                            <w:r>
+                              <w:rPr>
+                                <w:rFonts w:hint="eastAsia"/>
+                                <w:b/>
+                                <w:bCs/>
+                                <w:color w:val="00B0F0"/>
+                                <w:sz w:val="26"/>
+                                <w:szCs w:val="26"/>
+                                <w:lang w:val="en-US"/>
+                              </w:rPr>
+                              <w:t>V</w:t>
+                            </w:r>
+                            <w:r>
+                              <w:rPr>
+                                <w:rFonts w:hint="eastAsia"/>
+                                <w:b/>
+                                <w:bCs/>
+                                <w:color w:val="00B0F0"/>
+                                <w:sz w:val="26"/>
+                                <w:szCs w:val="26"/>
+                                <w:lang w:val="en-US"/>
+                              </w:rPr>
+                              <w:t>る／ない　＋　ことがある・こともある</w:t>
+                            </w:r>
+                          </w:p>
+                        </w:txbxContent>
+                      </wps:txbx>
+                      <wps:bodyPr rot="0" vert="horz" wrap="square" lIns="91440" tIns="45720" rIns="91440" bIns="45720" anchor="t" anchorCtr="0">
+                        <a:noAutofit/>
+                      </wps:bodyPr>
+                    </wps:wsp>
+                  </a:graphicData>
+                </a:graphic>
+                <wp14:sizeRelH relativeFrom="margin">
+                  <wp14:pctWidth>0</wp14:pctWidth>
+                </wp14:sizeRelH>
+                <wp14:sizeRelV relativeFrom="margin">
+                  <wp14:pctHeight>0</wp14:pctHeight>
+                </wp14:sizeRelV>
+              </wp:anchor>
+            </w:drawing>
+          </mc:Choice>
+          <mc:Fallback>
+            <w:pict>
+              <v:shape w14:anchorId="380020EF" id="_x0000_s1059" type="#_x0000_t202" style="position:absolute;left:0;text-align:left;margin-left:115.2pt;margin-top:2.05pt;width:260.25pt;height:28.8pt;z-index:251726848;visibility:visible;mso-wrap-style:square;mso-width-percent:0;mso-height-percent:0;mso-wrap-distance-left:9pt;mso-wrap-distance-top:3.6pt;mso-wrap-distance-right:9pt;mso-wrap-distance-bottom:3.6pt;mso-position-horizontal:absolute;mso-position-horizontal-relative:text;mso-position-vertical:absolute;mso-position-vertical-relative:text;mso-width-percent:0;mso-height-percent:0;mso-width-relative:margin;mso-height-relative:margin;v-text-anchor:top" o:gfxdata="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" strokecolor="#00b0f0">
+                <v:textbox>
+                  <w:txbxContent>
+                    <w:p>
+                      <w:pPr>
+                        <w:spacing w:after="0"/>
+                        <w:rPr>
+                          <w:b/>
+                          <w:bCs/>
+                          <w:color w:val="00B0F0"/>
+                          <w:sz w:val="26"/>
+                          <w:szCs w:val="26"/>
+                          <w:lang w:val="en-US"/>
+                        </w:rPr>
+                      </w:pPr>
+                      <w:r>
+                        <w:rPr>
+                          <w:rFonts w:hint="eastAsia"/>
+                          <w:b/>
+                          <w:bCs/>
+                          <w:color w:val="00B0F0"/>
+                          <w:sz w:val="26"/>
+                          <w:szCs w:val="26"/>
+                          <w:lang w:val="en-US"/>
+                        </w:rPr>
+                        <w:t>V</w:t>
+                      </w:r>
+                      <w:r>
+                        <w:rPr>
+                          <w:rFonts w:hint="eastAsia"/>
+                          <w:b/>
+                          <w:bCs/>
+                          <w:color w:val="00B0F0"/>
+                          <w:sz w:val="26"/>
+                          <w:szCs w:val="26"/>
+                          <w:lang w:val="en-US"/>
+                        </w:rPr>
+                        <w:t>る／ない　＋　ことがある・こともある</w:t>
+                      </w:r>
+                    </w:p>
+                  </w:txbxContent>
+                </v:textbox>
+                <w10:wrap type="square"/>
+              </v:shape>
+            </w:pict>
+          </mc:Fallback>
+        </mc:AlternateContent>
+      </w:r>
+    </w:p>
+    <w:p>
+      <w:pPr>
+        <w:rPr>
+          <w:sz w:val="24"/>
+          <w:szCs w:val="21"/>
+          <w:lang w:val="en-US"/>
+        </w:rPr>
+      </w:pPr>
+    </w:p>
+    <w:p>
+      <w:pPr>
+        <w:rPr>
+          <w:sz w:val="24"/>
+          <w:szCs w:val="21"/>
+          <w:lang w:val="en-US"/>
+        </w:rPr>
+      </w:pPr>
+      <w:r>
+        <w:rPr>
+          <w:b/>
+          <w:bCs/>
+          <w:color w:val="00B0F0"/>
+          <w:sz w:val="24"/>
+          <w:szCs w:val="21"/>
+          <w:lang w:val="en-US"/>
+        </w:rPr>
+        <w:t>ポイント</w:t>
+      </w:r>
+      <w:r>
+        <w:rPr>
+          <w:b/>
+          <w:bCs/>
+          <w:color w:val="00B0F0"/>
+          <w:sz w:val="24"/>
+          <w:szCs w:val="21"/>
+          <w:lang w:val="en-US"/>
+        </w:rPr>
+        <w:t>:</w:t>
+      </w:r>
+      <w:r>
+        <w:rPr>
+          <w:color w:val="00B0F0"/>
+          <w:sz w:val="24"/>
+          <w:szCs w:val="21"/>
+          <w:lang w:val="en-US"/>
+        </w:rPr>
+        <w:t xml:space="preserve"> </w:t>
+      </w:r>
+      <w:r>
+        <w:rPr>
+          <w:sz w:val="24"/>
+          <w:szCs w:val="21"/>
+          <w:lang w:val="en-US"/>
+        </w:rPr>
+        <w:t xml:space="preserve">Dùng để diễn tả </w:t>
+      </w:r>
+      <w:r>
+        <w:rPr>
+          <w:sz w:val="24"/>
+          <w:szCs w:val="21"/>
+          <w:lang w:val="en-US"/>
+        </w:rPr>
+        <w:t>(cái gì đó) đã xảy ra, đã làm (cái gì đó), điều đó đã xảy ra</w:t>
+      </w:r>
+    </w:p>
+    <w:p>
+      <w:pPr>
+        <w:rPr>
+          <w:sz w:val="24"/>
+          <w:szCs w:val="21"/>
+          <w:lang w:val="en-US"/>
+        </w:rPr>
+      </w:pPr>
+      <w:r>
+        <w:rPr>
+          <w:rFonts w:hint="eastAsia"/>
+          <w:b/>
+          <w:bCs/>
+          <w:sz w:val="24"/>
+          <w:szCs w:val="21"/>
+          <w:lang w:val="en-US"/>
+        </w:rPr>
+        <w:t>例</w:t>
+      </w:r>
+      <w:r>
+        <w:rPr>
+          <w:rFonts w:hint="eastAsia"/>
+          <w:b/>
+          <w:bCs/>
+          <w:sz w:val="24"/>
+          <w:szCs w:val="21"/>
+          <w:lang w:val="en-US"/>
+        </w:rPr>
+        <w:t>:</w:t>
+      </w:r>
+      <w:r>
+        <w:rPr>
+          <w:rFonts w:hint="eastAsia"/>
+          <w:sz w:val="24"/>
+          <w:szCs w:val="21"/>
+          <w:lang w:val="en-US"/>
+        </w:rPr>
+        <w:t xml:space="preserve"> </w:t>
+      </w:r>
+      <w:r>
+        <w:rPr>
+          <w:sz w:val="24"/>
+          <w:szCs w:val="21"/>
+          <w:lang w:val="en-US"/>
+        </w:rPr>
+        <w:tab/>
+      </w:r>
+      <w:r>
+        <w:rPr>
+          <w:rFonts w:hint="eastAsia"/>
+          <w:sz w:val="24"/>
+          <w:szCs w:val="21"/>
+          <w:lang w:val="en-US"/>
+        </w:rPr>
+        <w:t>最近手紙を</w:t>
+      </w:r>
+      <w:r>
+        <w:rPr>
+          <w:rFonts w:hint="eastAsia"/>
+          <w:color w:val="00B050"/>
+          <w:sz w:val="24"/>
+          <w:szCs w:val="21"/>
+          <w:lang w:val="en-US"/>
+        </w:rPr>
+        <w:t>書く</w:t>
+      </w:r>
+      <w:r>
+        <w:rPr>
+          <w:rFonts w:hint="eastAsia"/>
+          <w:color w:val="D86DCB" w:themeColor="accent5" w:themeTint="99"/>
+          <w:sz w:val="24"/>
+          <w:szCs w:val="21"/>
+          <w:lang w:val="en-US"/>
+        </w:rPr>
+        <w:t>ことがあります</w:t>
+      </w:r>
+      <w:r>
+        <w:rPr>
+          <w:rFonts w:hint="eastAsia"/>
+          <w:color w:val="00B050"/>
+          <w:sz w:val="24"/>
+          <w:szCs w:val="21"/>
+          <w:lang w:val="en-US"/>
+        </w:rPr>
+        <w:t>か</w:t>
+      </w:r>
+      <w:r>
+        <w:rPr>
+          <w:rFonts w:hint="eastAsia"/>
+          <w:sz w:val="24"/>
+          <w:szCs w:val="21"/>
+          <w:lang w:val="en-US"/>
+        </w:rPr>
+        <w:t>。</w:t>
+      </w:r>
+    </w:p>
+    <w:p>
+      <w:pPr>
+        <w:rPr>
+          <w:b/>
+          <w:bCs/>
+          <w:sz w:val="24"/>
+          <w:szCs w:val="21"/>
+          <w:lang w:val="en-US"/>
+        </w:rPr>
+      </w:pPr>
+      <w:r>
+        <w:rPr>
+          <w:rFonts w:hint="eastAsia"/>
+          <w:b/>
+          <w:bCs/>
+          <w:sz w:val="24"/>
+          <w:szCs w:val="21"/>
+          <w:lang w:val="en-US"/>
+        </w:rPr>
+        <w:t>10</w:t>
+      </w:r>
+      <w:r>
+        <w:rPr>
+          <w:b/>
+          <w:bCs/>
+          <w:sz w:val="24"/>
+          <w:szCs w:val="21"/>
+          <w:lang w:val="en-US"/>
+        </w:rPr>
+        <w:t xml:space="preserve">. </w:t>
+      </w:r>
+      <w:r>
+        <w:rPr>
+          <w:b/>
+          <w:bCs/>
+          <w:sz w:val="24"/>
+          <w:szCs w:val="21"/>
+          <w:u w:val="single"/>
+          <w:lang w:val="en-US"/>
+        </w:rPr>
+        <w:t>Đối với…</w:t>
+      </w:r>
+      <w:r>
+        <w:rPr>
+          <w:b/>
+          <w:bCs/>
+          <w:sz w:val="24"/>
+          <w:szCs w:val="21"/>
+          <w:lang w:val="en-US"/>
+        </w:rPr>
+        <w:t>:</w:t>
+      </w:r>
+    </w:p>
+    <w:p>
+      <w:pPr>
+        <w:rPr>
+          <w:b/>
+          <w:bCs/>
+          <w:sz w:val="24"/>
+          <w:szCs w:val="21"/>
+          <w:lang w:val="en-US"/>
+        </w:rPr>
+      </w:pPr>
+      <w:r>
+        <w:rPr>
+          <w:b/>
+          <w:bCs/>
+          <w:noProof/>
+          <w:sz w:val="24"/>
+          <w:szCs w:val="21"/>
+          <w:lang w:val="en-US"/>
+        </w:rPr>
+        <mc:AlternateContent>
+          <mc:Choice Requires="wps">
+            <w:drawing>
+              <wp:anchor distT="45720" distB="45720" distL="114300" distR="114300" simplePos="0" relativeHeight="251728896" behindDoc="0" locked="0" layoutInCell="1" allowOverlap="1" wp14:anchorId="39486967" wp14:editId="5B61572F">
+                <wp:simplePos x="0" y="0"/>
+                <wp:positionH relativeFrom="column">
+                  <wp:posOffset>2525454</wp:posOffset>
+                </wp:positionH>
+                <wp:positionV relativeFrom="paragraph">
+                  <wp:posOffset>6985</wp:posOffset>
+                </wp:positionV>
+                <wp:extent cx="1141095" cy="365760"/>
+                <wp:effectExtent l="0" t="0" r="20955" b="15240"/>
+                <wp:wrapSquare wrapText="bothSides"/>
+                <wp:docPr id="2069471336" name="Text Box 2"/>
+                <wp:cNvGraphicFramePr>
+                  <a:graphicFrameLocks xmlns:a="http://schemas.openxmlformats.org/drawingml/2006/main"/>
+                </wp:cNvGraphicFramePr>
+                <a:graphic xmlns:a="http://schemas.openxmlformats.org/drawingml/2006/main">
+                  <a:graphicData uri="http://schemas.microsoft.com/office/word/2010/wordprocessingShape">
+                    <wps:wsp>
+                      <wps:cNvSpPr txBox="1">
+                        <a:spLocks noChangeArrowheads="1"/>
+                      </wps:cNvSpPr>
+                      <wps:spPr bwMode="auto">
+                        <a:xfrm>
+                          <a:off x="0" y="0"/>
+                          <a:ext cx="1141095" cy="365760"/>
+                        </a:xfrm>
+                        <a:prstGeom prst="rect">
+                          <a:avLst/>
+                        </a:prstGeom>
+                        <a:solidFill>
+                          <a:srgbClr val="FFFFFF"/>
+                        </a:solidFill>
+                        <a:ln w="9525">
+                          <a:solidFill>
+                            <a:srgbClr val="00B0F0"/>
+                          </a:solidFill>
+                          <a:miter lim="800000"/>
+                          <a:headEnd/>
+                          <a:tailEnd/>
+                        </a:ln>
+                      </wps:spPr>
+                      <wps:txbx>
+                        <w:txbxContent>
+                          <w:p>
+                            <w:pPr>
+                              <w:spacing w:after="0"/>
+                              <w:rPr>
+                                <w:b/>
+                                <w:bCs/>
+                                <w:color w:val="00B0F0"/>
+                                <w:sz w:val="26"/>
+                                <w:szCs w:val="26"/>
+                                <w:lang w:val="en-US"/>
+                              </w:rPr>
+                            </w:pPr>
+                            <w:r>
+                              <w:rPr>
+                                <w:rFonts w:hint="eastAsia"/>
+                                <w:b/>
+                                <w:bCs/>
+                                <w:color w:val="00B0F0"/>
+                                <w:sz w:val="26"/>
+                                <w:szCs w:val="26"/>
+                                <w:lang w:val="en-US"/>
+                              </w:rPr>
+                              <w:t xml:space="preserve">N + </w:t>
+                            </w:r>
+                            <w:r>
+                              <w:rPr>
+                                <w:rFonts w:hint="eastAsia"/>
+                                <w:b/>
+                                <w:bCs/>
+                                <w:color w:val="00B0F0"/>
+                                <w:sz w:val="26"/>
+                                <w:szCs w:val="26"/>
+                                <w:lang w:val="en-US"/>
+                              </w:rPr>
+                              <w:t>にとって</w:t>
+                            </w:r>
+                          </w:p>
+                        </w:txbxContent>
+                      </wps:txbx>
+                      <wps:bodyPr rot="0" vert="horz" wrap="square" lIns="91440" tIns="45720" rIns="91440" bIns="45720" anchor="t" anchorCtr="0">
+                        <a:noAutofit/>
+                      </wps:bodyPr>
+                    </wps:wsp>
+                  </a:graphicData>
+                </a:graphic>
+                <wp14:sizeRelH relativeFrom="margin">
+                  <wp14:pctWidth>0</wp14:pctWidth>
+                </wp14:sizeRelH>
+                <wp14:sizeRelV relativeFrom="margin">
+                  <wp14:pctHeight>0</wp14:pctHeight>
+                </wp14:sizeRelV>
+              </wp:anchor>
+            </w:drawing>
+          </mc:Choice>
+          <mc:Fallback>
+            <w:pict>
+              <v:shape w14:anchorId="39486967" id="_x0000_s1060" type="#_x0000_t202" style="position:absolute;left:0;text-align:left;margin-left:198.85pt;margin-top:.55pt;width:89.85pt;height:28.8pt;z-index:251728896;visibility:visible;mso-wrap-style:square;mso-width-percent:0;mso-height-percent:0;mso-wrap-distance-left:9pt;mso-wrap-distance-top:3.6pt;mso-wrap-distance-right:9pt;mso-wrap-distance-bottom:3.6pt;mso-position-horizontal:absolute;mso-position-horizontal-relative:text;mso-position-vertical:absolute;mso-position-vertical-relative:text;mso-width-percent:0;mso-height-percent:0;mso-width-relative:margin;mso-height-relative:margin;v-text-anchor:top" o:gfxdata="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" strokecolor="#00b0f0">
+                <v:textbox>
+                  <w:txbxContent>
+                    <w:p>
+                      <w:pPr>
+                        <w:spacing w:after="0"/>
+                        <w:rPr>
+                          <w:b/>
+                          <w:bCs/>
+                          <w:color w:val="00B0F0"/>
+                          <w:sz w:val="26"/>
+                          <w:szCs w:val="26"/>
+                          <w:lang w:val="en-US"/>
+                        </w:rPr>
+                      </w:pPr>
+                      <w:r>
+                        <w:rPr>
+                          <w:rFonts w:hint="eastAsia"/>
+                          <w:b/>
+                          <w:bCs/>
+                          <w:color w:val="00B0F0"/>
+                          <w:sz w:val="26"/>
+                          <w:szCs w:val="26"/>
+                          <w:lang w:val="en-US"/>
+                        </w:rPr>
+                        <w:t xml:space="preserve">N + </w:t>
+                      </w:r>
+                      <w:r>
+                        <w:rPr>
+                          <w:rFonts w:hint="eastAsia"/>
+                          <w:b/>
+                          <w:bCs/>
+                          <w:color w:val="00B0F0"/>
+                          <w:sz w:val="26"/>
+                          <w:szCs w:val="26"/>
+                          <w:lang w:val="en-US"/>
+                        </w:rPr>
+                        <w:t>にとって</w:t>
+                      </w:r>
+                    </w:p>
+                  </w:txbxContent>
+                </v:textbox>
+                <w10:wrap type="square"/>
+              </v:shape>
+            </w:pict>
+          </mc:Fallback>
+        </mc:AlternateContent>
+      </w:r>
+    </w:p>
+    <w:p>
+      <w:pPr>
+        <w:rPr>
+          <w:b/>
+          <w:bCs/>
+          <w:sz w:val="24"/>
+          <w:szCs w:val="21"/>
+          <w:lang w:val="en-US"/>
+        </w:rPr>
+      </w:pPr>
+    </w:p>
+    <w:p>
+      <w:pPr>
+        <w:rPr>
+          <w:sz w:val="24"/>
+          <w:szCs w:val="21"/>
+          <w:lang w:val="en-US"/>
+        </w:rPr>
+      </w:pPr>
+      <w:r>
+        <w:rPr>
+          <w:b/>
+          <w:bCs/>
+          <w:color w:val="00B0F0"/>
+          <w:sz w:val="24"/>
+          <w:szCs w:val="21"/>
+          <w:lang w:val="en-US"/>
+        </w:rPr>
+        <w:t>ポイント</w:t>
+      </w:r>
+      <w:r>
+        <w:rPr>
+          <w:b/>
+          <w:bCs/>
+          <w:color w:val="00B0F0"/>
+          <w:sz w:val="24"/>
+          <w:szCs w:val="21"/>
+          <w:lang w:val="en-US"/>
+        </w:rPr>
+        <w:t>:</w:t>
+      </w:r>
+      <w:r>
+        <w:rPr>
+          <w:color w:val="00B0F0"/>
+          <w:sz w:val="24"/>
+          <w:szCs w:val="21"/>
+          <w:lang w:val="en-US"/>
+        </w:rPr>
+        <w:t xml:space="preserve"> </w:t>
+      </w:r>
+      <w:r>
+        <w:rPr>
+          <w:sz w:val="24"/>
+          <w:szCs w:val="21"/>
+          <w:lang w:val="en-US"/>
+        </w:rPr>
+        <w:t>Dùng để diễn tả quan điểm hay đánh giá.</w:t>
+      </w:r>
+    </w:p>
+    <w:p>
+      <w:pPr>
+        <w:rPr>
+          <w:sz w:val="24"/>
+          <w:szCs w:val="21"/>
+          <w:lang w:val="en-US"/>
+        </w:rPr>
+      </w:pPr>
+      <w:r>
+        <w:rPr>
+          <w:rFonts w:hint="eastAsia"/>
+          <w:b/>
+          <w:bCs/>
+          <w:sz w:val="24"/>
+          <w:szCs w:val="21"/>
+          <w:lang w:val="en-US"/>
+        </w:rPr>
+        <w:t>例</w:t>
+      </w:r>
+      <w:r>
+        <w:rPr>
+          <w:rFonts w:hint="eastAsia"/>
+          <w:b/>
+          <w:bCs/>
+          <w:sz w:val="24"/>
+          <w:szCs w:val="21"/>
+          <w:lang w:val="en-US"/>
+        </w:rPr>
+        <w:t>:</w:t>
+      </w:r>
+      <w:r>
+        <w:rPr>
+          <w:rFonts w:hint="eastAsia"/>
+          <w:sz w:val="24"/>
+          <w:szCs w:val="21"/>
+          <w:lang w:val="en-US"/>
+        </w:rPr>
+        <w:t xml:space="preserve"> </w:t>
+      </w:r>
+      <w:r>
+        <w:rPr>
+          <w:rFonts w:hint="eastAsia"/>
+          <w:sz w:val="24"/>
+          <w:szCs w:val="21"/>
+          <w:lang w:val="en-US"/>
+        </w:rPr>
+        <w:tab/>
+      </w:r>
+      <w:r>
+        <w:rPr>
+          <w:sz w:val="24"/>
+          <w:szCs w:val="21"/>
+          <w:lang w:val="en-US"/>
+        </w:rPr>
+        <w:t xml:space="preserve">1. </w:t>
+      </w:r>
+      <w:r>
+        <w:rPr>
+          <w:rFonts w:hint="eastAsia"/>
+          <w:sz w:val="24"/>
+          <w:szCs w:val="21"/>
+          <w:lang w:val="en-US"/>
+        </w:rPr>
+        <w:t>通勤電車に乗っている時間は、</w:t>
+      </w:r>
+      <w:r>
+        <w:rPr>
+          <w:rFonts w:hint="eastAsia"/>
+          <w:color w:val="00B050"/>
+          <w:sz w:val="24"/>
+          <w:szCs w:val="21"/>
+          <w:lang w:val="en-US"/>
+        </w:rPr>
+        <w:t>私に</w:t>
+      </w:r>
+      <w:r>
+        <w:rPr>
+          <w:rFonts w:hint="eastAsia"/>
+          <w:color w:val="D86DCB" w:themeColor="accent5" w:themeTint="99"/>
+          <w:sz w:val="24"/>
+          <w:szCs w:val="21"/>
+          <w:lang w:val="en-US"/>
+        </w:rPr>
+        <w:t>とって</w:t>
+      </w:r>
+      <w:r>
+        <w:rPr>
+          <w:rFonts w:hint="eastAsia"/>
+          <w:sz w:val="24"/>
+          <w:szCs w:val="21"/>
+          <w:lang w:val="en-US"/>
+        </w:rPr>
+        <w:t>本を読むための</w:t>
+      </w:r>
+      <w:r>
+        <w:rPr>
+          <w:rFonts w:hint="eastAsia"/>
+          <w:sz w:val="24"/>
+          <w:szCs w:val="21"/>
+          <w:lang w:val="en-US"/>
+        </w:rPr>
+        <w:t>貴重</w:t>
+      </w:r>
+      <w:r>
+        <w:rPr>
+          <w:rFonts w:hint="eastAsia"/>
+          <w:sz w:val="24"/>
+          <w:szCs w:val="21"/>
+          <w:lang w:val="en-US"/>
+        </w:rPr>
+        <w:t>な時間です。</w:t>
+      </w:r>
+    </w:p>
+    <w:p>
+      <w:pPr>
+        <w:rPr>
+          <w:sz w:val="24"/>
+          <w:szCs w:val="21"/>
+          <w:lang w:val="en-US"/>
+        </w:rPr>
+      </w:pPr>
+      <w:r>
+        <w:rPr>
+          <w:b/>
+          <w:bCs/>
+          <w:sz w:val="24"/>
+          <w:szCs w:val="21"/>
+          <w:lang w:val="en-US"/>
+        </w:rPr>
+        <w:tab/>
+      </w:r>
+      <w:r>
+        <w:rPr>
+          <w:rFonts w:hint="eastAsia"/>
+          <w:sz w:val="24"/>
+          <w:szCs w:val="21"/>
+          <w:lang w:val="en-US"/>
+        </w:rPr>
+        <w:t xml:space="preserve">2. </w:t>
+      </w:r>
+      <w:r>
+        <w:rPr>
+          <w:rFonts w:hint="eastAsia"/>
+          <w:color w:val="00B050"/>
+          <w:sz w:val="24"/>
+          <w:szCs w:val="21"/>
+          <w:lang w:val="en-US"/>
+        </w:rPr>
+        <w:t>忙しい人</w:t>
+      </w:r>
+      <w:r>
+        <w:rPr>
+          <w:rFonts w:hint="eastAsia"/>
+          <w:color w:val="D86DCB" w:themeColor="accent5" w:themeTint="99"/>
+          <w:sz w:val="24"/>
+          <w:szCs w:val="21"/>
+          <w:lang w:val="en-US"/>
+        </w:rPr>
+        <w:t>にとって</w:t>
+      </w:r>
+      <w:r>
+        <w:rPr>
+          <w:rFonts w:hint="eastAsia"/>
+          <w:sz w:val="24"/>
+          <w:szCs w:val="21"/>
+          <w:lang w:val="en-US"/>
+        </w:rPr>
+        <w:t>24</w:t>
+      </w:r>
+      <w:r>
+        <w:rPr>
+          <w:rFonts w:hint="eastAsia"/>
+          <w:sz w:val="24"/>
+          <w:szCs w:val="21"/>
+          <w:lang w:val="en-US"/>
+        </w:rPr>
+        <w:t>時間開いているスーパーは便利だ。</w:t>
+      </w:r>
+    </w:p>
+    <w:p>
+      <w:pPr>
+        <w:rPr>
+          <w:b/>
+          <w:bCs/>
+          <w:sz w:val="24"/>
+          <w:szCs w:val="21"/>
+          <w:lang w:val="en-US"/>
+        </w:rPr>
+      </w:pPr>
+      <w:r>
+        <w:rPr>
+          <w:rFonts w:hint="eastAsia"/>
+          <w:b/>
+          <w:bCs/>
+          <w:sz w:val="24"/>
+          <w:szCs w:val="21"/>
+          <w:lang w:val="en-US"/>
+        </w:rPr>
+        <w:t>1</w:t>
+      </w:r>
+      <w:r>
+        <w:rPr>
+          <w:b/>
+          <w:bCs/>
+          <w:sz w:val="24"/>
+          <w:szCs w:val="21"/>
+          <w:lang w:val="en-US"/>
+        </w:rPr>
+        <w:t xml:space="preserve">1. </w:t>
+      </w:r>
+      <w:r>
+        <w:rPr>
+          <w:b/>
+          <w:bCs/>
+          <w:sz w:val="24"/>
+          <w:szCs w:val="21"/>
+          <w:u w:val="single"/>
+          <w:lang w:val="en-US"/>
+        </w:rPr>
+        <w:t>Đối với… / Trái ngược với…</w:t>
+      </w:r>
+      <w:r>
+        <w:rPr>
+          <w:b/>
+          <w:bCs/>
+          <w:sz w:val="24"/>
+          <w:szCs w:val="21"/>
+          <w:lang w:val="en-US"/>
+        </w:rPr>
+        <w:t>:</w:t>
+      </w:r>
+    </w:p>
+    <w:p>
+      <w:pPr>
+        <w:rPr>
+          <w:b/>
+          <w:bCs/>
+          <w:sz w:val="24"/>
+          <w:szCs w:val="21"/>
+          <w:lang w:val="en-US"/>
+        </w:rPr>
+      </w:pPr>
+      <w:r>
+        <w:rPr>
+          <w:b/>
+          <w:bCs/>
+          <w:noProof/>
+          <w:sz w:val="24"/>
+          <w:szCs w:val="21"/>
+          <w:lang w:val="en-US"/>
+        </w:rPr>
+        <mc:AlternateContent>
+          <mc:Choice Requires="wps">
+            <w:drawing>
+              <wp:anchor distT="45720" distB="45720" distL="114300" distR="114300" simplePos="0" relativeHeight="251730944" behindDoc="0" locked="0" layoutInCell="1" allowOverlap="1" wp14:anchorId="12C45E6C" wp14:editId="568CDB1B">
+                <wp:simplePos x="0" y="0"/>
+                <wp:positionH relativeFrom="column">
+                  <wp:posOffset>2324827</wp:posOffset>
+                </wp:positionH>
+                <wp:positionV relativeFrom="paragraph">
+                  <wp:posOffset>31750</wp:posOffset>
+                </wp:positionV>
+                <wp:extent cx="1420495" cy="673735"/>
+                <wp:effectExtent l="0" t="0" r="27305" b="12065"/>
+                <wp:wrapSquare wrapText="bothSides"/>
+                <wp:docPr id="82338859" name="Text Box 2"/>
+                <wp:cNvGraphicFramePr>
+                  <a:graphicFrameLocks xmlns:a="http://schemas.openxmlformats.org/drawingml/2006/main"/>
+                </wp:cNvGraphicFramePr>
+                <a:graphic xmlns:a="http://schemas.openxmlformats.org/drawingml/2006/main">
+                  <a:graphicData uri="http://schemas.microsoft.com/office/word/2010/wordprocessingShape">
+                    <wps:wsp>
+                      <wps:cNvSpPr txBox="1">
+                        <a:spLocks noChangeArrowheads="1"/>
+                      </wps:cNvSpPr>
+                      <wps:spPr bwMode="auto">
+                        <a:xfrm>
+                          <a:off x="0" y="0"/>
+                          <a:ext cx="1420495" cy="673735"/>
+                        </a:xfrm>
+                        <a:prstGeom prst="rect">
+                          <a:avLst/>
+                        </a:prstGeom>
+                        <a:solidFill>
+                          <a:srgbClr val="FFFFFF"/>
+                        </a:solidFill>
+                        <a:ln w="9525">
+                          <a:solidFill>
+                            <a:srgbClr val="00B0F0"/>
+                          </a:solidFill>
+                          <a:miter lim="800000"/>
+                          <a:headEnd/>
+                          <a:tailEnd/>
+                        </a:ln>
+                      </wps:spPr>
+                      <wps:txbx>
+                        <w:txbxContent>
+                          <w:p>
+                            <w:pPr>
+                              <w:spacing w:after="0"/>
+                              <w:rPr>
+                                <w:b/>
+                                <w:bCs/>
+                                <w:color w:val="00B0F0"/>
+                                <w:sz w:val="26"/>
+                                <w:szCs w:val="26"/>
+                                <w:lang w:val="en-US"/>
+                              </w:rPr>
+                            </w:pPr>
+                            <w:r>
+                              <w:rPr>
+                                <w:rFonts w:hint="eastAsia"/>
+                                <w:b/>
+                                <w:bCs/>
+                                <w:color w:val="00B0F0"/>
+                                <w:sz w:val="26"/>
+                                <w:szCs w:val="26"/>
+                                <w:lang w:val="en-US"/>
+                              </w:rPr>
+                              <w:t xml:space="preserve">N + </w:t>
+                            </w:r>
+                            <w:r>
+                              <w:rPr>
+                                <w:rFonts w:hint="eastAsia"/>
+                                <w:b/>
+                                <w:bCs/>
+                                <w:color w:val="00B0F0"/>
+                                <w:sz w:val="26"/>
+                                <w:szCs w:val="26"/>
+                                <w:lang w:val="en-US"/>
+                              </w:rPr>
+                              <w:t>に対して</w:t>
+                            </w:r>
+                          </w:p>
+                          <w:p>
+                            <w:pPr>
+                              <w:spacing w:after="0"/>
+                              <w:rPr>
+                                <w:b/>
+                                <w:bCs/>
+                                <w:color w:val="00B0F0"/>
+                                <w:sz w:val="26"/>
+                                <w:szCs w:val="26"/>
+                                <w:lang w:val="en-US"/>
+                              </w:rPr>
+                            </w:pPr>
+                            <w:r>
+                              <w:rPr>
+                                <w:rFonts w:hint="eastAsia"/>
+                                <w:b/>
+                                <w:bCs/>
+                                <w:color w:val="00B0F0"/>
+                                <w:sz w:val="26"/>
+                                <w:szCs w:val="26"/>
+                                <w:lang w:val="en-US"/>
+                              </w:rPr>
+                              <w:t xml:space="preserve">N + </w:t>
+                            </w:r>
+                            <w:r>
+                              <w:rPr>
+                                <w:rFonts w:hint="eastAsia"/>
+                                <w:b/>
+                                <w:bCs/>
+                                <w:color w:val="00B0F0"/>
+                                <w:sz w:val="26"/>
+                                <w:szCs w:val="26"/>
+                                <w:lang w:val="en-US"/>
+                              </w:rPr>
+                              <w:t>に対する</w:t>
+                            </w:r>
+                            <w:r>
+                              <w:rPr>
+                                <w:rFonts w:hint="eastAsia"/>
+                                <w:b/>
+                                <w:bCs/>
+                                <w:color w:val="00B0F0"/>
+                                <w:sz w:val="26"/>
+                                <w:szCs w:val="26"/>
+                                <w:lang w:val="en-US"/>
+                              </w:rPr>
+                              <w:t xml:space="preserve"> + N</w:t>
+                            </w:r>
+                          </w:p>
+                          <w:p>
+                            <w:pPr>
+                              <w:spacing w:after="0"/>
+                              <w:rPr>
+                                <w:b/>
+                                <w:bCs/>
+                                <w:color w:val="00B0F0"/>
+                                <w:sz w:val="26"/>
+                                <w:szCs w:val="26"/>
+                                <w:lang w:val="en-US"/>
+                              </w:rPr>
+                            </w:pPr>
+                          </w:p>
+                        </w:txbxContent>
+                      </wps:txbx>
+                      <wps:bodyPr rot="0" vert="horz" wrap="square" lIns="91440" tIns="45720" rIns="91440" bIns="45720" anchor="t" anchorCtr="0">
+                        <a:noAutofit/>
+                      </wps:bodyPr>
+                    </wps:wsp>
+                  </a:graphicData>
+                </a:graphic>
+                <wp14:sizeRelH relativeFrom="margin">
+                  <wp14:pctWidth>0</wp14:pctWidth>
+                </wp14:sizeRelH>
+                <wp14:sizeRelV relativeFrom="margin">
+                  <wp14:pctHeight>0</wp14:pctHeight>
+                </wp14:sizeRelV>
+              </wp:anchor>
+            </w:drawing>
+          </mc:Choice>
+          <mc:Fallback>
+            <w:pict>
+              <v:shape w14:anchorId="12C45E6C" id="_x0000_s1061" type="#_x0000_t202" style="position:absolute;left:0;text-align:left;margin-left:183.05pt;margin-top:2.5pt;width:111.85pt;height:53.05pt;z-index:251730944;visibility:visible;mso-wrap-style:square;mso-width-percent:0;mso-height-percent:0;mso-wrap-distance-left:9pt;mso-wrap-distance-top:3.6pt;mso-wrap-distance-right:9pt;mso-wrap-distance-bottom:3.6pt;mso-position-horizontal:absolute;mso-position-horizontal-relative:text;mso-position-vertical:absolute;mso-position-vertical-relative:text;mso-width-percent:0;mso-height-percent:0;mso-width-relative:margin;mso-height-relative:margin;v-text-anchor:top" o:gfxdata="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" strokecolor="#00b0f0">
+                <v:textbox>
+                  <w:txbxContent>
+                    <w:p>
+                      <w:pPr>
+                        <w:spacing w:after="0"/>
+                        <w:rPr>
+                          <w:b/>
+                          <w:bCs/>
+                          <w:color w:val="00B0F0"/>
+                          <w:sz w:val="26"/>
+                          <w:szCs w:val="26"/>
+                          <w:lang w:val="en-US"/>
+                        </w:rPr>
+                      </w:pPr>
+                      <w:r>
+                        <w:rPr>
+                          <w:rFonts w:hint="eastAsia"/>
+                          <w:b/>
+                          <w:bCs/>
+                          <w:color w:val="00B0F0"/>
+                          <w:sz w:val="26"/>
+                          <w:szCs w:val="26"/>
+                          <w:lang w:val="en-US"/>
+                        </w:rPr>
+                        <w:t xml:space="preserve">N + </w:t>
+                      </w:r>
+                      <w:r>
+                        <w:rPr>
+                          <w:rFonts w:hint="eastAsia"/>
+                          <w:b/>
+                          <w:bCs/>
+                          <w:color w:val="00B0F0"/>
+                          <w:sz w:val="26"/>
+                          <w:szCs w:val="26"/>
+                          <w:lang w:val="en-US"/>
+                        </w:rPr>
+                        <w:t>に対して</w:t>
+                      </w:r>
+                    </w:p>
+                    <w:p>
+                      <w:pPr>
+                        <w:spacing w:after="0"/>
+                        <w:rPr>
+                          <w:b/>
+                          <w:bCs/>
+                          <w:color w:val="00B0F0"/>
+                          <w:sz w:val="26"/>
+                          <w:szCs w:val="26"/>
+                          <w:lang w:val="en-US"/>
+                        </w:rPr>
+                      </w:pPr>
+                      <w:r>
+                        <w:rPr>
+                          <w:rFonts w:hint="eastAsia"/>
+                          <w:b/>
+                          <w:bCs/>
+                          <w:color w:val="00B0F0"/>
+                          <w:sz w:val="26"/>
+                          <w:szCs w:val="26"/>
+                          <w:lang w:val="en-US"/>
+                        </w:rPr>
+                        <w:t xml:space="preserve">N + </w:t>
+                      </w:r>
+                      <w:r>
+                        <w:rPr>
+                          <w:rFonts w:hint="eastAsia"/>
+                          <w:b/>
+                          <w:bCs/>
+                          <w:color w:val="00B0F0"/>
+                          <w:sz w:val="26"/>
+                          <w:szCs w:val="26"/>
+                          <w:lang w:val="en-US"/>
+                        </w:rPr>
+                        <w:t>に対する</w:t>
+                      </w:r>
+                      <w:r>
+                        <w:rPr>
+                          <w:rFonts w:hint="eastAsia"/>
+                          <w:b/>
+                          <w:bCs/>
+                          <w:color w:val="00B0F0"/>
+                          <w:sz w:val="26"/>
+                          <w:szCs w:val="26"/>
+                          <w:lang w:val="en-US"/>
+                        </w:rPr>
+                        <w:t xml:space="preserve"> + N</w:t>
+                      </w:r>
+                    </w:p>
+                    <w:p>
+                      <w:pPr>
+                        <w:spacing w:after="0"/>
+                        <w:rPr>
+                          <w:b/>
+                          <w:bCs/>
+                          <w:color w:val="00B0F0"/>
+                          <w:sz w:val="26"/>
+                          <w:szCs w:val="26"/>
+                          <w:lang w:val="en-US"/>
+                        </w:rPr>
+                      </w:pPr>
+                    </w:p>
+                  </w:txbxContent>
+                </v:textbox>
+                <w10:wrap type="square"/>
+              </v:shape>
+            </w:pict>
+          </mc:Fallback>
+        </mc:AlternateContent>
+      </w:r>
+    </w:p>
+    <w:p>
+      <w:pPr>
+        <w:rPr>
+          <w:sz w:val="24"/>
+          <w:szCs w:val="21"/>
+          <w:lang w:val="en-US"/>
+        </w:rPr>
+      </w:pPr>
+    </w:p>
+    <w:p>
+      <w:pPr>
+        <w:rPr>
+          <w:sz w:val="24"/>
+          <w:szCs w:val="21"/>
+          <w:lang w:val="en-US"/>
+        </w:rPr>
+      </w:pPr>
+    </w:p>
+    <w:p>
+      <w:pPr>
+        <w:rPr>
+          <w:sz w:val="24"/>
+          <w:szCs w:val="21"/>
+          <w:lang w:val="en-US"/>
+        </w:rPr>
+      </w:pPr>
+      <w:r>
+        <w:rPr>
+          <w:b/>
+          <w:bCs/>
+          <w:color w:val="00B0F0"/>
+          <w:sz w:val="24"/>
+          <w:szCs w:val="21"/>
+          <w:lang w:val="en-US"/>
+        </w:rPr>
+        <w:lastRenderedPageBreak/>
+        <w:t>ポイント</w:t>
+      </w:r>
+      <w:r>
+        <w:rPr>
+          <w:b/>
+          <w:bCs/>
+          <w:color w:val="00B0F0"/>
+          <w:sz w:val="24"/>
+          <w:szCs w:val="21"/>
+          <w:lang w:val="en-US"/>
+        </w:rPr>
+        <w:t>:</w:t>
+      </w:r>
+      <w:r>
+        <w:rPr>
+          <w:color w:val="00B0F0"/>
+          <w:sz w:val="24"/>
+          <w:szCs w:val="21"/>
+          <w:lang w:val="en-US"/>
+        </w:rPr>
+        <w:t xml:space="preserve"> </w:t>
+      </w:r>
+      <w:r>
+        <w:rPr>
+          <w:sz w:val="24"/>
+          <w:szCs w:val="21"/>
+          <w:lang w:val="en-US"/>
+        </w:rPr>
+        <w:t>Dùng</w:t>
+      </w:r>
+      <w:r>
+        <w:rPr>
+          <w:sz w:val="24"/>
+          <w:szCs w:val="21"/>
+          <w:lang w:val="en-US"/>
+        </w:rPr>
+        <w:t xml:space="preserve"> khi chỉ hành động hoặc thái độ hương tới đối tượng (N),</w:t>
+      </w:r>
+      <w:r>
+        <w:rPr>
+          <w:sz w:val="24"/>
+          <w:szCs w:val="21"/>
+          <w:lang w:val="en-US"/>
+        </w:rPr>
+        <w:t xml:space="preserve"> hoặc</w:t>
+      </w:r>
+      <w:r>
+        <w:rPr>
+          <w:sz w:val="24"/>
+          <w:szCs w:val="21"/>
+          <w:lang w:val="en-US"/>
+        </w:rPr>
+        <w:t xml:space="preserve"> diễn tả </w:t>
+      </w:r>
+      <w:r>
+        <w:rPr>
+          <w:sz w:val="24"/>
+          <w:szCs w:val="21"/>
+          <w:lang w:val="en-US"/>
+        </w:rPr>
+        <w:t>sự đối lập, trái ngược nhau của một sự vật sự việc. Thường được dịch là “trái ngược với</w:t>
+      </w:r>
+      <w:r>
+        <w:rPr>
+          <w:sz w:val="24"/>
+          <w:szCs w:val="21"/>
+          <w:lang w:val="en-US"/>
+        </w:rPr>
+        <w:t>, tương phản với”</w:t>
+      </w:r>
+    </w:p>
+    <w:p>
+      <w:pPr>
+        <w:rPr>
+          <w:sz w:val="24"/>
+          <w:szCs w:val="21"/>
+          <w:lang w:val="en-US"/>
+        </w:rPr>
+      </w:pPr>
+      <w:r>
+        <w:rPr>
+          <w:rFonts w:hint="eastAsia"/>
+          <w:b/>
+          <w:bCs/>
+          <w:sz w:val="24"/>
+          <w:szCs w:val="21"/>
+          <w:lang w:val="en-US"/>
+        </w:rPr>
+        <w:t>例</w:t>
+      </w:r>
+      <w:r>
+        <w:rPr>
+          <w:rFonts w:hint="eastAsia"/>
+          <w:b/>
+          <w:bCs/>
+          <w:sz w:val="24"/>
+          <w:szCs w:val="21"/>
+          <w:lang w:val="en-US"/>
+        </w:rPr>
+        <w:t>:</w:t>
+      </w:r>
+      <w:r>
+        <w:rPr>
+          <w:rFonts w:hint="eastAsia"/>
+          <w:sz w:val="24"/>
+          <w:szCs w:val="21"/>
+          <w:lang w:val="en-US"/>
+        </w:rPr>
+        <w:t xml:space="preserve"> </w:t>
+      </w:r>
+      <w:r>
+        <w:rPr>
+          <w:rFonts w:hint="eastAsia"/>
+          <w:sz w:val="24"/>
+          <w:szCs w:val="21"/>
+          <w:lang w:val="en-US"/>
+        </w:rPr>
+        <w:tab/>
+      </w:r>
+      <w:r>
+        <w:rPr>
+          <w:sz w:val="24"/>
+          <w:szCs w:val="21"/>
+          <w:lang w:val="en-US"/>
+        </w:rPr>
+        <w:t xml:space="preserve">1. </w:t>
+      </w:r>
+      <w:r>
+        <w:rPr>
+          <w:rFonts w:hint="eastAsia"/>
+          <w:sz w:val="24"/>
+          <w:szCs w:val="21"/>
+          <w:lang w:val="en-US"/>
+        </w:rPr>
+        <w:t>先生の</w:t>
+      </w:r>
+      <w:r>
+        <w:rPr>
+          <w:rFonts w:hint="eastAsia"/>
+          <w:color w:val="00B050"/>
+          <w:sz w:val="24"/>
+          <w:szCs w:val="21"/>
+          <w:lang w:val="en-US"/>
+        </w:rPr>
+        <w:t>質問</w:t>
+      </w:r>
+      <w:r>
+        <w:rPr>
+          <w:rFonts w:hint="eastAsia"/>
+          <w:color w:val="D86DCB" w:themeColor="accent5" w:themeTint="99"/>
+          <w:sz w:val="24"/>
+          <w:szCs w:val="21"/>
+          <w:lang w:val="en-US"/>
+        </w:rPr>
+        <w:t>に対して</w:t>
+      </w:r>
+      <w:r>
+        <w:rPr>
+          <w:rFonts w:hint="eastAsia"/>
+          <w:sz w:val="24"/>
+          <w:szCs w:val="21"/>
+          <w:lang w:val="en-US"/>
+        </w:rPr>
+        <w:t>、何も答えてくれなかった。</w:t>
+      </w:r>
+    </w:p>
+    <w:p>
+      <w:pPr>
+        <w:rPr>
+          <w:sz w:val="24"/>
+          <w:szCs w:val="21"/>
+          <w:lang w:val="en-US"/>
+        </w:rPr>
+      </w:pPr>
+      <w:r>
+        <w:rPr>
+          <w:sz w:val="24"/>
+          <w:szCs w:val="21"/>
+          <w:lang w:val="en-US"/>
+        </w:rPr>
+        <w:tab/>
+      </w:r>
+      <w:r>
+        <w:rPr>
+          <w:rFonts w:hint="eastAsia"/>
+          <w:sz w:val="24"/>
+          <w:szCs w:val="21"/>
+          <w:lang w:val="en-US"/>
+        </w:rPr>
+        <w:t xml:space="preserve">2. </w:t>
+      </w:r>
+      <w:r>
+        <w:rPr>
+          <w:rFonts w:hint="eastAsia"/>
+          <w:sz w:val="24"/>
+          <w:szCs w:val="21"/>
+          <w:lang w:val="en-US"/>
+        </w:rPr>
+        <w:t>社会人になると自分の</w:t>
+      </w:r>
+      <w:r>
+        <w:rPr>
+          <w:rFonts w:hint="eastAsia"/>
+          <w:color w:val="00B050"/>
+          <w:sz w:val="24"/>
+          <w:szCs w:val="21"/>
+          <w:lang w:val="en-US"/>
+        </w:rPr>
+        <w:t>発言</w:t>
+      </w:r>
+      <w:r>
+        <w:rPr>
+          <w:rFonts w:hint="eastAsia"/>
+          <w:color w:val="D86DCB" w:themeColor="accent5" w:themeTint="99"/>
+          <w:sz w:val="24"/>
+          <w:szCs w:val="21"/>
+          <w:lang w:val="en-US"/>
+        </w:rPr>
+        <w:t>に対して</w:t>
+      </w:r>
+      <w:r>
+        <w:rPr>
+          <w:rFonts w:hint="eastAsia"/>
+          <w:sz w:val="24"/>
+          <w:szCs w:val="21"/>
+          <w:lang w:val="en-US"/>
+        </w:rPr>
+        <w:t>責任を持たなくてはいけない。</w:t>
+      </w:r>
+    </w:p>
+    <w:p>
+      <w:pPr>
+        <w:rPr>
+          <w:b/>
+          <w:bCs/>
+          <w:sz w:val="24"/>
+          <w:szCs w:val="21"/>
+          <w:lang w:val="en-US"/>
+        </w:rPr>
+      </w:pPr>
+      <w:r>
+        <w:rPr>
+          <w:rFonts w:hint="eastAsia"/>
+          <w:b/>
+          <w:bCs/>
+          <w:sz w:val="24"/>
+          <w:szCs w:val="21"/>
+          <w:lang w:val="en-US"/>
+        </w:rPr>
+        <w:t>1</w:t>
+      </w:r>
+      <w:r>
+        <w:rPr>
+          <w:rFonts w:hint="eastAsia"/>
+          <w:b/>
+          <w:bCs/>
+          <w:sz w:val="24"/>
+          <w:szCs w:val="21"/>
+          <w:lang w:val="en-US"/>
+        </w:rPr>
+        <w:t>2</w:t>
+      </w:r>
+      <w:r>
+        <w:rPr>
+          <w:b/>
+          <w:bCs/>
+          <w:sz w:val="24"/>
+          <w:szCs w:val="21"/>
+          <w:lang w:val="en-US"/>
+        </w:rPr>
+        <w:t xml:space="preserve">. </w:t>
+      </w:r>
+      <w:r>
+        <w:rPr>
+          <w:rFonts w:hint="eastAsia"/>
+          <w:b/>
+          <w:bCs/>
+          <w:sz w:val="24"/>
+          <w:szCs w:val="21"/>
+          <w:u w:val="single"/>
+          <w:lang w:val="en-US"/>
+        </w:rPr>
+        <w:t>Vì</w:t>
+      </w:r>
+      <w:r>
+        <w:rPr>
+          <w:b/>
+          <w:bCs/>
+          <w:sz w:val="24"/>
+          <w:szCs w:val="21"/>
+          <w:u w:val="single"/>
+          <w:lang w:val="en-US"/>
+        </w:rPr>
+        <w:t>…</w:t>
+      </w:r>
+      <w:r>
+        <w:rPr>
+          <w:rFonts w:hint="eastAsia"/>
+          <w:b/>
+          <w:bCs/>
+          <w:sz w:val="24"/>
+          <w:szCs w:val="21"/>
+          <w:u w:val="single"/>
+          <w:lang w:val="en-US"/>
+        </w:rPr>
+        <w:t xml:space="preserve"> nên</w:t>
+      </w:r>
+      <w:r>
+        <w:rPr>
+          <w:b/>
+          <w:bCs/>
+          <w:sz w:val="24"/>
+          <w:szCs w:val="21"/>
+          <w:u w:val="single"/>
+          <w:lang w:val="en-US"/>
+        </w:rPr>
+        <w:t>…</w:t>
+      </w:r>
+      <w:r>
+        <w:rPr>
+          <w:b/>
+          <w:bCs/>
+          <w:sz w:val="24"/>
+          <w:szCs w:val="21"/>
+          <w:lang w:val="en-US"/>
+        </w:rPr>
+        <w:t>:</w:t>
+      </w:r>
+    </w:p>
+    <w:p>
+      <w:pPr>
+        <w:rPr>
+          <w:sz w:val="24"/>
+          <w:szCs w:val="21"/>
+          <w:lang w:val="en-US"/>
+        </w:rPr>
+      </w:pPr>
+      <w:r>
+        <w:rPr>
+          <w:b/>
+          <w:bCs/>
+          <w:noProof/>
+          <w:sz w:val="24"/>
+          <w:szCs w:val="21"/>
+          <w:lang w:val="en-US"/>
+        </w:rPr>
+        <mc:AlternateContent>
+          <mc:Choice Requires="wps">
+            <w:drawing>
+              <wp:anchor distT="45720" distB="45720" distL="114300" distR="114300" simplePos="0" relativeHeight="251732992" behindDoc="0" locked="0" layoutInCell="1" allowOverlap="1" wp14:anchorId="62BD8800" wp14:editId="3A11365F">
+                <wp:simplePos x="0" y="0"/>
+                <wp:positionH relativeFrom="column">
+                  <wp:posOffset>2005750</wp:posOffset>
+                </wp:positionH>
+                <wp:positionV relativeFrom="paragraph">
+                  <wp:posOffset>33655</wp:posOffset>
+                </wp:positionV>
+                <wp:extent cx="2364740" cy="673735"/>
+                <wp:effectExtent l="0" t="0" r="16510" b="12065"/>
+                <wp:wrapSquare wrapText="bothSides"/>
+                <wp:docPr id="484435243" name="Text Box 2"/>
+                <wp:cNvGraphicFramePr>
+                  <a:graphicFrameLocks xmlns:a="http://schemas.openxmlformats.org/drawingml/2006/main"/>
+                </wp:cNvGraphicFramePr>
+                <a:graphic xmlns:a="http://schemas.openxmlformats.org/drawingml/2006/main">
+                  <a:graphicData uri="http://schemas.microsoft.com/office/word/2010/wordprocessingShape">
+                    <wps:wsp>
+                      <wps:cNvSpPr txBox="1">
+                        <a:spLocks noChangeArrowheads="1"/>
+                      </wps:cNvSpPr>
+                      <wps:spPr bwMode="auto">
+                        <a:xfrm>
+                          <a:off x="0" y="0"/>
+                          <a:ext cx="2364740" cy="673735"/>
+                        </a:xfrm>
+                        <a:prstGeom prst="rect">
+                          <a:avLst/>
+                        </a:prstGeom>
+                        <a:solidFill>
+                          <a:srgbClr val="FFFFFF"/>
+                        </a:solidFill>
+                        <a:ln w="9525">
+                          <a:solidFill>
+                            <a:srgbClr val="00B0F0"/>
+                          </a:solidFill>
+                          <a:miter lim="800000"/>
+                          <a:headEnd/>
+                          <a:tailEnd/>
+                        </a:ln>
+                      </wps:spPr>
+                      <wps:txbx>
+                        <w:txbxContent>
+                          <w:p>
+                            <w:pPr>
+                              <w:spacing w:after="0"/>
+                              <w:rPr>
+                                <w:rFonts w:hint="eastAsia"/>
+                                <w:b/>
+                                <w:bCs/>
+                                <w:color w:val="00B0F0"/>
+                                <w:sz w:val="26"/>
+                                <w:szCs w:val="26"/>
+                                <w:lang w:val="en-US"/>
+                              </w:rPr>
+                            </w:pPr>
+                            <w:r>
+                              <w:rPr>
+                                <w:b/>
+                                <w:bCs/>
+                                <w:color w:val="00B0F0"/>
+                                <w:sz w:val="26"/>
+                                <w:szCs w:val="26"/>
+                                <w:lang w:val="en-US"/>
+                              </w:rPr>
+                              <w:t xml:space="preserve">V </w:t>
+                            </w:r>
+                            <w:r>
+                              <w:rPr>
+                                <w:rFonts w:hint="eastAsia"/>
+                                <w:b/>
+                                <w:bCs/>
+                                <w:color w:val="00B0F0"/>
+                                <w:sz w:val="26"/>
+                                <w:szCs w:val="26"/>
+                                <w:lang w:val="en-US"/>
+                              </w:rPr>
+                              <w:t>普通形</w:t>
+                            </w:r>
+                            <w:r>
+                              <w:rPr>
+                                <w:b/>
+                                <w:bCs/>
+                                <w:color w:val="00B0F0"/>
+                                <w:sz w:val="26"/>
+                                <w:szCs w:val="26"/>
+                                <w:lang w:val="en-US"/>
+                              </w:rPr>
+                              <w:tab/>
+                            </w:r>
+                            <w:r>
+                              <w:rPr>
+                                <w:b/>
+                                <w:bCs/>
+                                <w:color w:val="00B0F0"/>
+                                <w:sz w:val="26"/>
+                                <w:szCs w:val="26"/>
+                                <w:lang w:val="en-US"/>
+                              </w:rPr>
+                              <w:tab/>
+                            </w:r>
+                            <w:r>
+                              <w:rPr>
+                                <w:rFonts w:hint="eastAsia"/>
+                                <w:b/>
+                                <w:bCs/>
+                                <w:color w:val="00B0F0"/>
+                                <w:sz w:val="26"/>
+                                <w:szCs w:val="26"/>
+                                <w:lang w:val="en-US"/>
+                              </w:rPr>
+                              <w:t xml:space="preserve">+ </w:t>
+                            </w:r>
+                            <w:r>
+                              <w:rPr>
+                                <w:rFonts w:hint="eastAsia"/>
+                                <w:b/>
+                                <w:bCs/>
+                                <w:color w:val="00B0F0"/>
+                                <w:sz w:val="26"/>
+                                <w:szCs w:val="26"/>
+                                <w:lang w:val="en-US"/>
+                              </w:rPr>
+                              <w:t>ことだし</w:t>
+                            </w:r>
+                          </w:p>
+                          <w:p>
+                            <w:pPr>
+                              <w:spacing w:after="0"/>
+                              <w:rPr>
+                                <w:rFonts w:hint="eastAsia"/>
+                                <w:b/>
+                                <w:bCs/>
+                                <w:color w:val="00B0F0"/>
+                                <w:sz w:val="26"/>
+                                <w:szCs w:val="26"/>
+                                <w:lang w:val="en-US"/>
+                              </w:rPr>
+                            </w:pPr>
+                            <w:r>
+                              <w:rPr>
+                                <w:b/>
+                                <w:bCs/>
+                                <w:color w:val="00B0F0"/>
+                                <w:sz w:val="26"/>
+                                <w:szCs w:val="26"/>
+                                <w:lang w:val="en-US"/>
+                              </w:rPr>
+                              <w:t>A</w:t>
+                            </w:r>
+                            <w:r>
+                              <w:rPr>
+                                <w:rFonts w:hint="eastAsia"/>
+                                <w:b/>
+                                <w:bCs/>
+                                <w:color w:val="00B0F0"/>
+                                <w:sz w:val="26"/>
+                                <w:szCs w:val="26"/>
+                                <w:lang w:val="en-US"/>
+                              </w:rPr>
+                              <w:t>い・</w:t>
+                            </w:r>
+                            <w:r>
+                              <w:rPr>
+                                <w:rFonts w:hint="eastAsia"/>
+                                <w:b/>
+                                <w:bCs/>
+                                <w:color w:val="00B0F0"/>
+                                <w:sz w:val="26"/>
+                                <w:szCs w:val="26"/>
+                                <w:lang w:val="en-US"/>
+                              </w:rPr>
+                              <w:t>A</w:t>
+                            </w:r>
+                            <w:r>
+                              <w:rPr>
+                                <w:rFonts w:hint="eastAsia"/>
+                                <w:b/>
+                                <w:bCs/>
+                                <w:color w:val="00B0F0"/>
+                                <w:sz w:val="26"/>
+                                <w:szCs w:val="26"/>
+                                <w:lang w:val="en-US"/>
+                              </w:rPr>
+                              <w:t>な・</w:t>
+                            </w:r>
+                            <w:r>
+                              <w:rPr>
+                                <w:rFonts w:hint="eastAsia"/>
+                                <w:b/>
+                                <w:bCs/>
+                                <w:color w:val="00B0F0"/>
+                                <w:sz w:val="26"/>
+                                <w:szCs w:val="26"/>
+                                <w:lang w:val="en-US"/>
+                              </w:rPr>
+                              <w:t>N</w:t>
+                            </w:r>
+                            <w:r>
+                              <w:rPr>
+                                <w:rFonts w:hint="eastAsia"/>
+                                <w:b/>
+                                <w:bCs/>
+                                <w:color w:val="00B0F0"/>
+                                <w:sz w:val="26"/>
+                                <w:szCs w:val="26"/>
+                                <w:lang w:val="en-US"/>
+                              </w:rPr>
+                              <w:t>の</w:t>
+                            </w:r>
+                          </w:p>
+                        </w:txbxContent>
+                      </wps:txbx>
+                      <wps:bodyPr rot="0" vert="horz" wrap="square" lIns="91440" tIns="45720" rIns="91440" bIns="45720" anchor="t" anchorCtr="0">
+                        <a:noAutofit/>
+                      </wps:bodyPr>
+                    </wps:wsp>
+                  </a:graphicData>
+                </a:graphic>
+                <wp14:sizeRelH relativeFrom="margin">
+                  <wp14:pctWidth>0</wp14:pctWidth>
+                </wp14:sizeRelH>
+                <wp14:sizeRelV relativeFrom="margin">
+                  <wp14:pctHeight>0</wp14:pctHeight>
+                </wp14:sizeRelV>
+              </wp:anchor>
+            </w:drawing>
+          </mc:Choice>
+          <mc:Fallback>
+            <w:pict>
+              <v:shape w14:anchorId="62BD8800" id="_x0000_s1062" type="#_x0000_t202" style="position:absolute;left:0;text-align:left;margin-left:157.95pt;margin-top:2.65pt;width:186.2pt;height:53.05pt;z-index:251732992;visibility:visible;mso-wrap-style:square;mso-width-percent:0;mso-height-percent:0;mso-wrap-distance-left:9pt;mso-wrap-distance-top:3.6pt;mso-wrap-distance-right:9pt;mso-wrap-distance-bottom:3.6pt;mso-position-horizontal:absolute;mso-position-horizontal-relative:text;mso-position-vertical:absolute;mso-position-vertical-relative:text;mso-width-percent:0;mso-height-percent:0;mso-width-relative:margin;mso-height-relative:margin;v-text-anchor:top" o:gfxdata="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" strokecolor="#00b0f0">
+                <v:textbox>
+                  <w:txbxContent>
+                    <w:p>
+                      <w:pPr>
+                        <w:spacing w:after="0"/>
+                        <w:rPr>
+                          <w:rFonts w:hint="eastAsia"/>
+                          <w:b/>
+                          <w:bCs/>
+                          <w:color w:val="00B0F0"/>
+                          <w:sz w:val="26"/>
+                          <w:szCs w:val="26"/>
+                          <w:lang w:val="en-US"/>
+                        </w:rPr>
+                      </w:pPr>
+                      <w:r>
+                        <w:rPr>
+                          <w:b/>
+                          <w:bCs/>
+                          <w:color w:val="00B0F0"/>
+                          <w:sz w:val="26"/>
+                          <w:szCs w:val="26"/>
+                          <w:lang w:val="en-US"/>
+                        </w:rPr>
+                        <w:t xml:space="preserve">V </w:t>
+                      </w:r>
+                      <w:r>
+                        <w:rPr>
+                          <w:rFonts w:hint="eastAsia"/>
+                          <w:b/>
+                          <w:bCs/>
+                          <w:color w:val="00B0F0"/>
+                          <w:sz w:val="26"/>
+                          <w:szCs w:val="26"/>
+                          <w:lang w:val="en-US"/>
+                        </w:rPr>
+                        <w:t>普通形</w:t>
+                      </w:r>
+                      <w:r>
+                        <w:rPr>
+                          <w:b/>
+                          <w:bCs/>
+                          <w:color w:val="00B0F0"/>
+                          <w:sz w:val="26"/>
+                          <w:szCs w:val="26"/>
+                          <w:lang w:val="en-US"/>
+                        </w:rPr>
+                        <w:tab/>
+                      </w:r>
+                      <w:r>
+                        <w:rPr>
+                          <w:b/>
+                          <w:bCs/>
+                          <w:color w:val="00B0F0"/>
+                          <w:sz w:val="26"/>
+                          <w:szCs w:val="26"/>
+                          <w:lang w:val="en-US"/>
+                        </w:rPr>
+                        <w:tab/>
+                      </w:r>
+                      <w:r>
+                        <w:rPr>
+                          <w:rFonts w:hint="eastAsia"/>
+                          <w:b/>
+                          <w:bCs/>
+                          <w:color w:val="00B0F0"/>
+                          <w:sz w:val="26"/>
+                          <w:szCs w:val="26"/>
+                          <w:lang w:val="en-US"/>
+                        </w:rPr>
+                        <w:t xml:space="preserve">+ </w:t>
+                      </w:r>
+                      <w:r>
+                        <w:rPr>
+                          <w:rFonts w:hint="eastAsia"/>
+                          <w:b/>
+                          <w:bCs/>
+                          <w:color w:val="00B0F0"/>
+                          <w:sz w:val="26"/>
+                          <w:szCs w:val="26"/>
+                          <w:lang w:val="en-US"/>
+                        </w:rPr>
+                        <w:t>ことだし</w:t>
+                      </w:r>
+                    </w:p>
+                    <w:p>
+                      <w:pPr>
+                        <w:spacing w:after="0"/>
+                        <w:rPr>
+                          <w:rFonts w:hint="eastAsia"/>
+                          <w:b/>
+                          <w:bCs/>
+                          <w:color w:val="00B0F0"/>
+                          <w:sz w:val="26"/>
+                          <w:szCs w:val="26"/>
+                          <w:lang w:val="en-US"/>
+                        </w:rPr>
+                      </w:pPr>
+                      <w:r>
+                        <w:rPr>
+                          <w:b/>
+                          <w:bCs/>
+                          <w:color w:val="00B0F0"/>
+                          <w:sz w:val="26"/>
+                          <w:szCs w:val="26"/>
+                          <w:lang w:val="en-US"/>
+                        </w:rPr>
+                        <w:t>A</w:t>
+                      </w:r>
+                      <w:r>
+                        <w:rPr>
+                          <w:rFonts w:hint="eastAsia"/>
+                          <w:b/>
+                          <w:bCs/>
+                          <w:color w:val="00B0F0"/>
+                          <w:sz w:val="26"/>
+                          <w:szCs w:val="26"/>
+                          <w:lang w:val="en-US"/>
+                        </w:rPr>
+                        <w:t>い・</w:t>
+                      </w:r>
+                      <w:r>
+                        <w:rPr>
+                          <w:rFonts w:hint="eastAsia"/>
+                          <w:b/>
+                          <w:bCs/>
+                          <w:color w:val="00B0F0"/>
+                          <w:sz w:val="26"/>
+                          <w:szCs w:val="26"/>
+                          <w:lang w:val="en-US"/>
+                        </w:rPr>
+                        <w:t>A</w:t>
+                      </w:r>
+                      <w:r>
+                        <w:rPr>
+                          <w:rFonts w:hint="eastAsia"/>
+                          <w:b/>
+                          <w:bCs/>
+                          <w:color w:val="00B0F0"/>
+                          <w:sz w:val="26"/>
+                          <w:szCs w:val="26"/>
+                          <w:lang w:val="en-US"/>
+                        </w:rPr>
+                        <w:t>な・</w:t>
+                      </w:r>
+                      <w:r>
+                        <w:rPr>
+                          <w:rFonts w:hint="eastAsia"/>
+                          <w:b/>
+                          <w:bCs/>
+                          <w:color w:val="00B0F0"/>
+                          <w:sz w:val="26"/>
+                          <w:szCs w:val="26"/>
+                          <w:lang w:val="en-US"/>
+                        </w:rPr>
+                        <w:t>N</w:t>
+                      </w:r>
+                      <w:r>
+                        <w:rPr>
+                          <w:rFonts w:hint="eastAsia"/>
+                          <w:b/>
+                          <w:bCs/>
+                          <w:color w:val="00B0F0"/>
+                          <w:sz w:val="26"/>
+                          <w:szCs w:val="26"/>
+                          <w:lang w:val="en-US"/>
+                        </w:rPr>
+                        <w:t>の</w:t>
+                      </w:r>
+                    </w:p>
+                  </w:txbxContent>
+                </v:textbox>
+                <w10:wrap type="square"/>
+              </v:shape>
+            </w:pict>
+          </mc:Fallback>
+        </mc:AlternateContent>
+      </w:r>
+    </w:p>
+    <w:p>
+      <w:pPr>
+        <w:rPr>
+          <w:b/>
+          <w:bCs/>
+          <w:color w:val="00B0F0"/>
+          <w:sz w:val="24"/>
+          <w:szCs w:val="21"/>
+          <w:lang w:val="en-US"/>
+        </w:rPr>
+      </w:pPr>
+    </w:p>
+    <w:p>
+      <w:pPr>
+        <w:rPr>
+          <w:b/>
+          <w:bCs/>
+          <w:color w:val="00B0F0"/>
+          <w:sz w:val="24"/>
+          <w:szCs w:val="21"/>
+          <w:lang w:val="en-US"/>
+        </w:rPr>
+      </w:pPr>
+    </w:p>
+    <w:p>
+      <w:pPr>
+        <w:rPr>
+          <w:sz w:val="24"/>
+          <w:szCs w:val="21"/>
+          <w:lang w:val="en-US"/>
+        </w:rPr>
+      </w:pPr>
+      <w:r>
+        <w:rPr>
+          <w:b/>
+          <w:bCs/>
+          <w:color w:val="00B0F0"/>
+          <w:sz w:val="24"/>
+          <w:szCs w:val="21"/>
+          <w:lang w:val="en-US"/>
+        </w:rPr>
+        <w:t>ポイント</w:t>
+      </w:r>
+      <w:r>
+        <w:rPr>
+          <w:b/>
+          <w:bCs/>
+          <w:color w:val="00B0F0"/>
+          <w:sz w:val="24"/>
+          <w:szCs w:val="21"/>
+          <w:lang w:val="en-US"/>
+        </w:rPr>
+        <w:t>:</w:t>
+      </w:r>
+      <w:r>
+        <w:rPr>
+          <w:color w:val="00B0F0"/>
+          <w:sz w:val="24"/>
+          <w:szCs w:val="21"/>
+          <w:lang w:val="en-US"/>
+        </w:rPr>
+        <w:t xml:space="preserve"> </w:t>
+      </w:r>
+      <w:r>
+        <w:rPr>
+          <w:sz w:val="24"/>
+          <w:szCs w:val="21"/>
+          <w:lang w:val="en-US"/>
+        </w:rPr>
+        <w:t>Dùng</w:t>
+      </w:r>
+      <w:r>
+        <w:rPr>
+          <w:sz w:val="24"/>
+          <w:szCs w:val="21"/>
+          <w:lang w:val="en-US"/>
+        </w:rPr>
+        <w:t xml:space="preserve"> </w:t>
+      </w:r>
+      <w:r>
+        <w:rPr>
+          <w:sz w:val="24"/>
+          <w:szCs w:val="21"/>
+          <w:lang w:val="en-US"/>
+        </w:rPr>
+        <w:t>để chỉ ra lí do sau đó đưa ra kết luận hay đánh giá. Làm căn cứ cho phán đoán quyết định ở phía sau.</w:t>
+      </w:r>
+    </w:p>
+    <w:p>
+      <w:pPr>
+        <w:rPr>
+          <w:sz w:val="24"/>
+          <w:szCs w:val="21"/>
+          <w:lang w:val="en-US"/>
+        </w:rPr>
+      </w:pPr>
+      <w:r>
+        <w:rPr>
+          <w:rFonts w:hint="eastAsia"/>
+          <w:b/>
+          <w:bCs/>
+          <w:sz w:val="24"/>
+          <w:szCs w:val="21"/>
+          <w:lang w:val="en-US"/>
+        </w:rPr>
+        <w:t>例</w:t>
+      </w:r>
+      <w:r>
+        <w:rPr>
+          <w:rFonts w:hint="eastAsia"/>
+          <w:b/>
+          <w:bCs/>
+          <w:sz w:val="24"/>
+          <w:szCs w:val="21"/>
+          <w:lang w:val="en-US"/>
+        </w:rPr>
+        <w:t>:</w:t>
+      </w:r>
+      <w:r>
+        <w:rPr>
+          <w:rFonts w:hint="eastAsia"/>
+          <w:sz w:val="24"/>
+          <w:szCs w:val="21"/>
+          <w:lang w:val="en-US"/>
+        </w:rPr>
+        <w:t xml:space="preserve"> </w:t>
+      </w:r>
+      <w:r>
+        <w:rPr>
+          <w:rFonts w:hint="eastAsia"/>
+          <w:sz w:val="24"/>
+          <w:szCs w:val="21"/>
+          <w:lang w:val="en-US"/>
+        </w:rPr>
+        <w:tab/>
+      </w:r>
+      <w:r>
+        <w:rPr>
+          <w:sz w:val="24"/>
+          <w:szCs w:val="21"/>
+          <w:lang w:val="en-US"/>
+        </w:rPr>
+        <w:t xml:space="preserve">1. </w:t>
+      </w:r>
+      <w:r>
+        <w:rPr>
+          <w:rFonts w:hint="eastAsia"/>
+          <w:sz w:val="24"/>
+          <w:szCs w:val="21"/>
+          <w:lang w:val="en-US"/>
+        </w:rPr>
+        <w:t>A: B</w:t>
+      </w:r>
+      <w:r>
+        <w:rPr>
+          <w:rFonts w:hint="eastAsia"/>
+          <w:sz w:val="24"/>
+          <w:szCs w:val="21"/>
+          <w:lang w:val="en-US"/>
+        </w:rPr>
+        <w:t>さん、昼ご飯どうする？</w:t>
+      </w:r>
+    </w:p>
+    <w:p>
+      <w:pPr>
+        <w:rPr>
+          <w:sz w:val="24"/>
+          <w:szCs w:val="21"/>
+          <w:lang w:val="en-US"/>
+        </w:rPr>
+      </w:pPr>
+      <w:r>
+        <w:rPr>
+          <w:sz w:val="24"/>
+          <w:szCs w:val="21"/>
+          <w:lang w:val="en-US"/>
+        </w:rPr>
+        <w:tab/>
+      </w:r>
+      <w:r>
+        <w:rPr>
+          <w:rFonts w:hint="eastAsia"/>
+          <w:sz w:val="24"/>
+          <w:szCs w:val="21"/>
+          <w:lang w:val="en-US"/>
+        </w:rPr>
+        <w:t xml:space="preserve">　</w:t>
+      </w:r>
+      <w:r>
+        <w:rPr>
+          <w:rFonts w:hint="eastAsia"/>
+          <w:sz w:val="24"/>
+          <w:szCs w:val="21"/>
+          <w:lang w:val="en-US"/>
+        </w:rPr>
+        <w:t xml:space="preserve">B: </w:t>
+      </w:r>
+      <w:r>
+        <w:rPr>
+          <w:rFonts w:hint="eastAsia"/>
+          <w:sz w:val="24"/>
+          <w:szCs w:val="21"/>
+          <w:lang w:val="en-US"/>
+        </w:rPr>
+        <w:t>そうだね。お天気も</w:t>
+      </w:r>
+      <w:r>
+        <w:rPr>
+          <w:rFonts w:hint="eastAsia"/>
+          <w:color w:val="00B050"/>
+          <w:sz w:val="24"/>
+          <w:szCs w:val="21"/>
+          <w:lang w:val="en-US"/>
+        </w:rPr>
+        <w:t>いい</w:t>
+      </w:r>
+      <w:r>
+        <w:rPr>
+          <w:rFonts w:hint="eastAsia"/>
+          <w:color w:val="D86DCB" w:themeColor="accent5" w:themeTint="99"/>
+          <w:sz w:val="24"/>
+          <w:szCs w:val="21"/>
+          <w:lang w:val="en-US"/>
+        </w:rPr>
+        <w:t>ことだし</w:t>
+      </w:r>
+      <w:r>
+        <w:rPr>
+          <w:rFonts w:hint="eastAsia"/>
+          <w:sz w:val="24"/>
+          <w:szCs w:val="21"/>
+          <w:lang w:val="en-US"/>
+        </w:rPr>
+        <w:t>、お弁当を持って行って公園で食べない？</w:t>
+      </w:r>
+    </w:p>
+    <w:p>
+      <w:pPr>
+        <w:rPr>
+          <w:sz w:val="24"/>
+          <w:szCs w:val="21"/>
+          <w:lang w:val="en-US"/>
+        </w:rPr>
+      </w:pPr>
+      <w:r>
+        <w:rPr>
+          <w:sz w:val="24"/>
+          <w:szCs w:val="21"/>
+          <w:lang w:val="en-US"/>
+        </w:rPr>
+        <w:tab/>
+      </w:r>
+      <w:r>
+        <w:rPr>
+          <w:rFonts w:hint="eastAsia"/>
+          <w:sz w:val="24"/>
+          <w:szCs w:val="21"/>
+          <w:lang w:val="en-US"/>
+        </w:rPr>
+        <w:t xml:space="preserve">2. </w:t>
+      </w:r>
+      <w:r>
+        <w:rPr>
+          <w:rFonts w:hint="eastAsia"/>
+          <w:sz w:val="24"/>
+          <w:szCs w:val="21"/>
+          <w:lang w:val="en-US"/>
+        </w:rPr>
+        <w:t>A: B</w:t>
+      </w:r>
+      <w:r>
+        <w:rPr>
+          <w:rFonts w:hint="eastAsia"/>
+          <w:sz w:val="24"/>
+          <w:szCs w:val="21"/>
+          <w:lang w:val="en-US"/>
+        </w:rPr>
+        <w:t>さん、</w:t>
+      </w:r>
+      <w:r>
+        <w:rPr>
+          <w:rFonts w:hint="eastAsia"/>
+          <w:sz w:val="24"/>
+          <w:szCs w:val="21"/>
+          <w:lang w:val="en-US"/>
+        </w:rPr>
+        <w:t>今日これから飲みに行かない？</w:t>
+      </w:r>
+    </w:p>
+    <w:p>
+      <w:pPr>
+        <w:rPr>
+          <w:sz w:val="24"/>
+          <w:szCs w:val="21"/>
+          <w:lang w:val="en-US"/>
+        </w:rPr>
+      </w:pPr>
+      <w:r>
+        <w:rPr>
+          <w:sz w:val="24"/>
+          <w:szCs w:val="21"/>
+          <w:lang w:val="en-US"/>
+        </w:rPr>
+        <w:tab/>
+      </w:r>
+      <w:r>
+        <w:rPr>
+          <w:rFonts w:hint="eastAsia"/>
+          <w:sz w:val="24"/>
+          <w:szCs w:val="21"/>
+          <w:lang w:val="en-US"/>
+        </w:rPr>
+        <w:t xml:space="preserve">　</w:t>
+      </w:r>
+      <w:r>
+        <w:rPr>
+          <w:rFonts w:hint="eastAsia"/>
+          <w:sz w:val="24"/>
+          <w:szCs w:val="21"/>
+          <w:lang w:val="en-US"/>
+        </w:rPr>
+        <w:t xml:space="preserve">B: </w:t>
+      </w:r>
+      <w:r>
+        <w:rPr>
+          <w:rFonts w:hint="eastAsia"/>
+          <w:sz w:val="24"/>
+          <w:szCs w:val="21"/>
+          <w:lang w:val="en-US"/>
+        </w:rPr>
+        <w:t>うん、いいね。試験も</w:t>
+      </w:r>
+      <w:r>
+        <w:rPr>
+          <w:rFonts w:hint="eastAsia"/>
+          <w:color w:val="00B050"/>
+          <w:sz w:val="24"/>
+          <w:szCs w:val="21"/>
+          <w:lang w:val="en-US"/>
+        </w:rPr>
+        <w:t>終わった</w:t>
+      </w:r>
+      <w:r>
+        <w:rPr>
+          <w:rFonts w:hint="eastAsia"/>
+          <w:color w:val="D86DCB" w:themeColor="accent5" w:themeTint="99"/>
+          <w:sz w:val="24"/>
+          <w:szCs w:val="21"/>
+          <w:lang w:val="en-US"/>
+        </w:rPr>
+        <w:t>ことだし</w:t>
+      </w:r>
+      <w:r>
+        <w:rPr>
+          <w:rFonts w:hint="eastAsia"/>
+          <w:sz w:val="24"/>
+          <w:szCs w:val="21"/>
+          <w:lang w:val="en-US"/>
+        </w:rPr>
+        <w:t>。</w:t>
+      </w:r>
+    </w:p>
+    <w:p>
+      <w:pPr>
+        <w:rPr>
+          <w:rFonts w:hint="eastAsia"/>
+          <w:sz w:val="24"/>
+          <w:szCs w:val="21"/>
+          <w:lang w:val="en-US"/>
+        </w:rPr>
+      </w:pPr>
+      <w:r>
+        <w:rPr>
+          <w:sz w:val="24"/>
+          <w:szCs w:val="21"/>
+          <w:lang w:val="en-US"/>
+        </w:rPr>
+        <w:tab/>
+        <w:t xml:space="preserve">3. </w:t>
+      </w:r>
+      <w:r>
+        <w:rPr>
+          <w:rFonts w:hint="eastAsia"/>
+          <w:sz w:val="24"/>
+          <w:szCs w:val="21"/>
+          <w:lang w:val="en-US"/>
+        </w:rPr>
+        <w:t>雨も</w:t>
+      </w:r>
+      <w:r>
+        <w:rPr>
+          <w:rFonts w:hint="eastAsia"/>
+          <w:color w:val="00B050"/>
+          <w:sz w:val="24"/>
+          <w:szCs w:val="21"/>
+          <w:lang w:val="en-US"/>
+        </w:rPr>
+        <w:t>降っている</w:t>
+      </w:r>
+      <w:r>
+        <w:rPr>
+          <w:rFonts w:hint="eastAsia"/>
+          <w:color w:val="D86DCB" w:themeColor="accent5" w:themeTint="99"/>
+          <w:sz w:val="24"/>
+          <w:szCs w:val="21"/>
+          <w:lang w:val="en-US"/>
+        </w:rPr>
+        <w:t>ことだし</w:t>
+      </w:r>
+      <w:r>
+        <w:rPr>
+          <w:rFonts w:hint="eastAsia"/>
+          <w:sz w:val="24"/>
+          <w:szCs w:val="21"/>
+          <w:lang w:val="en-US"/>
+        </w:rPr>
+        <w:t>、今日は家で映画でも見ない？</w:t>
+      </w:r>
+    </w:p>
+    <w:p>
+      <w:pPr>
+        <w:rPr>
+          <w:b/>
+          <w:bCs/>
+          <w:sz w:val="24"/>
+          <w:szCs w:val="21"/>
+          <w:lang w:val="en-US"/>
+        </w:rPr>
+      </w:pPr>
+      <w:r>
+        <w:rPr>
+          <w:rFonts w:hint="eastAsia"/>
+          <w:b/>
+          <w:bCs/>
+          <w:sz w:val="24"/>
+          <w:szCs w:val="21"/>
+          <w:lang w:val="en-US"/>
+        </w:rPr>
+        <w:t>1</w:t>
+      </w:r>
+      <w:r>
+        <w:rPr>
+          <w:b/>
+          <w:bCs/>
+          <w:sz w:val="24"/>
+          <w:szCs w:val="21"/>
+          <w:lang w:val="en-US"/>
+        </w:rPr>
+        <w:t>3</w:t>
+      </w:r>
+      <w:r>
+        <w:rPr>
+          <w:b/>
+          <w:bCs/>
+          <w:sz w:val="24"/>
+          <w:szCs w:val="21"/>
+          <w:lang w:val="en-US"/>
+        </w:rPr>
+        <w:t xml:space="preserve">. </w:t>
+      </w:r>
+      <w:r>
+        <w:rPr>
+          <w:b/>
+          <w:bCs/>
+          <w:sz w:val="24"/>
+          <w:szCs w:val="21"/>
+          <w:u w:val="single"/>
+          <w:lang w:val="en-US"/>
+        </w:rPr>
+        <w:t>Làm V giúp tôi nhé</w:t>
+      </w:r>
+      <w:r>
+        <w:rPr>
+          <w:b/>
+          <w:bCs/>
+          <w:sz w:val="24"/>
+          <w:szCs w:val="21"/>
+          <w:lang w:val="en-US"/>
+        </w:rPr>
+        <w:t>:</w:t>
+      </w:r>
+    </w:p>
+    <w:p>
+      <w:pPr>
+        <w:rPr>
+          <w:b/>
+          <w:bCs/>
+          <w:sz w:val="24"/>
+          <w:szCs w:val="21"/>
+          <w:lang w:val="en-US"/>
+        </w:rPr>
+      </w:pPr>
+      <w:r>
+        <w:rPr>
+          <w:b/>
+          <w:bCs/>
+          <w:noProof/>
+          <w:sz w:val="24"/>
+          <w:szCs w:val="21"/>
+          <w:lang w:val="en-US"/>
+        </w:rPr>
+        <mc:AlternateContent>
+          <mc:Choice Requires="wps">
+            <w:drawing>
+              <wp:anchor distT="45720" distB="45720" distL="114300" distR="114300" simplePos="0" relativeHeight="251735040" behindDoc="0" locked="0" layoutInCell="1" allowOverlap="1" wp14:anchorId="4C35D55A" wp14:editId="3BA138FF">
+                <wp:simplePos x="0" y="0"/>
+                <wp:positionH relativeFrom="column">
+                  <wp:posOffset>1808480</wp:posOffset>
+                </wp:positionH>
+                <wp:positionV relativeFrom="paragraph">
+                  <wp:posOffset>51371</wp:posOffset>
+                </wp:positionV>
+                <wp:extent cx="2677160" cy="381000"/>
+                <wp:effectExtent l="0" t="0" r="27940" b="19050"/>
+                <wp:wrapSquare wrapText="bothSides"/>
+                <wp:docPr id="186495943" name="Text Box 2"/>
+                <wp:cNvGraphicFramePr>
+                  <a:graphicFrameLocks xmlns:a="http://schemas.openxmlformats.org/drawingml/2006/main"/>
+                </wp:cNvGraphicFramePr>
+                <a:graphic xmlns:a="http://schemas.openxmlformats.org/drawingml/2006/main">
+                  <a:graphicData uri="http://schemas.microsoft.com/office/word/2010/wordprocessingShape">
+                    <wps:wsp>
+                      <wps:cNvSpPr txBox="1">
+                        <a:spLocks noChangeArrowheads="1"/>
+                      </wps:cNvSpPr>
+                      <wps:spPr bwMode="auto">
+                        <a:xfrm>
+                          <a:off x="0" y="0"/>
+                          <a:ext cx="2677160" cy="381000"/>
+                        </a:xfrm>
+                        <a:prstGeom prst="rect">
+                          <a:avLst/>
+                        </a:prstGeom>
+                        <a:solidFill>
+                          <a:srgbClr val="FFFFFF"/>
+                        </a:solidFill>
+                        <a:ln w="9525">
+                          <a:solidFill>
+                            <a:srgbClr val="00B0F0"/>
+                          </a:solidFill>
+                          <a:miter lim="800000"/>
+                          <a:headEnd/>
+                          <a:tailEnd/>
+                        </a:ln>
+                      </wps:spPr>
+                      <wps:txbx>
+                        <w:txbxContent>
+                          <w:p>
+                            <w:pPr>
+                              <w:spacing w:after="0"/>
+                              <w:rPr>
+                                <w:rFonts w:hint="eastAsia"/>
+                                <w:b/>
+                                <w:bCs/>
+                                <w:color w:val="00B0F0"/>
+                                <w:sz w:val="26"/>
+                                <w:szCs w:val="26"/>
+                                <w:lang w:val="en-US"/>
+                              </w:rPr>
+                            </w:pPr>
+                            <w:r>
+                              <w:rPr>
+                                <w:b/>
+                                <w:bCs/>
+                                <w:color w:val="00B0F0"/>
+                                <w:sz w:val="26"/>
+                                <w:szCs w:val="26"/>
+                                <w:lang w:val="en-US"/>
+                              </w:rPr>
+                              <w:t>V</w:t>
+                            </w:r>
+                            <w:r>
+                              <w:rPr>
+                                <w:rFonts w:hint="eastAsia"/>
+                                <w:b/>
+                                <w:bCs/>
+                                <w:color w:val="00B0F0"/>
+                                <w:sz w:val="26"/>
+                                <w:szCs w:val="26"/>
+                                <w:lang w:val="en-US"/>
+                              </w:rPr>
+                              <w:t xml:space="preserve"> </w:t>
+                            </w:r>
+                            <w:r>
+                              <w:rPr>
+                                <w:rFonts w:hint="eastAsia"/>
+                                <w:b/>
+                                <w:bCs/>
+                                <w:color w:val="00B0F0"/>
+                                <w:sz w:val="26"/>
+                                <w:szCs w:val="26"/>
+                                <w:lang w:val="en-US"/>
+                              </w:rPr>
+                              <w:t>―</w:t>
+                            </w:r>
+                            <w:r>
+                              <w:rPr>
+                                <w:b/>
+                                <w:bCs/>
+                                <w:color w:val="00B0F0"/>
+                                <w:sz w:val="26"/>
+                                <w:szCs w:val="26"/>
+                                <w:lang w:val="en-US"/>
+                              </w:rPr>
+                              <w:t xml:space="preserve"> </w:t>
+                            </w:r>
+                            <w:r>
+                              <w:rPr>
+                                <w:rFonts w:hint="eastAsia"/>
+                                <w:b/>
+                                <w:bCs/>
+                                <w:color w:val="00B0F0"/>
+                                <w:sz w:val="26"/>
+                                <w:szCs w:val="26"/>
+                                <w:lang w:val="en-US"/>
+                              </w:rPr>
+                              <w:t>て</w:t>
+                            </w:r>
+                            <w:r>
+                              <w:rPr>
+                                <w:rFonts w:hint="eastAsia"/>
+                                <w:b/>
+                                <w:bCs/>
+                                <w:color w:val="00B0F0"/>
+                                <w:sz w:val="26"/>
+                                <w:szCs w:val="26"/>
+                                <w:lang w:val="en-US"/>
+                              </w:rPr>
+                              <w:t>形</w:t>
+                            </w:r>
+                            <w:r>
+                              <w:rPr>
+                                <w:rFonts w:hint="eastAsia"/>
+                                <w:b/>
+                                <w:bCs/>
+                                <w:color w:val="00B0F0"/>
+                                <w:sz w:val="26"/>
+                                <w:szCs w:val="26"/>
+                                <w:lang w:val="en-US"/>
+                              </w:rPr>
+                              <w:t xml:space="preserve"> + </w:t>
+                            </w:r>
+                            <w:r>
+                              <w:rPr>
+                                <w:rFonts w:hint="eastAsia"/>
+                                <w:b/>
+                                <w:bCs/>
+                                <w:color w:val="00B0F0"/>
+                                <w:sz w:val="26"/>
+                                <w:szCs w:val="26"/>
+                                <w:lang w:val="en-US"/>
+                              </w:rPr>
+                              <w:t>くれない？・くれる？</w:t>
+                            </w:r>
+                          </w:p>
+                        </w:txbxContent>
+                      </wps:txbx>
+                      <wps:bodyPr rot="0" vert="horz" wrap="square" lIns="91440" tIns="45720" rIns="91440" bIns="45720" anchor="t" anchorCtr="0">
+                        <a:noAutofit/>
+                      </wps:bodyPr>
+                    </wps:wsp>
+                  </a:graphicData>
+                </a:graphic>
+                <wp14:sizeRelH relativeFrom="margin">
+                  <wp14:pctWidth>0</wp14:pctWidth>
+                </wp14:sizeRelH>
+                <wp14:sizeRelV relativeFrom="margin">
+                  <wp14:pctHeight>0</wp14:pctHeight>
+                </wp14:sizeRelV>
+              </wp:anchor>
+            </w:drawing>
+          </mc:Choice>
+          <mc:Fallback>
+            <w:pict>
+              <v:shape w14:anchorId="4C35D55A" id="_x0000_s1063" type="#_x0000_t202" style="position:absolute;left:0;text-align:left;margin-left:142.4pt;margin-top:4.05pt;width:210.8pt;height:30pt;z-index:251735040;visibility:visible;mso-wrap-style:square;mso-width-percent:0;mso-height-percent:0;mso-wrap-distance-left:9pt;mso-wrap-distance-top:3.6pt;mso-wrap-distance-right:9pt;mso-wrap-distance-bottom:3.6pt;mso-position-horizontal:absolute;mso-position-horizontal-relative:text;mso-position-vertical:absolute;mso-position-vertical-relative:text;mso-width-percent:0;mso-height-percent:0;mso-width-relative:margin;mso-height-relative:margin;v-text-anchor:top" o:gfxdata="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" strokecolor="#00b0f0">
+                <v:textbox>
+                  <w:txbxContent>
+                    <w:p>
+                      <w:pPr>
+                        <w:spacing w:after="0"/>
+                        <w:rPr>
+                          <w:rFonts w:hint="eastAsia"/>
+                          <w:b/>
+                          <w:bCs/>
+                          <w:color w:val="00B0F0"/>
+                          <w:sz w:val="26"/>
+                          <w:szCs w:val="26"/>
+                          <w:lang w:val="en-US"/>
+                        </w:rPr>
+                      </w:pPr>
+                      <w:r>
+                        <w:rPr>
+                          <w:b/>
+                          <w:bCs/>
+                          <w:color w:val="00B0F0"/>
+                          <w:sz w:val="26"/>
+                          <w:szCs w:val="26"/>
+                          <w:lang w:val="en-US"/>
+                        </w:rPr>
+                        <w:t>V</w:t>
+                      </w:r>
+                      <w:r>
+                        <w:rPr>
+                          <w:rFonts w:hint="eastAsia"/>
+                          <w:b/>
+                          <w:bCs/>
+                          <w:color w:val="00B0F0"/>
+                          <w:sz w:val="26"/>
+                          <w:szCs w:val="26"/>
+                          <w:lang w:val="en-US"/>
+                        </w:rPr>
+                        <w:t xml:space="preserve"> </w:t>
+                      </w:r>
+                      <w:r>
+                        <w:rPr>
+                          <w:rFonts w:hint="eastAsia"/>
+                          <w:b/>
+                          <w:bCs/>
+                          <w:color w:val="00B0F0"/>
+                          <w:sz w:val="26"/>
+                          <w:szCs w:val="26"/>
+                          <w:lang w:val="en-US"/>
+                        </w:rPr>
+                        <w:t>―</w:t>
+                      </w:r>
+                      <w:r>
+                        <w:rPr>
+                          <w:b/>
+                          <w:bCs/>
+                          <w:color w:val="00B0F0"/>
+                          <w:sz w:val="26"/>
+                          <w:szCs w:val="26"/>
+                          <w:lang w:val="en-US"/>
+                        </w:rPr>
+                        <w:t xml:space="preserve"> </w:t>
+                      </w:r>
+                      <w:r>
+                        <w:rPr>
+                          <w:rFonts w:hint="eastAsia"/>
+                          <w:b/>
+                          <w:bCs/>
+                          <w:color w:val="00B0F0"/>
+                          <w:sz w:val="26"/>
+                          <w:szCs w:val="26"/>
+                          <w:lang w:val="en-US"/>
+                        </w:rPr>
+                        <w:t>て</w:t>
+                      </w:r>
+                      <w:r>
+                        <w:rPr>
+                          <w:rFonts w:hint="eastAsia"/>
+                          <w:b/>
+                          <w:bCs/>
+                          <w:color w:val="00B0F0"/>
+                          <w:sz w:val="26"/>
+                          <w:szCs w:val="26"/>
+                          <w:lang w:val="en-US"/>
+                        </w:rPr>
+                        <w:t>形</w:t>
+                      </w:r>
+                      <w:r>
+                        <w:rPr>
+                          <w:rFonts w:hint="eastAsia"/>
+                          <w:b/>
+                          <w:bCs/>
+                          <w:color w:val="00B0F0"/>
+                          <w:sz w:val="26"/>
+                          <w:szCs w:val="26"/>
+                          <w:lang w:val="en-US"/>
+                        </w:rPr>
+                        <w:t xml:space="preserve"> + </w:t>
+                      </w:r>
+                      <w:r>
+                        <w:rPr>
+                          <w:rFonts w:hint="eastAsia"/>
+                          <w:b/>
+                          <w:bCs/>
+                          <w:color w:val="00B0F0"/>
+                          <w:sz w:val="26"/>
+                          <w:szCs w:val="26"/>
+                          <w:lang w:val="en-US"/>
+                        </w:rPr>
+                        <w:t>くれない？・くれる？</w:t>
+                      </w:r>
+                    </w:p>
+                  </w:txbxContent>
+                </v:textbox>
+                <w10:wrap type="square"/>
+              </v:shape>
+            </w:pict>
+          </mc:Fallback>
+        </mc:AlternateContent>
+      </w:r>
+    </w:p>
+    <w:p>
+      <w:pPr>
+        <w:rPr>
+          <w:b/>
+          <w:bCs/>
+          <w:sz w:val="24"/>
+          <w:szCs w:val="21"/>
+          <w:lang w:val="en-US"/>
+        </w:rPr>
+      </w:pPr>
+    </w:p>
+    <w:p>
+      <w:pPr>
+        <w:rPr>
+          <w:sz w:val="24"/>
+          <w:szCs w:val="21"/>
+          <w:lang w:val="en-US"/>
+        </w:rPr>
+      </w:pPr>
+      <w:r>
+        <w:rPr>
+          <w:b/>
+          <w:bCs/>
+          <w:color w:val="00B0F0"/>
+          <w:sz w:val="24"/>
+          <w:szCs w:val="21"/>
+          <w:lang w:val="en-US"/>
+        </w:rPr>
+        <w:t>ポイント</w:t>
+      </w:r>
+      <w:r>
+        <w:rPr>
+          <w:b/>
+          <w:bCs/>
+          <w:color w:val="00B0F0"/>
+          <w:sz w:val="24"/>
+          <w:szCs w:val="21"/>
+          <w:lang w:val="en-US"/>
+        </w:rPr>
+        <w:t>:</w:t>
+      </w:r>
+      <w:r>
+        <w:rPr>
+          <w:color w:val="00B0F0"/>
+          <w:sz w:val="24"/>
+          <w:szCs w:val="21"/>
+          <w:lang w:val="en-US"/>
+        </w:rPr>
+        <w:t xml:space="preserve"> </w:t>
+      </w:r>
+      <w:r>
+        <w:rPr>
+          <w:sz w:val="24"/>
+          <w:szCs w:val="21"/>
+          <w:lang w:val="en-US"/>
+        </w:rPr>
+        <w:t>Diễn tả lời yêu cầu, đề nghị ai đó làm gì giúp mình 1 cách thân mật, thường là dùng với người quen, gia đình hay bạn bè thân thiết.</w:t>
+      </w:r>
+    </w:p>
+    <w:p>
+      <w:pPr>
+        <w:rPr>
+          <w:sz w:val="24"/>
+          <w:szCs w:val="21"/>
+          <w:lang w:val="en-US"/>
+        </w:rPr>
+      </w:pPr>
+      <w:r>
+        <w:rPr>
+          <w:rFonts w:hint="eastAsia"/>
+          <w:b/>
+          <w:bCs/>
+          <w:sz w:val="24"/>
+          <w:szCs w:val="21"/>
+          <w:lang w:val="en-US"/>
+        </w:rPr>
+        <w:t>例</w:t>
+      </w:r>
+      <w:r>
+        <w:rPr>
+          <w:rFonts w:hint="eastAsia"/>
+          <w:b/>
+          <w:bCs/>
+          <w:sz w:val="24"/>
+          <w:szCs w:val="21"/>
+          <w:lang w:val="en-US"/>
+        </w:rPr>
+        <w:t>:</w:t>
+      </w:r>
+      <w:r>
+        <w:rPr>
+          <w:rFonts w:hint="eastAsia"/>
+          <w:sz w:val="24"/>
+          <w:szCs w:val="21"/>
+          <w:lang w:val="en-US"/>
+        </w:rPr>
+        <w:t xml:space="preserve"> </w:t>
+      </w:r>
+      <w:r>
+        <w:rPr>
+          <w:sz w:val="24"/>
+          <w:szCs w:val="21"/>
+          <w:lang w:val="en-US"/>
+        </w:rPr>
+        <w:tab/>
+      </w:r>
+      <w:r>
+        <w:rPr>
+          <w:rFonts w:hint="eastAsia"/>
+          <w:sz w:val="24"/>
+          <w:szCs w:val="21"/>
+          <w:lang w:val="en-US"/>
+        </w:rPr>
+        <w:t xml:space="preserve">A: </w:t>
+      </w:r>
+      <w:r>
+        <w:rPr>
+          <w:rFonts w:hint="eastAsia"/>
+          <w:sz w:val="24"/>
+          <w:szCs w:val="21"/>
+          <w:lang w:val="en-US"/>
+        </w:rPr>
+        <w:t>筆箱、忘れちゃったんだ。悪いけど、ペン</w:t>
+      </w:r>
+      <w:r>
+        <w:rPr>
+          <w:rFonts w:hint="eastAsia"/>
+          <w:color w:val="00B050"/>
+          <w:sz w:val="24"/>
+          <w:szCs w:val="21"/>
+          <w:lang w:val="en-US"/>
+        </w:rPr>
+        <w:t>貸して</w:t>
+      </w:r>
+      <w:r>
+        <w:rPr>
+          <w:rFonts w:hint="eastAsia"/>
+          <w:color w:val="D86DCB" w:themeColor="accent5" w:themeTint="99"/>
+          <w:sz w:val="24"/>
+          <w:szCs w:val="21"/>
+          <w:lang w:val="en-US"/>
+        </w:rPr>
+        <w:t>くれない</w:t>
+      </w:r>
+      <w:r>
+        <w:rPr>
+          <w:rFonts w:hint="eastAsia"/>
+          <w:sz w:val="24"/>
+          <w:szCs w:val="21"/>
+          <w:lang w:val="en-US"/>
+        </w:rPr>
+        <w:t>？</w:t>
+      </w:r>
+    </w:p>
+    <w:p>
+      <w:pPr>
+        <w:rPr>
+          <w:sz w:val="24"/>
+          <w:szCs w:val="21"/>
+          <w:lang w:val="en-US"/>
+        </w:rPr>
+      </w:pPr>
+      <w:r>
+        <w:rPr>
+          <w:sz w:val="24"/>
+          <w:szCs w:val="21"/>
+          <w:lang w:val="en-US"/>
+        </w:rPr>
+        <w:tab/>
+      </w:r>
+      <w:r>
+        <w:rPr>
+          <w:rFonts w:hint="eastAsia"/>
+          <w:sz w:val="24"/>
+          <w:szCs w:val="21"/>
+          <w:lang w:val="en-US"/>
+        </w:rPr>
+        <w:t xml:space="preserve">B: </w:t>
+      </w:r>
+      <w:r>
+        <w:rPr>
+          <w:rFonts w:hint="eastAsia"/>
+          <w:sz w:val="24"/>
+          <w:szCs w:val="21"/>
+          <w:lang w:val="en-US"/>
+        </w:rPr>
+        <w:t>いいよ。これ、使って。</w:t>
+      </w:r>
+    </w:p>
+    <w:p>
+      <w:pPr>
+        <w:rPr>
+          <w:b/>
+          <w:bCs/>
+          <w:sz w:val="24"/>
+          <w:szCs w:val="21"/>
+          <w:lang w:val="en-US"/>
+        </w:rPr>
+      </w:pPr>
+      <w:r>
+        <w:rPr>
+          <w:rFonts w:hint="eastAsia"/>
+          <w:b/>
+          <w:bCs/>
+          <w:sz w:val="24"/>
+          <w:szCs w:val="21"/>
+          <w:lang w:val="en-US"/>
+        </w:rPr>
+        <w:t>1</w:t>
+      </w:r>
+      <w:r>
+        <w:rPr>
+          <w:b/>
+          <w:bCs/>
+          <w:sz w:val="24"/>
+          <w:szCs w:val="21"/>
+          <w:lang w:val="en-US"/>
+        </w:rPr>
+        <w:t>4</w:t>
+      </w:r>
+      <w:r>
+        <w:rPr>
+          <w:b/>
+          <w:bCs/>
+          <w:sz w:val="24"/>
+          <w:szCs w:val="21"/>
+          <w:lang w:val="en-US"/>
+        </w:rPr>
+        <w:t>.</w:t>
+      </w:r>
+      <w:r>
+        <w:rPr>
+          <w:rFonts w:hint="eastAsia"/>
+          <w:b/>
+          <w:bCs/>
+          <w:sz w:val="24"/>
+          <w:szCs w:val="21"/>
+          <w:lang w:val="en-US"/>
+        </w:rPr>
+        <w:t xml:space="preserve"> </w:t>
+      </w:r>
+      <w:r>
+        <w:rPr>
+          <w:b/>
+          <w:bCs/>
+          <w:sz w:val="24"/>
+          <w:szCs w:val="21"/>
+          <w:u w:val="single"/>
+          <w:lang w:val="en-US"/>
+        </w:rPr>
+        <w:t>… phải không / Không phải … à</w:t>
+      </w:r>
+      <w:r>
+        <w:rPr>
+          <w:b/>
+          <w:bCs/>
+          <w:sz w:val="24"/>
+          <w:szCs w:val="21"/>
+          <w:lang w:val="en-US"/>
+        </w:rPr>
+        <w:t>:</w:t>
+      </w:r>
+    </w:p>
+    <w:p>
+      <w:pPr>
+        <w:rPr>
+          <w:b/>
+          <w:bCs/>
+          <w:sz w:val="24"/>
+          <w:szCs w:val="21"/>
+          <w:lang w:val="en-US"/>
+        </w:rPr>
+      </w:pPr>
+      <w:r>
+        <w:rPr>
+          <w:b/>
+          <w:bCs/>
+          <w:noProof/>
+          <w:sz w:val="24"/>
+          <w:szCs w:val="21"/>
+          <w:lang w:val="en-US"/>
+        </w:rPr>
+        <mc:AlternateContent>
+          <mc:Choice Requires="wps">
+            <w:drawing>
+              <wp:anchor distT="45720" distB="45720" distL="114300" distR="114300" simplePos="0" relativeHeight="251737088" behindDoc="0" locked="0" layoutInCell="1" allowOverlap="1" wp14:anchorId="09C41AF6" wp14:editId="151AECBF">
+                <wp:simplePos x="0" y="0"/>
+                <wp:positionH relativeFrom="column">
+                  <wp:posOffset>1598016</wp:posOffset>
+                </wp:positionH>
+                <wp:positionV relativeFrom="paragraph">
+                  <wp:posOffset>83185</wp:posOffset>
+                </wp:positionV>
+                <wp:extent cx="3288665" cy="657225"/>
+                <wp:effectExtent l="0" t="0" r="26035" b="28575"/>
+                <wp:wrapSquare wrapText="bothSides"/>
+                <wp:docPr id="835197878" name="Text Box 2"/>
+                <wp:cNvGraphicFramePr>
+                  <a:graphicFrameLocks xmlns:a="http://schemas.openxmlformats.org/drawingml/2006/main"/>
+                </wp:cNvGraphicFramePr>
+                <a:graphic xmlns:a="http://schemas.openxmlformats.org/drawingml/2006/main">
+                  <a:graphicData uri="http://schemas.microsoft.com/office/word/2010/wordprocessingShape">
+                    <wps:wsp>
+                      <wps:cNvSpPr txBox="1">
+                        <a:spLocks noChangeArrowheads="1"/>
+                      </wps:cNvSpPr>
+                      <wps:spPr bwMode="auto">
+                        <a:xfrm>
+                          <a:off x="0" y="0"/>
+                          <a:ext cx="3288665" cy="657225"/>
+                        </a:xfrm>
+                        <a:prstGeom prst="rect">
+                          <a:avLst/>
+                        </a:prstGeom>
+                        <a:solidFill>
+                          <a:srgbClr val="FFFFFF"/>
+                        </a:solidFill>
+                        <a:ln w="9525">
+                          <a:solidFill>
+                            <a:srgbClr val="00B0F0"/>
+                          </a:solidFill>
+                          <a:miter lim="800000"/>
+                          <a:headEnd/>
+                          <a:tailEnd/>
+                        </a:ln>
+                      </wps:spPr>
+                      <wps:txbx>
+                        <w:txbxContent>
+                          <w:p>
+                            <w:pPr>
+                              <w:spacing w:after="0"/>
+                              <w:rPr>
+                                <w:rFonts w:hint="eastAsia"/>
+                                <w:b/>
+                                <w:bCs/>
+                                <w:color w:val="00B0F0"/>
+                                <w:sz w:val="26"/>
+                                <w:szCs w:val="26"/>
+                                <w:lang w:val="en-US"/>
+                              </w:rPr>
+                            </w:pPr>
+                            <w:r>
+                              <w:rPr>
+                                <w:b/>
+                                <w:bCs/>
+                                <w:color w:val="00B0F0"/>
+                                <w:sz w:val="26"/>
+                                <w:szCs w:val="26"/>
+                                <w:lang w:val="en-US"/>
+                              </w:rPr>
+                              <w:t>A</w:t>
+                            </w:r>
+                            <w:r>
+                              <w:rPr>
+                                <w:rFonts w:hint="eastAsia"/>
+                                <w:b/>
+                                <w:bCs/>
+                                <w:color w:val="00B0F0"/>
+                                <w:sz w:val="26"/>
+                                <w:szCs w:val="26"/>
+                                <w:lang w:val="en-US"/>
+                              </w:rPr>
+                              <w:t>な</w:t>
+                            </w:r>
+                            <w:r>
+                              <w:rPr>
+                                <w:rFonts w:hint="eastAsia"/>
+                                <w:b/>
+                                <w:bCs/>
+                                <w:color w:val="00B0F0"/>
+                                <w:sz w:val="26"/>
+                                <w:szCs w:val="26"/>
+                                <w:lang w:val="en-US"/>
+                              </w:rPr>
+                              <w:t>／</w:t>
+                            </w:r>
+                            <w:r>
+                              <w:rPr>
+                                <w:b/>
+                                <w:bCs/>
+                                <w:color w:val="00B0F0"/>
+                                <w:sz w:val="26"/>
+                                <w:szCs w:val="26"/>
+                                <w:lang w:val="en-US"/>
+                              </w:rPr>
+                              <w:t>N</w:t>
+                            </w:r>
+                            <w:r>
+                              <w:rPr>
+                                <w:b/>
+                                <w:bCs/>
+                                <w:color w:val="00B0F0"/>
+                                <w:sz w:val="26"/>
+                                <w:szCs w:val="26"/>
+                                <w:lang w:val="en-US"/>
+                              </w:rPr>
+                              <w:tab/>
+                            </w:r>
+                            <w:r>
+                              <w:rPr>
+                                <w:b/>
+                                <w:bCs/>
+                                <w:color w:val="00B0F0"/>
+                                <w:sz w:val="26"/>
+                                <w:szCs w:val="26"/>
+                                <w:lang w:val="en-US"/>
+                              </w:rPr>
+                              <w:tab/>
+                            </w:r>
+                            <w:r>
+                              <w:rPr>
+                                <w:rFonts w:hint="eastAsia"/>
+                                <w:b/>
+                                <w:bCs/>
+                                <w:color w:val="00B0F0"/>
+                                <w:sz w:val="26"/>
+                                <w:szCs w:val="26"/>
+                                <w:lang w:val="en-US"/>
+                              </w:rPr>
+                              <w:t>＋</w:t>
+                            </w:r>
+                            <w:r>
+                              <w:rPr>
+                                <w:rFonts w:hint="eastAsia"/>
+                                <w:b/>
+                                <w:bCs/>
+                                <w:color w:val="00B0F0"/>
+                                <w:sz w:val="26"/>
+                                <w:szCs w:val="26"/>
+                                <w:lang w:val="en-US"/>
+                              </w:rPr>
+                              <w:t xml:space="preserve"> </w:t>
+                            </w:r>
+                            <w:r>
+                              <w:rPr>
+                                <w:rFonts w:hint="eastAsia"/>
+                                <w:b/>
+                                <w:bCs/>
+                                <w:color w:val="00B0F0"/>
+                                <w:sz w:val="26"/>
+                                <w:szCs w:val="26"/>
+                                <w:lang w:val="en-US"/>
+                              </w:rPr>
+                              <w:t>（なん）じゃない？</w:t>
+                            </w:r>
+                          </w:p>
+                          <w:p>
+                            <w:pPr>
+                              <w:spacing w:after="0"/>
+                              <w:rPr>
+                                <w:rFonts w:hint="eastAsia"/>
+                                <w:b/>
+                                <w:bCs/>
+                                <w:color w:val="00B0F0"/>
+                                <w:sz w:val="26"/>
+                                <w:szCs w:val="26"/>
+                                <w:lang w:val="en-US"/>
+                              </w:rPr>
+                            </w:pPr>
+                            <w:r>
+                              <w:rPr>
+                                <w:b/>
+                                <w:bCs/>
+                                <w:color w:val="00B0F0"/>
+                                <w:sz w:val="26"/>
+                                <w:szCs w:val="26"/>
+                                <w:lang w:val="en-US"/>
+                              </w:rPr>
+                              <w:t xml:space="preserve">A </w:t>
+                            </w:r>
+                            <w:r>
+                              <w:rPr>
+                                <w:rFonts w:hint="eastAsia"/>
+                                <w:b/>
+                                <w:bCs/>
+                                <w:color w:val="00B0F0"/>
+                                <w:sz w:val="26"/>
+                                <w:szCs w:val="26"/>
+                                <w:lang w:val="en-US"/>
+                              </w:rPr>
+                              <w:t>い／</w:t>
+                            </w:r>
+                            <w:r>
+                              <w:rPr>
+                                <w:rFonts w:hint="eastAsia"/>
+                                <w:b/>
+                                <w:bCs/>
+                                <w:color w:val="00B0F0"/>
+                                <w:sz w:val="26"/>
+                                <w:szCs w:val="26"/>
+                                <w:lang w:val="en-US"/>
+                              </w:rPr>
+                              <w:t>V</w:t>
+                            </w:r>
+                            <w:r>
+                              <w:rPr>
+                                <w:rFonts w:hint="eastAsia"/>
+                                <w:b/>
+                                <w:bCs/>
+                                <w:color w:val="00B0F0"/>
+                                <w:sz w:val="26"/>
+                                <w:szCs w:val="26"/>
+                                <w:lang w:val="en-US"/>
+                              </w:rPr>
+                              <w:t>普通形</w:t>
+                            </w:r>
+                            <w:r>
+                              <w:rPr>
+                                <w:b/>
+                                <w:bCs/>
+                                <w:color w:val="00B0F0"/>
+                                <w:sz w:val="26"/>
+                                <w:szCs w:val="26"/>
+                                <w:lang w:val="en-US"/>
+                              </w:rPr>
+                              <w:tab/>
+                            </w:r>
+                            <w:r>
+                              <w:rPr>
+                                <w:rFonts w:hint="eastAsia"/>
+                                <w:b/>
+                                <w:bCs/>
+                                <w:color w:val="00B0F0"/>
+                                <w:sz w:val="26"/>
+                                <w:szCs w:val="26"/>
+                                <w:lang w:val="en-US"/>
+                              </w:rPr>
+                              <w:t>＋</w:t>
+                            </w:r>
+                            <w:r>
+                              <w:rPr>
+                                <w:rFonts w:hint="eastAsia"/>
+                                <w:b/>
+                                <w:bCs/>
+                                <w:color w:val="00B0F0"/>
+                                <w:sz w:val="26"/>
+                                <w:szCs w:val="26"/>
+                                <w:lang w:val="en-US"/>
+                              </w:rPr>
+                              <w:t xml:space="preserve"> </w:t>
+                            </w:r>
+                            <w:r>
+                              <w:rPr>
+                                <w:rFonts w:hint="eastAsia"/>
+                                <w:b/>
+                                <w:bCs/>
+                                <w:color w:val="00B0F0"/>
+                                <w:sz w:val="26"/>
+                                <w:szCs w:val="26"/>
+                                <w:lang w:val="en-US"/>
+                              </w:rPr>
+                              <w:t>んじゃない？</w:t>
+                            </w:r>
+                          </w:p>
+                        </w:txbxContent>
+                      </wps:txbx>
+                      <wps:bodyPr rot="0" vert="horz" wrap="square" lIns="91440" tIns="45720" rIns="91440" bIns="45720" anchor="t" anchorCtr="0">
+                        <a:noAutofit/>
+                      </wps:bodyPr>
+                    </wps:wsp>
+                  </a:graphicData>
+                </a:graphic>
+                <wp14:sizeRelH relativeFrom="margin">
+                  <wp14:pctWidth>0</wp14:pctWidth>
+                </wp14:sizeRelH>
+                <wp14:sizeRelV relativeFrom="margin">
+                  <wp14:pctHeight>0</wp14:pctHeight>
+                </wp14:sizeRelV>
+              </wp:anchor>
+            </w:drawing>
+          </mc:Choice>
+          <mc:Fallback>
+            <w:pict>
+              <v:shape w14:anchorId="09C41AF6" id="_x0000_s1064" type="#_x0000_t202" style="position:absolute;left:0;text-align:left;margin-left:125.85pt;margin-top:6.55pt;width:258.95pt;height:51.75pt;z-index:251737088;visibility:visible;mso-wrap-style:square;mso-width-percent:0;mso-height-percent:0;mso-wrap-distance-left:9pt;mso-wrap-distance-top:3.6pt;mso-wrap-distance-right:9pt;mso-wrap-distance-bottom:3.6pt;mso-position-horizontal:absolute;mso-position-horizontal-relative:text;mso-position-vertical:absolute;mso-position-vertical-relative:text;mso-width-percent:0;mso-height-percent:0;mso-width-relative:margin;mso-height-relative:margin;v-text-anchor:top" o:gfxdata="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" strokecolor="#00b0f0">
+                <v:textbox>
+                  <w:txbxContent>
+                    <w:p>
+                      <w:pPr>
+                        <w:spacing w:after="0"/>
+                        <w:rPr>
+                          <w:rFonts w:hint="eastAsia"/>
+                          <w:b/>
+                          <w:bCs/>
+                          <w:color w:val="00B0F0"/>
+                          <w:sz w:val="26"/>
+                          <w:szCs w:val="26"/>
+                          <w:lang w:val="en-US"/>
+                        </w:rPr>
+                      </w:pPr>
+                      <w:r>
+                        <w:rPr>
+                          <w:b/>
+                          <w:bCs/>
+                          <w:color w:val="00B0F0"/>
+                          <w:sz w:val="26"/>
+                          <w:szCs w:val="26"/>
+                          <w:lang w:val="en-US"/>
+                        </w:rPr>
+                        <w:t>A</w:t>
+                      </w:r>
+                      <w:r>
+                        <w:rPr>
+                          <w:rFonts w:hint="eastAsia"/>
+                          <w:b/>
+                          <w:bCs/>
+                          <w:color w:val="00B0F0"/>
+                          <w:sz w:val="26"/>
+                          <w:szCs w:val="26"/>
+                          <w:lang w:val="en-US"/>
+                        </w:rPr>
+                        <w:t>な</w:t>
+                      </w:r>
+                      <w:r>
+                        <w:rPr>
+                          <w:rFonts w:hint="eastAsia"/>
+                          <w:b/>
+                          <w:bCs/>
+                          <w:color w:val="00B0F0"/>
+                          <w:sz w:val="26"/>
+                          <w:szCs w:val="26"/>
+                          <w:lang w:val="en-US"/>
+                        </w:rPr>
+                        <w:t>／</w:t>
+                      </w:r>
+                      <w:r>
+                        <w:rPr>
+                          <w:b/>
+                          <w:bCs/>
+                          <w:color w:val="00B0F0"/>
+                          <w:sz w:val="26"/>
+                          <w:szCs w:val="26"/>
+                          <w:lang w:val="en-US"/>
+                        </w:rPr>
+                        <w:t>N</w:t>
+                      </w:r>
+                      <w:r>
+                        <w:rPr>
+                          <w:b/>
+                          <w:bCs/>
+                          <w:color w:val="00B0F0"/>
+                          <w:sz w:val="26"/>
+                          <w:szCs w:val="26"/>
+                          <w:lang w:val="en-US"/>
+                        </w:rPr>
+                        <w:tab/>
+                      </w:r>
+                      <w:r>
+                        <w:rPr>
+                          <w:b/>
+                          <w:bCs/>
+                          <w:color w:val="00B0F0"/>
+                          <w:sz w:val="26"/>
+                          <w:szCs w:val="26"/>
+                          <w:lang w:val="en-US"/>
+                        </w:rPr>
+                        <w:tab/>
+                      </w:r>
+                      <w:r>
+                        <w:rPr>
+                          <w:rFonts w:hint="eastAsia"/>
+                          <w:b/>
+                          <w:bCs/>
+                          <w:color w:val="00B0F0"/>
+                          <w:sz w:val="26"/>
+                          <w:szCs w:val="26"/>
+                          <w:lang w:val="en-US"/>
+                        </w:rPr>
+                        <w:t>＋</w:t>
+                      </w:r>
+                      <w:r>
+                        <w:rPr>
+                          <w:rFonts w:hint="eastAsia"/>
+                          <w:b/>
+                          <w:bCs/>
+                          <w:color w:val="00B0F0"/>
+                          <w:sz w:val="26"/>
+                          <w:szCs w:val="26"/>
+                          <w:lang w:val="en-US"/>
+                        </w:rPr>
+                        <w:t xml:space="preserve"> </w:t>
+                      </w:r>
+                      <w:r>
+                        <w:rPr>
+                          <w:rFonts w:hint="eastAsia"/>
+                          <w:b/>
+                          <w:bCs/>
+                          <w:color w:val="00B0F0"/>
+                          <w:sz w:val="26"/>
+                          <w:szCs w:val="26"/>
+                          <w:lang w:val="en-US"/>
+                        </w:rPr>
+                        <w:t>（なん）じゃない？</w:t>
+                      </w:r>
+                    </w:p>
+                    <w:p>
+                      <w:pPr>
+                        <w:spacing w:after="0"/>
+                        <w:rPr>
+                          <w:rFonts w:hint="eastAsia"/>
+                          <w:b/>
+                          <w:bCs/>
+                          <w:color w:val="00B0F0"/>
+                          <w:sz w:val="26"/>
+                          <w:szCs w:val="26"/>
+                          <w:lang w:val="en-US"/>
+                        </w:rPr>
+                      </w:pPr>
+                      <w:r>
+                        <w:rPr>
+                          <w:b/>
+                          <w:bCs/>
+                          <w:color w:val="00B0F0"/>
+                          <w:sz w:val="26"/>
+                          <w:szCs w:val="26"/>
+                          <w:lang w:val="en-US"/>
+                        </w:rPr>
+                        <w:t xml:space="preserve">A </w:t>
+                      </w:r>
+                      <w:r>
+                        <w:rPr>
+                          <w:rFonts w:hint="eastAsia"/>
+                          <w:b/>
+                          <w:bCs/>
+                          <w:color w:val="00B0F0"/>
+                          <w:sz w:val="26"/>
+                          <w:szCs w:val="26"/>
+                          <w:lang w:val="en-US"/>
+                        </w:rPr>
+                        <w:t>い／</w:t>
+                      </w:r>
+                      <w:r>
+                        <w:rPr>
+                          <w:rFonts w:hint="eastAsia"/>
+                          <w:b/>
+                          <w:bCs/>
+                          <w:color w:val="00B0F0"/>
+                          <w:sz w:val="26"/>
+                          <w:szCs w:val="26"/>
+                          <w:lang w:val="en-US"/>
+                        </w:rPr>
+                        <w:t>V</w:t>
+                      </w:r>
+                      <w:r>
+                        <w:rPr>
+                          <w:rFonts w:hint="eastAsia"/>
+                          <w:b/>
+                          <w:bCs/>
+                          <w:color w:val="00B0F0"/>
+                          <w:sz w:val="26"/>
+                          <w:szCs w:val="26"/>
+                          <w:lang w:val="en-US"/>
+                        </w:rPr>
+                        <w:t>普通形</w:t>
+                      </w:r>
+                      <w:r>
+                        <w:rPr>
+                          <w:b/>
+                          <w:bCs/>
+                          <w:color w:val="00B0F0"/>
+                          <w:sz w:val="26"/>
+                          <w:szCs w:val="26"/>
+                          <w:lang w:val="en-US"/>
+                        </w:rPr>
+                        <w:tab/>
+                      </w:r>
+                      <w:r>
+                        <w:rPr>
+                          <w:rFonts w:hint="eastAsia"/>
+                          <w:b/>
+                          <w:bCs/>
+                          <w:color w:val="00B0F0"/>
+                          <w:sz w:val="26"/>
+                          <w:szCs w:val="26"/>
+                          <w:lang w:val="en-US"/>
+                        </w:rPr>
+                        <w:t>＋</w:t>
+                      </w:r>
+                      <w:r>
+                        <w:rPr>
+                          <w:rFonts w:hint="eastAsia"/>
+                          <w:b/>
+                          <w:bCs/>
+                          <w:color w:val="00B0F0"/>
+                          <w:sz w:val="26"/>
+                          <w:szCs w:val="26"/>
+                          <w:lang w:val="en-US"/>
+                        </w:rPr>
+                        <w:t xml:space="preserve"> </w:t>
+                      </w:r>
+                      <w:r>
+                        <w:rPr>
+                          <w:rFonts w:hint="eastAsia"/>
+                          <w:b/>
+                          <w:bCs/>
+                          <w:color w:val="00B0F0"/>
+                          <w:sz w:val="26"/>
+                          <w:szCs w:val="26"/>
+                          <w:lang w:val="en-US"/>
+                        </w:rPr>
+                        <w:t>んじゃない？</w:t>
+                      </w:r>
+                    </w:p>
+                  </w:txbxContent>
+                </v:textbox>
+                <w10:wrap type="square"/>
+              </v:shape>
+            </w:pict>
+          </mc:Fallback>
+        </mc:AlternateContent>
+      </w:r>
+    </w:p>
+    <w:p>
+      <w:pPr>
+        <w:rPr>
+          <w:b/>
+          <w:bCs/>
+          <w:sz w:val="24"/>
+          <w:szCs w:val="21"/>
+          <w:lang w:val="en-US"/>
+        </w:rPr>
+      </w:pPr>
+    </w:p>
+    <w:p>
+      <w:pPr>
+        <w:rPr>
+          <w:sz w:val="24"/>
+          <w:szCs w:val="21"/>
+          <w:lang w:val="en-US"/>
+        </w:rPr>
+      </w:pPr>
+    </w:p>
+    <w:p>
+      <w:pPr>
+        <w:rPr>
+          <w:sz w:val="24"/>
+          <w:szCs w:val="21"/>
+          <w:lang w:val="en-US"/>
+        </w:rPr>
+      </w:pPr>
+      <w:r>
+        <w:rPr>
+          <w:b/>
+          <w:bCs/>
+          <w:color w:val="00B0F0"/>
+          <w:sz w:val="24"/>
+          <w:szCs w:val="21"/>
+          <w:lang w:val="en-US"/>
+        </w:rPr>
+        <w:t>ポイント</w:t>
+      </w:r>
+      <w:r>
+        <w:rPr>
+          <w:b/>
+          <w:bCs/>
+          <w:color w:val="00B0F0"/>
+          <w:sz w:val="24"/>
+          <w:szCs w:val="21"/>
+          <w:lang w:val="en-US"/>
+        </w:rPr>
+        <w:t>:</w:t>
+      </w:r>
+      <w:r>
+        <w:rPr>
+          <w:color w:val="00B0F0"/>
+          <w:sz w:val="24"/>
+          <w:szCs w:val="21"/>
+          <w:lang w:val="en-US"/>
+        </w:rPr>
+        <w:t xml:space="preserve"> </w:t>
+      </w:r>
+      <w:r>
+        <w:rPr>
+          <w:sz w:val="24"/>
+          <w:szCs w:val="21"/>
+          <w:lang w:val="en-US"/>
+        </w:rPr>
+        <w:t>Diễn tả phán đoán mang tính chất ước chừng của người nói "không thể khẳng định rõ là như thế, nhưng phải chăng là thế". Được nói với ngữ điệu lên giọng.</w:t>
+      </w:r>
+    </w:p>
+    <w:p>
+      <w:pPr>
+        <w:rPr>
+          <w:sz w:val="24"/>
+          <w:szCs w:val="21"/>
+          <w:lang w:val="en-US"/>
+        </w:rPr>
+      </w:pPr>
+      <w:r>
+        <w:rPr>
+          <w:rFonts w:hint="eastAsia"/>
+          <w:b/>
+          <w:bCs/>
+          <w:sz w:val="24"/>
+          <w:szCs w:val="21"/>
+          <w:lang w:val="en-US"/>
+        </w:rPr>
+        <w:t>例</w:t>
+      </w:r>
+      <w:r>
+        <w:rPr>
+          <w:rFonts w:hint="eastAsia"/>
+          <w:b/>
+          <w:bCs/>
+          <w:sz w:val="24"/>
+          <w:szCs w:val="21"/>
+          <w:lang w:val="en-US"/>
+        </w:rPr>
+        <w:t>:</w:t>
+      </w:r>
+      <w:r>
+        <w:rPr>
+          <w:rFonts w:hint="eastAsia"/>
+          <w:sz w:val="24"/>
+          <w:szCs w:val="21"/>
+          <w:lang w:val="en-US"/>
+        </w:rPr>
+        <w:t xml:space="preserve"> </w:t>
+      </w:r>
+      <w:r>
+        <w:rPr>
+          <w:sz w:val="24"/>
+          <w:szCs w:val="21"/>
+          <w:lang w:val="en-US"/>
+        </w:rPr>
+        <w:tab/>
+      </w:r>
+      <w:r>
+        <w:rPr>
+          <w:rFonts w:hint="eastAsia"/>
+          <w:sz w:val="24"/>
+          <w:szCs w:val="21"/>
+          <w:lang w:val="en-US"/>
+        </w:rPr>
+        <w:t xml:space="preserve">A: </w:t>
+      </w:r>
+      <w:r>
+        <w:rPr>
+          <w:rFonts w:hint="eastAsia"/>
+          <w:sz w:val="24"/>
+          <w:szCs w:val="21"/>
+          <w:lang w:val="en-US"/>
+        </w:rPr>
+        <w:t>あそこにいる人、</w:t>
+      </w:r>
+      <w:r>
+        <w:rPr>
+          <w:rFonts w:hint="eastAsia"/>
+          <w:color w:val="00B050"/>
+          <w:sz w:val="24"/>
+          <w:szCs w:val="21"/>
+          <w:lang w:val="en-US"/>
+        </w:rPr>
+        <w:t>大川先生</w:t>
+      </w:r>
+      <w:r>
+        <w:rPr>
+          <w:rFonts w:hint="eastAsia"/>
+          <w:color w:val="D86DCB" w:themeColor="accent5" w:themeTint="99"/>
+          <w:sz w:val="24"/>
+          <w:szCs w:val="21"/>
+          <w:lang w:val="en-US"/>
+        </w:rPr>
+        <w:t>じゃない</w:t>
+      </w:r>
+      <w:r>
+        <w:rPr>
+          <w:rFonts w:hint="eastAsia"/>
+          <w:sz w:val="24"/>
+          <w:szCs w:val="21"/>
+          <w:lang w:val="en-US"/>
+        </w:rPr>
+        <w:t>？</w:t>
+      </w:r>
+    </w:p>
+    <w:p>
+      <w:pPr>
+        <w:rPr>
+          <w:rFonts w:hint="eastAsia"/>
+          <w:sz w:val="24"/>
+          <w:szCs w:val="21"/>
+          <w:lang w:val="en-US"/>
+        </w:rPr>
+      </w:pPr>
+      <w:r>
+        <w:rPr>
+          <w:sz w:val="24"/>
+          <w:szCs w:val="21"/>
+          <w:lang w:val="en-US"/>
+        </w:rPr>
+        <w:tab/>
+      </w:r>
+      <w:r>
+        <w:rPr>
+          <w:rFonts w:hint="eastAsia"/>
+          <w:sz w:val="24"/>
+          <w:szCs w:val="21"/>
+          <w:lang w:val="en-US"/>
+        </w:rPr>
+        <w:t xml:space="preserve">B: </w:t>
+      </w:r>
+      <w:r>
+        <w:rPr>
+          <w:rFonts w:hint="eastAsia"/>
+          <w:sz w:val="24"/>
+          <w:szCs w:val="21"/>
+          <w:lang w:val="en-US"/>
+        </w:rPr>
+        <w:t>あ、本当だ。声をかけてみようか。</w:t>
+      </w:r>
     </w:p>
     <w:sectPr>
       <w:pgSz w:w="11906" w:h="16838"/>
@@ -20984,6 +30623,56 @@
     </w:sectPr>
   </w:body>
 </w:document>
+</file>
+
+<file path=word/endnotes.xml><?xml version="1.0" encoding="utf-8"?>
+<w:endnotes xmlns:wpc="http://schemas.microsoft.com/office/word/2010/wordprocessingCanvas" xmlns:cx="http://schemas.microsoft.com/office/drawing/2014/chartex" xmlns:cx1="http://schemas.microsoft.com/office/drawing/2015/9/8/chartex" xmlns:cx2="http://schemas.microsoft.com/office/drawing/2015/10/21/chartex" xmlns:cx3="http://schemas.microsoft.com/office/drawing/2016/5/9/chartex" xmlns:cx4="http://schemas.microsoft.com/office/drawing/2016/5/10/chartex" xmlns:cx5="http://schemas.microsoft.com/office/drawing/2016/5/11/chartex" xmlns:cx6="http://schemas.microsoft.com/office/drawing/2016/5/12/chartex" xmlns:cx7="http://schemas.microsoft.com/office/drawing/2016/5/13/chartex" xmlns:cx8="http://schemas.microsoft.com/office/drawing/2016/5/14/chartex" xmlns:mc="http://schemas.openxmlformats.org/markup-compatibility/2006" xmlns:aink="http://schemas.microsoft.com/office/drawing/2016/ink" xmlns:am3d="http://schemas.microsoft.com/office/drawing/2017/model3d" xmlns:o="urn:schemas-microsoft-com:office:office" xmlns:oel="http://schemas.microsoft.com/office/2019/extlst" xmlns:r="http://schemas.openxmlformats.org/officeDocument/2006/relationships" xmlns:m="http://schemas.openxmlformats.org/officeDocument/2006/math" xmlns:v="urn:schemas-microsoft-com:vml" xmlns:wp14="http://schemas.microsoft.com/office/word/2010/wordprocessingDrawing" xmlns:wp="http://schemas.openxmlformats.org/drawingml/2006/wordprocessingDrawing" xmlns:w10="urn:schemas-microsoft-com:office:word" xmlns:w="http://schemas.openxmlformats.org/wordprocessingml/2006/main" xmlns:w14="http://schemas.microsoft.com/office/word/2010/wordml" xmlns:w15="http://schemas.microsoft.com/office/word/2012/wordml" xmlns:w16cex="http://schemas.microsoft.com/office/word/2018/wordml/cex" xmlns:w16cid="http://schemas.microsoft.com/office/word/2016/wordml/cid" xmlns:w16="http://schemas.microsoft.com/office/word/2018/wordml" xmlns:w16du="http://schemas.microsoft.com/office/word/2023/wordml/word16du" xmlns:w16sdtdh="http://schemas.microsoft.com/office/word/2020/wordml/sdtdatahash" xmlns:w16sdtfl="http://schemas.microsoft.com/office/word/2024/wordml/sdtformatlock" xmlns:w16se="http://schemas.microsoft.com/office/word/2015/wordml/symex" xmlns:wpg="http://schemas.microsoft.com/office/word/2010/wordprocessingGroup" xmlns:wpi="http://schemas.microsoft.com/office/word/2010/wordprocessingInk" xmlns:wne="http://schemas.microsoft.com/office/word/2006/wordml" xmlns:wps="http://schemas.microsoft.com/office/word/2010/wordprocessingShape" mc:Ignorable="w14 w15 w16se w16cid w16 w16cex w16sdtdh w16sdtfl w16du wp14">
+  <w:endnote w:type="separator" w:id="-1">
+    <w:p>
+      <w:pPr>
+        <w:spacing w:after="0" w:line="240" w:lineRule="auto"/>
+      </w:pPr>
+      <w:r>
+        <w:separator/>
+      </w:r>
+    </w:p>
+  </w:endnote>
+  <w:endnote w:type="continuationSeparator" w:id="0">
+    <w:p>
+      <w:pPr>
+        <w:spacing w:after="0" w:line="240" w:lineRule="auto"/>
+      </w:pPr>
+      <w:r>
+        <w:continuationSeparator/>
+      </w:r>
+    </w:p>
+  </w:endnote>
+</w:endnotes>
+</file>
+
+<file path=word/footnotes.xml><?xml version="1.0" encoding="utf-8"?>
+<w:footnotes xmlns:wpc="http://schemas.microsoft.com/office/word/2010/wordprocessingCanvas" xmlns:cx="http://schemas.microsoft.com/office/drawing/2014/chartex" xmlns:cx1="http://schemas.microsoft.com/office/drawing/2015/9/8/chartex" xmlns:cx2="http://schemas.microsoft.com/office/drawing/2015/10/21/chartex" xmlns:cx3="http://schemas.microsoft.com/office/drawing/2016/5/9/chartex" xmlns:cx4="http://schemas.microsoft.com/office/drawing/2016/5/10/chartex" xmlns:cx5="http://schemas.microsoft.com/office/drawing/2016/5/11/chartex" xmlns:cx6="http://schemas.microsoft.com/office/drawing/2016/5/12/chartex" xmlns:cx7="http://schemas.microsoft.com/office/drawing/2016/5/13/chartex" xmlns:cx8="http://schemas.microsoft.com/office/drawing/2016/5/14/chartex" xmlns:mc="http://schemas.openxmlformats.org/markup-compatibility/2006" xmlns:aink="http://schemas.microsoft.com/office/drawing/2016/ink" xmlns:am3d="http://schemas.microsoft.com/office/drawing/2017/model3d" xmlns:o="urn:schemas-microsoft-com:office:office" xmlns:oel="http://schemas.microsoft.com/office/2019/extlst" xmlns:r="http://schemas.openxmlformats.org/officeDocument/2006/relationships" xmlns:m="http://schemas.openxmlformats.org/officeDocument/2006/math" xmlns:v="urn:schemas-microsoft-com:vml" xmlns:wp14="http://schemas.microsoft.com/office/word/2010/wordprocessingDrawing" xmlns:wp="http://schemas.openxmlformats.org/drawingml/2006/wordprocessingDrawing" xmlns:w10="urn:schemas-microsoft-com:office:word" xmlns:w="http://schemas.openxmlformats.org/wordprocessingml/2006/main" xmlns:w14="http://schemas.microsoft.com/office/word/2010/wordml" xmlns:w15="http://schemas.microsoft.com/office/word/2012/wordml" xmlns:w16cex="http://schemas.microsoft.com/office/word/2018/wordml/cex" xmlns:w16cid="http://schemas.microsoft.com/office/word/2016/wordml/cid" xmlns:w16="http://schemas.microsoft.com/office/word/2018/wordml" xmlns:w16du="http://schemas.microsoft.com/office/word/2023/wordml/word16du" xmlns:w16sdtdh="http://schemas.microsoft.com/office/word/2020/wordml/sdtdatahash" xmlns:w16sdtfl="http://schemas.microsoft.com/office/word/2024/wordml/sdtformatlock" xmlns:w16se="http://schemas.microsoft.com/office/word/2015/wordml/symex" xmlns:wpg="http://schemas.microsoft.com/office/word/2010/wordprocessingGroup" xmlns:wpi="http://schemas.microsoft.com/office/word/2010/wordprocessingInk" xmlns:wne="http://schemas.microsoft.com/office/word/2006/wordml" xmlns:wps="http://schemas.microsoft.com/office/word/2010/wordprocessingShape" mc:Ignorable="w14 w15 w16se w16cid w16 w16cex w16sdtdh w16sdtfl w16du wp14">
+  <w:footnote w:type="separator" w:id="-1">
+    <w:p>
+      <w:pPr>
+        <w:spacing w:after="0" w:line="240" w:lineRule="auto"/>
+      </w:pPr>
+      <w:r>
+        <w:separator/>
+      </w:r>
+    </w:p>
+  </w:footnote>
+  <w:footnote w:type="continuationSeparator" w:id="0">
+    <w:p>
+      <w:pPr>
+        <w:spacing w:after="0" w:line="240" w:lineRule="auto"/>
+      </w:pPr>
+      <w:r>
+        <w:continuationSeparator/>
+      </w:r>
+    </w:p>
+  </w:footnote>
+</w:footnotes>
 </file>
 
 <file path=word/numbering.xml><?xml version="1.0" encoding="utf-8"?>
@@ -21508,7 +31197,7 @@
   <w:style w:type="paragraph" w:default="1" w:styleId="Normal">
     <w:name w:val="Normal"/>
     <w:qFormat/>
-    <w:rsid w:val="00864487"/>
+    <w:rsid w:val="00A82E23"/>
   </w:style>
   <w:style w:type="paragraph" w:styleId="Heading1">
     <w:name w:val="heading 1"/>
@@ -22022,6 +31711,50 @@
       <w:spacing w:val="5"/>
     </w:rPr>
   </w:style>
+  <w:style w:type="paragraph" w:styleId="Header">
+    <w:name w:val="header"/>
+    <w:basedOn w:val="Normal"/>
+    <w:link w:val="HeaderChar"/>
+    <w:uiPriority w:val="99"/>
+    <w:unhideWhenUsed/>
+    <w:rsid w:val="00691719"/>
+    <w:pPr>
+      <w:tabs>
+        <w:tab w:val="center" w:pos="4513"/>
+        <w:tab w:val="right" w:pos="9026"/>
+      </w:tabs>
+      <w:spacing w:after="0" w:line="240" w:lineRule="auto"/>
+    </w:pPr>
+  </w:style>
+  <w:style w:type="character" w:customStyle="1" w:styleId="HeaderChar">
+    <w:name w:val="Header Char"/>
+    <w:basedOn w:val="DefaultParagraphFont"/>
+    <w:link w:val="Header"/>
+    <w:uiPriority w:val="99"/>
+    <w:rsid w:val="00691719"/>
+  </w:style>
+  <w:style w:type="paragraph" w:styleId="Footer">
+    <w:name w:val="footer"/>
+    <w:basedOn w:val="Normal"/>
+    <w:link w:val="FooterChar"/>
+    <w:uiPriority w:val="99"/>
+    <w:unhideWhenUsed/>
+    <w:rsid w:val="00691719"/>
+    <w:pPr>
+      <w:tabs>
+        <w:tab w:val="center" w:pos="4513"/>
+        <w:tab w:val="right" w:pos="9026"/>
+      </w:tabs>
+      <w:spacing w:after="0" w:line="240" w:lineRule="auto"/>
+    </w:pPr>
+  </w:style>
+  <w:style w:type="character" w:customStyle="1" w:styleId="FooterChar">
+    <w:name w:val="Footer Char"/>
+    <w:basedOn w:val="DefaultParagraphFont"/>
+    <w:link w:val="Footer"/>
+    <w:uiPriority w:val="99"/>
+    <w:rsid w:val="00691719"/>
+  </w:style>
 </w:styles>
 </file>
 
